--- a/public/reports/LR10_template.docx
+++ b/public/reports/LR10_template.docx
@@ -7202,7 +7202,7 @@
           <w:szCs w:val="20"/>
           <w:color w:val="000000"/>
         </w:rPr>
-        <w:t>Удалите серые подсказки, проверьте подписи и читаемость доказательств. Сохраните один файл: Фамилия_Группа_МДК0402_ЛР10.docx. Затем прикрепите его к заданию лабораторной работы № 10 в Moodle и убедитесь, что отправка завершена.</w:t>
+        <w:t>Удалите серые подсказки, проверьте подписи и читаемость доказательств. Сохраните один файл: Фамилия_Группа_МДК0402_ЛР10.docx. Затем перейдите в LMS, прикрепите его к заданию лабораторной работы № 10 и убедитесь, что отправка завершена.</w:t>
       </w:r>
     </w:p>
     <w:sectPr>

--- a/public/reports/LR10_template.docx
+++ b/public/reports/LR10_template.docx
@@ -2145,7 +2145,7 @@
                 <w:szCs w:val="19"/>
                 <w:color w:val="1C1C1C"/>
               </w:rPr>
-              <w:t>Компетенции</w:t>
+              <w:t>Максимальный балл</w:t>
             </w:r>
           </w:p>
         </w:tc>
@@ -2168,7 +2168,7 @@
                 <w:szCs w:val="19"/>
                 <w:color w:val="1C1C1C"/>
               </w:rPr>
-              <w:t>ОК 01, ПК 4.3, ПК 4.4</w:t>
+              <w:t>5</w:t>
             </w:r>
           </w:p>
         </w:tc>
@@ -2184,7 +2184,7 @@
           </w:tcPr>
           <w:p>
             <w:pPr>
-              <w:jc w:val="center"/>
+              <w:jc w:val="left"/>
               <w:spacing w:before="0" w:after="0" w:line="240" w:lineRule="auto"/>
               <w:keepLines/>
             </w:pPr>
@@ -2197,7 +2197,7 @@
                 <w:szCs w:val="19"/>
                 <w:color w:val="1C1C1C"/>
               </w:rPr>
-              <w:t>Максимальный балл</w:t>
+              <w:t>Предметная область</w:t>
             </w:r>
           </w:p>
         </w:tc>
@@ -2217,9 +2217,9 @@
                 <w:rFonts w:ascii="Times New Roman" w:hAnsi="Times New Roman" w:eastAsia="Times New Roman" w:cs="Times New Roman"/>
                 <w:sz w:val="19"/>
                 <w:szCs w:val="19"/>
-                <w:color w:val="1C1C1C"/>
-              </w:rPr>
-              <w:t>5</w:t>
+                <w:color w:val="77777F"/>
+              </w:rPr>
+              <w:t>[Укажите сквозной вариант SA01–SA30 и название]</w:t>
             </w:r>
           </w:p>
         </w:tc>

--- a/public/reports/LR10_template.docx
+++ b/public/reports/LR10_template.docx
@@ -6558,8 +6558,8 @@
                 <w:rFonts w:ascii="Times New Roman" w:hAnsi="Times New Roman" w:eastAsia="Times New Roman" w:cs="Times New Roman"/>
                 <w:b/>
                 <w:bCs/>
-                <w:sz w:val="18"/>
-                <w:szCs w:val="18"/>
+                <w:sz w:val="17"/>
+                <w:szCs w:val="17"/>
                 <w:color w:val="FFFFFF"/>
               </w:rPr>
               <w:t>Отметка</w:t>
@@ -6583,11 +6583,11 @@
                 <w:rFonts w:ascii="Times New Roman" w:hAnsi="Times New Roman" w:eastAsia="Times New Roman" w:cs="Times New Roman"/>
                 <w:b/>
                 <w:bCs/>
-                <w:sz w:val="18"/>
-                <w:szCs w:val="18"/>
+                <w:sz w:val="17"/>
+                <w:szCs w:val="17"/>
                 <w:color w:val="FFFFFF"/>
               </w:rPr>
-              <w:t>Контрольный вопрос</w:t>
+              <w:t>Проверяемое утверждение</w:t>
             </w:r>
           </w:p>
         </w:tc>
@@ -6608,8 +6608,8 @@
                 <w:rFonts w:ascii="Times New Roman" w:hAnsi="Times New Roman" w:eastAsia="Times New Roman" w:cs="Times New Roman"/>
                 <w:b/>
                 <w:bCs/>
-                <w:sz w:val="18"/>
-                <w:szCs w:val="18"/>
+                <w:sz w:val="17"/>
+                <w:szCs w:val="17"/>
                 <w:color w:val="FFFFFF"/>
               </w:rPr>
               <w:t>Комментарий</w:t>
@@ -6635,8 +6635,8 @@
             <w:r>
               <w:rPr>
                 <w:rFonts w:ascii="Times New Roman" w:hAnsi="Times New Roman" w:eastAsia="Times New Roman" w:cs="Times New Roman"/>
-                <w:sz w:val="18"/>
-                <w:szCs w:val="18"/>
+                <w:sz w:val="17"/>
+                <w:szCs w:val="17"/>
                 <w:color w:val="1C1C1C"/>
               </w:rPr>
               <w:t>☐</w:t>
@@ -6657,11 +6657,11 @@
             <w:r>
               <w:rPr>
                 <w:rFonts w:ascii="Times New Roman" w:hAnsi="Times New Roman" w:eastAsia="Times New Roman" w:cs="Times New Roman"/>
-                <w:sz w:val="18"/>
-                <w:szCs w:val="18"/>
+                <w:sz w:val="17"/>
+                <w:szCs w:val="17"/>
                 <w:color w:val="1C1C1C"/>
               </w:rPr>
-              <w:t>Все ли R01–R08 сформулированы как возможные события с последствиями?</w:t>
+              <w:t>Все R01–R08 сформулированы как возможные события с последствиями.</w:t>
             </w:r>
           </w:p>
         </w:tc>
@@ -6679,8 +6679,8 @@
             <w:r>
               <w:rPr>
                 <w:rFonts w:ascii="Times New Roman" w:hAnsi="Times New Roman" w:eastAsia="Times New Roman" w:cs="Times New Roman"/>
-                <w:sz w:val="18"/>
-                <w:szCs w:val="18"/>
+                <w:sz w:val="17"/>
+                <w:szCs w:val="17"/>
                 <w:color w:val="77777F"/>
               </w:rPr>
               <w:t>[Примечание при необходимости]</w:t>
@@ -6707,8 +6707,8 @@
             <w:r>
               <w:rPr>
                 <w:rFonts w:ascii="Times New Roman" w:hAnsi="Times New Roman" w:eastAsia="Times New Roman" w:cs="Times New Roman"/>
-                <w:sz w:val="18"/>
-                <w:szCs w:val="18"/>
+                <w:sz w:val="17"/>
+                <w:szCs w:val="17"/>
                 <w:color w:val="1C1C1C"/>
               </w:rPr>
               <w:t>☐</w:t>
@@ -6730,11 +6730,11 @@
             <w:r>
               <w:rPr>
                 <w:rFonts w:ascii="Times New Roman" w:hAnsi="Times New Roman" w:eastAsia="Times New Roman" w:cs="Times New Roman"/>
-                <w:sz w:val="18"/>
-                <w:szCs w:val="18"/>
+                <w:sz w:val="17"/>
+                <w:szCs w:val="17"/>
                 <w:color w:val="1C1C1C"/>
               </w:rPr>
-              <w:t>Есть ли основание для каждой P и I?</w:t>
+              <w:t>Для каждой оценки P и I указано основание из шкалы.</w:t>
             </w:r>
           </w:p>
         </w:tc>
@@ -6753,8 +6753,8 @@
             <w:r>
               <w:rPr>
                 <w:rFonts w:ascii="Times New Roman" w:hAnsi="Times New Roman" w:eastAsia="Times New Roman" w:cs="Times New Roman"/>
-                <w:sz w:val="18"/>
-                <w:szCs w:val="18"/>
+                <w:sz w:val="17"/>
+                <w:szCs w:val="17"/>
                 <w:color w:val="77777F"/>
               </w:rPr>
               <w:t>[Примечание при необходимости]</w:t>
@@ -6780,8 +6780,8 @@
             <w:r>
               <w:rPr>
                 <w:rFonts w:ascii="Times New Roman" w:hAnsi="Times New Roman" w:eastAsia="Times New Roman" w:cs="Times New Roman"/>
-                <w:sz w:val="18"/>
-                <w:szCs w:val="18"/>
+                <w:sz w:val="17"/>
+                <w:szCs w:val="17"/>
                 <w:color w:val="1C1C1C"/>
               </w:rPr>
               <w:t>☐</w:t>
@@ -6802,11 +6802,11 @@
             <w:r>
               <w:rPr>
                 <w:rFonts w:ascii="Times New Roman" w:hAnsi="Times New Roman" w:eastAsia="Times New Roman" w:cs="Times New Roman"/>
-                <w:sz w:val="18"/>
-                <w:szCs w:val="18"/>
+                <w:sz w:val="17"/>
+                <w:szCs w:val="17"/>
                 <w:color w:val="1C1C1C"/>
               </w:rPr>
-              <w:t>Совпадает ли уровень с произведением?</w:t>
+              <w:t>Уровень каждого риска совпадает с произведением P×I.</w:t>
             </w:r>
           </w:p>
         </w:tc>
@@ -6824,8 +6824,8 @@
             <w:r>
               <w:rPr>
                 <w:rFonts w:ascii="Times New Roman" w:hAnsi="Times New Roman" w:eastAsia="Times New Roman" w:cs="Times New Roman"/>
-                <w:sz w:val="18"/>
-                <w:szCs w:val="18"/>
+                <w:sz w:val="17"/>
+                <w:szCs w:val="17"/>
                 <w:color w:val="77777F"/>
               </w:rPr>
               <w:t>[Примечание при необходимости]</w:t>
@@ -6852,8 +6852,8 @@
             <w:r>
               <w:rPr>
                 <w:rFonts w:ascii="Times New Roman" w:hAnsi="Times New Roman" w:eastAsia="Times New Roman" w:cs="Times New Roman"/>
-                <w:sz w:val="18"/>
-                <w:szCs w:val="18"/>
+                <w:sz w:val="17"/>
+                <w:szCs w:val="17"/>
                 <w:color w:val="1C1C1C"/>
               </w:rPr>
               <w:t>☐</w:t>
@@ -6875,11 +6875,11 @@
             <w:r>
               <w:rPr>
                 <w:rFonts w:ascii="Times New Roman" w:hAnsi="Times New Roman" w:eastAsia="Times New Roman" w:cs="Times New Roman"/>
-                <w:sz w:val="18"/>
-                <w:szCs w:val="18"/>
+                <w:sz w:val="17"/>
+                <w:szCs w:val="17"/>
                 <w:color w:val="1C1C1C"/>
               </w:rPr>
-              <w:t>Не превышает ли набор мер 10 единиц?</w:t>
+              <w:t>Суммарная стоимость выбранных мер не превышает 10 единиц.</w:t>
             </w:r>
           </w:p>
         </w:tc>
@@ -6898,8 +6898,8 @@
             <w:r>
               <w:rPr>
                 <w:rFonts w:ascii="Times New Roman" w:hAnsi="Times New Roman" w:eastAsia="Times New Roman" w:cs="Times New Roman"/>
-                <w:sz w:val="18"/>
-                <w:szCs w:val="18"/>
+                <w:sz w:val="17"/>
+                <w:szCs w:val="17"/>
                 <w:color w:val="77777F"/>
               </w:rPr>
               <w:t>[Примечание при необходимости]</w:t>
@@ -6925,8 +6925,8 @@
             <w:r>
               <w:rPr>
                 <w:rFonts w:ascii="Times New Roman" w:hAnsi="Times New Roman" w:eastAsia="Times New Roman" w:cs="Times New Roman"/>
-                <w:sz w:val="18"/>
-                <w:szCs w:val="18"/>
+                <w:sz w:val="17"/>
+                <w:szCs w:val="17"/>
                 <w:color w:val="1C1C1C"/>
               </w:rPr>
               <w:t>☐</w:t>
@@ -6947,11 +6947,11 @@
             <w:r>
               <w:rPr>
                 <w:rFonts w:ascii="Times New Roman" w:hAnsi="Times New Roman" w:eastAsia="Times New Roman" w:cs="Times New Roman"/>
-                <w:sz w:val="18"/>
-                <w:szCs w:val="18"/>
+                <w:sz w:val="17"/>
+                <w:szCs w:val="17"/>
                 <w:color w:val="1C1C1C"/>
               </w:rPr>
-              <w:t>Пересчитаны ли только изменяемые показатели?</w:t>
+              <w:t>Остаточные показатели изменены только там, где это допускает модельный эффект.</w:t>
             </w:r>
           </w:p>
         </w:tc>
@@ -6969,8 +6969,8 @@
             <w:r>
               <w:rPr>
                 <w:rFonts w:ascii="Times New Roman" w:hAnsi="Times New Roman" w:eastAsia="Times New Roman" w:cs="Times New Roman"/>
-                <w:sz w:val="18"/>
-                <w:szCs w:val="18"/>
+                <w:sz w:val="17"/>
+                <w:szCs w:val="17"/>
                 <w:color w:val="77777F"/>
               </w:rPr>
               <w:t>[Примечание при необходимости]</w:t>
@@ -6997,8 +6997,8 @@
             <w:r>
               <w:rPr>
                 <w:rFonts w:ascii="Times New Roman" w:hAnsi="Times New Roman" w:eastAsia="Times New Roman" w:cs="Times New Roman"/>
-                <w:sz w:val="18"/>
-                <w:szCs w:val="18"/>
+                <w:sz w:val="17"/>
+                <w:szCs w:val="17"/>
                 <w:color w:val="1C1C1C"/>
               </w:rPr>
               <w:t>☐</w:t>
@@ -7020,11 +7020,11 @@
             <w:r>
               <w:rPr>
                 <w:rFonts w:ascii="Times New Roman" w:hAnsi="Times New Roman" w:eastAsia="Times New Roman" w:cs="Times New Roman"/>
-                <w:sz w:val="18"/>
-                <w:szCs w:val="18"/>
+                <w:sz w:val="17"/>
+                <w:szCs w:val="17"/>
                 <w:color w:val="1C1C1C"/>
               </w:rPr>
-              <w:t>У каждого риска есть триггер, реакция и роль?</w:t>
+              <w:t>У каждого риска есть измеримый триггер, реакция и ответственная роль.</w:t>
             </w:r>
           </w:p>
         </w:tc>
@@ -7043,8 +7043,8 @@
             <w:r>
               <w:rPr>
                 <w:rFonts w:ascii="Times New Roman" w:hAnsi="Times New Roman" w:eastAsia="Times New Roman" w:cs="Times New Roman"/>
-                <w:sz w:val="18"/>
-                <w:szCs w:val="18"/>
+                <w:sz w:val="17"/>
+                <w:szCs w:val="17"/>
                 <w:color w:val="77777F"/>
               </w:rPr>
               <w:t>[Примечание при необходимости]</w:t>
@@ -7070,8 +7070,8 @@
             <w:r>
               <w:rPr>
                 <w:rFonts w:ascii="Times New Roman" w:hAnsi="Times New Roman" w:eastAsia="Times New Roman" w:cs="Times New Roman"/>
-                <w:sz w:val="18"/>
-                <w:szCs w:val="18"/>
+                <w:sz w:val="17"/>
+                <w:szCs w:val="17"/>
                 <w:color w:val="1C1C1C"/>
               </w:rPr>
               <w:t>☐</w:t>
@@ -7092,11 +7092,11 @@
             <w:r>
               <w:rPr>
                 <w:rFonts w:ascii="Times New Roman" w:hAnsi="Times New Roman" w:eastAsia="Times New Roman" w:cs="Times New Roman"/>
-                <w:sz w:val="18"/>
-                <w:szCs w:val="18"/>
+                <w:sz w:val="17"/>
+                <w:szCs w:val="17"/>
                 <w:color w:val="1C1C1C"/>
               </w:rPr>
-              <w:t>Назван ли принятый остаточный риск?</w:t>
+              <w:t>Принятый остаточный риск назван явно.</w:t>
             </w:r>
           </w:p>
         </w:tc>
@@ -7114,8 +7114,8 @@
             <w:r>
               <w:rPr>
                 <w:rFonts w:ascii="Times New Roman" w:hAnsi="Times New Roman" w:eastAsia="Times New Roman" w:cs="Times New Roman"/>
-                <w:sz w:val="18"/>
-                <w:szCs w:val="18"/>
+                <w:sz w:val="17"/>
+                <w:szCs w:val="17"/>
                 <w:color w:val="77777F"/>
               </w:rPr>
               <w:t>[Примечание при необходимости]</w:t>
@@ -7163,12 +7163,6 @@
           <w:color w:val="77777F"/>
         </w:rPr>
         <w:t>[Сформулируйте профессиональный вывод: что установлено, соответствует ли результат требованию, какое решение принято и на каких доказательствах оно основано. Не пересказывайте теорию.]</w:t>
-      </w:r>
-      <w:r>
-        <w:br/>
-      </w:r>
-      <w:r>
-        <w:br/>
       </w:r>
       <w:r>
         <w:br/>

--- a/public/reports/LR10_template.docx
+++ b/public/reports/LR10_template.docx
@@ -10,14 +10,18 @@
         <w:rPr>
           <w:noProof/>
           <w:lang w:eastAsia="ru-RU"/>
+          <w:rFonts w:ascii="Times New Roman" w:hAnsi="Times New Roman" w:eastAsia="Times New Roman" w:cs="Times New Roman"/>
+          <w:sz w:val="24"/>
+          <w:szCs w:val="24"/>
+          <w:color w:val="000000"/>
         </w:rPr>
         <mc:AlternateContent>
           <mc:Choice Requires="wpg">
             <w:drawing>
-              <wp:inline distT="0" distB="0" distL="0" distR="0" wp14:anchorId="3949C3CE" wp14:editId="5DE9960B">
+              <wp:inline distT="0" distB="0" distL="0" distR="0" wp14:anchorId="6DAEDCFC" wp14:editId="68609C44">
                 <wp:extent cx="7574280" cy="914400"/>
                 <wp:effectExtent l="0" t="0" r="7620" b="0"/>
-                <wp:docPr id="1" name="Рисунок 1" descr="Логотип Университета Синергия" title="Фирменный знак"/>
+                <wp:docPr id="1" name="Рисунок 1"/>
                 <wp:cNvGraphicFramePr>
                   <a:graphicFrameLocks xmlns:a="http://schemas.openxmlformats.org/drawingml/2006/main" noChangeAspect="1"/>
                 </wp:cNvGraphicFramePr>
@@ -25,13 +29,13 @@
                   <a:graphicData uri="http://schemas.openxmlformats.org/drawingml/2006/picture">
                     <pic:pic xmlns:pic="http://schemas.openxmlformats.org/drawingml/2006/picture">
                       <pic:nvPicPr>
-                        <pic:cNvPr id="0" name="Рисунок 1" descr="Фирменный знак учебного практикума" title="Фирменный знак"/>
+                        <pic:cNvPr id="0" name="Рисунок 1"/>
                         <pic:cNvPicPr>
                           <a:picLocks noChangeAspect="1"/>
                         </pic:cNvPicPr>
                       </pic:nvPicPr>
                       <pic:blipFill>
-                        <a:blip r:embed="rId6"/>
+                        <a:blip r:embed="rId7"/>
                         <a:stretch/>
                       </pic:blipFill>
                       <pic:spPr bwMode="auto">
@@ -91,20 +95,20 @@
           <w:b/>
           <w:bCs/>
           <w:color w:val="000000"/>
-          <w:sz w:val="26"/>
-          <w:szCs w:val="26"/>
+          <w:sz w:val="24"/>
+          <w:szCs w:val="24"/>
         </w:rPr>
       </w:pPr>
       <w:r>
         <w:rPr>
-          <w:rFonts w:ascii="TimesNewRomanPS-BoldMT" w:hAnsi="TimesNewRomanPS-BoldMT"/>
           <w:b/>
           <w:bCs/>
+          <w:rFonts w:ascii="Times New Roman" w:hAnsi="Times New Roman" w:eastAsia="Times New Roman" w:cs="Times New Roman"/>
+          <w:sz w:val="24"/>
+          <w:szCs w:val="24"/>
           <w:color w:val="000000"/>
-          <w:sz w:val="26"/>
-          <w:szCs w:val="26"/>
         </w:rPr>
-        <w:t xml:space="preserve">АВТОНОМНАЯ НЕКОММЕРЧЕСКАЯ ОРГАНИЗАЦИЯ</w:t>
+        <w:t>АВТОНОМНАЯ НЕКОММЕРЧЕСКАЯ ОРГАНИЗАЦИЯ</w:t>
       </w:r>
     </w:p>
     <w:p>
@@ -117,18 +121,18 @@
           <w:b/>
           <w:bCs/>
           <w:color w:val="000000"/>
-          <w:sz w:val="26"/>
-          <w:szCs w:val="26"/>
+          <w:sz w:val="24"/>
+          <w:szCs w:val="24"/>
         </w:rPr>
       </w:pPr>
       <w:r>
         <w:rPr>
-          <w:rFonts w:ascii="TimesNewRomanPS-BoldMT" w:hAnsi="TimesNewRomanPS-BoldMT"/>
           <w:b/>
           <w:bCs/>
+          <w:rFonts w:ascii="Times New Roman" w:hAnsi="Times New Roman" w:eastAsia="Times New Roman" w:cs="Times New Roman"/>
+          <w:sz w:val="24"/>
+          <w:szCs w:val="24"/>
           <w:color w:val="000000"/>
-          <w:sz w:val="26"/>
-          <w:szCs w:val="26"/>
         </w:rPr>
         <w:t xml:space="preserve"> ВЫСШЕГО ОБРАЗОВАНИЯ</w:t>
       </w:r>
@@ -143,18 +147,18 @@
           <w:b/>
           <w:bCs/>
           <w:color w:val="000000"/>
-          <w:sz w:val="26"/>
-          <w:szCs w:val="26"/>
+          <w:sz w:val="24"/>
+          <w:szCs w:val="24"/>
         </w:rPr>
       </w:pPr>
       <w:r>
         <w:rPr>
-          <w:rFonts w:ascii="TimesNewRomanPS-BoldMT" w:hAnsi="TimesNewRomanPS-BoldMT"/>
           <w:b/>
           <w:bCs/>
+          <w:rFonts w:ascii="Times New Roman" w:hAnsi="Times New Roman" w:eastAsia="Times New Roman" w:cs="Times New Roman"/>
+          <w:sz w:val="24"/>
+          <w:szCs w:val="24"/>
           <w:color w:val="000000"/>
-          <w:sz w:val="26"/>
-          <w:szCs w:val="26"/>
         </w:rPr>
         <w:t xml:space="preserve">«МОСКОВСКИЙ УНИВЕРСИТЕТ «СИНЕРГИЯ» </w:t>
       </w:r>
@@ -183,18 +187,18 @@
               <w:rPr>
                 <w:rFonts w:ascii="TimesNewRomanPS-BoldMT" w:hAnsi="TimesNewRomanPS-BoldMT"/>
                 <w:color w:val="000000"/>
-                <w:sz w:val="28"/>
-                <w:szCs w:val="28"/>
+                <w:sz w:val="24"/>
+                <w:szCs w:val="24"/>
               </w:rPr>
             </w:pPr>
             <w:r>
               <w:rPr>
-                <w:rFonts w:ascii="TimesNewRomanPS-BoldMT" w:hAnsi="TimesNewRomanPS-BoldMT"/>
                 <w:b/>
                 <w:bCs/>
+                <w:rFonts w:ascii="Times New Roman" w:hAnsi="Times New Roman" w:eastAsia="Times New Roman" w:cs="Times New Roman"/>
+                <w:sz w:val="24"/>
+                <w:szCs w:val="24"/>
                 <w:color w:val="000000"/>
-                <w:sz w:val="28"/>
-                <w:szCs w:val="28"/>
               </w:rPr>
               <w:t>Факультет/Институт</w:t>
             </w:r>
@@ -213,8 +217,8 @@
               <w:rPr>
                 <w:rFonts w:ascii="TimesNewRomanPS-BoldMT" w:hAnsi="TimesNewRomanPS-BoldMT"/>
                 <w:color w:val="000000"/>
-                <w:sz w:val="28"/>
-                <w:szCs w:val="28"/>
+                <w:sz w:val="24"/>
+                <w:szCs w:val="24"/>
               </w:rPr>
             </w:pPr>
           </w:p>
@@ -233,20 +237,19 @@
               <w:ind w:right="-1"/>
               <w:jc w:val="center"/>
               <w:rPr>
-                <w:rFonts w:ascii="Times New Roman" w:hAnsi="Times New Roman"/>
                 <w:color w:val="000000"/>
-                <w:sz w:val="28"/>
-                <w:szCs w:val="28"/>
+                <w:sz w:val="24"/>
+                <w:szCs w:val="24"/>
               </w:rPr>
             </w:pPr>
             <w:r>
               <w:rPr>
-                <w:rFonts w:ascii="Times New Roman" w:hAnsi="Times New Roman"/>
+                <w:rFonts w:ascii="Times New Roman" w:hAnsi="Times New Roman" w:eastAsia="Times New Roman" w:cs="Times New Roman"/>
+                <w:sz w:val="24"/>
+                <w:szCs w:val="24"/>
                 <w:color w:val="000000"/>
-                <w:sz w:val="28"/>
-                <w:szCs w:val="28"/>
               </w:rPr>
-              <w:t>Информационных технологий</w:t>
+              <w:t>[Название факультета]</w:t>
             </w:r>
           </w:p>
         </w:tc>
@@ -267,8 +270,8 @@
                 <w:b/>
                 <w:bCs/>
                 <w:color w:val="000000"/>
-                <w:sz w:val="28"/>
-                <w:szCs w:val="28"/>
+                <w:sz w:val="24"/>
+                <w:szCs w:val="24"/>
               </w:rPr>
             </w:pPr>
           </w:p>
@@ -286,8 +289,8 @@
               <w:rPr>
                 <w:rFonts w:ascii="TimesNewRomanPS-BoldMT" w:hAnsi="TimesNewRomanPS-BoldMT"/>
                 <w:color w:val="000000"/>
-                <w:sz w:val="28"/>
-                <w:szCs w:val="28"/>
+                <w:sz w:val="24"/>
+                <w:szCs w:val="24"/>
               </w:rPr>
             </w:pPr>
           </w:p>
@@ -308,16 +311,16 @@
               <w:rPr>
                 <w:rFonts w:ascii="TimesNewRomanPS-BoldMT" w:hAnsi="TimesNewRomanPS-BoldMT"/>
                 <w:color w:val="000000"/>
-                <w:sz w:val="28"/>
-                <w:szCs w:val="28"/>
+                <w:sz w:val="24"/>
+                <w:szCs w:val="24"/>
               </w:rPr>
             </w:pPr>
             <w:r>
               <w:rPr>
-                <w:rFonts w:ascii="TimesNewRomanPSMT" w:hAnsi="TimesNewRomanPSMT"/>
+                <w:rFonts w:ascii="Times New Roman" w:hAnsi="Times New Roman" w:eastAsia="Times New Roman" w:cs="Times New Roman"/>
+                <w:sz w:val="24"/>
+                <w:szCs w:val="24"/>
                 <w:color w:val="000000"/>
-                <w:sz w:val="18"/>
-                <w:szCs w:val="18"/>
               </w:rPr>
               <w:t>(наименование факультета/ Института)</w:t>
             </w:r>
@@ -339,15 +342,17 @@
                 <w:b/>
                 <w:bCs/>
                 <w:color w:val="000000"/>
-                <w:sz w:val="28"/>
-                <w:szCs w:val="28"/>
+                <w:sz w:val="24"/>
+                <w:szCs w:val="24"/>
               </w:rPr>
             </w:pPr>
             <w:r>
               <w:rPr>
-                <w:rFonts w:ascii="TimesNewRomanPS-BoldMT" w:hAnsi="TimesNewRomanPS-BoldMT"/>
                 <w:b/>
                 <w:bCs/>
+                <w:rFonts w:ascii="Times New Roman" w:hAnsi="Times New Roman" w:eastAsia="Times New Roman" w:cs="Times New Roman"/>
+                <w:sz w:val="24"/>
+                <w:szCs w:val="24"/>
                 <w:color w:val="000000"/>
               </w:rPr>
               <w:t xml:space="preserve">Направление/специальность </w:t>
@@ -366,8 +371,8 @@
               <w:rPr>
                 <w:rFonts w:ascii="TimesNewRomanPS-BoldMT" w:hAnsi="TimesNewRomanPS-BoldMT"/>
                 <w:color w:val="000000"/>
-                <w:sz w:val="28"/>
-                <w:szCs w:val="28"/>
+                <w:sz w:val="24"/>
+                <w:szCs w:val="24"/>
               </w:rPr>
             </w:pPr>
           </w:p>
@@ -387,26 +392,29 @@
               <w:jc w:val="both"/>
               <w:rPr>
                 <w:spacing w:val="-16"/>
-                <w:sz w:val="26"/>
-                <w:szCs w:val="26"/>
+                <w:sz w:val="24"/>
+                <w:szCs w:val="24"/>
               </w:rPr>
             </w:pPr>
             <w:r>
               <w:rPr>
+                <w:spacing w:val="-16"/>
+                <w:rFonts w:ascii="Times New Roman" w:hAnsi="Times New Roman" w:eastAsia="Times New Roman" w:cs="Times New Roman"/>
+                <w:sz w:val="24"/>
+                <w:szCs w:val="24"/>
                 <w:color w:val="000000"/>
-                <w:spacing w:val="-16"/>
-                <w:sz w:val="26"/>
-                <w:szCs w:val="26"/>
               </w:rPr>
-              <w:t xml:space="preserve">09.02.07 </w:t>
+              <w:t xml:space="preserve">09.02.07 Информационные системы и программирование</w:t>
             </w:r>
             <w:r>
               <w:rPr>
                 <w:spacing w:val="-16"/>
-                <w:sz w:val="26"/>
-                <w:szCs w:val="26"/>
+                <w:rFonts w:ascii="Times New Roman" w:hAnsi="Times New Roman" w:eastAsia="Times New Roman" w:cs="Times New Roman"/>
+                <w:sz w:val="24"/>
+                <w:szCs w:val="24"/>
+                <w:color w:val="000000"/>
               </w:rPr>
-              <w:t>Информационные системы и программирование</w:t>
+              <w:t/>
             </w:r>
           </w:p>
         </w:tc>
@@ -427,15 +435,17 @@
                 <w:b/>
                 <w:bCs/>
                 <w:color w:val="000000"/>
-                <w:sz w:val="28"/>
-                <w:szCs w:val="28"/>
+                <w:sz w:val="24"/>
+                <w:szCs w:val="24"/>
               </w:rPr>
             </w:pPr>
             <w:r>
               <w:rPr>
-                <w:rFonts w:ascii="TimesNewRomanPS-BoldMT" w:hAnsi="TimesNewRomanPS-BoldMT"/>
                 <w:b/>
                 <w:bCs/>
+                <w:rFonts w:ascii="Times New Roman" w:hAnsi="Times New Roman" w:eastAsia="Times New Roman" w:cs="Times New Roman"/>
+                <w:sz w:val="24"/>
+                <w:szCs w:val="24"/>
                 <w:color w:val="000000"/>
               </w:rPr>
               <w:t>подготовки:</w:t>
@@ -455,8 +465,8 @@
               <w:rPr>
                 <w:rFonts w:ascii="TimesNewRomanPS-BoldMT" w:hAnsi="TimesNewRomanPS-BoldMT"/>
                 <w:color w:val="000000"/>
-                <w:sz w:val="28"/>
-                <w:szCs w:val="28"/>
+                <w:sz w:val="24"/>
+                <w:szCs w:val="24"/>
               </w:rPr>
             </w:pPr>
           </w:p>
@@ -474,16 +484,16 @@
               <w:rPr>
                 <w:rFonts w:ascii="TimesNewRomanPSMT" w:hAnsi="TimesNewRomanPSMT"/>
                 <w:color w:val="000000"/>
-                <w:sz w:val="18"/>
-                <w:szCs w:val="18"/>
+                <w:sz w:val="24"/>
+                <w:szCs w:val="24"/>
               </w:rPr>
             </w:pPr>
             <w:r>
               <w:rPr>
-                <w:rFonts w:ascii="TimesNewRomanPSMT" w:hAnsi="TimesNewRomanPSMT"/>
+                <w:rFonts w:ascii="Times New Roman" w:hAnsi="Times New Roman" w:eastAsia="Times New Roman" w:cs="Times New Roman"/>
+                <w:sz w:val="24"/>
+                <w:szCs w:val="24"/>
                 <w:color w:val="000000"/>
-                <w:sz w:val="18"/>
-                <w:szCs w:val="18"/>
               </w:rPr>
               <w:t>(код и наименование направления /специальности подготовки)</w:t>
             </w:r>
@@ -505,27 +515,29 @@
                 <w:b/>
                 <w:bCs/>
                 <w:color w:val="000000"/>
-                <w:sz w:val="28"/>
-                <w:szCs w:val="28"/>
+                <w:sz w:val="24"/>
+                <w:szCs w:val="24"/>
               </w:rPr>
             </w:pPr>
             <w:r>
               <w:rPr>
-                <w:rFonts w:ascii="TimesNewRomanPS-BoldMT" w:hAnsi="TimesNewRomanPS-BoldMT"/>
                 <w:b/>
                 <w:bCs/>
+                <w:rFonts w:ascii="Times New Roman" w:hAnsi="Times New Roman" w:eastAsia="Times New Roman" w:cs="Times New Roman"/>
+                <w:sz w:val="24"/>
+                <w:szCs w:val="24"/>
                 <w:color w:val="000000"/>
               </w:rPr>
               <w:t>Форма обучения</w:t>
             </w:r>
             <w:r>
               <w:rPr>
-                <w:rFonts w:ascii="TimesNewRomanPS-BoldMT" w:hAnsi="TimesNewRomanPS-BoldMT"/>
                 <w:b/>
                 <w:bCs/>
+                <w:rFonts w:ascii="Times New Roman" w:hAnsi="Times New Roman" w:eastAsia="Times New Roman" w:cs="Times New Roman"/>
+                <w:sz w:val="24"/>
+                <w:szCs w:val="24"/>
                 <w:color w:val="000000"/>
-                <w:sz w:val="28"/>
-                <w:szCs w:val="28"/>
               </w:rPr>
               <w:t>:</w:t>
             </w:r>
@@ -543,8 +555,8 @@
               <w:rPr>
                 <w:rFonts w:ascii="TimesNewRomanPS-BoldMT" w:hAnsi="TimesNewRomanPS-BoldMT"/>
                 <w:color w:val="000000"/>
-                <w:sz w:val="28"/>
-                <w:szCs w:val="28"/>
+                <w:sz w:val="24"/>
+                <w:szCs w:val="24"/>
               </w:rPr>
             </w:pPr>
           </w:p>
@@ -570,12 +582,12 @@
             </w:pPr>
             <w:r>
               <w:rPr>
-                <w:rFonts w:ascii="TimesNewRomanPSMT" w:hAnsi="TimesNewRomanPSMT"/>
-                <w:color w:val="000000"/>
+                <w:rFonts w:ascii="Times New Roman" w:hAnsi="Times New Roman" w:eastAsia="Times New Roman" w:cs="Times New Roman"/>
                 <w:sz w:val="24"/>
                 <w:szCs w:val="24"/>
+                <w:color w:val="000000"/>
               </w:rPr>
-              <w:t>очная</w:t>
+              <w:t>[Форма обучения]</w:t>
             </w:r>
           </w:p>
         </w:tc>
@@ -596,8 +608,8 @@
                 <w:b/>
                 <w:bCs/>
                 <w:color w:val="000000"/>
-                <w:sz w:val="28"/>
-                <w:szCs w:val="28"/>
+                <w:sz w:val="24"/>
+                <w:szCs w:val="24"/>
               </w:rPr>
             </w:pPr>
           </w:p>
@@ -615,8 +627,8 @@
               <w:rPr>
                 <w:rFonts w:ascii="TimesNewRomanPS-BoldMT" w:hAnsi="TimesNewRomanPS-BoldMT"/>
                 <w:color w:val="000000"/>
-                <w:sz w:val="28"/>
-                <w:szCs w:val="28"/>
+                <w:sz w:val="24"/>
+                <w:szCs w:val="24"/>
               </w:rPr>
             </w:pPr>
           </w:p>
@@ -634,16 +646,16 @@
               <w:rPr>
                 <w:rFonts w:ascii="TimesNewRomanPSMT" w:hAnsi="TimesNewRomanPSMT"/>
                 <w:color w:val="000000"/>
-                <w:sz w:val="18"/>
-                <w:szCs w:val="18"/>
+                <w:sz w:val="24"/>
+                <w:szCs w:val="24"/>
               </w:rPr>
             </w:pPr>
             <w:r>
               <w:rPr>
-                <w:rFonts w:ascii="TimesNewRomanPSMT" w:hAnsi="TimesNewRomanPSMT"/>
+                <w:rFonts w:ascii="Times New Roman" w:hAnsi="Times New Roman" w:eastAsia="Times New Roman" w:cs="Times New Roman"/>
+                <w:sz w:val="24"/>
+                <w:szCs w:val="24"/>
                 <w:color w:val="000000"/>
-                <w:sz w:val="18"/>
-                <w:szCs w:val="18"/>
               </w:rPr>
               <w:t>(очная, очно-заочная, заочная)</w:t>
             </w:r>
@@ -658,18 +670,17 @@
         <w:rPr>
           <w:rFonts w:ascii="TimesNewRomanPS-BoldMT" w:hAnsi="TimesNewRomanPS-BoldMT"/>
           <w:color w:val="FFFFFF"/>
-          <w:sz w:val="28"/>
-          <w:szCs w:val="28"/>
+          <w:sz w:val="24"/>
+          <w:szCs w:val="24"/>
         </w:rPr>
       </w:pPr>
       <w:r>
         <w:rPr>
-          <w:rFonts w:ascii="TimesNewRomanPS-BoldMT" w:hAnsi="TimesNewRomanPS-BoldMT"/>
-          <w:color w:val="FFFFFF"/>
-          <w:sz w:val="28"/>
-          <w:szCs w:val="28"/>
+          <w:rFonts w:ascii="Times New Roman" w:hAnsi="Times New Roman" w:eastAsia="Times New Roman" w:cs="Times New Roman"/>
+          <w:sz w:val="24"/>
+          <w:szCs w:val="24"/>
+          <w:color w:val="000000"/>
         </w:rPr>
-        <w:t>.</w:t>
       </w:r>
     </w:p>
     <w:p>
@@ -681,48 +692,59 @@
           <w:b/>
           <w:bCs/>
           <w:color w:val="000000"/>
-          <w:sz w:val="28"/>
-          <w:szCs w:val="28"/>
+          <w:sz w:val="24"/>
+          <w:szCs w:val="24"/>
         </w:rPr>
       </w:pPr>
       <w:r>
         <w:rPr>
-          <w:rFonts w:ascii="TimesNewRomanPS-BoldMT" w:hAnsi="TimesNewRomanPS-BoldMT"/>
-          <w:color w:val="FFFFFF"/>
-          <w:sz w:val="28"/>
-          <w:szCs w:val="28"/>
+          <w:rFonts w:ascii="Times New Roman" w:hAnsi="Times New Roman" w:eastAsia="Times New Roman" w:cs="Times New Roman"/>
+          <w:sz w:val="24"/>
+          <w:szCs w:val="24"/>
+          <w:color w:val="000000"/>
         </w:rPr>
         <w:br/>
       </w:r>
       <w:r>
         <w:rPr>
-          <w:rFonts w:ascii="TimesNewRomanPSMT" w:hAnsi="TimesNewRomanPSMT"/>
+          <w:rFonts w:ascii="Times New Roman" w:hAnsi="Times New Roman" w:eastAsia="Times New Roman" w:cs="Times New Roman"/>
+          <w:sz w:val="24"/>
+          <w:szCs w:val="24"/>
           <w:color w:val="000000"/>
-          <w:sz w:val="18"/>
-          <w:szCs w:val="18"/>
         </w:rPr>
         <w:br/>
       </w:r>
       <w:r>
         <w:rPr>
-          <w:rFonts w:ascii="TimesNewRomanPS-BoldMT" w:hAnsi="TimesNewRomanPS-BoldMT"/>
           <w:b/>
           <w:bCs/>
+          <w:rFonts w:ascii="Times New Roman" w:hAnsi="Times New Roman" w:eastAsia="Times New Roman" w:cs="Times New Roman"/>
+          <w:sz w:val="24"/>
+          <w:szCs w:val="24"/>
           <w:color w:val="000000"/>
-          <w:sz w:val="28"/>
-          <w:szCs w:val="28"/>
         </w:rPr>
-        <w:t xml:space="preserve">Отчёт по лабораторной работе № 10</w:t>
+        <w:t>Отчёт по лабораторной работе № 10</w:t>
       </w:r>
       <w:r>
         <w:rPr>
-          <w:rFonts w:ascii="TimesNewRomanPS-BoldMT" w:hAnsi="TimesNewRomanPS-BoldMT"/>
           <w:b/>
           <w:bCs/>
-          <w:sz w:val="28"/>
-          <w:szCs w:val="28"/>
+          <w:rFonts w:ascii="Times New Roman" w:hAnsi="Times New Roman" w:eastAsia="Times New Roman" w:cs="Times New Roman"/>
+          <w:sz w:val="24"/>
+          <w:szCs w:val="24"/>
+          <w:color w:val="000000"/>
         </w:rPr>
         <w:t xml:space="preserve"/>
+      </w:r>
+      <w:r>
+        <w:rPr>
+          <w:b/>
+          <w:rFonts w:ascii="Times New Roman" w:hAnsi="Times New Roman" w:eastAsia="Times New Roman" w:cs="Times New Roman"/>
+          <w:sz w:val="24"/>
+          <w:szCs w:val="24"/>
+          <w:color w:val="000000"/>
+        </w:rPr>
+        <w:t/>
       </w:r>
     </w:p>
     <w:tbl>
@@ -755,18 +777,18 @@
                 <w:b/>
                 <w:bCs/>
                 <w:color w:val="000000"/>
-                <w:sz w:val="28"/>
-                <w:szCs w:val="28"/>
+                <w:sz w:val="24"/>
+                <w:szCs w:val="24"/>
               </w:rPr>
             </w:pPr>
             <w:r>
               <w:rPr>
-                <w:rFonts w:ascii="TimesNewRomanPS-BoldMT" w:hAnsi="TimesNewRomanPS-BoldMT"/>
                 <w:b/>
                 <w:bCs/>
+                <w:rFonts w:ascii="Times New Roman" w:hAnsi="Times New Roman" w:eastAsia="Times New Roman" w:cs="Times New Roman"/>
+                <w:sz w:val="24"/>
+                <w:szCs w:val="24"/>
                 <w:color w:val="000000"/>
-                <w:sz w:val="28"/>
-                <w:szCs w:val="28"/>
               </w:rPr>
               <w:t>на тему</w:t>
             </w:r>
@@ -784,8 +806,8 @@
               <w:rPr>
                 <w:rFonts w:ascii="TimesNewRomanPS-BoldMT" w:hAnsi="TimesNewRomanPS-BoldMT"/>
                 <w:color w:val="000000"/>
-                <w:sz w:val="28"/>
-                <w:szCs w:val="28"/>
+                <w:sz w:val="24"/>
+                <w:szCs w:val="24"/>
               </w:rPr>
             </w:pPr>
           </w:p>
@@ -801,15 +823,18 @@
           </w:tcPr>
           <w:p>
             <w:pPr>
+              <w:spacing w:after="0" w:line="240" w:lineRule="auto"/>
               <w:jc w:val="center"/>
-              <w:spacing w:before="0" w:after="0" w:line="240" w:lineRule="auto"/>
-              <w:keepLines/>
+              <w:rPr>
+                <w:sz w:val="24"/>
+                <w:szCs w:val="24"/>
+              </w:rPr>
             </w:pPr>
             <w:r>
               <w:rPr>
                 <w:rFonts w:ascii="Times New Roman" w:hAnsi="Times New Roman" w:eastAsia="Times New Roman" w:cs="Times New Roman"/>
-                <w:sz w:val="22"/>
-                <w:szCs w:val="22"/>
+                <w:sz w:val="24"/>
+                <w:szCs w:val="24"/>
                 <w:color w:val="000000"/>
               </w:rPr>
               <w:t>Составление реестра рисков эксплуатации с мерами реагирования</w:t>
@@ -834,8 +859,8 @@
                 <w:b/>
                 <w:bCs/>
                 <w:color w:val="000000"/>
-                <w:sz w:val="28"/>
-                <w:szCs w:val="28"/>
+                <w:sz w:val="24"/>
+                <w:szCs w:val="24"/>
               </w:rPr>
             </w:pPr>
           </w:p>
@@ -853,8 +878,8 @@
               <w:rPr>
                 <w:rFonts w:ascii="TimesNewRomanPS-BoldMT" w:hAnsi="TimesNewRomanPS-BoldMT"/>
                 <w:color w:val="000000"/>
-                <w:sz w:val="28"/>
-                <w:szCs w:val="28"/>
+                <w:sz w:val="24"/>
+                <w:szCs w:val="24"/>
               </w:rPr>
             </w:pPr>
           </w:p>
@@ -872,18 +897,17 @@
               <w:spacing w:after="0" w:line="240" w:lineRule="auto"/>
               <w:ind w:right="-1"/>
               <w:rPr>
-                <w:rFonts w:ascii="Times New Roman" w:hAnsi="Times New Roman"/>
                 <w:color w:val="000000"/>
-                <w:sz w:val="28"/>
-                <w:szCs w:val="28"/>
+                <w:sz w:val="24"/>
+                <w:szCs w:val="24"/>
               </w:rPr>
             </w:pPr>
             <w:r>
               <w:rPr>
-                <w:rFonts w:ascii="Times New Roman" w:hAnsi="Times New Roman"/>
+                <w:rFonts w:ascii="Times New Roman" w:hAnsi="Times New Roman" w:eastAsia="Times New Roman" w:cs="Times New Roman"/>
+                <w:sz w:val="24"/>
+                <w:szCs w:val="24"/>
                 <w:color w:val="000000"/>
-                <w:sz w:val="28"/>
-                <w:szCs w:val="28"/>
               </w:rPr>
               <w:t>(наименование темы)</w:t>
             </w:r>
@@ -909,8 +933,8 @@
                 <w:b/>
                 <w:bCs/>
                 <w:color w:val="000000"/>
-                <w:sz w:val="28"/>
-                <w:szCs w:val="28"/>
+                <w:sz w:val="24"/>
+                <w:szCs w:val="24"/>
               </w:rPr>
             </w:pPr>
           </w:p>
@@ -932,8 +956,8 @@
               <w:rPr>
                 <w:rFonts w:ascii="TimesNewRomanPS-BoldMT" w:hAnsi="TimesNewRomanPS-BoldMT"/>
                 <w:color w:val="000000"/>
-                <w:sz w:val="28"/>
-                <w:szCs w:val="28"/>
+                <w:sz w:val="24"/>
+                <w:szCs w:val="24"/>
               </w:rPr>
             </w:pPr>
           </w:p>
@@ -953,12 +977,21 @@
               <w:ind w:right="-1"/>
               <w:jc w:val="center"/>
               <w:rPr>
-                <w:rFonts w:ascii="Times New Roman" w:hAnsi="Times New Roman"/>
                 <w:color w:val="FF0000"/>
-                <w:sz w:val="28"/>
-                <w:szCs w:val="28"/>
+                <w:sz w:val="24"/>
+                <w:szCs w:val="24"/>
               </w:rPr>
             </w:pPr>
+            <w:r>
+              <w:rPr>
+                <w:b/>
+                <w:rFonts w:ascii="Times New Roman" w:hAnsi="Times New Roman" w:eastAsia="Times New Roman" w:cs="Times New Roman"/>
+                <w:sz w:val="24"/>
+                <w:szCs w:val="24"/>
+                <w:color w:val="000000"/>
+              </w:rPr>
+              <w:t>4 курс · 7 семестр · ЛР10</w:t>
+            </w:r>
           </w:p>
         </w:tc>
       </w:tr>
@@ -994,8 +1027,8 @@
                 <w:b/>
                 <w:bCs/>
                 <w:color w:val="000000"/>
-                <w:sz w:val="28"/>
-                <w:szCs w:val="28"/>
+                <w:sz w:val="24"/>
+                <w:szCs w:val="24"/>
               </w:rPr>
             </w:pPr>
           </w:p>
@@ -1008,18 +1041,18 @@
                 <w:b/>
                 <w:bCs/>
                 <w:color w:val="000000"/>
-                <w:sz w:val="28"/>
-                <w:szCs w:val="28"/>
+                <w:sz w:val="24"/>
+                <w:szCs w:val="24"/>
               </w:rPr>
             </w:pPr>
             <w:r>
               <w:rPr>
-                <w:rFonts w:ascii="TimesNewRomanPS-BoldMT" w:hAnsi="TimesNewRomanPS-BoldMT"/>
                 <w:b/>
                 <w:bCs/>
+                <w:rFonts w:ascii="Times New Roman" w:hAnsi="Times New Roman" w:eastAsia="Times New Roman" w:cs="Times New Roman"/>
+                <w:sz w:val="24"/>
+                <w:szCs w:val="24"/>
                 <w:color w:val="000000"/>
-                <w:sz w:val="28"/>
-                <w:szCs w:val="28"/>
               </w:rPr>
               <w:t>по дисциплине</w:t>
             </w:r>
@@ -1043,8 +1076,8 @@
               <w:rPr>
                 <w:rFonts w:ascii="TimesNewRomanPS-BoldMT" w:hAnsi="TimesNewRomanPS-BoldMT"/>
                 <w:color w:val="000000"/>
-                <w:sz w:val="28"/>
-                <w:szCs w:val="28"/>
+                <w:sz w:val="24"/>
+                <w:szCs w:val="24"/>
               </w:rPr>
             </w:pPr>
           </w:p>
@@ -1063,18 +1096,37 @@
           </w:tcPr>
           <w:p>
             <w:pPr>
+              <w:spacing w:after="0" w:line="240" w:lineRule="auto"/>
+              <w:ind w:right="2719"/>
               <w:jc w:val="center"/>
-              <w:spacing w:before="0" w:after="0" w:line="240" w:lineRule="auto"/>
-              <w:keepLines/>
+              <w:rPr>
+                <w:rFonts w:ascii="TimesNewRomanPSMT" w:hAnsi="TimesNewRomanPSMT"/>
+                <w:color w:val="000000"/>
+                <w:sz w:val="24"/>
+                <w:szCs w:val="24"/>
+              </w:rPr>
+            </w:pPr>
+          </w:p>
+          <w:p>
+            <w:pPr>
+              <w:spacing w:after="0" w:line="240" w:lineRule="auto"/>
+              <w:ind w:right="-117"/>
+              <w:jc w:val="center"/>
+              <w:rPr>
+                <w:rFonts w:ascii="TimesNewRomanPSMT" w:hAnsi="TimesNewRomanPSMT"/>
+                <w:color w:val="000000"/>
+                <w:sz w:val="24"/>
+                <w:szCs w:val="24"/>
+              </w:rPr>
             </w:pPr>
             <w:r>
               <w:rPr>
                 <w:rFonts w:ascii="Times New Roman" w:hAnsi="Times New Roman" w:eastAsia="Times New Roman" w:cs="Times New Roman"/>
-                <w:sz w:val="20"/>
-                <w:szCs w:val="20"/>
+                <w:sz w:val="24"/>
+                <w:szCs w:val="24"/>
                 <w:color w:val="000000"/>
               </w:rPr>
-              <w:t>МДК.04.02 «Обеспечение качества функционирования компьютерных систем»</w:t>
+              <w:t>МДК.04.02 Обеспечение качества функционирования компьютерных систем</w:t>
             </w:r>
           </w:p>
         </w:tc>
@@ -1112,8 +1164,8 @@
                 <w:b/>
                 <w:bCs/>
                 <w:color w:val="000000"/>
-                <w:sz w:val="28"/>
-                <w:szCs w:val="28"/>
+                <w:sz w:val="24"/>
+                <w:szCs w:val="24"/>
               </w:rPr>
             </w:pPr>
           </w:p>
@@ -1137,8 +1189,8 @@
               <w:rPr>
                 <w:rFonts w:ascii="TimesNewRomanPS-BoldMT" w:hAnsi="TimesNewRomanPS-BoldMT"/>
                 <w:color w:val="000000"/>
-                <w:sz w:val="28"/>
-                <w:szCs w:val="28"/>
+                <w:sz w:val="24"/>
+                <w:szCs w:val="24"/>
               </w:rPr>
             </w:pPr>
           </w:p>
@@ -1161,25 +1213,25 @@
               <w:rPr>
                 <w:rFonts w:ascii="TimesNewRomanPSMT" w:hAnsi="TimesNewRomanPSMT"/>
                 <w:color w:val="000000"/>
-                <w:sz w:val="18"/>
-                <w:szCs w:val="18"/>
+                <w:sz w:val="24"/>
+                <w:szCs w:val="24"/>
               </w:rPr>
             </w:pPr>
             <w:r>
               <w:rPr>
-                <w:rFonts w:ascii="TimesNewRomanPS-BoldMT" w:hAnsi="TimesNewRomanPS-BoldMT"/>
+                <w:rFonts w:ascii="Times New Roman" w:hAnsi="Times New Roman" w:eastAsia="Times New Roman" w:cs="Times New Roman"/>
+                <w:sz w:val="24"/>
+                <w:szCs w:val="24"/>
                 <w:color w:val="000000"/>
-                <w:sz w:val="18"/>
-                <w:szCs w:val="18"/>
               </w:rPr>
               <w:t>(</w:t>
             </w:r>
             <w:r>
               <w:rPr>
-                <w:rFonts w:ascii="TimesNewRomanPSMT" w:hAnsi="TimesNewRomanPSMT"/>
+                <w:rFonts w:ascii="Times New Roman" w:hAnsi="Times New Roman" w:eastAsia="Times New Roman" w:cs="Times New Roman"/>
+                <w:sz w:val="24"/>
+                <w:szCs w:val="24"/>
                 <w:color w:val="000000"/>
-                <w:sz w:val="18"/>
-                <w:szCs w:val="18"/>
               </w:rPr>
               <w:t>наименование дисциплины)</w:t>
             </w:r>
@@ -1193,8 +1245,8 @@
         <w:rPr>
           <w:rFonts w:ascii="TimesNewRomanPSMT" w:hAnsi="TimesNewRomanPSMT"/>
           <w:color w:val="000000"/>
-          <w:sz w:val="18"/>
-          <w:szCs w:val="18"/>
+          <w:sz w:val="24"/>
+          <w:szCs w:val="24"/>
         </w:rPr>
       </w:pPr>
     </w:p>
@@ -1204,8 +1256,8 @@
         <w:rPr>
           <w:rFonts w:ascii="TimesNewRomanPSMT" w:hAnsi="TimesNewRomanPSMT"/>
           <w:color w:val="000000"/>
-          <w:sz w:val="18"/>
-          <w:szCs w:val="18"/>
+          <w:sz w:val="24"/>
+          <w:szCs w:val="24"/>
         </w:rPr>
       </w:pPr>
     </w:p>
@@ -1235,19 +1287,19 @@
                 <w:b/>
                 <w:bCs/>
                 <w:color w:val="000000"/>
-                <w:sz w:val="28"/>
-                <w:szCs w:val="28"/>
+                <w:sz w:val="24"/>
+                <w:szCs w:val="24"/>
               </w:rPr>
             </w:pPr>
             <w:bookmarkStart w:id="0" w:name="_Hlk81468603"/>
             <w:r>
               <w:rPr>
-                <w:rFonts w:ascii="TimesNewRomanPS-BoldMT" w:hAnsi="TimesNewRomanPS-BoldMT"/>
                 <w:b/>
                 <w:bCs/>
+                <w:rFonts w:ascii="Times New Roman" w:hAnsi="Times New Roman" w:eastAsia="Times New Roman" w:cs="Times New Roman"/>
+                <w:sz w:val="24"/>
+                <w:szCs w:val="24"/>
                 <w:color w:val="000000"/>
-                <w:sz w:val="28"/>
-                <w:szCs w:val="28"/>
               </w:rPr>
               <w:t>Обучающийся</w:t>
             </w:r>
@@ -1265,8 +1317,8 @@
               <w:rPr>
                 <w:rFonts w:ascii="TimesNewRomanPS-BoldMT" w:hAnsi="TimesNewRomanPS-BoldMT"/>
                 <w:color w:val="000000"/>
-                <w:sz w:val="28"/>
-                <w:szCs w:val="28"/>
+                <w:sz w:val="24"/>
+                <w:szCs w:val="24"/>
               </w:rPr>
             </w:pPr>
           </w:p>
@@ -1287,8 +1339,8 @@
               <w:rPr>
                 <w:rFonts w:ascii="TimesNewRomanPS-BoldMT" w:hAnsi="TimesNewRomanPS-BoldMT"/>
                 <w:color w:val="000000"/>
-                <w:sz w:val="28"/>
-                <w:szCs w:val="28"/>
+                <w:sz w:val="24"/>
+                <w:szCs w:val="24"/>
               </w:rPr>
             </w:pPr>
           </w:p>
@@ -1309,8 +1361,8 @@
                 <w:b/>
                 <w:bCs/>
                 <w:color w:val="000000"/>
-                <w:sz w:val="28"/>
-                <w:szCs w:val="28"/>
+                <w:sz w:val="24"/>
+                <w:szCs w:val="24"/>
               </w:rPr>
             </w:pPr>
           </w:p>
@@ -1327,8 +1379,8 @@
               <w:rPr>
                 <w:rFonts w:ascii="TimesNewRomanPS-BoldMT" w:hAnsi="TimesNewRomanPS-BoldMT"/>
                 <w:color w:val="000000"/>
-                <w:sz w:val="28"/>
-                <w:szCs w:val="28"/>
+                <w:sz w:val="24"/>
+                <w:szCs w:val="24"/>
               </w:rPr>
             </w:pPr>
           </w:p>
@@ -1349,36 +1401,36 @@
               <w:rPr>
                 <w:rFonts w:ascii="TimesNewRomanPS-BoldMT" w:hAnsi="TimesNewRomanPS-BoldMT"/>
                 <w:color w:val="000000"/>
-                <w:sz w:val="28"/>
-                <w:szCs w:val="28"/>
+                <w:sz w:val="24"/>
+                <w:szCs w:val="24"/>
               </w:rPr>
             </w:pPr>
             <w:r>
               <w:rPr>
-                <w:rFonts w:ascii="TimesNewRomanPS-BoldMT" w:hAnsi="TimesNewRomanPS-BoldMT"/>
+                <w:rFonts w:ascii="Times New Roman" w:hAnsi="Times New Roman" w:eastAsia="Times New Roman" w:cs="Times New Roman"/>
+                <w:sz w:val="24"/>
+                <w:szCs w:val="24"/>
                 <w:color w:val="000000"/>
-                <w:sz w:val="16"/>
-                <w:szCs w:val="16"/>
               </w:rPr>
               <w:t>(</w:t>
             </w:r>
             <w:proofErr w:type="gramStart"/>
             <w:r>
               <w:rPr>
-                <w:rFonts w:ascii="TimesNewRomanPSMT" w:hAnsi="TimesNewRomanPSMT"/>
+                <w:rFonts w:ascii="Times New Roman" w:hAnsi="Times New Roman" w:eastAsia="Times New Roman" w:cs="Times New Roman"/>
+                <w:sz w:val="24"/>
+                <w:szCs w:val="24"/>
                 <w:color w:val="000000"/>
-                <w:sz w:val="16"/>
-                <w:szCs w:val="16"/>
               </w:rPr>
               <w:t xml:space="preserve">ФИО)   </w:t>
             </w:r>
             <w:proofErr w:type="gramEnd"/>
             <w:r>
               <w:rPr>
-                <w:rFonts w:ascii="TimesNewRomanPSMT" w:hAnsi="TimesNewRomanPSMT"/>
+                <w:rFonts w:ascii="Times New Roman" w:hAnsi="Times New Roman" w:eastAsia="Times New Roman" w:cs="Times New Roman"/>
+                <w:sz w:val="24"/>
+                <w:szCs w:val="24"/>
                 <w:color w:val="000000"/>
-                <w:sz w:val="16"/>
-                <w:szCs w:val="16"/>
               </w:rPr>
               <w:t xml:space="preserve">                                                                              </w:t>
             </w:r>
@@ -1399,18 +1451,18 @@
                 <w:b/>
                 <w:bCs/>
                 <w:color w:val="000000"/>
-                <w:sz w:val="28"/>
-                <w:szCs w:val="28"/>
+                <w:sz w:val="24"/>
+                <w:szCs w:val="24"/>
               </w:rPr>
             </w:pPr>
             <w:r>
               <w:rPr>
-                <w:rFonts w:ascii="TimesNewRomanPS-BoldMT" w:hAnsi="TimesNewRomanPS-BoldMT"/>
                 <w:b/>
                 <w:bCs/>
+                <w:rFonts w:ascii="Times New Roman" w:hAnsi="Times New Roman" w:eastAsia="Times New Roman" w:cs="Times New Roman"/>
+                <w:sz w:val="24"/>
+                <w:szCs w:val="24"/>
                 <w:color w:val="000000"/>
-                <w:sz w:val="28"/>
-                <w:szCs w:val="28"/>
               </w:rPr>
               <w:t>Группа</w:t>
             </w:r>
@@ -1428,8 +1480,8 @@
               <w:rPr>
                 <w:rFonts w:ascii="TimesNewRomanPS-BoldMT" w:hAnsi="TimesNewRomanPS-BoldMT"/>
                 <w:color w:val="000000"/>
-                <w:sz w:val="28"/>
-                <w:szCs w:val="28"/>
+                <w:sz w:val="24"/>
+                <w:szCs w:val="24"/>
               </w:rPr>
             </w:pPr>
           </w:p>
@@ -1450,16 +1502,16 @@
               <w:rPr>
                 <w:rFonts w:ascii="TimesNewRomanPS-BoldMT" w:hAnsi="TimesNewRomanPS-BoldMT"/>
                 <w:color w:val="000000"/>
-                <w:sz w:val="28"/>
-                <w:szCs w:val="28"/>
+                <w:sz w:val="24"/>
+                <w:szCs w:val="24"/>
               </w:rPr>
             </w:pPr>
             <w:r>
               <w:rPr>
-                <w:rFonts w:ascii="TimesNewRomanPS-BoldMT" w:hAnsi="TimesNewRomanPS-BoldMT"/>
+                <w:rFonts w:ascii="Times New Roman" w:hAnsi="Times New Roman" w:eastAsia="Times New Roman" w:cs="Times New Roman"/>
+                <w:sz w:val="24"/>
+                <w:szCs w:val="24"/>
                 <w:color w:val="000000"/>
-                <w:sz w:val="28"/>
-                <w:szCs w:val="28"/>
               </w:rPr>
               <w:t xml:space="preserve"> </w:t>
             </w:r>
@@ -1480,8 +1532,8 @@
                 <w:b/>
                 <w:bCs/>
                 <w:color w:val="000000"/>
-                <w:sz w:val="28"/>
-                <w:szCs w:val="28"/>
+                <w:sz w:val="24"/>
+                <w:szCs w:val="24"/>
               </w:rPr>
             </w:pPr>
           </w:p>
@@ -1498,8 +1550,8 @@
               <w:rPr>
                 <w:rFonts w:ascii="TimesNewRomanPS-BoldMT" w:hAnsi="TimesNewRomanPS-BoldMT"/>
                 <w:color w:val="000000"/>
-                <w:sz w:val="28"/>
-                <w:szCs w:val="28"/>
+                <w:sz w:val="24"/>
+                <w:szCs w:val="24"/>
               </w:rPr>
             </w:pPr>
           </w:p>
@@ -1519,8 +1571,8 @@
               <w:rPr>
                 <w:rFonts w:ascii="TimesNewRomanPS-BoldMT" w:hAnsi="TimesNewRomanPS-BoldMT"/>
                 <w:color w:val="000000"/>
-                <w:sz w:val="28"/>
-                <w:szCs w:val="28"/>
+                <w:sz w:val="24"/>
+                <w:szCs w:val="24"/>
               </w:rPr>
             </w:pPr>
           </w:p>
@@ -1537,8 +1589,8 @@
               <w:rPr>
                 <w:rFonts w:ascii="TimesNewRomanPS-BoldMT" w:hAnsi="TimesNewRomanPS-BoldMT"/>
                 <w:color w:val="000000"/>
-                <w:sz w:val="28"/>
-                <w:szCs w:val="28"/>
+                <w:sz w:val="24"/>
+                <w:szCs w:val="24"/>
               </w:rPr>
             </w:pPr>
           </w:p>
@@ -1552,8 +1604,8 @@
         <w:rPr>
           <w:rFonts w:ascii="TimesNewRomanPSMT" w:hAnsi="TimesNewRomanPSMT"/>
           <w:color w:val="000000"/>
-          <w:sz w:val="18"/>
-          <w:szCs w:val="18"/>
+          <w:sz w:val="24"/>
+          <w:szCs w:val="24"/>
         </w:rPr>
       </w:pPr>
     </w:p>
@@ -1564,8 +1616,8 @@
         <w:rPr>
           <w:rFonts w:ascii="TimesNewRomanPSMT" w:hAnsi="TimesNewRomanPSMT"/>
           <w:color w:val="000000"/>
-          <w:sz w:val="18"/>
-          <w:szCs w:val="18"/>
+          <w:sz w:val="24"/>
+          <w:szCs w:val="24"/>
         </w:rPr>
       </w:pPr>
     </w:p>
@@ -1594,18 +1646,18 @@
                 <w:b/>
                 <w:bCs/>
                 <w:color w:val="000000"/>
-                <w:sz w:val="28"/>
-                <w:szCs w:val="28"/>
+                <w:sz w:val="24"/>
+                <w:szCs w:val="24"/>
               </w:rPr>
             </w:pPr>
             <w:r>
               <w:rPr>
-                <w:rFonts w:ascii="TimesNewRomanPS-BoldMT" w:hAnsi="TimesNewRomanPS-BoldMT"/>
                 <w:b/>
                 <w:bCs/>
+                <w:rFonts w:ascii="Times New Roman" w:hAnsi="Times New Roman" w:eastAsia="Times New Roman" w:cs="Times New Roman"/>
+                <w:sz w:val="24"/>
+                <w:szCs w:val="24"/>
                 <w:color w:val="000000"/>
-                <w:sz w:val="28"/>
-                <w:szCs w:val="28"/>
               </w:rPr>
               <w:t>Преподаватель</w:t>
             </w:r>
@@ -1623,8 +1675,8 @@
               <w:rPr>
                 <w:rFonts w:ascii="TimesNewRomanPS-BoldMT" w:hAnsi="TimesNewRomanPS-BoldMT"/>
                 <w:color w:val="000000"/>
-                <w:sz w:val="28"/>
-                <w:szCs w:val="28"/>
+                <w:sz w:val="24"/>
+                <w:szCs w:val="24"/>
               </w:rPr>
             </w:pPr>
           </w:p>
@@ -1644,16 +1696,16 @@
               <w:rPr>
                 <w:rFonts w:ascii="TimesNewRomanPS-BoldMT" w:hAnsi="TimesNewRomanPS-BoldMT"/>
                 <w:color w:val="000000"/>
-                <w:sz w:val="28"/>
-                <w:szCs w:val="28"/>
+                <w:sz w:val="24"/>
+                <w:szCs w:val="24"/>
               </w:rPr>
             </w:pPr>
             <w:r>
               <w:rPr>
-                <w:rFonts w:ascii="TimesNewRomanPS-BoldMT" w:hAnsi="TimesNewRomanPS-BoldMT"/>
+                <w:rFonts w:ascii="Times New Roman" w:hAnsi="Times New Roman" w:eastAsia="Times New Roman" w:cs="Times New Roman"/>
+                <w:sz w:val="24"/>
+                <w:szCs w:val="24"/>
                 <w:color w:val="000000"/>
-                <w:sz w:val="28"/>
-                <w:szCs w:val="28"/>
               </w:rPr>
               <w:t xml:space="preserve"> </w:t>
             </w:r>
@@ -1674,8 +1726,8 @@
                 <w:b/>
                 <w:bCs/>
                 <w:color w:val="000000"/>
-                <w:sz w:val="28"/>
-                <w:szCs w:val="28"/>
+                <w:sz w:val="24"/>
+                <w:szCs w:val="24"/>
               </w:rPr>
             </w:pPr>
           </w:p>
@@ -1692,8 +1744,8 @@
               <w:rPr>
                 <w:rFonts w:ascii="TimesNewRomanPS-BoldMT" w:hAnsi="TimesNewRomanPS-BoldMT"/>
                 <w:color w:val="000000"/>
-                <w:sz w:val="28"/>
-                <w:szCs w:val="28"/>
+                <w:sz w:val="24"/>
+                <w:szCs w:val="24"/>
               </w:rPr>
             </w:pPr>
           </w:p>
@@ -1713,36 +1765,36 @@
               <w:rPr>
                 <w:rFonts w:ascii="TimesNewRomanPS-BoldMT" w:hAnsi="TimesNewRomanPS-BoldMT"/>
                 <w:color w:val="000000"/>
-                <w:sz w:val="28"/>
-                <w:szCs w:val="28"/>
+                <w:sz w:val="24"/>
+                <w:szCs w:val="24"/>
               </w:rPr>
             </w:pPr>
             <w:r>
               <w:rPr>
-                <w:rFonts w:ascii="TimesNewRomanPS-BoldMT" w:hAnsi="TimesNewRomanPS-BoldMT"/>
+                <w:rFonts w:ascii="Times New Roman" w:hAnsi="Times New Roman" w:eastAsia="Times New Roman" w:cs="Times New Roman"/>
+                <w:sz w:val="24"/>
+                <w:szCs w:val="24"/>
                 <w:color w:val="000000"/>
-                <w:sz w:val="16"/>
-                <w:szCs w:val="16"/>
               </w:rPr>
               <w:t>(</w:t>
             </w:r>
             <w:proofErr w:type="gramStart"/>
             <w:r>
               <w:rPr>
-                <w:rFonts w:ascii="TimesNewRomanPSMT" w:hAnsi="TimesNewRomanPSMT"/>
+                <w:rFonts w:ascii="Times New Roman" w:hAnsi="Times New Roman" w:eastAsia="Times New Roman" w:cs="Times New Roman"/>
+                <w:sz w:val="24"/>
+                <w:szCs w:val="24"/>
                 <w:color w:val="000000"/>
-                <w:sz w:val="16"/>
-                <w:szCs w:val="16"/>
               </w:rPr>
               <w:t xml:space="preserve">ФИО)   </w:t>
             </w:r>
             <w:proofErr w:type="gramEnd"/>
             <w:r>
               <w:rPr>
-                <w:rFonts w:ascii="TimesNewRomanPSMT" w:hAnsi="TimesNewRomanPSMT"/>
+                <w:rFonts w:ascii="Times New Roman" w:hAnsi="Times New Roman" w:eastAsia="Times New Roman" w:cs="Times New Roman"/>
+                <w:sz w:val="24"/>
+                <w:szCs w:val="24"/>
                 <w:color w:val="000000"/>
-                <w:sz w:val="16"/>
-                <w:szCs w:val="16"/>
               </w:rPr>
               <w:t xml:space="preserve">                                                                              </w:t>
             </w:r>
@@ -1756,8 +1808,8 @@
         <w:rPr>
           <w:rFonts w:ascii="TimesNewRomanPSMT" w:hAnsi="TimesNewRomanPSMT"/>
           <w:color w:val="000000"/>
-          <w:sz w:val="18"/>
-          <w:szCs w:val="18"/>
+          <w:sz w:val="24"/>
+          <w:szCs w:val="24"/>
         </w:rPr>
       </w:pPr>
     </w:p>
@@ -1767,8 +1819,8 @@
         <w:rPr>
           <w:rFonts w:ascii="TimesNewRomanPSMT" w:hAnsi="TimesNewRomanPSMT"/>
           <w:color w:val="000000"/>
-          <w:sz w:val="18"/>
-          <w:szCs w:val="18"/>
+          <w:sz w:val="24"/>
+          <w:szCs w:val="24"/>
         </w:rPr>
       </w:pPr>
     </w:p>
@@ -1780,8 +1832,8 @@
           <w:b/>
           <w:bCs/>
           <w:color w:val="000000"/>
-          <w:sz w:val="28"/>
-          <w:szCs w:val="28"/>
+          <w:sz w:val="24"/>
+          <w:szCs w:val="24"/>
         </w:rPr>
       </w:pPr>
     </w:p>
@@ -1793,8 +1845,8 @@
           <w:b/>
           <w:bCs/>
           <w:color w:val="000000"/>
-          <w:sz w:val="28"/>
-          <w:szCs w:val="28"/>
+          <w:sz w:val="24"/>
+          <w:szCs w:val="24"/>
         </w:rPr>
       </w:pPr>
     </w:p>
@@ -1806,40 +1858,40 @@
           <w:b/>
           <w:bCs/>
           <w:color w:val="000000"/>
-          <w:sz w:val="28"/>
-          <w:szCs w:val="28"/>
+          <w:sz w:val="24"/>
+          <w:szCs w:val="24"/>
         </w:rPr>
       </w:pPr>
       <w:r>
         <w:rPr>
-          <w:rFonts w:ascii="TimesNewRomanPS-BoldMT" w:hAnsi="TimesNewRomanPS-BoldMT"/>
           <w:b/>
           <w:bCs/>
+          <w:rFonts w:ascii="Times New Roman" w:hAnsi="Times New Roman" w:eastAsia="Times New Roman" w:cs="Times New Roman"/>
+          <w:sz w:val="24"/>
+          <w:szCs w:val="24"/>
           <w:color w:val="000000"/>
-          <w:sz w:val="28"/>
-          <w:szCs w:val="28"/>
         </w:rPr>
-        <w:t xml:space="preserve">Москва, 2026</w:t>
+        <w:t>[Город], [Год]</w:t>
       </w:r>
       <w:r>
         <w:rPr>
-          <w:rFonts w:ascii="TimesNewRomanPS-BoldMT" w:hAnsi="TimesNewRomanPS-BoldMT"/>
           <w:b/>
           <w:bCs/>
+          <w:rFonts w:ascii="Times New Roman" w:hAnsi="Times New Roman" w:eastAsia="Times New Roman" w:cs="Times New Roman"/>
+          <w:sz w:val="24"/>
+          <w:szCs w:val="24"/>
           <w:color w:val="000000"/>
-          <w:sz w:val="28"/>
-          <w:szCs w:val="28"/>
         </w:rPr>
         <w:t/>
       </w:r>
       <w:r>
         <w:rPr>
-          <w:rFonts w:ascii="TimesNewRomanPS-BoldMT" w:hAnsi="TimesNewRomanPS-BoldMT"/>
           <w:b/>
           <w:bCs/>
+          <w:rFonts w:ascii="Times New Roman" w:hAnsi="Times New Roman" w:eastAsia="Times New Roman" w:cs="Times New Roman"/>
+          <w:sz w:val="24"/>
+          <w:szCs w:val="24"/>
           <w:color w:val="000000"/>
-          <w:sz w:val="28"/>
-          <w:szCs w:val="28"/>
         </w:rPr>
         <w:br w:type="page"/>
       </w:r>
@@ -1847,67 +1899,41 @@
     <w:p>
       <w:pPr>
         <w:pStyle w:val="1"/>
-        <w:spacing w:before="180" w:after="90" w:line="276" w:lineRule="auto"/>
         <w:keepNext/>
-        <w:keepLines/>
       </w:pPr>
       <w:r>
         <w:rPr>
           <w:rFonts w:ascii="Times New Roman" w:hAnsi="Times New Roman" w:eastAsia="Times New Roman" w:cs="Times New Roman"/>
+          <w:sz w:val="24"/>
+          <w:szCs w:val="24"/>
           <w:b/>
-          <w:bCs/>
-          <w:sz w:val="28"/>
-          <w:szCs w:val="28"/>
-          <w:color w:val="ED131C"/>
+          <w:color w:val="000000"/>
         </w:rPr>
-        <w:t>Шаблон отчёта</w:t>
-      </w:r>
-    </w:p>
-    <w:p>
-      <w:pPr>
-        <w:spacing w:before="50" w:after="100" w:line="250" w:lineRule="auto"/>
-        <w:keepLines/>
-        <w:shd w:val="clear" w:fill="F1F1F4"/>
-        <w:pBdr>
-          <w:top w:val="single" w:sz="5" w:space="5" w:color="D2D3D8"/>
-          <w:left w:val="single" w:sz="5" w:space="5" w:color="D2D3D8"/>
-          <w:bottom w:val="single" w:sz="5" w:space="5" w:color="D2D3D8"/>
-          <w:right w:val="single" w:sz="5" w:space="5" w:color="D2D3D8"/>
-        </w:pBdr>
-      </w:pPr>
-      <w:r>
-        <w:rPr>
-          <w:rFonts w:ascii="Times New Roman" w:hAnsi="Times New Roman" w:eastAsia="Times New Roman" w:cs="Times New Roman"/>
-          <w:sz w:val="20"/>
-          <w:szCs w:val="20"/>
-          <w:color w:val="77777F"/>
-        </w:rPr>
-        <w:t>Серый текст — подсказка для заполнения. Перед сдачей удалите подсказки и оставьте только свои результаты и доказательства.</w:t>
+        <w:t>Паспорт лабораторной работы</w:t>
       </w:r>
     </w:p>
     <w:tbl>
       <w:tblPr>
-        <w:tblW w:w="9000" w:type="dxa"/>
-        <w:tblInd w:w="120" w:type="dxa"/>
+        <w:tblW w:w="9350" w:type="dxa"/>
         <w:tblLayout w:type="fixed"/>
+        <w:tblBorders>
+          <w:top w:val="single" w:sz="4" w:color="D9D9D9"/>
+          <w:left w:val="single" w:sz="4" w:color="D9D9D9"/>
+          <w:bottom w:val="single" w:sz="4" w:color="D9D9D9"/>
+          <w:right w:val="single" w:sz="4" w:color="D9D9D9"/>
+          <w:insideH w:val="single" w:sz="4" w:color="D9D9D9"/>
+          <w:insideV w:val="single" w:sz="4" w:color="D9D9D9"/>
+        </w:tblBorders>
         <w:tblCellMar>
-          <w:top w:w="90" w:type="dxa"/>
-          <w:start w:w="120" w:type="dxa"/>
-          <w:bottom w:w="90" w:type="dxa"/>
-          <w:end w:w="120" w:type="dxa"/>
+          <w:top w:w="85" w:type="dxa"/>
+          <w:left w:w="85" w:type="dxa"/>
+          <w:bottom w:w="85" w:type="dxa"/>
+          <w:right w:w="85" w:type="dxa"/>
         </w:tblCellMar>
-        <w:tblBorders>
-          <w:top w:val="single" w:sz="6" w:space="0" w:color="C7C8CD"/>
-          <w:start w:val="single" w:sz="6" w:space="0" w:color="C7C8CD"/>
-          <w:bottom w:val="single" w:sz="6" w:space="0" w:color="C7C8CD"/>
-          <w:end w:val="single" w:sz="6" w:space="0" w:color="C7C8CD"/>
-          <w:insideH w:val="single" w:sz="6" w:space="0" w:color="C7C8CD"/>
-          <w:insideV w:val="single" w:sz="6" w:space="0" w:color="C7C8CD"/>
-        </w:tblBorders>
       </w:tblPr>
       <w:tblGrid>
-        <w:gridCol w:w="2100"/>
-        <w:gridCol w:w="6900"/>
+        <w:gridCol w:w="2150"/>
+        <w:gridCol w:w="7200"/>
       </w:tblGrid>
       <w:tr>
         <w:trPr>
@@ -1916,24 +1942,20 @@
         </w:trPr>
         <w:tc>
           <w:tcPr>
-            <w:tcW w:w="2100" w:type="dxa"/>
-            <w:vAlign w:val="center"/>
-            <w:shd w:val="clear" w:fill="1C1C1C"/>
+            <w:tcW w:w="2150" w:type="dxa"/>
+            <w:shd w:fill="E7E7E7"/>
           </w:tcPr>
           <w:p>
             <w:pPr>
-              <w:jc w:val="center"/>
-              <w:spacing w:before="0" w:after="0" w:line="240" w:lineRule="auto"/>
-              <w:keepLines/>
+              <w:spacing w:after="100" w:line="240" w:lineRule="auto"/>
+              <w:keepNext/>
             </w:pPr>
             <w:r>
               <w:rPr>
-                <w:rFonts w:ascii="Times New Roman" w:hAnsi="Times New Roman" w:eastAsia="Times New Roman" w:cs="Times New Roman"/>
+                <w:rFonts w:ascii="Times New Roman" w:hAnsi="Times New Roman" w:cs="Times New Roman"/>
+                <w:sz w:val="24"/>
                 <w:b/>
-                <w:bCs/>
-                <w:sz w:val="19"/>
-                <w:szCs w:val="19"/>
-                <w:color w:val="FFFFFF"/>
+                <w:szCs w:val="24"/>
               </w:rPr>
               <w:t>Поле</w:t>
             </w:r>
@@ -1941,26 +1963,22 @@
         </w:tc>
         <w:tc>
           <w:tcPr>
-            <w:tcW w:w="6900" w:type="dxa"/>
-            <w:vAlign w:val="center"/>
-            <w:shd w:val="clear" w:fill="1C1C1C"/>
+            <w:tcW w:w="7200" w:type="dxa"/>
+            <w:shd w:fill="E7E7E7"/>
           </w:tcPr>
           <w:p>
             <w:pPr>
-              <w:jc w:val="center"/>
-              <w:spacing w:before="0" w:after="0" w:line="240" w:lineRule="auto"/>
-              <w:keepLines/>
+              <w:spacing w:after="100" w:line="240" w:lineRule="auto"/>
+              <w:keepNext/>
             </w:pPr>
             <w:r>
               <w:rPr>
-                <w:rFonts w:ascii="Times New Roman" w:hAnsi="Times New Roman" w:eastAsia="Times New Roman" w:cs="Times New Roman"/>
+                <w:rFonts w:ascii="Times New Roman" w:hAnsi="Times New Roman" w:cs="Times New Roman"/>
+                <w:sz w:val="24"/>
                 <w:b/>
-                <w:bCs/>
-                <w:sz w:val="19"/>
-                <w:szCs w:val="19"/>
-                <w:color w:val="FFFFFF"/>
+                <w:szCs w:val="24"/>
               </w:rPr>
-              <w:t>Значение</w:t>
+              <w:t>Содержание</w:t>
             </w:r>
           </w:p>
         </w:tc>
@@ -1971,47 +1989,37 @@
         </w:trPr>
         <w:tc>
           <w:tcPr>
-            <w:tcW w:w="2100" w:type="dxa"/>
-            <w:vAlign w:val="center"/>
+            <w:tcW w:w="2150" w:type="dxa"/>
           </w:tcPr>
           <w:p>
             <w:pPr>
-              <w:jc w:val="left"/>
-              <w:spacing w:before="0" w:after="0" w:line="240" w:lineRule="auto"/>
-              <w:keepLines/>
+              <w:spacing w:after="100" w:line="240" w:lineRule="auto"/>
             </w:pPr>
             <w:r>
               <w:rPr>
-                <w:rFonts w:ascii="Times New Roman" w:hAnsi="Times New Roman" w:eastAsia="Times New Roman" w:cs="Times New Roman"/>
-                <w:b/>
-                <w:bCs/>
-                <w:sz w:val="19"/>
-                <w:szCs w:val="19"/>
-                <w:color w:val="1C1C1C"/>
+                <w:rFonts w:ascii="Times New Roman" w:hAnsi="Times New Roman" w:cs="Times New Roman"/>
+                <w:sz w:val="24"/>
+                <w:szCs w:val="24"/>
               </w:rPr>
-              <w:t>Лабораторная работа</w:t>
+              <w:t>Название</w:t>
             </w:r>
           </w:p>
         </w:tc>
         <w:tc>
           <w:tcPr>
-            <w:tcW w:w="6900" w:type="dxa"/>
-            <w:vAlign w:val="center"/>
+            <w:tcW w:w="7200" w:type="dxa"/>
           </w:tcPr>
           <w:p>
             <w:pPr>
-              <w:jc w:val="left"/>
-              <w:spacing w:before="0" w:after="0" w:line="240" w:lineRule="auto"/>
-              <w:keepLines/>
+              <w:spacing w:after="100" w:line="240" w:lineRule="auto"/>
             </w:pPr>
             <w:r>
               <w:rPr>
-                <w:rFonts w:ascii="Times New Roman" w:hAnsi="Times New Roman" w:eastAsia="Times New Roman" w:cs="Times New Roman"/>
-                <w:sz w:val="19"/>
-                <w:szCs w:val="19"/>
-                <w:color w:val="1C1C1C"/>
+                <w:rFonts w:ascii="Times New Roman" w:hAnsi="Times New Roman" w:cs="Times New Roman"/>
+                <w:sz w:val="24"/>
+                <w:szCs w:val="24"/>
               </w:rPr>
-              <w:t>№ 10. Составление реестра рисков эксплуатации с мерами реагирования</w:t>
+              <w:t>Составление реестра рисков эксплуатации с мерами реагирования</w:t>
             </w:r>
           </w:p>
         </w:tc>
@@ -2022,49 +2030,37 @@
         </w:trPr>
         <w:tc>
           <w:tcPr>
-            <w:tcW w:w="2100" w:type="dxa"/>
-            <w:vAlign w:val="center"/>
-            <w:shd w:val="clear" w:fill="F7F7F9"/>
+            <w:tcW w:w="2150" w:type="dxa"/>
           </w:tcPr>
           <w:p>
             <w:pPr>
-              <w:jc w:val="center"/>
-              <w:spacing w:before="0" w:after="0" w:line="240" w:lineRule="auto"/>
-              <w:keepLines/>
+              <w:spacing w:after="100" w:line="240" w:lineRule="auto"/>
             </w:pPr>
             <w:r>
               <w:rPr>
-                <w:rFonts w:ascii="Times New Roman" w:hAnsi="Times New Roman" w:eastAsia="Times New Roman" w:cs="Times New Roman"/>
-                <w:b/>
-                <w:bCs/>
-                <w:sz w:val="19"/>
-                <w:szCs w:val="19"/>
-                <w:color w:val="1C1C1C"/>
+                <w:rFonts w:ascii="Times New Roman" w:hAnsi="Times New Roman" w:cs="Times New Roman"/>
+                <w:sz w:val="24"/>
+                <w:szCs w:val="24"/>
               </w:rPr>
-              <w:t>Блок и семестр</w:t>
+              <w:t>Цель</w:t>
             </w:r>
           </w:p>
         </w:tc>
         <w:tc>
           <w:tcPr>
-            <w:tcW w:w="6900" w:type="dxa"/>
-            <w:vAlign w:val="center"/>
-            <w:shd w:val="clear" w:fill="F7F7F9"/>
+            <w:tcW w:w="7200" w:type="dxa"/>
           </w:tcPr>
           <w:p>
             <w:pPr>
-              <w:jc w:val="left"/>
-              <w:spacing w:before="0" w:after="0" w:line="240" w:lineRule="auto"/>
-              <w:keepLines/>
+              <w:spacing w:after="100" w:line="240" w:lineRule="auto"/>
             </w:pPr>
             <w:r>
               <w:rPr>
-                <w:rFonts w:ascii="Times New Roman" w:hAnsi="Times New Roman" w:eastAsia="Times New Roman" w:cs="Times New Roman"/>
-                <w:sz w:val="19"/>
-                <w:szCs w:val="19"/>
-                <w:color w:val="1C1C1C"/>
+                <w:rFonts w:ascii="Times New Roman" w:hAnsi="Times New Roman" w:cs="Times New Roman"/>
+                <w:sz w:val="24"/>
+                <w:szCs w:val="24"/>
               </w:rPr>
-              <w:t>Блок 1. Надёжность и качество в эксплуатации — 7 семестр</w:t>
+              <w:t>Преобразовать факты об эксплуатации в структурированный реестр рисков, оценить вероятность и последствия по шкалам и составить реалистичный план реагирования в заданных ограничениях.</w:t>
             </w:r>
           </w:p>
         </w:tc>
@@ -2075,47 +2071,37 @@
         </w:trPr>
         <w:tc>
           <w:tcPr>
-            <w:tcW w:w="2100" w:type="dxa"/>
-            <w:vAlign w:val="center"/>
+            <w:tcW w:w="2150" w:type="dxa"/>
           </w:tcPr>
           <w:p>
             <w:pPr>
-              <w:jc w:val="center"/>
-              <w:spacing w:before="0" w:after="0" w:line="240" w:lineRule="auto"/>
-              <w:keepLines/>
+              <w:spacing w:after="100" w:line="240" w:lineRule="auto"/>
             </w:pPr>
             <w:r>
               <w:rPr>
-                <w:rFonts w:ascii="Times New Roman" w:hAnsi="Times New Roman" w:eastAsia="Times New Roman" w:cs="Times New Roman"/>
-                <w:b/>
-                <w:bCs/>
-                <w:sz w:val="19"/>
-                <w:szCs w:val="19"/>
-                <w:color w:val="1C1C1C"/>
+                <w:rFonts w:ascii="Times New Roman" w:hAnsi="Times New Roman" w:cs="Times New Roman"/>
+                <w:sz w:val="24"/>
+                <w:szCs w:val="24"/>
               </w:rPr>
-              <w:t>Тема</w:t>
+              <w:t>Практический навык</w:t>
             </w:r>
           </w:p>
         </w:tc>
         <w:tc>
           <w:tcPr>
-            <w:tcW w:w="6900" w:type="dxa"/>
-            <w:vAlign w:val="center"/>
+            <w:tcW w:w="7200" w:type="dxa"/>
           </w:tcPr>
           <w:p>
             <w:pPr>
-              <w:jc w:val="left"/>
-              <w:spacing w:before="0" w:after="0" w:line="240" w:lineRule="auto"/>
-              <w:keepLines/>
+              <w:spacing w:after="100" w:line="240" w:lineRule="auto"/>
             </w:pPr>
             <w:r>
               <w:rPr>
-                <w:rFonts w:ascii="Times New Roman" w:hAnsi="Times New Roman" w:eastAsia="Times New Roman" w:cs="Times New Roman"/>
-                <w:sz w:val="19"/>
-                <w:szCs w:val="19"/>
-                <w:color w:val="1C1C1C"/>
+                <w:rFonts w:ascii="Times New Roman" w:hAnsi="Times New Roman" w:cs="Times New Roman"/>
+                <w:sz w:val="24"/>
+                <w:szCs w:val="24"/>
               </w:rPr>
-              <w:t>04.02.04. Наблюдение за работающей системой</w:t>
+              <w:t>Формулировать риск как событие и последствие</w:t>
             </w:r>
           </w:p>
         </w:tc>
@@ -2126,49 +2112,37 @@
         </w:trPr>
         <w:tc>
           <w:tcPr>
-            <w:tcW w:w="2100" w:type="dxa"/>
-            <w:vAlign w:val="center"/>
-            <w:shd w:val="clear" w:fill="F7F7F9"/>
+            <w:tcW w:w="2150" w:type="dxa"/>
           </w:tcPr>
           <w:p>
             <w:pPr>
-              <w:jc w:val="center"/>
-              <w:spacing w:before="0" w:after="0" w:line="240" w:lineRule="auto"/>
-              <w:keepLines/>
+              <w:spacing w:after="100" w:line="240" w:lineRule="auto"/>
             </w:pPr>
             <w:r>
               <w:rPr>
-                <w:rFonts w:ascii="Times New Roman" w:hAnsi="Times New Roman" w:eastAsia="Times New Roman" w:cs="Times New Roman"/>
-                <w:b/>
-                <w:bCs/>
-                <w:sz w:val="19"/>
-                <w:szCs w:val="19"/>
-                <w:color w:val="1C1C1C"/>
+                <w:rFonts w:ascii="Times New Roman" w:hAnsi="Times New Roman" w:cs="Times New Roman"/>
+                <w:sz w:val="24"/>
+                <w:szCs w:val="24"/>
               </w:rPr>
-              <w:t>Максимальный балл</w:t>
+              <w:t>Результат</w:t>
             </w:r>
           </w:p>
         </w:tc>
         <w:tc>
           <w:tcPr>
-            <w:tcW w:w="6900" w:type="dxa"/>
-            <w:vAlign w:val="center"/>
-            <w:shd w:val="clear" w:fill="F7F7F9"/>
+            <w:tcW w:w="7200" w:type="dxa"/>
           </w:tcPr>
           <w:p>
             <w:pPr>
-              <w:jc w:val="left"/>
-              <w:spacing w:before="0" w:after="0" w:line="240" w:lineRule="auto"/>
-              <w:keepLines/>
+              <w:spacing w:after="100" w:line="240" w:lineRule="auto"/>
             </w:pPr>
             <w:r>
               <w:rPr>
-                <w:rFonts w:ascii="Times New Roman" w:hAnsi="Times New Roman" w:eastAsia="Times New Roman" w:cs="Times New Roman"/>
-                <w:sz w:val="19"/>
-                <w:szCs w:val="19"/>
-                <w:color w:val="1C1C1C"/>
+                <w:rFonts w:ascii="Times New Roman" w:hAnsi="Times New Roman" w:cs="Times New Roman"/>
+                <w:sz w:val="24"/>
+                <w:szCs w:val="24"/>
               </w:rPr>
-              <w:t>5</w:t>
+              <w:t>реестр R01–R08; оценки вероятности и последствий</w:t>
             </w:r>
           </w:p>
         </w:tc>
@@ -2179,47 +2153,37 @@
         </w:trPr>
         <w:tc>
           <w:tcPr>
-            <w:tcW w:w="2100" w:type="dxa"/>
-            <w:vAlign w:val="center"/>
+            <w:tcW w:w="2150" w:type="dxa"/>
           </w:tcPr>
           <w:p>
             <w:pPr>
-              <w:jc w:val="left"/>
-              <w:spacing w:before="0" w:after="0" w:line="240" w:lineRule="auto"/>
-              <w:keepLines/>
+              <w:spacing w:after="100" w:line="240" w:lineRule="auto"/>
             </w:pPr>
             <w:r>
               <w:rPr>
-                <w:rFonts w:ascii="Times New Roman" w:hAnsi="Times New Roman" w:eastAsia="Times New Roman" w:cs="Times New Roman"/>
-                <w:b/>
-                <w:bCs/>
-                <w:sz w:val="19"/>
-                <w:szCs w:val="19"/>
-                <w:color w:val="1C1C1C"/>
+                <w:rFonts w:ascii="Times New Roman" w:hAnsi="Times New Roman" w:cs="Times New Roman"/>
+                <w:sz w:val="24"/>
+                <w:szCs w:val="24"/>
               </w:rPr>
-              <w:t>Предметная область</w:t>
+              <w:t>Семестр и баллы</w:t>
             </w:r>
           </w:p>
         </w:tc>
         <w:tc>
           <w:tcPr>
-            <w:tcW w:w="6900" w:type="dxa"/>
-            <w:vAlign w:val="center"/>
+            <w:tcW w:w="7200" w:type="dxa"/>
           </w:tcPr>
           <w:p>
             <w:pPr>
-              <w:jc w:val="left"/>
-              <w:spacing w:before="0" w:after="0" w:line="240" w:lineRule="auto"/>
-              <w:keepLines/>
+              <w:spacing w:after="100" w:line="240" w:lineRule="auto"/>
             </w:pPr>
             <w:r>
               <w:rPr>
-                <w:rFonts w:ascii="Times New Roman" w:hAnsi="Times New Roman" w:eastAsia="Times New Roman" w:cs="Times New Roman"/>
-                <w:sz w:val="19"/>
-                <w:szCs w:val="19"/>
-                <w:color w:val="77777F"/>
+                <w:rFonts w:ascii="Times New Roman" w:hAnsi="Times New Roman" w:cs="Times New Roman"/>
+                <w:sz w:val="24"/>
+                <w:szCs w:val="24"/>
               </w:rPr>
-              <w:t>[Укажите сквозной вариант SA01–SA30 и название]</w:t>
+              <w:t>7 семестр; максимум 5 баллов</w:t>
             </w:r>
           </w:p>
         </w:tc>
@@ -2230,47 +2194,35 @@
         </w:trPr>
         <w:tc>
           <w:tcPr>
-            <w:tcW w:w="2100" w:type="dxa"/>
-            <w:vAlign w:val="center"/>
-            <w:shd w:val="clear" w:fill="F7F7F9"/>
+            <w:tcW w:w="2150" w:type="dxa"/>
           </w:tcPr>
           <w:p>
             <w:pPr>
-              <w:jc w:val="left"/>
-              <w:spacing w:before="0" w:after="0" w:line="240" w:lineRule="auto"/>
-              <w:keepLines/>
+              <w:spacing w:after="100" w:line="240" w:lineRule="auto"/>
             </w:pPr>
             <w:r>
               <w:rPr>
-                <w:rFonts w:ascii="Times New Roman" w:hAnsi="Times New Roman" w:eastAsia="Times New Roman" w:cs="Times New Roman"/>
-                <w:b/>
-                <w:bCs/>
-                <w:sz w:val="19"/>
-                <w:szCs w:val="19"/>
-                <w:color w:val="1C1C1C"/>
+                <w:rFonts w:ascii="Times New Roman" w:hAnsi="Times New Roman" w:cs="Times New Roman"/>
+                <w:sz w:val="24"/>
+                <w:szCs w:val="24"/>
               </w:rPr>
-              <w:t>Имя итогового файла</w:t>
+              <w:t>Имя файла</w:t>
             </w:r>
           </w:p>
         </w:tc>
         <w:tc>
           <w:tcPr>
-            <w:tcW w:w="6900" w:type="dxa"/>
-            <w:vAlign w:val="center"/>
-            <w:shd w:val="clear" w:fill="F7F7F9"/>
+            <w:tcW w:w="7200" w:type="dxa"/>
           </w:tcPr>
           <w:p>
             <w:pPr>
-              <w:jc w:val="left"/>
-              <w:spacing w:before="0" w:after="0" w:line="240" w:lineRule="auto"/>
-              <w:keepLines/>
+              <w:spacing w:after="100" w:line="240" w:lineRule="auto"/>
             </w:pPr>
             <w:r>
               <w:rPr>
-                <w:rFonts w:ascii="Times New Roman" w:hAnsi="Times New Roman" w:eastAsia="Times New Roman" w:cs="Times New Roman"/>
-                <w:sz w:val="19"/>
-                <w:szCs w:val="19"/>
-                <w:color w:val="1C1C1C"/>
+                <w:rFonts w:ascii="Times New Roman" w:hAnsi="Times New Roman" w:cs="Times New Roman"/>
+                <w:sz w:val="24"/>
+                <w:szCs w:val="24"/>
               </w:rPr>
               <w:t>Фамилия_Группа_МДК0402_ЛР10.docx</w:t>
             </w:r>
@@ -2279,102 +2231,173 @@
       </w:tr>
     </w:tbl>
     <w:p>
+      <w:r>
+        <w:rPr>
+          <w:rFonts w:ascii="Times New Roman" w:hAnsi="Times New Roman" w:eastAsia="Times New Roman" w:cs="Times New Roman"/>
+          <w:sz w:val="24"/>
+          <w:szCs w:val="24"/>
+          <w:color w:val="000000"/>
+        </w:rPr>
+        <w:t>Вариант [код] · Предметная область [название]</w:t>
+      </w:r>
+    </w:p>
+    <w:p>
       <w:pPr>
-        <w:pStyle w:val="1"/>
-        <w:spacing w:before="180" w:after="90" w:line="276" w:lineRule="auto"/>
+        <w:pStyle w:val="2"/>
         <w:keepNext/>
-        <w:keepLines/>
       </w:pPr>
       <w:r>
         <w:rPr>
           <w:rFonts w:ascii="Times New Roman" w:hAnsi="Times New Roman" w:eastAsia="Times New Roman" w:cs="Times New Roman"/>
+          <w:sz w:val="24"/>
+          <w:szCs w:val="24"/>
           <w:b/>
-          <w:bCs/>
-          <w:sz w:val="28"/>
-          <w:szCs w:val="28"/>
-          <w:color w:val="ED131C"/>
+          <w:color w:val="000000"/>
         </w:rPr>
-        <w:t>1. Цель работы</w:t>
+        <w:t>Пояснение к задаче по предметной области</w:t>
+      </w:r>
+    </w:p>
+    <w:p>
+      <w:r>
+        <w:rPr>
+          <w:rFonts w:ascii="Times New Roman" w:hAnsi="Times New Roman" w:eastAsia="Times New Roman" w:cs="Times New Roman"/>
+          <w:sz w:val="24"/>
+          <w:szCs w:val="24"/>
+          <w:color w:val="000000"/>
+        </w:rPr>
+        <w:t>Риск связывает условие, возможное событие и последствие. План реагирования начинается с наблюдаемого триггера; остаточная оценка меняется только для выбранной и обоснованной меры.</w:t>
       </w:r>
     </w:p>
     <w:p>
       <w:pPr>
-        <w:spacing w:before="0" w:after="80" w:line="276" w:lineRule="auto"/>
+        <w:pStyle w:val="2"/>
+        <w:keepNext/>
       </w:pPr>
       <w:r>
         <w:rPr>
           <w:rFonts w:ascii="Times New Roman" w:hAnsi="Times New Roman" w:eastAsia="Times New Roman" w:cs="Times New Roman"/>
-          <w:sz w:val="21"/>
-          <w:szCs w:val="21"/>
+          <w:sz w:val="24"/>
+          <w:szCs w:val="24"/>
+          <w:b/>
           <w:color w:val="000000"/>
         </w:rPr>
-        <w:t>Преобразовать факты об эксплуатации в структурированный реестр рисков, оценить вероятность и последствия по шкалам и составить реалистичный план реагирования в заданных ограничениях.</w:t>
+        <w:t>Материалы для выполнения</w:t>
       </w:r>
     </w:p>
     <w:p>
       <w:pPr>
-        <w:spacing w:before="50" w:after="100" w:line="250" w:lineRule="auto"/>
-        <w:keepLines/>
-        <w:shd w:val="clear" w:fill="F1F1F4"/>
-        <w:pBdr>
-          <w:top w:val="single" w:sz="5" w:space="5" w:color="D2D3D8"/>
-          <w:left w:val="single" w:sz="5" w:space="5" w:color="D2D3D8"/>
-          <w:bottom w:val="single" w:sz="5" w:space="5" w:color="D2D3D8"/>
-          <w:right w:val="single" w:sz="5" w:space="5" w:color="D2D3D8"/>
-        </w:pBdr>
+        <w:pStyle w:val="PIDISBullet"/>
       </w:pPr>
       <w:r>
         <w:rPr>
           <w:rFonts w:ascii="Times New Roman" w:hAnsi="Times New Roman" w:eastAsia="Times New Roman" w:cs="Times New Roman"/>
-          <w:sz w:val="20"/>
-          <w:szCs w:val="20"/>
-          <w:color w:val="77777F"/>
+          <w:sz w:val="24"/>
+          <w:szCs w:val="24"/>
+          <w:color w:val="000000"/>
         </w:rPr>
-        <w:t>[При необходимости уточните формулировку цели своими словами, не добавляя теоретический обзор.]</w:t>
+        <w:t>Лекция: Наблюдение за работающей системой. Разделы: Реестр рисков, Модуль адаптации.</w:t>
+      </w:r>
+    </w:p>
+    <w:p>
+      <w:pPr>
+        <w:pStyle w:val="PIDISBullet"/>
+      </w:pPr>
+      <w:r>
+        <w:rPr>
+          <w:rFonts w:ascii="Times New Roman" w:hAnsi="Times New Roman" w:eastAsia="Times New Roman" w:cs="Times New Roman"/>
+          <w:sz w:val="24"/>
+          <w:szCs w:val="24"/>
+          <w:color w:val="000000"/>
+        </w:rPr>
+        <w:t>Из ЛР04 возьмите факторы, из ЛР07 — ограничения мер, из ЛР09 — ранние сигналы. R01–R08 и бюджет этой работы образуют самостоятельную расчётную модель.</w:t>
+      </w:r>
+    </w:p>
+    <w:p>
+      <w:pPr>
+        <w:pStyle w:val="PIDISBullet"/>
+      </w:pPr>
+      <w:r>
+        <w:rPr>
+          <w:rFonts w:ascii="Times New Roman" w:hAnsi="Times New Roman" w:eastAsia="Times New Roman" w:cs="Times New Roman"/>
+          <w:sz w:val="24"/>
+          <w:szCs w:val="24"/>
+          <w:color w:val="000000"/>
+        </w:rPr>
+        <w:t>Используйте HTML и CSV только текущей работы своего варианта. Учебные эпизоды не объединяются в один журнал; числа разных окон не складываются.</w:t>
+      </w:r>
+    </w:p>
+    <w:p>
+      <w:r>
+        <w:rPr>
+          <w:rFonts w:ascii="Times New Roman" w:hAnsi="Times New Roman" w:eastAsia="Times New Roman" w:cs="Times New Roman"/>
+          <w:sz w:val="24"/>
+          <w:szCs w:val="24"/>
+          <w:color w:val="000000"/>
+        </w:rPr>
+        <w:t>Примените вывод к критичной функции и активу варианта. Профиль C1–C5 не подменяет требования общего эпизода. Все ответы и фактические результаты заполняет студент.</w:t>
+      </w:r>
+    </w:p>
+    <w:p>
+      <w:r>
+        <w:rPr>
+          <w:rFonts w:ascii="Times New Roman" w:hAnsi="Times New Roman" w:eastAsia="Times New Roman" w:cs="Times New Roman"/>
+          <w:sz w:val="24"/>
+          <w:szCs w:val="24"/>
+          <w:color w:val="000000"/>
+        </w:rPr>
+        <w:br w:type="page"/>
       </w:r>
     </w:p>
     <w:p>
       <w:pPr>
         <w:pStyle w:val="1"/>
-        <w:spacing w:before="180" w:after="90" w:line="276" w:lineRule="auto"/>
         <w:keepNext/>
-        <w:keepLines/>
       </w:pPr>
       <w:r>
         <w:rPr>
           <w:rFonts w:ascii="Times New Roman" w:hAnsi="Times New Roman" w:eastAsia="Times New Roman" w:cs="Times New Roman"/>
+          <w:sz w:val="24"/>
+          <w:szCs w:val="24"/>
           <w:b/>
-          <w:bCs/>
-          <w:sz w:val="28"/>
-          <w:szCs w:val="28"/>
-          <w:color w:val="ED131C"/>
+          <w:color w:val="000000"/>
         </w:rPr>
-        <w:t>2. Исходные данные и среда выполнения</w:t>
+        <w:t>Основной результат работы</w:t>
+      </w:r>
+    </w:p>
+    <w:p>
+      <w:r>
+        <w:rPr>
+          <w:rFonts w:ascii="Times New Roman" w:hAnsi="Times New Roman" w:eastAsia="Times New Roman" w:cs="Times New Roman"/>
+          <w:sz w:val="24"/>
+          <w:szCs w:val="24"/>
+          <w:color w:val="000000"/>
+        </w:rPr>
+        <w:t>Заполните таблицу. Добавляйте строки при необходимости; не уменьшайте шрифт для размещения ответа.</w:t>
       </w:r>
     </w:p>
     <w:tbl>
       <w:tblPr>
-        <w:tblW w:w="9000" w:type="dxa"/>
-        <w:tblInd w:w="120" w:type="dxa"/>
+        <w:tblW w:w="9350" w:type="dxa"/>
         <w:tblLayout w:type="fixed"/>
+        <w:tblBorders>
+          <w:top w:val="single" w:sz="4" w:color="D9D9D9"/>
+          <w:left w:val="single" w:sz="4" w:color="D9D9D9"/>
+          <w:bottom w:val="single" w:sz="4" w:color="D9D9D9"/>
+          <w:right w:val="single" w:sz="4" w:color="D9D9D9"/>
+          <w:insideH w:val="single" w:sz="4" w:color="D9D9D9"/>
+          <w:insideV w:val="single" w:sz="4" w:color="D9D9D9"/>
+        </w:tblBorders>
         <w:tblCellMar>
-          <w:top w:w="90" w:type="dxa"/>
-          <w:start w:w="120" w:type="dxa"/>
-          <w:bottom w:w="90" w:type="dxa"/>
-          <w:end w:w="120" w:type="dxa"/>
+          <w:top w:w="85" w:type="dxa"/>
+          <w:left w:w="85" w:type="dxa"/>
+          <w:bottom w:w="85" w:type="dxa"/>
+          <w:right w:w="85" w:type="dxa"/>
         </w:tblCellMar>
-        <w:tblBorders>
-          <w:top w:val="single" w:sz="6" w:space="0" w:color="C7C8CD"/>
-          <w:start w:val="single" w:sz="6" w:space="0" w:color="C7C8CD"/>
-          <w:bottom w:val="single" w:sz="6" w:space="0" w:color="C7C8CD"/>
-          <w:end w:val="single" w:sz="6" w:space="0" w:color="C7C8CD"/>
-          <w:insideH w:val="single" w:sz="6" w:space="0" w:color="C7C8CD"/>
-          <w:insideV w:val="single" w:sz="6" w:space="0" w:color="C7C8CD"/>
-        </w:tblBorders>
       </w:tblPr>
       <w:tblGrid>
-        <w:gridCol w:w="2200"/>
-        <w:gridCol w:w="6800"/>
+        <w:gridCol w:w="3900"/>
+        <w:gridCol w:w="2900"/>
+        <w:gridCol w:w="2550"/>
       </w:tblGrid>
       <w:tr>
         <w:trPr>
@@ -2383,51 +2406,64 @@
         </w:trPr>
         <w:tc>
           <w:tcPr>
-            <w:tcW w:w="2200" w:type="dxa"/>
-            <w:vAlign w:val="center"/>
-            <w:shd w:val="clear" w:fill="1C1C1C"/>
+            <w:tcW w:w="3900" w:type="dxa"/>
+            <w:shd w:fill="E7E7E7"/>
           </w:tcPr>
           <w:p>
             <w:pPr>
-              <w:jc w:val="center"/>
-              <w:spacing w:before="0" w:after="0" w:line="240" w:lineRule="auto"/>
-              <w:keepLines/>
+              <w:spacing w:after="100" w:line="240" w:lineRule="auto"/>
+              <w:keepNext/>
             </w:pPr>
             <w:r>
               <w:rPr>
-                <w:rFonts w:ascii="Times New Roman" w:hAnsi="Times New Roman" w:eastAsia="Times New Roman" w:cs="Times New Roman"/>
+                <w:rFonts w:ascii="Times New Roman" w:hAnsi="Times New Roman" w:cs="Times New Roman"/>
+                <w:sz w:val="24"/>
                 <w:b/>
-                <w:bCs/>
-                <w:sz w:val="19"/>
-                <w:szCs w:val="19"/>
-                <w:color w:val="FFFFFF"/>
+                <w:szCs w:val="24"/>
               </w:rPr>
-              <w:t>Параметр</w:t>
+              <w:t>Что подготовить</w:t>
             </w:r>
           </w:p>
         </w:tc>
         <w:tc>
           <w:tcPr>
-            <w:tcW w:w="6800" w:type="dxa"/>
-            <w:vAlign w:val="center"/>
-            <w:shd w:val="clear" w:fill="1C1C1C"/>
+            <w:tcW w:w="2900" w:type="dxa"/>
+            <w:shd w:fill="E7E7E7"/>
           </w:tcPr>
           <w:p>
             <w:pPr>
-              <w:jc w:val="center"/>
-              <w:spacing w:before="0" w:after="0" w:line="240" w:lineRule="auto"/>
-              <w:keepLines/>
+              <w:spacing w:after="100" w:line="240" w:lineRule="auto"/>
+              <w:keepNext/>
             </w:pPr>
             <w:r>
               <w:rPr>
-                <w:rFonts w:ascii="Times New Roman" w:hAnsi="Times New Roman" w:eastAsia="Times New Roman" w:cs="Times New Roman"/>
+                <w:rFonts w:ascii="Times New Roman" w:hAnsi="Times New Roman" w:cs="Times New Roman"/>
+                <w:sz w:val="24"/>
                 <w:b/>
-                <w:bCs/>
-                <w:sz w:val="19"/>
-                <w:szCs w:val="19"/>
-                <w:color w:val="FFFFFF"/>
+                <w:szCs w:val="24"/>
               </w:rPr>
-              <w:t>Заполнение студента</w:t>
+              <w:t>Результат студента</w:t>
+            </w:r>
+          </w:p>
+        </w:tc>
+        <w:tc>
+          <w:tcPr>
+            <w:tcW w:w="2550" w:type="dxa"/>
+            <w:shd w:fill="E7E7E7"/>
+          </w:tcPr>
+          <w:p>
+            <w:pPr>
+              <w:spacing w:after="100" w:line="240" w:lineRule="auto"/>
+              <w:keepNext/>
+            </w:pPr>
+            <w:r>
+              <w:rPr>
+                <w:rFonts w:ascii="Times New Roman" w:hAnsi="Times New Roman" w:cs="Times New Roman"/>
+                <w:sz w:val="24"/>
+                <w:b/>
+                <w:szCs w:val="24"/>
+              </w:rPr>
+              <w:t>ID и доказательство</w:t>
             </w:r>
           </w:p>
         </w:tc>
@@ -2438,47 +2474,55 @@
         </w:trPr>
         <w:tc>
           <w:tcPr>
-            <w:tcW w:w="2200" w:type="dxa"/>
-            <w:vAlign w:val="center"/>
+            <w:tcW w:w="3900" w:type="dxa"/>
           </w:tcPr>
           <w:p>
             <w:pPr>
-              <w:jc w:val="left"/>
-              <w:spacing w:before="0" w:after="0" w:line="240" w:lineRule="auto"/>
-              <w:keepLines/>
+              <w:spacing w:after="100" w:line="240" w:lineRule="auto"/>
             </w:pPr>
             <w:r>
               <w:rPr>
-                <w:rFonts w:ascii="Times New Roman" w:hAnsi="Times New Roman" w:eastAsia="Times New Roman" w:cs="Times New Roman"/>
-                <w:b/>
-                <w:bCs/>
-                <w:sz w:val="19"/>
-                <w:szCs w:val="19"/>
-                <w:color w:val="1C1C1C"/>
+                <w:rFonts w:ascii="Times New Roman" w:hAnsi="Times New Roman" w:cs="Times New Roman"/>
+                <w:sz w:val="24"/>
+                <w:szCs w:val="24"/>
               </w:rPr>
-              <w:t>Использованный набор</w:t>
+              <w:t>Реестр R01–R08</w:t>
             </w:r>
           </w:p>
         </w:tc>
         <w:tc>
           <w:tcPr>
-            <w:tcW w:w="6800" w:type="dxa"/>
-            <w:vAlign w:val="center"/>
+            <w:tcW w:w="2900" w:type="dxa"/>
           </w:tcPr>
           <w:p>
             <w:pPr>
-              <w:jc w:val="left"/>
-              <w:spacing w:before="0" w:after="0" w:line="240" w:lineRule="auto"/>
-              <w:keepLines/>
+              <w:spacing w:after="100" w:line="240" w:lineRule="auto"/>
             </w:pPr>
             <w:r>
               <w:rPr>
-                <w:rFonts w:ascii="Times New Roman" w:hAnsi="Times New Roman" w:eastAsia="Times New Roman" w:cs="Times New Roman"/>
-                <w:sz w:val="19"/>
-                <w:szCs w:val="19"/>
-                <w:color w:val="77777F"/>
+                <w:rFonts w:ascii="Times New Roman" w:hAnsi="Times New Roman" w:cs="Times New Roman"/>
+                <w:sz w:val="24"/>
+                <w:szCs w:val="24"/>
               </w:rPr>
-              <w:t>[Укажите название системы, варианта, журнала или карточек из задания]</w:t>
+              <w:t/>
+            </w:r>
+          </w:p>
+        </w:tc>
+        <w:tc>
+          <w:tcPr>
+            <w:tcW w:w="2550" w:type="dxa"/>
+          </w:tcPr>
+          <w:p>
+            <w:pPr>
+              <w:spacing w:after="100" w:line="240" w:lineRule="auto"/>
+            </w:pPr>
+            <w:r>
+              <w:rPr>
+                <w:rFonts w:ascii="Times New Roman" w:hAnsi="Times New Roman" w:cs="Times New Roman"/>
+                <w:sz w:val="24"/>
+                <w:szCs w:val="24"/>
+              </w:rPr>
+              <w:t/>
             </w:r>
           </w:p>
         </w:tc>
@@ -2489,49 +2533,55 @@
         </w:trPr>
         <w:tc>
           <w:tcPr>
-            <w:tcW w:w="2200" w:type="dxa"/>
-            <w:vAlign w:val="center"/>
-            <w:shd w:val="clear" w:fill="F7F7F9"/>
+            <w:tcW w:w="3900" w:type="dxa"/>
           </w:tcPr>
           <w:p>
             <w:pPr>
-              <w:jc w:val="center"/>
-              <w:spacing w:before="0" w:after="0" w:line="240" w:lineRule="auto"/>
-              <w:keepLines/>
+              <w:spacing w:after="100" w:line="240" w:lineRule="auto"/>
             </w:pPr>
             <w:r>
               <w:rPr>
-                <w:rFonts w:ascii="Times New Roman" w:hAnsi="Times New Roman" w:eastAsia="Times New Roman" w:cs="Times New Roman"/>
-                <w:b/>
-                <w:bCs/>
-                <w:sz w:val="19"/>
-                <w:szCs w:val="19"/>
-                <w:color w:val="1C1C1C"/>
+                <w:rFonts w:ascii="Times New Roman" w:hAnsi="Times New Roman" w:cs="Times New Roman"/>
+                <w:sz w:val="24"/>
+                <w:szCs w:val="24"/>
               </w:rPr>
-              <w:t>Инструменты</w:t>
+              <w:t>Оценки вероятности и последствий</w:t>
             </w:r>
           </w:p>
         </w:tc>
         <w:tc>
           <w:tcPr>
-            <w:tcW w:w="6800" w:type="dxa"/>
-            <w:vAlign w:val="center"/>
-            <w:shd w:val="clear" w:fill="F7F7F9"/>
+            <w:tcW w:w="2900" w:type="dxa"/>
           </w:tcPr>
           <w:p>
             <w:pPr>
-              <w:jc w:val="left"/>
-              <w:spacing w:before="0" w:after="0" w:line="240" w:lineRule="auto"/>
-              <w:keepLines/>
+              <w:spacing w:after="100" w:line="240" w:lineRule="auto"/>
             </w:pPr>
             <w:r>
               <w:rPr>
-                <w:rFonts w:ascii="Times New Roman" w:hAnsi="Times New Roman" w:eastAsia="Times New Roman" w:cs="Times New Roman"/>
-                <w:sz w:val="19"/>
-                <w:szCs w:val="19"/>
-                <w:color w:val="77777F"/>
+                <w:rFonts w:ascii="Times New Roman" w:hAnsi="Times New Roman" w:cs="Times New Roman"/>
+                <w:sz w:val="24"/>
+                <w:szCs w:val="24"/>
               </w:rPr>
-              <w:t>[Укажите редактор, локальную среду или учебную симуляцию и версии, если они существенны]</w:t>
+              <w:t/>
+            </w:r>
+          </w:p>
+        </w:tc>
+        <w:tc>
+          <w:tcPr>
+            <w:tcW w:w="2550" w:type="dxa"/>
+          </w:tcPr>
+          <w:p>
+            <w:pPr>
+              <w:spacing w:after="100" w:line="240" w:lineRule="auto"/>
+            </w:pPr>
+            <w:r>
+              <w:rPr>
+                <w:rFonts w:ascii="Times New Roman" w:hAnsi="Times New Roman" w:cs="Times New Roman"/>
+                <w:sz w:val="24"/>
+                <w:szCs w:val="24"/>
+              </w:rPr>
+              <w:t/>
             </w:r>
           </w:p>
         </w:tc>
@@ -2542,199 +2592,55 @@
         </w:trPr>
         <w:tc>
           <w:tcPr>
-            <w:tcW w:w="2200" w:type="dxa"/>
-            <w:vAlign w:val="center"/>
+            <w:tcW w:w="3900" w:type="dxa"/>
           </w:tcPr>
           <w:p>
             <w:pPr>
-              <w:jc w:val="center"/>
-              <w:spacing w:before="0" w:after="0" w:line="240" w:lineRule="auto"/>
-              <w:keepLines/>
+              <w:spacing w:after="100" w:line="240" w:lineRule="auto"/>
             </w:pPr>
             <w:r>
               <w:rPr>
-                <w:rFonts w:ascii="Times New Roman" w:hAnsi="Times New Roman" w:eastAsia="Times New Roman" w:cs="Times New Roman"/>
-                <w:b/>
-                <w:bCs/>
-                <w:sz w:val="19"/>
-                <w:szCs w:val="19"/>
-                <w:color w:val="1C1C1C"/>
+                <w:rFonts w:ascii="Times New Roman" w:hAnsi="Times New Roman" w:cs="Times New Roman"/>
+                <w:sz w:val="24"/>
+                <w:szCs w:val="24"/>
               </w:rPr>
-              <w:t>Ограничения</w:t>
+              <w:t>Приоритеты</w:t>
             </w:r>
           </w:p>
         </w:tc>
         <w:tc>
           <w:tcPr>
-            <w:tcW w:w="6800" w:type="dxa"/>
-            <w:vAlign w:val="center"/>
+            <w:tcW w:w="2900" w:type="dxa"/>
           </w:tcPr>
           <w:p>
             <w:pPr>
-              <w:jc w:val="left"/>
-              <w:spacing w:before="0" w:after="0" w:line="240" w:lineRule="auto"/>
-              <w:keepLines/>
+              <w:spacing w:after="100" w:line="240" w:lineRule="auto"/>
             </w:pPr>
             <w:r>
               <w:rPr>
-                <w:rFonts w:ascii="Times New Roman" w:hAnsi="Times New Roman" w:eastAsia="Times New Roman" w:cs="Times New Roman"/>
-                <w:sz w:val="19"/>
-                <w:szCs w:val="19"/>
-                <w:color w:val="77777F"/>
+                <w:rFonts w:ascii="Times New Roman" w:hAnsi="Times New Roman" w:cs="Times New Roman"/>
+                <w:sz w:val="24"/>
+                <w:szCs w:val="24"/>
               </w:rPr>
-              <w:t>[Укажите безопасные границы работы и принятые допущения]</w:t>
-            </w:r>
-          </w:p>
-        </w:tc>
-      </w:tr>
-    </w:tbl>
-    <w:p>
-      <w:pPr>
-        <w:pStyle w:val="1"/>
-        <w:spacing w:before="180" w:after="90" w:line="276" w:lineRule="auto"/>
-        <w:keepNext/>
-        <w:keepLines/>
-      </w:pPr>
-      <w:r>
-        <w:rPr>
-          <w:rFonts w:ascii="Times New Roman" w:hAnsi="Times New Roman" w:eastAsia="Times New Roman" w:cs="Times New Roman"/>
-          <w:b/>
-          <w:bCs/>
-          <w:sz w:val="28"/>
-          <w:szCs w:val="28"/>
-          <w:color w:val="ED131C"/>
-        </w:rPr>
-        <w:t>3. Выполнение задания</w:t>
-      </w:r>
-    </w:p>
-    <w:tbl>
-      <w:tblPr>
-        <w:tblW w:w="9000" w:type="dxa"/>
-        <w:tblInd w:w="120" w:type="dxa"/>
-        <w:tblLayout w:type="fixed"/>
-        <w:tblCellMar>
-          <w:top w:w="90" w:type="dxa"/>
-          <w:start w:w="120" w:type="dxa"/>
-          <w:bottom w:w="90" w:type="dxa"/>
-          <w:end w:w="120" w:type="dxa"/>
-        </w:tblCellMar>
-        <w:tblBorders>
-          <w:top w:val="single" w:sz="6" w:space="0" w:color="C7C8CD"/>
-          <w:start w:val="single" w:sz="6" w:space="0" w:color="C7C8CD"/>
-          <w:bottom w:val="single" w:sz="6" w:space="0" w:color="C7C8CD"/>
-          <w:end w:val="single" w:sz="6" w:space="0" w:color="C7C8CD"/>
-          <w:insideH w:val="single" w:sz="6" w:space="0" w:color="C7C8CD"/>
-          <w:insideV w:val="single" w:sz="6" w:space="0" w:color="C7C8CD"/>
-        </w:tblBorders>
-      </w:tblPr>
-      <w:tblGrid>
-        <w:gridCol w:w="650"/>
-        <w:gridCol w:w="2750"/>
-        <w:gridCol w:w="3500"/>
-        <w:gridCol w:w="2100"/>
-      </w:tblGrid>
-      <w:tr>
-        <w:trPr>
-          <w:cantSplit/>
-          <w:tblHeader/>
-        </w:trPr>
-        <w:tc>
-          <w:tcPr>
-            <w:tcW w:w="650" w:type="dxa"/>
-            <w:vAlign w:val="center"/>
-            <w:shd w:val="clear" w:fill="1C1C1C"/>
-          </w:tcPr>
-          <w:p>
-            <w:pPr>
-              <w:jc w:val="center"/>
-              <w:spacing w:before="0" w:after="0" w:line="240" w:lineRule="auto"/>
-              <w:keepLines/>
-            </w:pPr>
-            <w:r>
-              <w:rPr>
-                <w:rFonts w:ascii="Times New Roman" w:hAnsi="Times New Roman" w:eastAsia="Times New Roman" w:cs="Times New Roman"/>
-                <w:b/>
-                <w:bCs/>
-                <w:sz w:val="17"/>
-                <w:szCs w:val="17"/>
-                <w:color w:val="FFFFFF"/>
-              </w:rPr>
-              <w:t>Этап</w:t>
+              <w:t/>
             </w:r>
           </w:p>
         </w:tc>
         <w:tc>
           <w:tcPr>
-            <w:tcW w:w="2750" w:type="dxa"/>
-            <w:vAlign w:val="center"/>
-            <w:shd w:val="clear" w:fill="1C1C1C"/>
+            <w:tcW w:w="2550" w:type="dxa"/>
           </w:tcPr>
           <w:p>
             <w:pPr>
-              <w:jc w:val="center"/>
-              <w:spacing w:before="0" w:after="0" w:line="240" w:lineRule="auto"/>
-              <w:keepLines/>
+              <w:spacing w:after="100" w:line="240" w:lineRule="auto"/>
             </w:pPr>
             <w:r>
               <w:rPr>
-                <w:rFonts w:ascii="Times New Roman" w:hAnsi="Times New Roman" w:eastAsia="Times New Roman" w:cs="Times New Roman"/>
-                <w:b/>
-                <w:bCs/>
-                <w:sz w:val="17"/>
-                <w:szCs w:val="17"/>
-                <w:color w:val="FFFFFF"/>
+                <w:rFonts w:ascii="Times New Roman" w:hAnsi="Times New Roman" w:cs="Times New Roman"/>
+                <w:sz w:val="24"/>
+                <w:szCs w:val="24"/>
               </w:rPr>
-              <w:t>Логика этапа</w:t>
-            </w:r>
-          </w:p>
-        </w:tc>
-        <w:tc>
-          <w:tcPr>
-            <w:tcW w:w="3500" w:type="dxa"/>
-            <w:vAlign w:val="center"/>
-            <w:shd w:val="clear" w:fill="1C1C1C"/>
-          </w:tcPr>
-          <w:p>
-            <w:pPr>
-              <w:jc w:val="center"/>
-              <w:spacing w:before="0" w:after="0" w:line="240" w:lineRule="auto"/>
-              <w:keepLines/>
-            </w:pPr>
-            <w:r>
-              <w:rPr>
-                <w:rFonts w:ascii="Times New Roman" w:hAnsi="Times New Roman" w:eastAsia="Times New Roman" w:cs="Times New Roman"/>
-                <w:b/>
-                <w:bCs/>
-                <w:sz w:val="17"/>
-                <w:szCs w:val="17"/>
-                <w:color w:val="FFFFFF"/>
-              </w:rPr>
-              <w:t>Что выполнено</w:t>
-            </w:r>
-          </w:p>
-        </w:tc>
-        <w:tc>
-          <w:tcPr>
-            <w:tcW w:w="2100" w:type="dxa"/>
-            <w:vAlign w:val="center"/>
-            <w:shd w:val="clear" w:fill="1C1C1C"/>
-          </w:tcPr>
-          <w:p>
-            <w:pPr>
-              <w:jc w:val="center"/>
-              <w:spacing w:before="0" w:after="0" w:line="240" w:lineRule="auto"/>
-              <w:keepLines/>
-            </w:pPr>
-            <w:r>
-              <w:rPr>
-                <w:rFonts w:ascii="Times New Roman" w:hAnsi="Times New Roman" w:eastAsia="Times New Roman" w:cs="Times New Roman"/>
-                <w:b/>
-                <w:bCs/>
-                <w:sz w:val="17"/>
-                <w:szCs w:val="17"/>
-                <w:color w:val="FFFFFF"/>
-              </w:rPr>
-              <w:t>Доказательство</w:t>
+              <w:t/>
             </w:r>
           </w:p>
         </w:tc>
@@ -2745,89 +2651,55 @@
         </w:trPr>
         <w:tc>
           <w:tcPr>
-            <w:tcW w:w="650" w:type="dxa"/>
-            <w:vAlign w:val="center"/>
+            <w:tcW w:w="3900" w:type="dxa"/>
           </w:tcPr>
           <w:p>
             <w:pPr>
-              <w:jc w:val="center"/>
-              <w:spacing w:before="0" w:after="0" w:line="240" w:lineRule="auto"/>
-              <w:keepLines/>
+              <w:spacing w:after="100" w:line="240" w:lineRule="auto"/>
             </w:pPr>
             <w:r>
               <w:rPr>
-                <w:rFonts w:ascii="Times New Roman" w:hAnsi="Times New Roman" w:eastAsia="Times New Roman" w:cs="Times New Roman"/>
-                <w:sz w:val="17"/>
-                <w:szCs w:val="17"/>
-                <w:color w:val="1C1C1C"/>
+                <w:rFonts w:ascii="Times New Roman" w:hAnsi="Times New Roman" w:cs="Times New Roman"/>
+                <w:sz w:val="24"/>
+                <w:szCs w:val="24"/>
               </w:rPr>
-              <w:t>1</w:t>
+              <w:t>Меры предотвращения</w:t>
             </w:r>
           </w:p>
         </w:tc>
         <w:tc>
           <w:tcPr>
-            <w:tcW w:w="2750" w:type="dxa"/>
-            <w:vAlign w:val="center"/>
+            <w:tcW w:w="2900" w:type="dxa"/>
           </w:tcPr>
           <w:p>
             <w:pPr>
-              <w:jc w:val="left"/>
-              <w:spacing w:before="0" w:after="0" w:line="240" w:lineRule="auto"/>
-              <w:keepLines/>
+              <w:spacing w:after="100" w:line="240" w:lineRule="auto"/>
             </w:pPr>
             <w:r>
               <w:rPr>
-                <w:rFonts w:ascii="Times New Roman" w:hAnsi="Times New Roman" w:eastAsia="Times New Roman" w:cs="Times New Roman"/>
-                <w:sz w:val="17"/>
-                <w:szCs w:val="17"/>
-                <w:color w:val="1C1C1C"/>
+                <w:rFonts w:ascii="Times New Roman" w:hAnsi="Times New Roman" w:cs="Times New Roman"/>
+                <w:sz w:val="24"/>
+                <w:szCs w:val="24"/>
               </w:rPr>
-              <w:t>Изучить ситуацию</w:t>
+              <w:t/>
             </w:r>
           </w:p>
         </w:tc>
         <w:tc>
           <w:tcPr>
-            <w:tcW w:w="3500" w:type="dxa"/>
-            <w:vAlign w:val="center"/>
+            <w:tcW w:w="2550" w:type="dxa"/>
           </w:tcPr>
           <w:p>
             <w:pPr>
-              <w:jc w:val="left"/>
-              <w:spacing w:before="0" w:after="0" w:line="240" w:lineRule="auto"/>
-              <w:keepLines/>
+              <w:spacing w:after="100" w:line="240" w:lineRule="auto"/>
             </w:pPr>
             <w:r>
               <w:rPr>
-                <w:rFonts w:ascii="Times New Roman" w:hAnsi="Times New Roman" w:eastAsia="Times New Roman" w:cs="Times New Roman"/>
-                <w:sz w:val="17"/>
-                <w:szCs w:val="17"/>
-                <w:color w:val="77777F"/>
+                <w:rFonts w:ascii="Times New Roman" w:hAnsi="Times New Roman" w:cs="Times New Roman"/>
+                <w:sz w:val="24"/>
+                <w:szCs w:val="24"/>
               </w:rPr>
-              <w:t>[Действие и полученный промежуточный результат]</w:t>
-            </w:r>
-          </w:p>
-        </w:tc>
-        <w:tc>
-          <w:tcPr>
-            <w:tcW w:w="2100" w:type="dxa"/>
-            <w:vAlign w:val="center"/>
-          </w:tcPr>
-          <w:p>
-            <w:pPr>
-              <w:jc w:val="left"/>
-              <w:spacing w:before="0" w:after="0" w:line="240" w:lineRule="auto"/>
-              <w:keepLines/>
-            </w:pPr>
-            <w:r>
-              <w:rPr>
-                <w:rFonts w:ascii="Times New Roman" w:hAnsi="Times New Roman" w:eastAsia="Times New Roman" w:cs="Times New Roman"/>
-                <w:sz w:val="17"/>
-                <w:szCs w:val="17"/>
-                <w:color w:val="77777F"/>
-              </w:rPr>
-              <w:t>[Таблица, ID, рисунок]</w:t>
+              <w:t/>
             </w:r>
           </w:p>
         </w:tc>
@@ -2838,93 +2710,55 @@
         </w:trPr>
         <w:tc>
           <w:tcPr>
-            <w:tcW w:w="650" w:type="dxa"/>
-            <w:vAlign w:val="center"/>
-            <w:shd w:val="clear" w:fill="F7F7F9"/>
+            <w:tcW w:w="3900" w:type="dxa"/>
           </w:tcPr>
           <w:p>
             <w:pPr>
-              <w:jc w:val="center"/>
-              <w:spacing w:before="0" w:after="0" w:line="240" w:lineRule="auto"/>
-              <w:keepLines/>
+              <w:spacing w:after="100" w:line="240" w:lineRule="auto"/>
             </w:pPr>
             <w:r>
               <w:rPr>
-                <w:rFonts w:ascii="Times New Roman" w:hAnsi="Times New Roman" w:eastAsia="Times New Roman" w:cs="Times New Roman"/>
-                <w:sz w:val="17"/>
-                <w:szCs w:val="17"/>
-                <w:color w:val="1C1C1C"/>
+                <w:rFonts w:ascii="Times New Roman" w:hAnsi="Times New Roman" w:cs="Times New Roman"/>
+                <w:sz w:val="24"/>
+                <w:szCs w:val="24"/>
               </w:rPr>
-              <w:t>2</w:t>
+              <w:t>Планы реагирования и роли</w:t>
             </w:r>
           </w:p>
         </w:tc>
         <w:tc>
           <w:tcPr>
-            <w:tcW w:w="2750" w:type="dxa"/>
-            <w:vAlign w:val="center"/>
-            <w:shd w:val="clear" w:fill="F7F7F9"/>
+            <w:tcW w:w="2900" w:type="dxa"/>
           </w:tcPr>
           <w:p>
             <w:pPr>
-              <w:jc w:val="left"/>
-              <w:spacing w:before="0" w:after="0" w:line="240" w:lineRule="auto"/>
-              <w:keepLines/>
+              <w:spacing w:after="100" w:line="240" w:lineRule="auto"/>
             </w:pPr>
             <w:r>
               <w:rPr>
-                <w:rFonts w:ascii="Times New Roman" w:hAnsi="Times New Roman" w:eastAsia="Times New Roman" w:cs="Times New Roman"/>
-                <w:sz w:val="17"/>
-                <w:szCs w:val="17"/>
-                <w:color w:val="1C1C1C"/>
+                <w:rFonts w:ascii="Times New Roman" w:hAnsi="Times New Roman" w:cs="Times New Roman"/>
+                <w:sz w:val="24"/>
+                <w:szCs w:val="24"/>
               </w:rPr>
-              <w:t>Проверить исходные данные</w:t>
+              <w:t/>
             </w:r>
           </w:p>
         </w:tc>
         <w:tc>
           <w:tcPr>
-            <w:tcW w:w="3500" w:type="dxa"/>
-            <w:vAlign w:val="center"/>
-            <w:shd w:val="clear" w:fill="F7F7F9"/>
+            <w:tcW w:w="2550" w:type="dxa"/>
           </w:tcPr>
           <w:p>
             <w:pPr>
-              <w:jc w:val="left"/>
-              <w:spacing w:before="0" w:after="0" w:line="240" w:lineRule="auto"/>
-              <w:keepLines/>
+              <w:spacing w:after="100" w:line="240" w:lineRule="auto"/>
             </w:pPr>
             <w:r>
               <w:rPr>
-                <w:rFonts w:ascii="Times New Roman" w:hAnsi="Times New Roman" w:eastAsia="Times New Roman" w:cs="Times New Roman"/>
-                <w:sz w:val="17"/>
-                <w:szCs w:val="17"/>
-                <w:color w:val="77777F"/>
+                <w:rFonts w:ascii="Times New Roman" w:hAnsi="Times New Roman" w:cs="Times New Roman"/>
+                <w:sz w:val="24"/>
+                <w:szCs w:val="24"/>
               </w:rPr>
-              <w:t>[Действие и полученный промежуточный результат]</w:t>
-            </w:r>
-          </w:p>
-        </w:tc>
-        <w:tc>
-          <w:tcPr>
-            <w:tcW w:w="2100" w:type="dxa"/>
-            <w:vAlign w:val="center"/>
-            <w:shd w:val="clear" w:fill="F7F7F9"/>
-          </w:tcPr>
-          <w:p>
-            <w:pPr>
-              <w:jc w:val="left"/>
-              <w:spacing w:before="0" w:after="0" w:line="240" w:lineRule="auto"/>
-              <w:keepLines/>
-            </w:pPr>
-            <w:r>
-              <w:rPr>
-                <w:rFonts w:ascii="Times New Roman" w:hAnsi="Times New Roman" w:eastAsia="Times New Roman" w:cs="Times New Roman"/>
-                <w:sz w:val="17"/>
-                <w:szCs w:val="17"/>
-                <w:color w:val="77777F"/>
-              </w:rPr>
-              <w:t>[Таблица, ID, рисунок]</w:t>
+              <w:t/>
             </w:r>
           </w:p>
         </w:tc>
@@ -2935,89 +2769,55 @@
         </w:trPr>
         <w:tc>
           <w:tcPr>
-            <w:tcW w:w="650" w:type="dxa"/>
-            <w:vAlign w:val="center"/>
+            <w:tcW w:w="3900" w:type="dxa"/>
           </w:tcPr>
           <w:p>
             <w:pPr>
-              <w:jc w:val="center"/>
-              <w:spacing w:before="0" w:after="0" w:line="240" w:lineRule="auto"/>
-              <w:keepLines/>
+              <w:spacing w:after="100" w:line="240" w:lineRule="auto"/>
             </w:pPr>
             <w:r>
               <w:rPr>
-                <w:rFonts w:ascii="Times New Roman" w:hAnsi="Times New Roman" w:eastAsia="Times New Roman" w:cs="Times New Roman"/>
-                <w:sz w:val="17"/>
-                <w:szCs w:val="17"/>
-                <w:color w:val="1C1C1C"/>
+                <w:rFonts w:ascii="Times New Roman" w:hAnsi="Times New Roman" w:cs="Times New Roman"/>
+                <w:sz w:val="24"/>
+                <w:szCs w:val="24"/>
               </w:rPr>
-              <w:t>3</w:t>
+              <w:t>Остаточные оценки и итоговый план</w:t>
             </w:r>
           </w:p>
         </w:tc>
         <w:tc>
           <w:tcPr>
-            <w:tcW w:w="2750" w:type="dxa"/>
-            <w:vAlign w:val="center"/>
+            <w:tcW w:w="2900" w:type="dxa"/>
           </w:tcPr>
           <w:p>
             <w:pPr>
-              <w:jc w:val="left"/>
-              <w:spacing w:before="0" w:after="0" w:line="240" w:lineRule="auto"/>
-              <w:keepLines/>
+              <w:spacing w:after="100" w:line="240" w:lineRule="auto"/>
             </w:pPr>
             <w:r>
               <w:rPr>
-                <w:rFonts w:ascii="Times New Roman" w:hAnsi="Times New Roman" w:eastAsia="Times New Roman" w:cs="Times New Roman"/>
-                <w:sz w:val="17"/>
-                <w:szCs w:val="17"/>
-                <w:color w:val="1C1C1C"/>
+                <w:rFonts w:ascii="Times New Roman" w:hAnsi="Times New Roman" w:cs="Times New Roman"/>
+                <w:sz w:val="24"/>
+                <w:szCs w:val="24"/>
               </w:rPr>
-              <w:t>Выполнить практическое действие</w:t>
+              <w:t/>
             </w:r>
           </w:p>
         </w:tc>
         <w:tc>
           <w:tcPr>
-            <w:tcW w:w="3500" w:type="dxa"/>
-            <w:vAlign w:val="center"/>
+            <w:tcW w:w="2550" w:type="dxa"/>
           </w:tcPr>
           <w:p>
             <w:pPr>
-              <w:jc w:val="left"/>
-              <w:spacing w:before="0" w:after="0" w:line="240" w:lineRule="auto"/>
-              <w:keepLines/>
+              <w:spacing w:after="100" w:line="240" w:lineRule="auto"/>
             </w:pPr>
             <w:r>
               <w:rPr>
-                <w:rFonts w:ascii="Times New Roman" w:hAnsi="Times New Roman" w:eastAsia="Times New Roman" w:cs="Times New Roman"/>
-                <w:sz w:val="17"/>
-                <w:szCs w:val="17"/>
-                <w:color w:val="77777F"/>
+                <w:rFonts w:ascii="Times New Roman" w:hAnsi="Times New Roman" w:cs="Times New Roman"/>
+                <w:sz w:val="24"/>
+                <w:szCs w:val="24"/>
               </w:rPr>
-              <w:t>[Действие и полученный промежуточный результат]</w:t>
-            </w:r>
-          </w:p>
-        </w:tc>
-        <w:tc>
-          <w:tcPr>
-            <w:tcW w:w="2100" w:type="dxa"/>
-            <w:vAlign w:val="center"/>
-          </w:tcPr>
-          <w:p>
-            <w:pPr>
-              <w:jc w:val="left"/>
-              <w:spacing w:before="0" w:after="0" w:line="240" w:lineRule="auto"/>
-              <w:keepLines/>
-            </w:pPr>
-            <w:r>
-              <w:rPr>
-                <w:rFonts w:ascii="Times New Roman" w:hAnsi="Times New Roman" w:eastAsia="Times New Roman" w:cs="Times New Roman"/>
-                <w:sz w:val="17"/>
-                <w:szCs w:val="17"/>
-                <w:color w:val="77777F"/>
-              </w:rPr>
-              <w:t>[Таблица, ID, рисунок]</w:t>
+              <w:t/>
             </w:r>
           </w:p>
         </w:tc>
@@ -3028,4177 +2828,447 @@
         </w:trPr>
         <w:tc>
           <w:tcPr>
-            <w:tcW w:w="650" w:type="dxa"/>
-            <w:vAlign w:val="center"/>
-            <w:shd w:val="clear" w:fill="F7F7F9"/>
+            <w:tcW w:w="3900" w:type="dxa"/>
           </w:tcPr>
           <w:p>
             <w:pPr>
-              <w:jc w:val="center"/>
-              <w:spacing w:before="0" w:after="0" w:line="240" w:lineRule="auto"/>
-              <w:keepLines/>
+              <w:spacing w:after="100" w:line="240" w:lineRule="auto"/>
             </w:pPr>
             <w:r>
               <w:rPr>
-                <w:rFonts w:ascii="Times New Roman" w:hAnsi="Times New Roman" w:eastAsia="Times New Roman" w:cs="Times New Roman"/>
-                <w:sz w:val="17"/>
-                <w:szCs w:val="17"/>
-                <w:color w:val="1C1C1C"/>
+                <w:rFonts w:ascii="Times New Roman" w:hAnsi="Times New Roman" w:cs="Times New Roman"/>
+                <w:sz w:val="24"/>
+                <w:szCs w:val="24"/>
               </w:rPr>
-              <w:t>4</w:t>
+              <w:t>Предметное обоснование: функция и актив варианта, применённый результат и передаваемые материалы</w:t>
             </w:r>
           </w:p>
         </w:tc>
         <w:tc>
           <w:tcPr>
-            <w:tcW w:w="2750" w:type="dxa"/>
-            <w:vAlign w:val="center"/>
-            <w:shd w:val="clear" w:fill="F7F7F9"/>
+            <w:tcW w:w="2900" w:type="dxa"/>
           </w:tcPr>
           <w:p>
             <w:pPr>
-              <w:jc w:val="left"/>
-              <w:spacing w:before="0" w:after="0" w:line="240" w:lineRule="auto"/>
-              <w:keepLines/>
+              <w:spacing w:after="100" w:line="240" w:lineRule="auto"/>
             </w:pPr>
             <w:r>
               <w:rPr>
-                <w:rFonts w:ascii="Times New Roman" w:hAnsi="Times New Roman" w:eastAsia="Times New Roman" w:cs="Times New Roman"/>
-                <w:sz w:val="17"/>
-                <w:szCs w:val="17"/>
-                <w:color w:val="1C1C1C"/>
+                <w:rFonts w:ascii="Times New Roman" w:hAnsi="Times New Roman" w:cs="Times New Roman"/>
+                <w:sz w:val="24"/>
+                <w:szCs w:val="24"/>
               </w:rPr>
-              <w:t>Провести контроль</w:t>
+              <w:t/>
             </w:r>
           </w:p>
         </w:tc>
         <w:tc>
           <w:tcPr>
-            <w:tcW w:w="3500" w:type="dxa"/>
-            <w:vAlign w:val="center"/>
-            <w:shd w:val="clear" w:fill="F7F7F9"/>
+            <w:tcW w:w="2550" w:type="dxa"/>
           </w:tcPr>
           <w:p>
             <w:pPr>
-              <w:jc w:val="left"/>
-              <w:spacing w:before="0" w:after="0" w:line="240" w:lineRule="auto"/>
-              <w:keepLines/>
+              <w:spacing w:after="100" w:line="240" w:lineRule="auto"/>
             </w:pPr>
             <w:r>
               <w:rPr>
-                <w:rFonts w:ascii="Times New Roman" w:hAnsi="Times New Roman" w:eastAsia="Times New Roman" w:cs="Times New Roman"/>
-                <w:sz w:val="17"/>
-                <w:szCs w:val="17"/>
-                <w:color w:val="77777F"/>
+                <w:rFonts w:ascii="Times New Roman" w:hAnsi="Times New Roman" w:cs="Times New Roman"/>
+                <w:sz w:val="24"/>
+                <w:szCs w:val="24"/>
               </w:rPr>
-              <w:t>[Действие и полученный промежуточный результат]</w:t>
-            </w:r>
-          </w:p>
-        </w:tc>
-        <w:tc>
-          <w:tcPr>
-            <w:tcW w:w="2100" w:type="dxa"/>
-            <w:vAlign w:val="center"/>
-            <w:shd w:val="clear" w:fill="F7F7F9"/>
-          </w:tcPr>
-          <w:p>
-            <w:pPr>
-              <w:jc w:val="left"/>
-              <w:spacing w:before="0" w:after="0" w:line="240" w:lineRule="auto"/>
-              <w:keepLines/>
-            </w:pPr>
-            <w:r>
-              <w:rPr>
-                <w:rFonts w:ascii="Times New Roman" w:hAnsi="Times New Roman" w:eastAsia="Times New Roman" w:cs="Times New Roman"/>
-                <w:sz w:val="17"/>
-                <w:szCs w:val="17"/>
-                <w:color w:val="77777F"/>
-              </w:rPr>
-              <w:t>[Таблица, ID, рисунок]</w:t>
-            </w:r>
-          </w:p>
-        </w:tc>
-      </w:tr>
-      <w:tr>
-        <w:trPr>
-          <w:cantSplit/>
-        </w:trPr>
-        <w:tc>
-          <w:tcPr>
-            <w:tcW w:w="650" w:type="dxa"/>
-            <w:vAlign w:val="center"/>
-          </w:tcPr>
-          <w:p>
-            <w:pPr>
-              <w:jc w:val="center"/>
-              <w:spacing w:before="0" w:after="0" w:line="240" w:lineRule="auto"/>
-              <w:keepLines/>
-            </w:pPr>
-            <w:r>
-              <w:rPr>
-                <w:rFonts w:ascii="Times New Roman" w:hAnsi="Times New Roman" w:eastAsia="Times New Roman" w:cs="Times New Roman"/>
-                <w:sz w:val="17"/>
-                <w:szCs w:val="17"/>
-                <w:color w:val="1C1C1C"/>
-              </w:rPr>
-              <w:t>5</w:t>
-            </w:r>
-          </w:p>
-        </w:tc>
-        <w:tc>
-          <w:tcPr>
-            <w:tcW w:w="2750" w:type="dxa"/>
-            <w:vAlign w:val="center"/>
-          </w:tcPr>
-          <w:p>
-            <w:pPr>
-              <w:jc w:val="left"/>
-              <w:spacing w:before="0" w:after="0" w:line="240" w:lineRule="auto"/>
-              <w:keepLines/>
-            </w:pPr>
-            <w:r>
-              <w:rPr>
-                <w:rFonts w:ascii="Times New Roman" w:hAnsi="Times New Roman" w:eastAsia="Times New Roman" w:cs="Times New Roman"/>
-                <w:sz w:val="17"/>
-                <w:szCs w:val="17"/>
-                <w:color w:val="1C1C1C"/>
-              </w:rPr>
-              <w:t>Оформить результат</w:t>
-            </w:r>
-          </w:p>
-        </w:tc>
-        <w:tc>
-          <w:tcPr>
-            <w:tcW w:w="3500" w:type="dxa"/>
-            <w:vAlign w:val="center"/>
-          </w:tcPr>
-          <w:p>
-            <w:pPr>
-              <w:jc w:val="left"/>
-              <w:spacing w:before="0" w:after="0" w:line="240" w:lineRule="auto"/>
-              <w:keepLines/>
-            </w:pPr>
-            <w:r>
-              <w:rPr>
-                <w:rFonts w:ascii="Times New Roman" w:hAnsi="Times New Roman" w:eastAsia="Times New Roman" w:cs="Times New Roman"/>
-                <w:sz w:val="17"/>
-                <w:szCs w:val="17"/>
-                <w:color w:val="77777F"/>
-              </w:rPr>
-              <w:t>[Действие и полученный промежуточный результат]</w:t>
-            </w:r>
-          </w:p>
-        </w:tc>
-        <w:tc>
-          <w:tcPr>
-            <w:tcW w:w="2100" w:type="dxa"/>
-            <w:vAlign w:val="center"/>
-          </w:tcPr>
-          <w:p>
-            <w:pPr>
-              <w:jc w:val="left"/>
-              <w:spacing w:before="0" w:after="0" w:line="240" w:lineRule="auto"/>
-              <w:keepLines/>
-            </w:pPr>
-            <w:r>
-              <w:rPr>
-                <w:rFonts w:ascii="Times New Roman" w:hAnsi="Times New Roman" w:eastAsia="Times New Roman" w:cs="Times New Roman"/>
-                <w:sz w:val="17"/>
-                <w:szCs w:val="17"/>
-                <w:color w:val="77777F"/>
-              </w:rPr>
-              <w:t>[Таблица, ID, рисунок]</w:t>
-            </w:r>
-          </w:p>
-        </w:tc>
-      </w:tr>
-      <w:tr>
-        <w:trPr>
-          <w:cantSplit/>
-        </w:trPr>
-        <w:tc>
-          <w:tcPr>
-            <w:tcW w:w="650" w:type="dxa"/>
-            <w:vAlign w:val="center"/>
-            <w:shd w:val="clear" w:fill="F7F7F9"/>
-          </w:tcPr>
-          <w:p>
-            <w:pPr>
-              <w:jc w:val="center"/>
-              <w:spacing w:before="0" w:after="0" w:line="240" w:lineRule="auto"/>
-              <w:keepLines/>
-            </w:pPr>
-            <w:r>
-              <w:rPr>
-                <w:rFonts w:ascii="Times New Roman" w:hAnsi="Times New Roman" w:eastAsia="Times New Roman" w:cs="Times New Roman"/>
-                <w:sz w:val="17"/>
-                <w:szCs w:val="17"/>
-                <w:color w:val="1C1C1C"/>
-              </w:rPr>
-              <w:t>6</w:t>
-            </w:r>
-          </w:p>
-        </w:tc>
-        <w:tc>
-          <w:tcPr>
-            <w:tcW w:w="2750" w:type="dxa"/>
-            <w:vAlign w:val="center"/>
-            <w:shd w:val="clear" w:fill="F7F7F9"/>
-          </w:tcPr>
-          <w:p>
-            <w:pPr>
-              <w:jc w:val="left"/>
-              <w:spacing w:before="0" w:after="0" w:line="240" w:lineRule="auto"/>
-              <w:keepLines/>
-            </w:pPr>
-            <w:r>
-              <w:rPr>
-                <w:rFonts w:ascii="Times New Roman" w:hAnsi="Times New Roman" w:eastAsia="Times New Roman" w:cs="Times New Roman"/>
-                <w:sz w:val="17"/>
-                <w:szCs w:val="17"/>
-                <w:color w:val="1C1C1C"/>
-              </w:rPr>
-              <w:t>Подготовить файл к сдаче</w:t>
-            </w:r>
-          </w:p>
-        </w:tc>
-        <w:tc>
-          <w:tcPr>
-            <w:tcW w:w="3500" w:type="dxa"/>
-            <w:vAlign w:val="center"/>
-            <w:shd w:val="clear" w:fill="F7F7F9"/>
-          </w:tcPr>
-          <w:p>
-            <w:pPr>
-              <w:jc w:val="left"/>
-              <w:spacing w:before="0" w:after="0" w:line="240" w:lineRule="auto"/>
-              <w:keepLines/>
-            </w:pPr>
-            <w:r>
-              <w:rPr>
-                <w:rFonts w:ascii="Times New Roman" w:hAnsi="Times New Roman" w:eastAsia="Times New Roman" w:cs="Times New Roman"/>
-                <w:sz w:val="17"/>
-                <w:szCs w:val="17"/>
-                <w:color w:val="77777F"/>
-              </w:rPr>
-              <w:t>[Действие и полученный промежуточный результат]</w:t>
-            </w:r>
-          </w:p>
-        </w:tc>
-        <w:tc>
-          <w:tcPr>
-            <w:tcW w:w="2100" w:type="dxa"/>
-            <w:vAlign w:val="center"/>
-            <w:shd w:val="clear" w:fill="F7F7F9"/>
-          </w:tcPr>
-          <w:p>
-            <w:pPr>
-              <w:jc w:val="left"/>
-              <w:spacing w:before="0" w:after="0" w:line="240" w:lineRule="auto"/>
-              <w:keepLines/>
-            </w:pPr>
-            <w:r>
-              <w:rPr>
-                <w:rFonts w:ascii="Times New Roman" w:hAnsi="Times New Roman" w:eastAsia="Times New Roman" w:cs="Times New Roman"/>
-                <w:sz w:val="17"/>
-                <w:szCs w:val="17"/>
-                <w:color w:val="77777F"/>
-              </w:rPr>
-              <w:t>[Таблица, ID, рисунок]</w:t>
+              <w:t/>
             </w:r>
           </w:p>
         </w:tc>
       </w:tr>
     </w:tbl>
     <w:p>
-      <w:pPr>
-        <w:pStyle w:val="1"/>
-        <w:spacing w:before="180" w:after="90" w:line="276" w:lineRule="auto"/>
-        <w:keepNext/>
-        <w:keepLines/>
-      </w:pPr>
       <w:r>
         <w:rPr>
           <w:rFonts w:ascii="Times New Roman" w:hAnsi="Times New Roman" w:eastAsia="Times New Roman" w:cs="Times New Roman"/>
-          <w:b/>
-          <w:bCs/>
-          <w:sz w:val="28"/>
-          <w:szCs w:val="28"/>
-          <w:color w:val="ED131C"/>
+          <w:sz w:val="24"/>
+          <w:szCs w:val="24"/>
+          <w:color w:val="000000"/>
         </w:rPr>
-        <w:t>4. Основной практический результат</w:t>
+        <w:br w:type="page"/>
       </w:r>
     </w:p>
     <w:p>
       <w:pPr>
-        <w:spacing w:before="0" w:after="90" w:line="276" w:lineRule="auto"/>
-      </w:pPr>
-      <w:r>
-        <w:rPr>
-          <w:rFonts w:ascii="Times New Roman" w:hAnsi="Times New Roman" w:eastAsia="Times New Roman" w:cs="Times New Roman"/>
-          <w:b/>
-          <w:bCs/>
-          <w:sz w:val="21"/>
-          <w:szCs w:val="21"/>
-          <w:color w:val="000000"/>
-        </w:rPr>
-        <w:t>Требуемый результат: реестр R01–R08; оценки вероятности и последствий.</w:t>
-      </w:r>
-    </w:p>
-    <w:p>
-      <w:pPr>
-        <w:spacing w:before="0" w:after="70" w:line="276" w:lineRule="auto"/>
+        <w:pStyle w:val="1"/>
         <w:keepNext/>
       </w:pPr>
       <w:r>
         <w:rPr>
           <w:rFonts w:ascii="Times New Roman" w:hAnsi="Times New Roman" w:eastAsia="Times New Roman" w:cs="Times New Roman"/>
-          <w:i/>
-          <w:iCs/>
-          <w:sz w:val="18"/>
-          <w:szCs w:val="18"/>
-          <w:color w:val="55555C"/>
+          <w:sz w:val="24"/>
+          <w:szCs w:val="24"/>
+          <w:b/>
+          <w:color w:val="000000"/>
         </w:rPr>
-        <w:t>Таблица 1 — Рабочий результат лабораторной работы № 10</w:t>
+        <w:t>Решение, обоснование и проверка</w:t>
+      </w:r>
+    </w:p>
+    <w:p>
+      <w:pPr>
+        <w:pStyle w:val="2"/>
+        <w:keepNext/>
+      </w:pPr>
+      <w:r>
+        <w:rPr>
+          <w:rFonts w:ascii="Times New Roman" w:hAnsi="Times New Roman" w:eastAsia="Times New Roman" w:cs="Times New Roman"/>
+          <w:sz w:val="24"/>
+          <w:szCs w:val="24"/>
+          <w:b/>
+          <w:color w:val="000000"/>
+        </w:rPr>
+        <w:t>Принятое решение и связь с предметной областью</w:t>
+      </w:r>
+    </w:p>
+    <w:p>
+      <w:r>
+        <w:rPr>
+          <w:rFonts w:ascii="Times New Roman" w:hAnsi="Times New Roman" w:eastAsia="Times New Roman" w:cs="Times New Roman"/>
+          <w:sz w:val="24"/>
+          <w:szCs w:val="24"/>
+          <w:color w:val="000000"/>
+        </w:rPr>
+        <w:t>[Заполните самостоятельно.]</w:t>
+        <w:br/>
+        <w:t>________________________________________________________</w:t>
+      </w:r>
+    </w:p>
+    <w:p>
+      <w:pPr>
+        <w:pStyle w:val="2"/>
+        <w:keepNext/>
+      </w:pPr>
+      <w:r>
+        <w:rPr>
+          <w:rFonts w:ascii="Times New Roman" w:hAnsi="Times New Roman" w:eastAsia="Times New Roman" w:cs="Times New Roman"/>
+          <w:sz w:val="24"/>
+          <w:szCs w:val="24"/>
+          <w:b/>
+          <w:color w:val="000000"/>
+        </w:rPr>
+        <w:t>Основания решения и ссылки на ID исходных данных</w:t>
+      </w:r>
+    </w:p>
+    <w:p>
+      <w:r>
+        <w:rPr>
+          <w:rFonts w:ascii="Times New Roman" w:hAnsi="Times New Roman" w:eastAsia="Times New Roman" w:cs="Times New Roman"/>
+          <w:sz w:val="24"/>
+          <w:szCs w:val="24"/>
+          <w:color w:val="000000"/>
+        </w:rPr>
+        <w:t>[Заполните самостоятельно.]</w:t>
+        <w:br/>
+        <w:t>________________________________________________________</w:t>
+      </w:r>
+    </w:p>
+    <w:p>
+      <w:pPr>
+        <w:pStyle w:val="2"/>
+        <w:keepNext/>
+      </w:pPr>
+      <w:r>
+        <w:rPr>
+          <w:rFonts w:ascii="Times New Roman" w:hAnsi="Times New Roman" w:eastAsia="Times New Roman" w:cs="Times New Roman"/>
+          <w:sz w:val="24"/>
+          <w:szCs w:val="24"/>
+          <w:b/>
+          <w:color w:val="000000"/>
+        </w:rPr>
+        <w:t>Проверка результата по условиям задания</w:t>
+      </w:r>
+    </w:p>
+    <w:p>
+      <w:r>
+        <w:rPr>
+          <w:rFonts w:ascii="Times New Roman" w:hAnsi="Times New Roman" w:eastAsia="Times New Roman" w:cs="Times New Roman"/>
+          <w:sz w:val="24"/>
+          <w:szCs w:val="24"/>
+          <w:color w:val="000000"/>
+        </w:rPr>
+        <w:t>[Заполните самостоятельно.]</w:t>
+        <w:br/>
+        <w:t>________________________________________________________</w:t>
+      </w:r>
+    </w:p>
+    <w:p>
+      <w:pPr>
+        <w:pStyle w:val="2"/>
+        <w:keepNext/>
+      </w:pPr>
+      <w:r>
+        <w:rPr>
+          <w:rFonts w:ascii="Times New Roman" w:hAnsi="Times New Roman" w:eastAsia="Times New Roman" w:cs="Times New Roman"/>
+          <w:sz w:val="24"/>
+          <w:szCs w:val="24"/>
+          <w:b/>
+          <w:color w:val="000000"/>
+        </w:rPr>
+        <w:t>Материалы для следующей работы</w:t>
+      </w:r>
+    </w:p>
+    <w:p>
+      <w:r>
+        <w:rPr>
+          <w:rFonts w:ascii="Times New Roman" w:hAnsi="Times New Roman" w:eastAsia="Times New Roman" w:cs="Times New Roman"/>
+          <w:sz w:val="24"/>
+          <w:szCs w:val="24"/>
+          <w:color w:val="000000"/>
+        </w:rPr>
+        <w:t>Передайте в ЛР11 активы, последствия нарушения доступности и три приоритета. Во втором семестре дополните их угрозами конфиденциальности и целостности; не выдавайте эксплуатационный риск за установленную атаку.
+[Запишите, что вы передаёте и где это находится в вашем отчёте.]</w:t>
+        <w:br/>
+        <w:t/>
+      </w:r>
+    </w:p>
+    <w:p>
+      <w:pPr>
+        <w:pStyle w:val="2"/>
+        <w:keepNext/>
+      </w:pPr>
+      <w:r>
+        <w:rPr>
+          <w:rFonts w:ascii="Times New Roman" w:hAnsi="Times New Roman" w:eastAsia="Times New Roman" w:cs="Times New Roman"/>
+          <w:sz w:val="24"/>
+          <w:szCs w:val="24"/>
+          <w:b/>
+          <w:color w:val="000000"/>
+        </w:rPr>
+        <w:t>Использование инструментов</w:t>
+      </w:r>
+    </w:p>
+    <w:p>
+      <w:r>
+        <w:rPr>
+          <w:rFonts w:ascii="Times New Roman" w:hAnsi="Times New Roman" w:eastAsia="Times New Roman" w:cs="Times New Roman"/>
+          <w:sz w:val="24"/>
+          <w:szCs w:val="24"/>
+          <w:color w:val="000000"/>
+        </w:rPr>
+        <w:t>Заполняется при использовании внешних инструментов. Укажите выполненную операцию и то, что проверили самостоятельно.</w:t>
       </w:r>
     </w:p>
     <w:tbl>
       <w:tblPr>
-        <w:tblW w:w="9000" w:type="dxa"/>
-        <w:tblInd w:w="120" w:type="dxa"/>
+        <w:tblW w:type="auto" w:w="0"/>
         <w:tblLayout w:type="fixed"/>
-        <w:tblCellMar>
-          <w:top w:w="90" w:type="dxa"/>
-          <w:start w:w="120" w:type="dxa"/>
-          <w:bottom w:w="90" w:type="dxa"/>
-          <w:end w:w="120" w:type="dxa"/>
-        </w:tblCellMar>
-        <w:tblBorders>
-          <w:top w:val="single" w:sz="6" w:space="0" w:color="C7C8CD"/>
-          <w:start w:val="single" w:sz="6" w:space="0" w:color="C7C8CD"/>
-          <w:bottom w:val="single" w:sz="6" w:space="0" w:color="C7C8CD"/>
-          <w:end w:val="single" w:sz="6" w:space="0" w:color="C7C8CD"/>
-          <w:insideH w:val="single" w:sz="6" w:space="0" w:color="C7C8CD"/>
-          <w:insideV w:val="single" w:sz="6" w:space="0" w:color="C7C8CD"/>
-        </w:tblBorders>
+        <w:tblLook w:firstColumn="1" w:firstRow="1" w:lastColumn="0" w:lastRow="0" w:noHBand="0" w:noVBand="1" w:val="04A0"/>
       </w:tblPr>
       <w:tblGrid>
-        <w:gridCol w:w="1450"/>
-        <w:gridCol w:w="1500"/>
-        <w:gridCol w:w="1600"/>
-        <w:gridCol w:w="1100"/>
-        <w:gridCol w:w="1700"/>
-        <w:gridCol w:w="1650"/>
+        <w:gridCol w:w="2268"/>
+        <w:gridCol w:w="3402"/>
+        <w:gridCol w:w="3685"/>
       </w:tblGrid>
       <w:tr>
-        <w:trPr>
-          <w:cantSplit/>
-          <w:tblHeader/>
-        </w:trPr>
         <w:tc>
           <w:tcPr>
-            <w:tcW w:w="1450" w:type="dxa"/>
-            <w:vAlign w:val="center"/>
-            <w:shd w:val="clear" w:fill="1C1C1C"/>
+            <w:tcW w:type="dxa" w:w="2268"/>
+            <w:tcBorders>
+              <w:top w:val="single" w:sz="4" w:color="D9D9D9"/>
+              <w:left w:val="single" w:sz="4" w:color="D9D9D9"/>
+              <w:bottom w:val="single" w:sz="4" w:color="D9D9D9"/>
+              <w:right w:val="single" w:sz="4" w:color="D9D9D9"/>
+            </w:tcBorders>
+            <w:shd w:fill="E7E6E6"/>
           </w:tcPr>
           <w:p>
-            <w:pPr>
-              <w:jc w:val="center"/>
-              <w:spacing w:before="0" w:after="0" w:line="240" w:lineRule="auto"/>
-              <w:keepLines/>
-            </w:pPr>
             <w:r>
               <w:rPr>
+                <w:b/>
                 <w:rFonts w:ascii="Times New Roman" w:hAnsi="Times New Roman" w:eastAsia="Times New Roman" w:cs="Times New Roman"/>
-                <w:b/>
-                <w:bCs/>
-                <w:sz w:val="16"/>
-                <w:szCs w:val="16"/>
-                <w:color w:val="FFFFFF"/>
+                <w:sz w:val="24"/>
+                <w:szCs w:val="24"/>
+                <w:color w:val="000000"/>
               </w:rPr>
-              <w:t>Риск</w:t>
+              <w:t>Инструмент</w:t>
             </w:r>
           </w:p>
         </w:tc>
         <w:tc>
           <w:tcPr>
-            <w:tcW w:w="1500" w:type="dxa"/>
-            <w:vAlign w:val="center"/>
-            <w:shd w:val="clear" w:fill="1C1C1C"/>
+            <w:tcW w:type="dxa" w:w="3402"/>
+            <w:tcBorders>
+              <w:top w:val="single" w:sz="4" w:color="D9D9D9"/>
+              <w:left w:val="single" w:sz="4" w:color="D9D9D9"/>
+              <w:bottom w:val="single" w:sz="4" w:color="D9D9D9"/>
+              <w:right w:val="single" w:sz="4" w:color="D9D9D9"/>
+            </w:tcBorders>
+            <w:shd w:fill="E7E6E6"/>
           </w:tcPr>
           <w:p>
-            <w:pPr>
-              <w:jc w:val="center"/>
-              <w:spacing w:before="0" w:after="0" w:line="240" w:lineRule="auto"/>
-              <w:keepLines/>
-            </w:pPr>
             <w:r>
               <w:rPr>
+                <w:b/>
                 <w:rFonts w:ascii="Times New Roman" w:hAnsi="Times New Roman" w:eastAsia="Times New Roman" w:cs="Times New Roman"/>
-                <w:b/>
-                <w:bCs/>
-                <w:sz w:val="16"/>
-                <w:szCs w:val="16"/>
-                <w:color w:val="FFFFFF"/>
+                <w:sz w:val="24"/>
+                <w:szCs w:val="24"/>
+                <w:color w:val="000000"/>
               </w:rPr>
-              <w:t>Причина</w:t>
+              <w:t>Операция</w:t>
             </w:r>
           </w:p>
         </w:tc>
         <w:tc>
           <w:tcPr>
-            <w:tcW w:w="1600" w:type="dxa"/>
-            <w:vAlign w:val="center"/>
-            <w:shd w:val="clear" w:fill="1C1C1C"/>
+            <w:tcW w:type="dxa" w:w="3685"/>
+            <w:tcBorders>
+              <w:top w:val="single" w:sz="4" w:color="D9D9D9"/>
+              <w:left w:val="single" w:sz="4" w:color="D9D9D9"/>
+              <w:bottom w:val="single" w:sz="4" w:color="D9D9D9"/>
+              <w:right w:val="single" w:sz="4" w:color="D9D9D9"/>
+            </w:tcBorders>
+            <w:shd w:fill="E7E6E6"/>
           </w:tcPr>
           <w:p>
-            <w:pPr>
-              <w:jc w:val="center"/>
-              <w:spacing w:before="0" w:after="0" w:line="240" w:lineRule="auto"/>
-              <w:keepLines/>
-            </w:pPr>
+            <w:r>
+              <w:rPr>
+                <w:b/>
+                <w:rFonts w:ascii="Times New Roman" w:hAnsi="Times New Roman" w:eastAsia="Times New Roman" w:cs="Times New Roman"/>
+                <w:sz w:val="24"/>
+                <w:szCs w:val="24"/>
+                <w:color w:val="000000"/>
+              </w:rPr>
+              <w:t>Самостоятельная проверка</w:t>
+            </w:r>
+          </w:p>
+        </w:tc>
+      </w:tr>
+      <w:tr>
+        <w:tc>
+          <w:tcPr>
+            <w:tcW w:type="dxa" w:w="2268"/>
+            <w:tcBorders>
+              <w:top w:val="single" w:sz="4" w:color="D9D9D9"/>
+              <w:left w:val="single" w:sz="4" w:color="D9D9D9"/>
+              <w:bottom w:val="single" w:sz="4" w:color="D9D9D9"/>
+              <w:right w:val="single" w:sz="4" w:color="D9D9D9"/>
+            </w:tcBorders>
+          </w:tcPr>
+          <w:p>
             <w:r>
               <w:rPr>
                 <w:rFonts w:ascii="Times New Roman" w:hAnsi="Times New Roman" w:eastAsia="Times New Roman" w:cs="Times New Roman"/>
-                <w:b/>
-                <w:bCs/>
-                <w:sz w:val="16"/>
-                <w:szCs w:val="16"/>
-                <w:color w:val="FFFFFF"/>
+                <w:sz w:val="24"/>
+                <w:szCs w:val="24"/>
+                <w:color w:val="000000"/>
               </w:rPr>
-              <w:t>Вероятность / влияние</w:t>
             </w:r>
           </w:p>
         </w:tc>
         <w:tc>
           <w:tcPr>
-            <w:tcW w:w="1100" w:type="dxa"/>
-            <w:vAlign w:val="center"/>
-            <w:shd w:val="clear" w:fill="1C1C1C"/>
+            <w:tcW w:type="dxa" w:w="3402"/>
+            <w:tcBorders>
+              <w:top w:val="single" w:sz="4" w:color="D9D9D9"/>
+              <w:left w:val="single" w:sz="4" w:color="D9D9D9"/>
+              <w:bottom w:val="single" w:sz="4" w:color="D9D9D9"/>
+              <w:right w:val="single" w:sz="4" w:color="D9D9D9"/>
+            </w:tcBorders>
           </w:tcPr>
           <w:p>
-            <w:pPr>
-              <w:jc w:val="center"/>
-              <w:spacing w:before="0" w:after="0" w:line="240" w:lineRule="auto"/>
-              <w:keepLines/>
-            </w:pPr>
             <w:r>
               <w:rPr>
                 <w:rFonts w:ascii="Times New Roman" w:hAnsi="Times New Roman" w:eastAsia="Times New Roman" w:cs="Times New Roman"/>
-                <w:b/>
-                <w:bCs/>
-                <w:sz w:val="16"/>
-                <w:szCs w:val="16"/>
-                <w:color w:val="FFFFFF"/>
+                <w:sz w:val="24"/>
+                <w:szCs w:val="24"/>
+                <w:color w:val="000000"/>
               </w:rPr>
-              <w:t>Приоритет</w:t>
             </w:r>
           </w:p>
         </w:tc>
         <w:tc>
           <w:tcPr>
-            <w:tcW w:w="1700" w:type="dxa"/>
-            <w:vAlign w:val="center"/>
-            <w:shd w:val="clear" w:fill="1C1C1C"/>
+            <w:tcW w:type="dxa" w:w="3685"/>
+            <w:tcBorders>
+              <w:top w:val="single" w:sz="4" w:color="D9D9D9"/>
+              <w:left w:val="single" w:sz="4" w:color="D9D9D9"/>
+              <w:bottom w:val="single" w:sz="4" w:color="D9D9D9"/>
+              <w:right w:val="single" w:sz="4" w:color="D9D9D9"/>
+            </w:tcBorders>
           </w:tcPr>
           <w:p>
-            <w:pPr>
-              <w:jc w:val="center"/>
-              <w:spacing w:before="0" w:after="0" w:line="240" w:lineRule="auto"/>
-              <w:keepLines/>
-            </w:pPr>
             <w:r>
               <w:rPr>
                 <w:rFonts w:ascii="Times New Roman" w:hAnsi="Times New Roman" w:eastAsia="Times New Roman" w:cs="Times New Roman"/>
-                <w:b/>
-                <w:bCs/>
-                <w:sz w:val="16"/>
-                <w:szCs w:val="16"/>
-                <w:color w:val="FFFFFF"/>
+                <w:sz w:val="24"/>
+                <w:szCs w:val="24"/>
+                <w:color w:val="000000"/>
               </w:rPr>
-              <w:t>Предотвращение</w:t>
+            </w:r>
+          </w:p>
+        </w:tc>
+      </w:tr>
+      <w:tr>
+        <w:tc>
+          <w:tcPr>
+            <w:tcW w:type="dxa" w:w="2268"/>
+            <w:tcBorders>
+              <w:top w:val="single" w:sz="4" w:color="D9D9D9"/>
+              <w:left w:val="single" w:sz="4" w:color="D9D9D9"/>
+              <w:bottom w:val="single" w:sz="4" w:color="D9D9D9"/>
+              <w:right w:val="single" w:sz="4" w:color="D9D9D9"/>
+            </w:tcBorders>
+          </w:tcPr>
+          <w:p>
+            <w:r>
+              <w:rPr>
+                <w:rFonts w:ascii="Times New Roman" w:hAnsi="Times New Roman" w:eastAsia="Times New Roman" w:cs="Times New Roman"/>
+                <w:sz w:val="24"/>
+                <w:szCs w:val="24"/>
+                <w:color w:val="000000"/>
+              </w:rPr>
             </w:r>
           </w:p>
         </w:tc>
         <w:tc>
           <w:tcPr>
-            <w:tcW w:w="1650" w:type="dxa"/>
-            <w:vAlign w:val="center"/>
-            <w:shd w:val="clear" w:fill="1C1C1C"/>
+            <w:tcW w:type="dxa" w:w="3402"/>
+            <w:tcBorders>
+              <w:top w:val="single" w:sz="4" w:color="D9D9D9"/>
+              <w:left w:val="single" w:sz="4" w:color="D9D9D9"/>
+              <w:bottom w:val="single" w:sz="4" w:color="D9D9D9"/>
+              <w:right w:val="single" w:sz="4" w:color="D9D9D9"/>
+            </w:tcBorders>
           </w:tcPr>
           <w:p>
-            <w:pPr>
-              <w:jc w:val="center"/>
-              <w:spacing w:before="0" w:after="0" w:line="240" w:lineRule="auto"/>
-              <w:keepLines/>
-            </w:pPr>
             <w:r>
               <w:rPr>
                 <w:rFonts w:ascii="Times New Roman" w:hAnsi="Times New Roman" w:eastAsia="Times New Roman" w:cs="Times New Roman"/>
-                <w:b/>
-                <w:bCs/>
-                <w:sz w:val="16"/>
-                <w:szCs w:val="16"/>
-                <w:color w:val="FFFFFF"/>
+                <w:sz w:val="24"/>
+                <w:szCs w:val="24"/>
+                <w:color w:val="000000"/>
               </w:rPr>
-              <w:t>Реагирование</w:t>
-            </w:r>
-          </w:p>
-        </w:tc>
-      </w:tr>
-      <w:tr>
-        <w:trPr>
-          <w:cantSplit/>
-        </w:trPr>
-        <w:tc>
-          <w:tcPr>
-            <w:tcW w:w="1450" w:type="dxa"/>
-            <w:vAlign w:val="center"/>
-          </w:tcPr>
-          <w:p>
-            <w:pPr>
-              <w:jc w:val="center"/>
-              <w:spacing w:before="0" w:after="0" w:line="240" w:lineRule="auto"/>
-              <w:keepLines/>
-            </w:pPr>
-            <w:r>
-              <w:rPr>
-                <w:rFonts w:ascii="Times New Roman" w:hAnsi="Times New Roman" w:eastAsia="Times New Roman" w:cs="Times New Roman"/>
-                <w:sz w:val="16"/>
-                <w:szCs w:val="16"/>
-                <w:color w:val="1C1C1C"/>
-              </w:rPr>
-              <w:t>1</w:t>
             </w:r>
           </w:p>
         </w:tc>
         <w:tc>
           <w:tcPr>
-            <w:tcW w:w="1500" w:type="dxa"/>
-            <w:vAlign w:val="center"/>
+            <w:tcW w:type="dxa" w:w="3685"/>
+            <w:tcBorders>
+              <w:top w:val="single" w:sz="4" w:color="D9D9D9"/>
+              <w:left w:val="single" w:sz="4" w:color="D9D9D9"/>
+              <w:bottom w:val="single" w:sz="4" w:color="D9D9D9"/>
+              <w:right w:val="single" w:sz="4" w:color="D9D9D9"/>
+            </w:tcBorders>
           </w:tcPr>
           <w:p>
-            <w:pPr>
-              <w:jc w:val="left"/>
-              <w:spacing w:before="0" w:after="0" w:line="240" w:lineRule="auto"/>
-              <w:keepLines/>
-            </w:pPr>
             <w:r>
               <w:rPr>
                 <w:rFonts w:ascii="Times New Roman" w:hAnsi="Times New Roman" w:eastAsia="Times New Roman" w:cs="Times New Roman"/>
-                <w:sz w:val="16"/>
-                <w:szCs w:val="16"/>
-                <w:color w:val="77777F"/>
+                <w:sz w:val="24"/>
+                <w:szCs w:val="24"/>
+                <w:color w:val="000000"/>
               </w:rPr>
-              <w:t>[Заполните]</w:t>
-            </w:r>
-          </w:p>
-        </w:tc>
-        <w:tc>
-          <w:tcPr>
-            <w:tcW w:w="1600" w:type="dxa"/>
-            <w:vAlign w:val="center"/>
-          </w:tcPr>
-          <w:p>
-            <w:pPr>
-              <w:jc w:val="left"/>
-              <w:spacing w:before="0" w:after="0" w:line="240" w:lineRule="auto"/>
-              <w:keepLines/>
-            </w:pPr>
-            <w:r>
-              <w:rPr>
-                <w:rFonts w:ascii="Times New Roman" w:hAnsi="Times New Roman" w:eastAsia="Times New Roman" w:cs="Times New Roman"/>
-                <w:sz w:val="16"/>
-                <w:szCs w:val="16"/>
-                <w:color w:val="77777F"/>
-              </w:rPr>
-              <w:t>[Заполните]</w:t>
-            </w:r>
-          </w:p>
-        </w:tc>
-        <w:tc>
-          <w:tcPr>
-            <w:tcW w:w="1100" w:type="dxa"/>
-            <w:vAlign w:val="center"/>
-          </w:tcPr>
-          <w:p>
-            <w:pPr>
-              <w:jc w:val="left"/>
-              <w:spacing w:before="0" w:after="0" w:line="240" w:lineRule="auto"/>
-              <w:keepLines/>
-            </w:pPr>
-            <w:r>
-              <w:rPr>
-                <w:rFonts w:ascii="Times New Roman" w:hAnsi="Times New Roman" w:eastAsia="Times New Roman" w:cs="Times New Roman"/>
-                <w:sz w:val="16"/>
-                <w:szCs w:val="16"/>
-                <w:color w:val="77777F"/>
-              </w:rPr>
-              <w:t>[Заполните]</w:t>
-            </w:r>
-          </w:p>
-        </w:tc>
-        <w:tc>
-          <w:tcPr>
-            <w:tcW w:w="1700" w:type="dxa"/>
-            <w:vAlign w:val="center"/>
-          </w:tcPr>
-          <w:p>
-            <w:pPr>
-              <w:jc w:val="left"/>
-              <w:spacing w:before="0" w:after="0" w:line="240" w:lineRule="auto"/>
-              <w:keepLines/>
-            </w:pPr>
-            <w:r>
-              <w:rPr>
-                <w:rFonts w:ascii="Times New Roman" w:hAnsi="Times New Roman" w:eastAsia="Times New Roman" w:cs="Times New Roman"/>
-                <w:sz w:val="16"/>
-                <w:szCs w:val="16"/>
-                <w:color w:val="77777F"/>
-              </w:rPr>
-              <w:t>[Заполните]</w:t>
-            </w:r>
-          </w:p>
-        </w:tc>
-        <w:tc>
-          <w:tcPr>
-            <w:tcW w:w="1650" w:type="dxa"/>
-            <w:vAlign w:val="center"/>
-          </w:tcPr>
-          <w:p>
-            <w:pPr>
-              <w:jc w:val="left"/>
-              <w:spacing w:before="0" w:after="0" w:line="240" w:lineRule="auto"/>
-              <w:keepLines/>
-            </w:pPr>
-            <w:r>
-              <w:rPr>
-                <w:rFonts w:ascii="Times New Roman" w:hAnsi="Times New Roman" w:eastAsia="Times New Roman" w:cs="Times New Roman"/>
-                <w:sz w:val="16"/>
-                <w:szCs w:val="16"/>
-                <w:color w:val="77777F"/>
-              </w:rPr>
-              <w:t>[Заполните]</w:t>
-            </w:r>
-          </w:p>
-        </w:tc>
-      </w:tr>
-      <w:tr>
-        <w:trPr>
-          <w:cantSplit/>
-        </w:trPr>
-        <w:tc>
-          <w:tcPr>
-            <w:tcW w:w="1450" w:type="dxa"/>
-            <w:vAlign w:val="center"/>
-            <w:shd w:val="clear" w:fill="F7F7F9"/>
-          </w:tcPr>
-          <w:p>
-            <w:pPr>
-              <w:jc w:val="center"/>
-              <w:spacing w:before="0" w:after="0" w:line="240" w:lineRule="auto"/>
-              <w:keepLines/>
-            </w:pPr>
-            <w:r>
-              <w:rPr>
-                <w:rFonts w:ascii="Times New Roman" w:hAnsi="Times New Roman" w:eastAsia="Times New Roman" w:cs="Times New Roman"/>
-                <w:sz w:val="16"/>
-                <w:szCs w:val="16"/>
-                <w:color w:val="1C1C1C"/>
-              </w:rPr>
-              <w:t>2</w:t>
-            </w:r>
-          </w:p>
-        </w:tc>
-        <w:tc>
-          <w:tcPr>
-            <w:tcW w:w="1500" w:type="dxa"/>
-            <w:vAlign w:val="center"/>
-            <w:shd w:val="clear" w:fill="F7F7F9"/>
-          </w:tcPr>
-          <w:p>
-            <w:pPr>
-              <w:jc w:val="left"/>
-              <w:spacing w:before="0" w:after="0" w:line="240" w:lineRule="auto"/>
-              <w:keepLines/>
-            </w:pPr>
-            <w:r>
-              <w:rPr>
-                <w:rFonts w:ascii="Times New Roman" w:hAnsi="Times New Roman" w:eastAsia="Times New Roman" w:cs="Times New Roman"/>
-                <w:sz w:val="16"/>
-                <w:szCs w:val="16"/>
-                <w:color w:val="77777F"/>
-              </w:rPr>
-              <w:t>[Заполните]</w:t>
-            </w:r>
-          </w:p>
-        </w:tc>
-        <w:tc>
-          <w:tcPr>
-            <w:tcW w:w="1600" w:type="dxa"/>
-            <w:vAlign w:val="center"/>
-            <w:shd w:val="clear" w:fill="F7F7F9"/>
-          </w:tcPr>
-          <w:p>
-            <w:pPr>
-              <w:jc w:val="left"/>
-              <w:spacing w:before="0" w:after="0" w:line="240" w:lineRule="auto"/>
-              <w:keepLines/>
-            </w:pPr>
-            <w:r>
-              <w:rPr>
-                <w:rFonts w:ascii="Times New Roman" w:hAnsi="Times New Roman" w:eastAsia="Times New Roman" w:cs="Times New Roman"/>
-                <w:sz w:val="16"/>
-                <w:szCs w:val="16"/>
-                <w:color w:val="77777F"/>
-              </w:rPr>
-              <w:t>[Заполните]</w:t>
-            </w:r>
-          </w:p>
-        </w:tc>
-        <w:tc>
-          <w:tcPr>
-            <w:tcW w:w="1100" w:type="dxa"/>
-            <w:vAlign w:val="center"/>
-            <w:shd w:val="clear" w:fill="F7F7F9"/>
-          </w:tcPr>
-          <w:p>
-            <w:pPr>
-              <w:jc w:val="left"/>
-              <w:spacing w:before="0" w:after="0" w:line="240" w:lineRule="auto"/>
-              <w:keepLines/>
-            </w:pPr>
-            <w:r>
-              <w:rPr>
-                <w:rFonts w:ascii="Times New Roman" w:hAnsi="Times New Roman" w:eastAsia="Times New Roman" w:cs="Times New Roman"/>
-                <w:sz w:val="16"/>
-                <w:szCs w:val="16"/>
-                <w:color w:val="77777F"/>
-              </w:rPr>
-              <w:t>[Заполните]</w:t>
-            </w:r>
-          </w:p>
-        </w:tc>
-        <w:tc>
-          <w:tcPr>
-            <w:tcW w:w="1700" w:type="dxa"/>
-            <w:vAlign w:val="center"/>
-            <w:shd w:val="clear" w:fill="F7F7F9"/>
-          </w:tcPr>
-          <w:p>
-            <w:pPr>
-              <w:jc w:val="left"/>
-              <w:spacing w:before="0" w:after="0" w:line="240" w:lineRule="auto"/>
-              <w:keepLines/>
-            </w:pPr>
-            <w:r>
-              <w:rPr>
-                <w:rFonts w:ascii="Times New Roman" w:hAnsi="Times New Roman" w:eastAsia="Times New Roman" w:cs="Times New Roman"/>
-                <w:sz w:val="16"/>
-                <w:szCs w:val="16"/>
-                <w:color w:val="77777F"/>
-              </w:rPr>
-              <w:t>[Заполните]</w:t>
-            </w:r>
-          </w:p>
-        </w:tc>
-        <w:tc>
-          <w:tcPr>
-            <w:tcW w:w="1650" w:type="dxa"/>
-            <w:vAlign w:val="center"/>
-            <w:shd w:val="clear" w:fill="F7F7F9"/>
-          </w:tcPr>
-          <w:p>
-            <w:pPr>
-              <w:jc w:val="left"/>
-              <w:spacing w:before="0" w:after="0" w:line="240" w:lineRule="auto"/>
-              <w:keepLines/>
-            </w:pPr>
-            <w:r>
-              <w:rPr>
-                <w:rFonts w:ascii="Times New Roman" w:hAnsi="Times New Roman" w:eastAsia="Times New Roman" w:cs="Times New Roman"/>
-                <w:sz w:val="16"/>
-                <w:szCs w:val="16"/>
-                <w:color w:val="77777F"/>
-              </w:rPr>
-              <w:t>[Заполните]</w:t>
-            </w:r>
-          </w:p>
-        </w:tc>
-      </w:tr>
-      <w:tr>
-        <w:trPr>
-          <w:cantSplit/>
-        </w:trPr>
-        <w:tc>
-          <w:tcPr>
-            <w:tcW w:w="1450" w:type="dxa"/>
-            <w:vAlign w:val="center"/>
-          </w:tcPr>
-          <w:p>
-            <w:pPr>
-              <w:jc w:val="center"/>
-              <w:spacing w:before="0" w:after="0" w:line="240" w:lineRule="auto"/>
-              <w:keepLines/>
-            </w:pPr>
-            <w:r>
-              <w:rPr>
-                <w:rFonts w:ascii="Times New Roman" w:hAnsi="Times New Roman" w:eastAsia="Times New Roman" w:cs="Times New Roman"/>
-                <w:sz w:val="16"/>
-                <w:szCs w:val="16"/>
-                <w:color w:val="1C1C1C"/>
-              </w:rPr>
-              <w:t>3</w:t>
-            </w:r>
-          </w:p>
-        </w:tc>
-        <w:tc>
-          <w:tcPr>
-            <w:tcW w:w="1500" w:type="dxa"/>
-            <w:vAlign w:val="center"/>
-          </w:tcPr>
-          <w:p>
-            <w:pPr>
-              <w:jc w:val="left"/>
-              <w:spacing w:before="0" w:after="0" w:line="240" w:lineRule="auto"/>
-              <w:keepLines/>
-            </w:pPr>
-            <w:r>
-              <w:rPr>
-                <w:rFonts w:ascii="Times New Roman" w:hAnsi="Times New Roman" w:eastAsia="Times New Roman" w:cs="Times New Roman"/>
-                <w:sz w:val="16"/>
-                <w:szCs w:val="16"/>
-                <w:color w:val="77777F"/>
-              </w:rPr>
-              <w:t>[Заполните]</w:t>
-            </w:r>
-          </w:p>
-        </w:tc>
-        <w:tc>
-          <w:tcPr>
-            <w:tcW w:w="1600" w:type="dxa"/>
-            <w:vAlign w:val="center"/>
-          </w:tcPr>
-          <w:p>
-            <w:pPr>
-              <w:jc w:val="left"/>
-              <w:spacing w:before="0" w:after="0" w:line="240" w:lineRule="auto"/>
-              <w:keepLines/>
-            </w:pPr>
-            <w:r>
-              <w:rPr>
-                <w:rFonts w:ascii="Times New Roman" w:hAnsi="Times New Roman" w:eastAsia="Times New Roman" w:cs="Times New Roman"/>
-                <w:sz w:val="16"/>
-                <w:szCs w:val="16"/>
-                <w:color w:val="77777F"/>
-              </w:rPr>
-              <w:t>[Заполните]</w:t>
-            </w:r>
-          </w:p>
-        </w:tc>
-        <w:tc>
-          <w:tcPr>
-            <w:tcW w:w="1100" w:type="dxa"/>
-            <w:vAlign w:val="center"/>
-          </w:tcPr>
-          <w:p>
-            <w:pPr>
-              <w:jc w:val="left"/>
-              <w:spacing w:before="0" w:after="0" w:line="240" w:lineRule="auto"/>
-              <w:keepLines/>
-            </w:pPr>
-            <w:r>
-              <w:rPr>
-                <w:rFonts w:ascii="Times New Roman" w:hAnsi="Times New Roman" w:eastAsia="Times New Roman" w:cs="Times New Roman"/>
-                <w:sz w:val="16"/>
-                <w:szCs w:val="16"/>
-                <w:color w:val="77777F"/>
-              </w:rPr>
-              <w:t>[Заполните]</w:t>
-            </w:r>
-          </w:p>
-        </w:tc>
-        <w:tc>
-          <w:tcPr>
-            <w:tcW w:w="1700" w:type="dxa"/>
-            <w:vAlign w:val="center"/>
-          </w:tcPr>
-          <w:p>
-            <w:pPr>
-              <w:jc w:val="left"/>
-              <w:spacing w:before="0" w:after="0" w:line="240" w:lineRule="auto"/>
-              <w:keepLines/>
-            </w:pPr>
-            <w:r>
-              <w:rPr>
-                <w:rFonts w:ascii="Times New Roman" w:hAnsi="Times New Roman" w:eastAsia="Times New Roman" w:cs="Times New Roman"/>
-                <w:sz w:val="16"/>
-                <w:szCs w:val="16"/>
-                <w:color w:val="77777F"/>
-              </w:rPr>
-              <w:t>[Заполните]</w:t>
-            </w:r>
-          </w:p>
-        </w:tc>
-        <w:tc>
-          <w:tcPr>
-            <w:tcW w:w="1650" w:type="dxa"/>
-            <w:vAlign w:val="center"/>
-          </w:tcPr>
-          <w:p>
-            <w:pPr>
-              <w:jc w:val="left"/>
-              <w:spacing w:before="0" w:after="0" w:line="240" w:lineRule="auto"/>
-              <w:keepLines/>
-            </w:pPr>
-            <w:r>
-              <w:rPr>
-                <w:rFonts w:ascii="Times New Roman" w:hAnsi="Times New Roman" w:eastAsia="Times New Roman" w:cs="Times New Roman"/>
-                <w:sz w:val="16"/>
-                <w:szCs w:val="16"/>
-                <w:color w:val="77777F"/>
-              </w:rPr>
-              <w:t>[Заполните]</w:t>
-            </w:r>
-          </w:p>
-        </w:tc>
-      </w:tr>
-      <w:tr>
-        <w:trPr>
-          <w:cantSplit/>
-        </w:trPr>
-        <w:tc>
-          <w:tcPr>
-            <w:tcW w:w="1450" w:type="dxa"/>
-            <w:vAlign w:val="center"/>
-            <w:shd w:val="clear" w:fill="F7F7F9"/>
-          </w:tcPr>
-          <w:p>
-            <w:pPr>
-              <w:jc w:val="center"/>
-              <w:spacing w:before="0" w:after="0" w:line="240" w:lineRule="auto"/>
-              <w:keepLines/>
-            </w:pPr>
-            <w:r>
-              <w:rPr>
-                <w:rFonts w:ascii="Times New Roman" w:hAnsi="Times New Roman" w:eastAsia="Times New Roman" w:cs="Times New Roman"/>
-                <w:sz w:val="16"/>
-                <w:szCs w:val="16"/>
-                <w:color w:val="1C1C1C"/>
-              </w:rPr>
-              <w:t>4</w:t>
-            </w:r>
-          </w:p>
-        </w:tc>
-        <w:tc>
-          <w:tcPr>
-            <w:tcW w:w="1500" w:type="dxa"/>
-            <w:vAlign w:val="center"/>
-            <w:shd w:val="clear" w:fill="F7F7F9"/>
-          </w:tcPr>
-          <w:p>
-            <w:pPr>
-              <w:jc w:val="left"/>
-              <w:spacing w:before="0" w:after="0" w:line="240" w:lineRule="auto"/>
-              <w:keepLines/>
-            </w:pPr>
-            <w:r>
-              <w:rPr>
-                <w:rFonts w:ascii="Times New Roman" w:hAnsi="Times New Roman" w:eastAsia="Times New Roman" w:cs="Times New Roman"/>
-                <w:sz w:val="16"/>
-                <w:szCs w:val="16"/>
-                <w:color w:val="77777F"/>
-              </w:rPr>
-              <w:t>[Заполните]</w:t>
-            </w:r>
-          </w:p>
-        </w:tc>
-        <w:tc>
-          <w:tcPr>
-            <w:tcW w:w="1600" w:type="dxa"/>
-            <w:vAlign w:val="center"/>
-            <w:shd w:val="clear" w:fill="F7F7F9"/>
-          </w:tcPr>
-          <w:p>
-            <w:pPr>
-              <w:jc w:val="left"/>
-              <w:spacing w:before="0" w:after="0" w:line="240" w:lineRule="auto"/>
-              <w:keepLines/>
-            </w:pPr>
-            <w:r>
-              <w:rPr>
-                <w:rFonts w:ascii="Times New Roman" w:hAnsi="Times New Roman" w:eastAsia="Times New Roman" w:cs="Times New Roman"/>
-                <w:sz w:val="16"/>
-                <w:szCs w:val="16"/>
-                <w:color w:val="77777F"/>
-              </w:rPr>
-              <w:t>[Заполните]</w:t>
-            </w:r>
-          </w:p>
-        </w:tc>
-        <w:tc>
-          <w:tcPr>
-            <w:tcW w:w="1100" w:type="dxa"/>
-            <w:vAlign w:val="center"/>
-            <w:shd w:val="clear" w:fill="F7F7F9"/>
-          </w:tcPr>
-          <w:p>
-            <w:pPr>
-              <w:jc w:val="left"/>
-              <w:spacing w:before="0" w:after="0" w:line="240" w:lineRule="auto"/>
-              <w:keepLines/>
-            </w:pPr>
-            <w:r>
-              <w:rPr>
-                <w:rFonts w:ascii="Times New Roman" w:hAnsi="Times New Roman" w:eastAsia="Times New Roman" w:cs="Times New Roman"/>
-                <w:sz w:val="16"/>
-                <w:szCs w:val="16"/>
-                <w:color w:val="77777F"/>
-              </w:rPr>
-              <w:t>[Заполните]</w:t>
-            </w:r>
-          </w:p>
-        </w:tc>
-        <w:tc>
-          <w:tcPr>
-            <w:tcW w:w="1700" w:type="dxa"/>
-            <w:vAlign w:val="center"/>
-            <w:shd w:val="clear" w:fill="F7F7F9"/>
-          </w:tcPr>
-          <w:p>
-            <w:pPr>
-              <w:jc w:val="left"/>
-              <w:spacing w:before="0" w:after="0" w:line="240" w:lineRule="auto"/>
-              <w:keepLines/>
-            </w:pPr>
-            <w:r>
-              <w:rPr>
-                <w:rFonts w:ascii="Times New Roman" w:hAnsi="Times New Roman" w:eastAsia="Times New Roman" w:cs="Times New Roman"/>
-                <w:sz w:val="16"/>
-                <w:szCs w:val="16"/>
-                <w:color w:val="77777F"/>
-              </w:rPr>
-              <w:t>[Заполните]</w:t>
-            </w:r>
-          </w:p>
-        </w:tc>
-        <w:tc>
-          <w:tcPr>
-            <w:tcW w:w="1650" w:type="dxa"/>
-            <w:vAlign w:val="center"/>
-            <w:shd w:val="clear" w:fill="F7F7F9"/>
-          </w:tcPr>
-          <w:p>
-            <w:pPr>
-              <w:jc w:val="left"/>
-              <w:spacing w:before="0" w:after="0" w:line="240" w:lineRule="auto"/>
-              <w:keepLines/>
-            </w:pPr>
-            <w:r>
-              <w:rPr>
-                <w:rFonts w:ascii="Times New Roman" w:hAnsi="Times New Roman" w:eastAsia="Times New Roman" w:cs="Times New Roman"/>
-                <w:sz w:val="16"/>
-                <w:szCs w:val="16"/>
-                <w:color w:val="77777F"/>
-              </w:rPr>
-              <w:t>[Заполните]</w:t>
-            </w:r>
-          </w:p>
-        </w:tc>
-      </w:tr>
-      <w:tr>
-        <w:trPr>
-          <w:cantSplit/>
-        </w:trPr>
-        <w:tc>
-          <w:tcPr>
-            <w:tcW w:w="1450" w:type="dxa"/>
-            <w:vAlign w:val="center"/>
-          </w:tcPr>
-          <w:p>
-            <w:pPr>
-              <w:jc w:val="center"/>
-              <w:spacing w:before="0" w:after="0" w:line="240" w:lineRule="auto"/>
-              <w:keepLines/>
-            </w:pPr>
-            <w:r>
-              <w:rPr>
-                <w:rFonts w:ascii="Times New Roman" w:hAnsi="Times New Roman" w:eastAsia="Times New Roman" w:cs="Times New Roman"/>
-                <w:sz w:val="16"/>
-                <w:szCs w:val="16"/>
-                <w:color w:val="1C1C1C"/>
-              </w:rPr>
-              <w:t>5</w:t>
-            </w:r>
-          </w:p>
-        </w:tc>
-        <w:tc>
-          <w:tcPr>
-            <w:tcW w:w="1500" w:type="dxa"/>
-            <w:vAlign w:val="center"/>
-          </w:tcPr>
-          <w:p>
-            <w:pPr>
-              <w:jc w:val="left"/>
-              <w:spacing w:before="0" w:after="0" w:line="240" w:lineRule="auto"/>
-              <w:keepLines/>
-            </w:pPr>
-            <w:r>
-              <w:rPr>
-                <w:rFonts w:ascii="Times New Roman" w:hAnsi="Times New Roman" w:eastAsia="Times New Roman" w:cs="Times New Roman"/>
-                <w:sz w:val="16"/>
-                <w:szCs w:val="16"/>
-                <w:color w:val="77777F"/>
-              </w:rPr>
-              <w:t>[Заполните]</w:t>
-            </w:r>
-          </w:p>
-        </w:tc>
-        <w:tc>
-          <w:tcPr>
-            <w:tcW w:w="1600" w:type="dxa"/>
-            <w:vAlign w:val="center"/>
-          </w:tcPr>
-          <w:p>
-            <w:pPr>
-              <w:jc w:val="left"/>
-              <w:spacing w:before="0" w:after="0" w:line="240" w:lineRule="auto"/>
-              <w:keepLines/>
-            </w:pPr>
-            <w:r>
-              <w:rPr>
-                <w:rFonts w:ascii="Times New Roman" w:hAnsi="Times New Roman" w:eastAsia="Times New Roman" w:cs="Times New Roman"/>
-                <w:sz w:val="16"/>
-                <w:szCs w:val="16"/>
-                <w:color w:val="77777F"/>
-              </w:rPr>
-              <w:t>[Заполните]</w:t>
-            </w:r>
-          </w:p>
-        </w:tc>
-        <w:tc>
-          <w:tcPr>
-            <w:tcW w:w="1100" w:type="dxa"/>
-            <w:vAlign w:val="center"/>
-          </w:tcPr>
-          <w:p>
-            <w:pPr>
-              <w:jc w:val="left"/>
-              <w:spacing w:before="0" w:after="0" w:line="240" w:lineRule="auto"/>
-              <w:keepLines/>
-            </w:pPr>
-            <w:r>
-              <w:rPr>
-                <w:rFonts w:ascii="Times New Roman" w:hAnsi="Times New Roman" w:eastAsia="Times New Roman" w:cs="Times New Roman"/>
-                <w:sz w:val="16"/>
-                <w:szCs w:val="16"/>
-                <w:color w:val="77777F"/>
-              </w:rPr>
-              <w:t>[Заполните]</w:t>
-            </w:r>
-          </w:p>
-        </w:tc>
-        <w:tc>
-          <w:tcPr>
-            <w:tcW w:w="1700" w:type="dxa"/>
-            <w:vAlign w:val="center"/>
-          </w:tcPr>
-          <w:p>
-            <w:pPr>
-              <w:jc w:val="left"/>
-              <w:spacing w:before="0" w:after="0" w:line="240" w:lineRule="auto"/>
-              <w:keepLines/>
-            </w:pPr>
-            <w:r>
-              <w:rPr>
-                <w:rFonts w:ascii="Times New Roman" w:hAnsi="Times New Roman" w:eastAsia="Times New Roman" w:cs="Times New Roman"/>
-                <w:sz w:val="16"/>
-                <w:szCs w:val="16"/>
-                <w:color w:val="77777F"/>
-              </w:rPr>
-              <w:t>[Заполните]</w:t>
-            </w:r>
-          </w:p>
-        </w:tc>
-        <w:tc>
-          <w:tcPr>
-            <w:tcW w:w="1650" w:type="dxa"/>
-            <w:vAlign w:val="center"/>
-          </w:tcPr>
-          <w:p>
-            <w:pPr>
-              <w:jc w:val="left"/>
-              <w:spacing w:before="0" w:after="0" w:line="240" w:lineRule="auto"/>
-              <w:keepLines/>
-            </w:pPr>
-            <w:r>
-              <w:rPr>
-                <w:rFonts w:ascii="Times New Roman" w:hAnsi="Times New Roman" w:eastAsia="Times New Roman" w:cs="Times New Roman"/>
-                <w:sz w:val="16"/>
-                <w:szCs w:val="16"/>
-                <w:color w:val="77777F"/>
-              </w:rPr>
-              <w:t>[Заполните]</w:t>
-            </w:r>
-          </w:p>
-        </w:tc>
-      </w:tr>
-      <w:tr>
-        <w:trPr>
-          <w:cantSplit/>
-        </w:trPr>
-        <w:tc>
-          <w:tcPr>
-            <w:tcW w:w="1450" w:type="dxa"/>
-            <w:vAlign w:val="center"/>
-            <w:shd w:val="clear" w:fill="F7F7F9"/>
-          </w:tcPr>
-          <w:p>
-            <w:pPr>
-              <w:jc w:val="center"/>
-              <w:spacing w:before="0" w:after="0" w:line="240" w:lineRule="auto"/>
-              <w:keepLines/>
-            </w:pPr>
-            <w:r>
-              <w:rPr>
-                <w:rFonts w:ascii="Times New Roman" w:hAnsi="Times New Roman" w:eastAsia="Times New Roman" w:cs="Times New Roman"/>
-                <w:sz w:val="16"/>
-                <w:szCs w:val="16"/>
-                <w:color w:val="1C1C1C"/>
-              </w:rPr>
-              <w:t>6</w:t>
-            </w:r>
-          </w:p>
-        </w:tc>
-        <w:tc>
-          <w:tcPr>
-            <w:tcW w:w="1500" w:type="dxa"/>
-            <w:vAlign w:val="center"/>
-            <w:shd w:val="clear" w:fill="F7F7F9"/>
-          </w:tcPr>
-          <w:p>
-            <w:pPr>
-              <w:jc w:val="left"/>
-              <w:spacing w:before="0" w:after="0" w:line="240" w:lineRule="auto"/>
-              <w:keepLines/>
-            </w:pPr>
-            <w:r>
-              <w:rPr>
-                <w:rFonts w:ascii="Times New Roman" w:hAnsi="Times New Roman" w:eastAsia="Times New Roman" w:cs="Times New Roman"/>
-                <w:sz w:val="16"/>
-                <w:szCs w:val="16"/>
-                <w:color w:val="77777F"/>
-              </w:rPr>
-              <w:t>[Заполните]</w:t>
-            </w:r>
-          </w:p>
-        </w:tc>
-        <w:tc>
-          <w:tcPr>
-            <w:tcW w:w="1600" w:type="dxa"/>
-            <w:vAlign w:val="center"/>
-            <w:shd w:val="clear" w:fill="F7F7F9"/>
-          </w:tcPr>
-          <w:p>
-            <w:pPr>
-              <w:jc w:val="left"/>
-              <w:spacing w:before="0" w:after="0" w:line="240" w:lineRule="auto"/>
-              <w:keepLines/>
-            </w:pPr>
-            <w:r>
-              <w:rPr>
-                <w:rFonts w:ascii="Times New Roman" w:hAnsi="Times New Roman" w:eastAsia="Times New Roman" w:cs="Times New Roman"/>
-                <w:sz w:val="16"/>
-                <w:szCs w:val="16"/>
-                <w:color w:val="77777F"/>
-              </w:rPr>
-              <w:t>[Заполните]</w:t>
-            </w:r>
-          </w:p>
-        </w:tc>
-        <w:tc>
-          <w:tcPr>
-            <w:tcW w:w="1100" w:type="dxa"/>
-            <w:vAlign w:val="center"/>
-            <w:shd w:val="clear" w:fill="F7F7F9"/>
-          </w:tcPr>
-          <w:p>
-            <w:pPr>
-              <w:jc w:val="left"/>
-              <w:spacing w:before="0" w:after="0" w:line="240" w:lineRule="auto"/>
-              <w:keepLines/>
-            </w:pPr>
-            <w:r>
-              <w:rPr>
-                <w:rFonts w:ascii="Times New Roman" w:hAnsi="Times New Roman" w:eastAsia="Times New Roman" w:cs="Times New Roman"/>
-                <w:sz w:val="16"/>
-                <w:szCs w:val="16"/>
-                <w:color w:val="77777F"/>
-              </w:rPr>
-              <w:t>[Заполните]</w:t>
-            </w:r>
-          </w:p>
-        </w:tc>
-        <w:tc>
-          <w:tcPr>
-            <w:tcW w:w="1700" w:type="dxa"/>
-            <w:vAlign w:val="center"/>
-            <w:shd w:val="clear" w:fill="F7F7F9"/>
-          </w:tcPr>
-          <w:p>
-            <w:pPr>
-              <w:jc w:val="left"/>
-              <w:spacing w:before="0" w:after="0" w:line="240" w:lineRule="auto"/>
-              <w:keepLines/>
-            </w:pPr>
-            <w:r>
-              <w:rPr>
-                <w:rFonts w:ascii="Times New Roman" w:hAnsi="Times New Roman" w:eastAsia="Times New Roman" w:cs="Times New Roman"/>
-                <w:sz w:val="16"/>
-                <w:szCs w:val="16"/>
-                <w:color w:val="77777F"/>
-              </w:rPr>
-              <w:t>[Заполните]</w:t>
-            </w:r>
-          </w:p>
-        </w:tc>
-        <w:tc>
-          <w:tcPr>
-            <w:tcW w:w="1650" w:type="dxa"/>
-            <w:vAlign w:val="center"/>
-            <w:shd w:val="clear" w:fill="F7F7F9"/>
-          </w:tcPr>
-          <w:p>
-            <w:pPr>
-              <w:jc w:val="left"/>
-              <w:spacing w:before="0" w:after="0" w:line="240" w:lineRule="auto"/>
-              <w:keepLines/>
-            </w:pPr>
-            <w:r>
-              <w:rPr>
-                <w:rFonts w:ascii="Times New Roman" w:hAnsi="Times New Roman" w:eastAsia="Times New Roman" w:cs="Times New Roman"/>
-                <w:sz w:val="16"/>
-                <w:szCs w:val="16"/>
-                <w:color w:val="77777F"/>
-              </w:rPr>
-              <w:t>[Заполните]</w:t>
-            </w:r>
-          </w:p>
-        </w:tc>
-      </w:tr>
-      <w:tr>
-        <w:trPr>
-          <w:cantSplit/>
-        </w:trPr>
-        <w:tc>
-          <w:tcPr>
-            <w:tcW w:w="1450" w:type="dxa"/>
-            <w:vAlign w:val="center"/>
-          </w:tcPr>
-          <w:p>
-            <w:pPr>
-              <w:jc w:val="center"/>
-              <w:spacing w:before="0" w:after="0" w:line="240" w:lineRule="auto"/>
-              <w:keepLines/>
-            </w:pPr>
-            <w:r>
-              <w:rPr>
-                <w:rFonts w:ascii="Times New Roman" w:hAnsi="Times New Roman" w:eastAsia="Times New Roman" w:cs="Times New Roman"/>
-                <w:sz w:val="16"/>
-                <w:szCs w:val="16"/>
-                <w:color w:val="1C1C1C"/>
-              </w:rPr>
-              <w:t>7</w:t>
-            </w:r>
-          </w:p>
-        </w:tc>
-        <w:tc>
-          <w:tcPr>
-            <w:tcW w:w="1500" w:type="dxa"/>
-            <w:vAlign w:val="center"/>
-          </w:tcPr>
-          <w:p>
-            <w:pPr>
-              <w:jc w:val="left"/>
-              <w:spacing w:before="0" w:after="0" w:line="240" w:lineRule="auto"/>
-              <w:keepLines/>
-            </w:pPr>
-            <w:r>
-              <w:rPr>
-                <w:rFonts w:ascii="Times New Roman" w:hAnsi="Times New Roman" w:eastAsia="Times New Roman" w:cs="Times New Roman"/>
-                <w:sz w:val="16"/>
-                <w:szCs w:val="16"/>
-                <w:color w:val="77777F"/>
-              </w:rPr>
-              <w:t>[Заполните]</w:t>
-            </w:r>
-          </w:p>
-        </w:tc>
-        <w:tc>
-          <w:tcPr>
-            <w:tcW w:w="1600" w:type="dxa"/>
-            <w:vAlign w:val="center"/>
-          </w:tcPr>
-          <w:p>
-            <w:pPr>
-              <w:jc w:val="left"/>
-              <w:spacing w:before="0" w:after="0" w:line="240" w:lineRule="auto"/>
-              <w:keepLines/>
-            </w:pPr>
-            <w:r>
-              <w:rPr>
-                <w:rFonts w:ascii="Times New Roman" w:hAnsi="Times New Roman" w:eastAsia="Times New Roman" w:cs="Times New Roman"/>
-                <w:sz w:val="16"/>
-                <w:szCs w:val="16"/>
-                <w:color w:val="77777F"/>
-              </w:rPr>
-              <w:t>[Заполните]</w:t>
-            </w:r>
-          </w:p>
-        </w:tc>
-        <w:tc>
-          <w:tcPr>
-            <w:tcW w:w="1100" w:type="dxa"/>
-            <w:vAlign w:val="center"/>
-          </w:tcPr>
-          <w:p>
-            <w:pPr>
-              <w:jc w:val="left"/>
-              <w:spacing w:before="0" w:after="0" w:line="240" w:lineRule="auto"/>
-              <w:keepLines/>
-            </w:pPr>
-            <w:r>
-              <w:rPr>
-                <w:rFonts w:ascii="Times New Roman" w:hAnsi="Times New Roman" w:eastAsia="Times New Roman" w:cs="Times New Roman"/>
-                <w:sz w:val="16"/>
-                <w:szCs w:val="16"/>
-                <w:color w:val="77777F"/>
-              </w:rPr>
-              <w:t>[Заполните]</w:t>
-            </w:r>
-          </w:p>
-        </w:tc>
-        <w:tc>
-          <w:tcPr>
-            <w:tcW w:w="1700" w:type="dxa"/>
-            <w:vAlign w:val="center"/>
-          </w:tcPr>
-          <w:p>
-            <w:pPr>
-              <w:jc w:val="left"/>
-              <w:spacing w:before="0" w:after="0" w:line="240" w:lineRule="auto"/>
-              <w:keepLines/>
-            </w:pPr>
-            <w:r>
-              <w:rPr>
-                <w:rFonts w:ascii="Times New Roman" w:hAnsi="Times New Roman" w:eastAsia="Times New Roman" w:cs="Times New Roman"/>
-                <w:sz w:val="16"/>
-                <w:szCs w:val="16"/>
-                <w:color w:val="77777F"/>
-              </w:rPr>
-              <w:t>[Заполните]</w:t>
-            </w:r>
-          </w:p>
-        </w:tc>
-        <w:tc>
-          <w:tcPr>
-            <w:tcW w:w="1650" w:type="dxa"/>
-            <w:vAlign w:val="center"/>
-          </w:tcPr>
-          <w:p>
-            <w:pPr>
-              <w:jc w:val="left"/>
-              <w:spacing w:before="0" w:after="0" w:line="240" w:lineRule="auto"/>
-              <w:keepLines/>
-            </w:pPr>
-            <w:r>
-              <w:rPr>
-                <w:rFonts w:ascii="Times New Roman" w:hAnsi="Times New Roman" w:eastAsia="Times New Roman" w:cs="Times New Roman"/>
-                <w:sz w:val="16"/>
-                <w:szCs w:val="16"/>
-                <w:color w:val="77777F"/>
-              </w:rPr>
-              <w:t>[Заполните]</w:t>
-            </w:r>
-          </w:p>
-        </w:tc>
-      </w:tr>
-      <w:tr>
-        <w:trPr>
-          <w:cantSplit/>
-        </w:trPr>
-        <w:tc>
-          <w:tcPr>
-            <w:tcW w:w="1450" w:type="dxa"/>
-            <w:vAlign w:val="center"/>
-            <w:shd w:val="clear" w:fill="F7F7F9"/>
-          </w:tcPr>
-          <w:p>
-            <w:pPr>
-              <w:jc w:val="center"/>
-              <w:spacing w:before="0" w:after="0" w:line="240" w:lineRule="auto"/>
-              <w:keepLines/>
-            </w:pPr>
-            <w:r>
-              <w:rPr>
-                <w:rFonts w:ascii="Times New Roman" w:hAnsi="Times New Roman" w:eastAsia="Times New Roman" w:cs="Times New Roman"/>
-                <w:sz w:val="16"/>
-                <w:szCs w:val="16"/>
-                <w:color w:val="1C1C1C"/>
-              </w:rPr>
-              <w:t>8</w:t>
-            </w:r>
-          </w:p>
-        </w:tc>
-        <w:tc>
-          <w:tcPr>
-            <w:tcW w:w="1500" w:type="dxa"/>
-            <w:vAlign w:val="center"/>
-            <w:shd w:val="clear" w:fill="F7F7F9"/>
-          </w:tcPr>
-          <w:p>
-            <w:pPr>
-              <w:jc w:val="left"/>
-              <w:spacing w:before="0" w:after="0" w:line="240" w:lineRule="auto"/>
-              <w:keepLines/>
-            </w:pPr>
-            <w:r>
-              <w:rPr>
-                <w:rFonts w:ascii="Times New Roman" w:hAnsi="Times New Roman" w:eastAsia="Times New Roman" w:cs="Times New Roman"/>
-                <w:sz w:val="16"/>
-                <w:szCs w:val="16"/>
-                <w:color w:val="77777F"/>
-              </w:rPr>
-              <w:t>[Заполните]</w:t>
-            </w:r>
-          </w:p>
-        </w:tc>
-        <w:tc>
-          <w:tcPr>
-            <w:tcW w:w="1600" w:type="dxa"/>
-            <w:vAlign w:val="center"/>
-            <w:shd w:val="clear" w:fill="F7F7F9"/>
-          </w:tcPr>
-          <w:p>
-            <w:pPr>
-              <w:jc w:val="left"/>
-              <w:spacing w:before="0" w:after="0" w:line="240" w:lineRule="auto"/>
-              <w:keepLines/>
-            </w:pPr>
-            <w:r>
-              <w:rPr>
-                <w:rFonts w:ascii="Times New Roman" w:hAnsi="Times New Roman" w:eastAsia="Times New Roman" w:cs="Times New Roman"/>
-                <w:sz w:val="16"/>
-                <w:szCs w:val="16"/>
-                <w:color w:val="77777F"/>
-              </w:rPr>
-              <w:t>[Заполните]</w:t>
-            </w:r>
-          </w:p>
-        </w:tc>
-        <w:tc>
-          <w:tcPr>
-            <w:tcW w:w="1100" w:type="dxa"/>
-            <w:vAlign w:val="center"/>
-            <w:shd w:val="clear" w:fill="F7F7F9"/>
-          </w:tcPr>
-          <w:p>
-            <w:pPr>
-              <w:jc w:val="left"/>
-              <w:spacing w:before="0" w:after="0" w:line="240" w:lineRule="auto"/>
-              <w:keepLines/>
-            </w:pPr>
-            <w:r>
-              <w:rPr>
-                <w:rFonts w:ascii="Times New Roman" w:hAnsi="Times New Roman" w:eastAsia="Times New Roman" w:cs="Times New Roman"/>
-                <w:sz w:val="16"/>
-                <w:szCs w:val="16"/>
-                <w:color w:val="77777F"/>
-              </w:rPr>
-              <w:t>[Заполните]</w:t>
-            </w:r>
-          </w:p>
-        </w:tc>
-        <w:tc>
-          <w:tcPr>
-            <w:tcW w:w="1700" w:type="dxa"/>
-            <w:vAlign w:val="center"/>
-            <w:shd w:val="clear" w:fill="F7F7F9"/>
-          </w:tcPr>
-          <w:p>
-            <w:pPr>
-              <w:jc w:val="left"/>
-              <w:spacing w:before="0" w:after="0" w:line="240" w:lineRule="auto"/>
-              <w:keepLines/>
-            </w:pPr>
-            <w:r>
-              <w:rPr>
-                <w:rFonts w:ascii="Times New Roman" w:hAnsi="Times New Roman" w:eastAsia="Times New Roman" w:cs="Times New Roman"/>
-                <w:sz w:val="16"/>
-                <w:szCs w:val="16"/>
-                <w:color w:val="77777F"/>
-              </w:rPr>
-              <w:t>[Заполните]</w:t>
-            </w:r>
-          </w:p>
-        </w:tc>
-        <w:tc>
-          <w:tcPr>
-            <w:tcW w:w="1650" w:type="dxa"/>
-            <w:vAlign w:val="center"/>
-            <w:shd w:val="clear" w:fill="F7F7F9"/>
-          </w:tcPr>
-          <w:p>
-            <w:pPr>
-              <w:jc w:val="left"/>
-              <w:spacing w:before="0" w:after="0" w:line="240" w:lineRule="auto"/>
-              <w:keepLines/>
-            </w:pPr>
-            <w:r>
-              <w:rPr>
-                <w:rFonts w:ascii="Times New Roman" w:hAnsi="Times New Roman" w:eastAsia="Times New Roman" w:cs="Times New Roman"/>
-                <w:sz w:val="16"/>
-                <w:szCs w:val="16"/>
-                <w:color w:val="77777F"/>
-              </w:rPr>
-              <w:t>[Заполните]</w:t>
             </w:r>
           </w:p>
         </w:tc>
       </w:tr>
     </w:tbl>
-    <w:p>
-      <w:pPr>
-        <w:pStyle w:val="1"/>
-        <w:spacing w:before="180" w:after="90" w:line="276" w:lineRule="auto"/>
-        <w:keepNext/>
-        <w:keepLines/>
-      </w:pPr>
-      <w:r>
-        <w:rPr>
-          <w:rFonts w:ascii="Times New Roman" w:hAnsi="Times New Roman" w:eastAsia="Times New Roman" w:cs="Times New Roman"/>
-          <w:b/>
-          <w:bCs/>
-          <w:sz w:val="28"/>
-          <w:szCs w:val="28"/>
-          <w:color w:val="ED131C"/>
-        </w:rPr>
-        <w:t>5. Расчёты, схема или обоснование решения</w:t>
-      </w:r>
-    </w:p>
-    <w:tbl>
-      <w:tblPr>
-        <w:tblW w:w="9000" w:type="dxa"/>
-        <w:tblInd w:w="120" w:type="dxa"/>
-        <w:tblLayout w:type="fixed"/>
-        <w:tblCellMar>
-          <w:top w:w="90" w:type="dxa"/>
-          <w:start w:w="120" w:type="dxa"/>
-          <w:bottom w:w="90" w:type="dxa"/>
-          <w:end w:w="120" w:type="dxa"/>
-        </w:tblCellMar>
-        <w:tblBorders>
-          <w:top w:val="single" w:sz="6" w:space="0" w:color="C7C8CD"/>
-          <w:start w:val="single" w:sz="6" w:space="0" w:color="C7C8CD"/>
-          <w:bottom w:val="single" w:sz="6" w:space="0" w:color="C7C8CD"/>
-          <w:end w:val="single" w:sz="6" w:space="0" w:color="C7C8CD"/>
-          <w:insideH w:val="single" w:sz="6" w:space="0" w:color="C7C8CD"/>
-          <w:insideV w:val="single" w:sz="6" w:space="0" w:color="C7C8CD"/>
-        </w:tblBorders>
-      </w:tblPr>
-      <w:tblGrid>
-        <w:gridCol w:w="2100"/>
-        <w:gridCol w:w="6900"/>
-      </w:tblGrid>
-      <w:tr>
-        <w:trPr>
-          <w:cantSplit/>
-          <w:tblHeader/>
-        </w:trPr>
-        <w:tc>
-          <w:tcPr>
-            <w:tcW w:w="2100" w:type="dxa"/>
-            <w:vAlign w:val="center"/>
-            <w:shd w:val="clear" w:fill="1C1C1C"/>
-          </w:tcPr>
-          <w:p>
-            <w:pPr>
-              <w:jc w:val="center"/>
-              <w:spacing w:before="0" w:after="0" w:line="240" w:lineRule="auto"/>
-              <w:keepLines/>
-            </w:pPr>
-            <w:r>
-              <w:rPr>
-                <w:rFonts w:ascii="Times New Roman" w:hAnsi="Times New Roman" w:eastAsia="Times New Roman" w:cs="Times New Roman"/>
-                <w:b/>
-                <w:bCs/>
-                <w:sz w:val="18"/>
-                <w:szCs w:val="18"/>
-                <w:color w:val="FFFFFF"/>
-              </w:rPr>
-              <w:t>Элемент</w:t>
-            </w:r>
-          </w:p>
-        </w:tc>
-        <w:tc>
-          <w:tcPr>
-            <w:tcW w:w="6900" w:type="dxa"/>
-            <w:vAlign w:val="center"/>
-            <w:shd w:val="clear" w:fill="1C1C1C"/>
-          </w:tcPr>
-          <w:p>
-            <w:pPr>
-              <w:jc w:val="center"/>
-              <w:spacing w:before="0" w:after="0" w:line="240" w:lineRule="auto"/>
-              <w:keepLines/>
-            </w:pPr>
-            <w:r>
-              <w:rPr>
-                <w:rFonts w:ascii="Times New Roman" w:hAnsi="Times New Roman" w:eastAsia="Times New Roman" w:cs="Times New Roman"/>
-                <w:b/>
-                <w:bCs/>
-                <w:sz w:val="18"/>
-                <w:szCs w:val="18"/>
-                <w:color w:val="FFFFFF"/>
-              </w:rPr>
-              <w:t>Заполнение студента</w:t>
-            </w:r>
-          </w:p>
-        </w:tc>
-      </w:tr>
-      <w:tr>
-        <w:trPr>
-          <w:cantSplit/>
-        </w:trPr>
-        <w:tc>
-          <w:tcPr>
-            <w:tcW w:w="2100" w:type="dxa"/>
-            <w:vAlign w:val="center"/>
-          </w:tcPr>
-          <w:p>
-            <w:pPr>
-              <w:jc w:val="center"/>
-              <w:spacing w:before="0" w:after="0" w:line="240" w:lineRule="auto"/>
-              <w:keepLines/>
-            </w:pPr>
-            <w:r>
-              <w:rPr>
-                <w:rFonts w:ascii="Times New Roman" w:hAnsi="Times New Roman" w:eastAsia="Times New Roman" w:cs="Times New Roman"/>
-                <w:b/>
-                <w:bCs/>
-                <w:sz w:val="18"/>
-                <w:szCs w:val="18"/>
-                <w:color w:val="1C1C1C"/>
-              </w:rPr>
-              <w:t>Основание</w:t>
-            </w:r>
-          </w:p>
-        </w:tc>
-        <w:tc>
-          <w:tcPr>
-            <w:tcW w:w="6900" w:type="dxa"/>
-            <w:vAlign w:val="center"/>
-          </w:tcPr>
-          <w:p>
-            <w:pPr>
-              <w:jc w:val="left"/>
-              <w:spacing w:before="0" w:after="0" w:line="240" w:lineRule="auto"/>
-              <w:keepLines/>
-            </w:pPr>
-            <w:r>
-              <w:rPr>
-                <w:rFonts w:ascii="Times New Roman" w:hAnsi="Times New Roman" w:eastAsia="Times New Roman" w:cs="Times New Roman"/>
-                <w:sz w:val="18"/>
-                <w:szCs w:val="18"/>
-                <w:color w:val="77777F"/>
-              </w:rPr>
-              <w:t>[Сошлитесь на конкретные ID, значения, правила или требования из исходных данных]</w:t>
-            </w:r>
-          </w:p>
-        </w:tc>
-      </w:tr>
-      <w:tr>
-        <w:trPr>
-          <w:cantSplit/>
-        </w:trPr>
-        <w:tc>
-          <w:tcPr>
-            <w:tcW w:w="2100" w:type="dxa"/>
-            <w:vAlign w:val="center"/>
-            <w:shd w:val="clear" w:fill="F7F7F9"/>
-          </w:tcPr>
-          <w:p>
-            <w:pPr>
-              <w:jc w:val="center"/>
-              <w:spacing w:before="0" w:after="0" w:line="240" w:lineRule="auto"/>
-              <w:keepLines/>
-            </w:pPr>
-            <w:r>
-              <w:rPr>
-                <w:rFonts w:ascii="Times New Roman" w:hAnsi="Times New Roman" w:eastAsia="Times New Roman" w:cs="Times New Roman"/>
-                <w:b/>
-                <w:bCs/>
-                <w:sz w:val="18"/>
-                <w:szCs w:val="18"/>
-                <w:color w:val="1C1C1C"/>
-              </w:rPr>
-              <w:t>Ход решения</w:t>
-            </w:r>
-          </w:p>
-        </w:tc>
-        <w:tc>
-          <w:tcPr>
-            <w:tcW w:w="6900" w:type="dxa"/>
-            <w:vAlign w:val="center"/>
-            <w:shd w:val="clear" w:fill="F7F7F9"/>
-          </w:tcPr>
-          <w:p>
-            <w:pPr>
-              <w:jc w:val="left"/>
-              <w:spacing w:before="0" w:after="0" w:line="240" w:lineRule="auto"/>
-              <w:keepLines/>
-            </w:pPr>
-            <w:r>
-              <w:rPr>
-                <w:rFonts w:ascii="Times New Roman" w:hAnsi="Times New Roman" w:eastAsia="Times New Roman" w:cs="Times New Roman"/>
-                <w:sz w:val="18"/>
-                <w:szCs w:val="18"/>
-                <w:color w:val="77777F"/>
-              </w:rPr>
-              <w:t>[Покажите формулу, подстановку, схему, сравнение вариантов или логику выбора]</w:t>
-            </w:r>
-          </w:p>
-        </w:tc>
-      </w:tr>
-      <w:tr>
-        <w:trPr>
-          <w:cantSplit/>
-        </w:trPr>
-        <w:tc>
-          <w:tcPr>
-            <w:tcW w:w="2100" w:type="dxa"/>
-            <w:vAlign w:val="center"/>
-          </w:tcPr>
-          <w:p>
-            <w:pPr>
-              <w:jc w:val="left"/>
-              <w:spacing w:before="0" w:after="0" w:line="240" w:lineRule="auto"/>
-              <w:keepLines/>
-            </w:pPr>
-            <w:r>
-              <w:rPr>
-                <w:rFonts w:ascii="Times New Roman" w:hAnsi="Times New Roman" w:eastAsia="Times New Roman" w:cs="Times New Roman"/>
-                <w:b/>
-                <w:bCs/>
-                <w:sz w:val="18"/>
-                <w:szCs w:val="18"/>
-                <w:color w:val="1C1C1C"/>
-              </w:rPr>
-              <w:t>Независимый контроль</w:t>
-            </w:r>
-          </w:p>
-        </w:tc>
-        <w:tc>
-          <w:tcPr>
-            <w:tcW w:w="6900" w:type="dxa"/>
-            <w:vAlign w:val="center"/>
-          </w:tcPr>
-          <w:p>
-            <w:pPr>
-              <w:jc w:val="left"/>
-              <w:spacing w:before="0" w:after="0" w:line="240" w:lineRule="auto"/>
-              <w:keepLines/>
-            </w:pPr>
-            <w:r>
-              <w:rPr>
-                <w:rFonts w:ascii="Times New Roman" w:hAnsi="Times New Roman" w:eastAsia="Times New Roman" w:cs="Times New Roman"/>
-                <w:sz w:val="18"/>
-                <w:szCs w:val="18"/>
-                <w:color w:val="77777F"/>
-              </w:rPr>
-              <w:t>[Опишите повторный расчёт, граничный тест, сопоставление с требованием или другую проверку]</w:t>
-            </w:r>
-          </w:p>
-        </w:tc>
-      </w:tr>
-      <w:tr>
-        <w:trPr>
-          <w:cantSplit/>
-        </w:trPr>
-        <w:tc>
-          <w:tcPr>
-            <w:tcW w:w="2100" w:type="dxa"/>
-            <w:vAlign w:val="center"/>
-            <w:shd w:val="clear" w:fill="F7F7F9"/>
-          </w:tcPr>
-          <w:p>
-            <w:pPr>
-              <w:jc w:val="left"/>
-              <w:spacing w:before="0" w:after="0" w:line="240" w:lineRule="auto"/>
-              <w:keepLines/>
-            </w:pPr>
-            <w:r>
-              <w:rPr>
-                <w:rFonts w:ascii="Times New Roman" w:hAnsi="Times New Roman" w:eastAsia="Times New Roman" w:cs="Times New Roman"/>
-                <w:b/>
-                <w:bCs/>
-                <w:sz w:val="18"/>
-                <w:szCs w:val="18"/>
-                <w:color w:val="1C1C1C"/>
-              </w:rPr>
-              <w:t>Профессиональный выбор</w:t>
-            </w:r>
-          </w:p>
-        </w:tc>
-        <w:tc>
-          <w:tcPr>
-            <w:tcW w:w="6900" w:type="dxa"/>
-            <w:vAlign w:val="center"/>
-            <w:shd w:val="clear" w:fill="F7F7F9"/>
-          </w:tcPr>
-          <w:p>
-            <w:pPr>
-              <w:jc w:val="left"/>
-              <w:spacing w:before="0" w:after="0" w:line="240" w:lineRule="auto"/>
-              <w:keepLines/>
-            </w:pPr>
-            <w:r>
-              <w:rPr>
-                <w:rFonts w:ascii="Times New Roman" w:hAnsi="Times New Roman" w:eastAsia="Times New Roman" w:cs="Times New Roman"/>
-                <w:sz w:val="18"/>
-                <w:szCs w:val="18"/>
-                <w:color w:val="77777F"/>
-              </w:rPr>
-              <w:t>[Ответьте на вопрос: Распределите 10 условных единиц между мерами и выберите три первоочередных риска; обоснуйте, какой остаточный риск принимаете и почему. Зафиксируйте решение: решение в разделе «Выбор мер и бюджет».]</w:t>
-            </w:r>
-          </w:p>
-        </w:tc>
-      </w:tr>
-    </w:tbl>
-    <w:p>
-      <w:pPr>
-        <w:pStyle w:val="1"/>
-        <w:spacing w:before="180" w:after="90" w:line="276" w:lineRule="auto"/>
-        <w:keepNext/>
-        <w:keepLines/>
-      </w:pPr>
-      <w:r>
-        <w:rPr>
-          <w:rFonts w:ascii="Times New Roman" w:hAnsi="Times New Roman" w:eastAsia="Times New Roman" w:cs="Times New Roman"/>
-          <w:b/>
-          <w:bCs/>
-          <w:sz w:val="28"/>
-          <w:szCs w:val="28"/>
-          <w:color w:val="ED131C"/>
-        </w:rPr>
-        <w:t>6. Результаты проверки</w:t>
-      </w:r>
-    </w:p>
-    <w:tbl>
-      <w:tblPr>
-        <w:tblW w:w="9000" w:type="dxa"/>
-        <w:tblInd w:w="120" w:type="dxa"/>
-        <w:tblLayout w:type="fixed"/>
-        <w:tblCellMar>
-          <w:top w:w="90" w:type="dxa"/>
-          <w:start w:w="120" w:type="dxa"/>
-          <w:bottom w:w="90" w:type="dxa"/>
-          <w:end w:w="120" w:type="dxa"/>
-        </w:tblCellMar>
-        <w:tblBorders>
-          <w:top w:val="single" w:sz="6" w:space="0" w:color="C7C8CD"/>
-          <w:start w:val="single" w:sz="6" w:space="0" w:color="C7C8CD"/>
-          <w:bottom w:val="single" w:sz="6" w:space="0" w:color="C7C8CD"/>
-          <w:end w:val="single" w:sz="6" w:space="0" w:color="C7C8CD"/>
-          <w:insideH w:val="single" w:sz="6" w:space="0" w:color="C7C8CD"/>
-          <w:insideV w:val="single" w:sz="6" w:space="0" w:color="C7C8CD"/>
-        </w:tblBorders>
-      </w:tblPr>
-      <w:tblGrid>
-        <w:gridCol w:w="550"/>
-        <w:gridCol w:w="2000"/>
-        <w:gridCol w:w="2050"/>
-        <w:gridCol w:w="2050"/>
-        <w:gridCol w:w="2350"/>
-      </w:tblGrid>
-      <w:tr>
-        <w:trPr>
-          <w:cantSplit/>
-          <w:tblHeader/>
-        </w:trPr>
-        <w:tc>
-          <w:tcPr>
-            <w:tcW w:w="550" w:type="dxa"/>
-            <w:vAlign w:val="center"/>
-            <w:shd w:val="clear" w:fill="1C1C1C"/>
-          </w:tcPr>
-          <w:p>
-            <w:pPr>
-              <w:jc w:val="center"/>
-              <w:spacing w:before="0" w:after="0" w:line="240" w:lineRule="auto"/>
-              <w:keepLines/>
-            </w:pPr>
-            <w:r>
-              <w:rPr>
-                <w:rFonts w:ascii="Times New Roman" w:hAnsi="Times New Roman" w:eastAsia="Times New Roman" w:cs="Times New Roman"/>
-                <w:b/>
-                <w:bCs/>
-                <w:sz w:val="17"/>
-                <w:szCs w:val="17"/>
-                <w:color w:val="FFFFFF"/>
-              </w:rPr>
-              <w:t>№</w:t>
-            </w:r>
-          </w:p>
-        </w:tc>
-        <w:tc>
-          <w:tcPr>
-            <w:tcW w:w="2000" w:type="dxa"/>
-            <w:vAlign w:val="center"/>
-            <w:shd w:val="clear" w:fill="1C1C1C"/>
-          </w:tcPr>
-          <w:p>
-            <w:pPr>
-              <w:jc w:val="center"/>
-              <w:spacing w:before="0" w:after="0" w:line="240" w:lineRule="auto"/>
-              <w:keepLines/>
-            </w:pPr>
-            <w:r>
-              <w:rPr>
-                <w:rFonts w:ascii="Times New Roman" w:hAnsi="Times New Roman" w:eastAsia="Times New Roman" w:cs="Times New Roman"/>
-                <w:b/>
-                <w:bCs/>
-                <w:sz w:val="17"/>
-                <w:szCs w:val="17"/>
-                <w:color w:val="FFFFFF"/>
-              </w:rPr>
-              <w:t>Проверка</w:t>
-            </w:r>
-          </w:p>
-        </w:tc>
-        <w:tc>
-          <w:tcPr>
-            <w:tcW w:w="2050" w:type="dxa"/>
-            <w:vAlign w:val="center"/>
-            <w:shd w:val="clear" w:fill="1C1C1C"/>
-          </w:tcPr>
-          <w:p>
-            <w:pPr>
-              <w:jc w:val="center"/>
-              <w:spacing w:before="0" w:after="0" w:line="240" w:lineRule="auto"/>
-              <w:keepLines/>
-            </w:pPr>
-            <w:r>
-              <w:rPr>
-                <w:rFonts w:ascii="Times New Roman" w:hAnsi="Times New Roman" w:eastAsia="Times New Roman" w:cs="Times New Roman"/>
-                <w:b/>
-                <w:bCs/>
-                <w:sz w:val="17"/>
-                <w:szCs w:val="17"/>
-                <w:color w:val="FFFFFF"/>
-              </w:rPr>
-              <w:t>Ожидается</w:t>
-            </w:r>
-          </w:p>
-        </w:tc>
-        <w:tc>
-          <w:tcPr>
-            <w:tcW w:w="2050" w:type="dxa"/>
-            <w:vAlign w:val="center"/>
-            <w:shd w:val="clear" w:fill="1C1C1C"/>
-          </w:tcPr>
-          <w:p>
-            <w:pPr>
-              <w:jc w:val="center"/>
-              <w:spacing w:before="0" w:after="0" w:line="240" w:lineRule="auto"/>
-              <w:keepLines/>
-            </w:pPr>
-            <w:r>
-              <w:rPr>
-                <w:rFonts w:ascii="Times New Roman" w:hAnsi="Times New Roman" w:eastAsia="Times New Roman" w:cs="Times New Roman"/>
-                <w:b/>
-                <w:bCs/>
-                <w:sz w:val="17"/>
-                <w:szCs w:val="17"/>
-                <w:color w:val="FFFFFF"/>
-              </w:rPr>
-              <w:t>Фактически</w:t>
-            </w:r>
-          </w:p>
-        </w:tc>
-        <w:tc>
-          <w:tcPr>
-            <w:tcW w:w="2350" w:type="dxa"/>
-            <w:vAlign w:val="center"/>
-            <w:shd w:val="clear" w:fill="1C1C1C"/>
-          </w:tcPr>
-          <w:p>
-            <w:pPr>
-              <w:jc w:val="center"/>
-              <w:spacing w:before="0" w:after="0" w:line="240" w:lineRule="auto"/>
-              <w:keepLines/>
-            </w:pPr>
-            <w:r>
-              <w:rPr>
-                <w:rFonts w:ascii="Times New Roman" w:hAnsi="Times New Roman" w:eastAsia="Times New Roman" w:cs="Times New Roman"/>
-                <w:b/>
-                <w:bCs/>
-                <w:sz w:val="17"/>
-                <w:szCs w:val="17"/>
-                <w:color w:val="FFFFFF"/>
-              </w:rPr>
-              <w:t>Доказательство</w:t>
-            </w:r>
-          </w:p>
-        </w:tc>
-      </w:tr>
-      <w:tr>
-        <w:trPr>
-          <w:cantSplit/>
-        </w:trPr>
-        <w:tc>
-          <w:tcPr>
-            <w:tcW w:w="550" w:type="dxa"/>
-            <w:vAlign w:val="center"/>
-          </w:tcPr>
-          <w:p>
-            <w:pPr>
-              <w:jc w:val="center"/>
-              <w:spacing w:before="0" w:after="0" w:line="240" w:lineRule="auto"/>
-              <w:keepLines/>
-            </w:pPr>
-            <w:r>
-              <w:rPr>
-                <w:rFonts w:ascii="Times New Roman" w:hAnsi="Times New Roman" w:eastAsia="Times New Roman" w:cs="Times New Roman"/>
-                <w:sz w:val="17"/>
-                <w:szCs w:val="17"/>
-                <w:color w:val="1C1C1C"/>
-              </w:rPr>
-              <w:t>1</w:t>
-            </w:r>
-          </w:p>
-        </w:tc>
-        <w:tc>
-          <w:tcPr>
-            <w:tcW w:w="2000" w:type="dxa"/>
-            <w:vAlign w:val="center"/>
-          </w:tcPr>
-          <w:p>
-            <w:pPr>
-              <w:jc w:val="left"/>
-              <w:spacing w:before="0" w:after="0" w:line="240" w:lineRule="auto"/>
-              <w:keepLines/>
-            </w:pPr>
-            <w:r>
-              <w:rPr>
-                <w:rFonts w:ascii="Times New Roman" w:hAnsi="Times New Roman" w:eastAsia="Times New Roman" w:cs="Times New Roman"/>
-                <w:sz w:val="17"/>
-                <w:szCs w:val="17"/>
-                <w:color w:val="77777F"/>
-              </w:rPr>
-              <w:t>[Что проверялось]</w:t>
-            </w:r>
-          </w:p>
-        </w:tc>
-        <w:tc>
-          <w:tcPr>
-            <w:tcW w:w="2050" w:type="dxa"/>
-            <w:vAlign w:val="center"/>
-          </w:tcPr>
-          <w:p>
-            <w:pPr>
-              <w:jc w:val="left"/>
-              <w:spacing w:before="0" w:after="0" w:line="240" w:lineRule="auto"/>
-              <w:keepLines/>
-            </w:pPr>
-            <w:r>
-              <w:rPr>
-                <w:rFonts w:ascii="Times New Roman" w:hAnsi="Times New Roman" w:eastAsia="Times New Roman" w:cs="Times New Roman"/>
-                <w:sz w:val="17"/>
-                <w:szCs w:val="17"/>
-                <w:color w:val="77777F"/>
-              </w:rPr>
-              <w:t>[Ожидаемый признак]</w:t>
-            </w:r>
-          </w:p>
-        </w:tc>
-        <w:tc>
-          <w:tcPr>
-            <w:tcW w:w="2050" w:type="dxa"/>
-            <w:vAlign w:val="center"/>
-          </w:tcPr>
-          <w:p>
-            <w:pPr>
-              <w:jc w:val="left"/>
-              <w:spacing w:before="0" w:after="0" w:line="240" w:lineRule="auto"/>
-              <w:keepLines/>
-            </w:pPr>
-            <w:r>
-              <w:rPr>
-                <w:rFonts w:ascii="Times New Roman" w:hAnsi="Times New Roman" w:eastAsia="Times New Roman" w:cs="Times New Roman"/>
-                <w:sz w:val="17"/>
-                <w:szCs w:val="17"/>
-                <w:color w:val="77777F"/>
-              </w:rPr>
-              <w:t>[Фактический результат]</w:t>
-            </w:r>
-          </w:p>
-        </w:tc>
-        <w:tc>
-          <w:tcPr>
-            <w:tcW w:w="2350" w:type="dxa"/>
-            <w:vAlign w:val="center"/>
-          </w:tcPr>
-          <w:p>
-            <w:pPr>
-              <w:jc w:val="left"/>
-              <w:spacing w:before="0" w:after="0" w:line="240" w:lineRule="auto"/>
-              <w:keepLines/>
-            </w:pPr>
-            <w:r>
-              <w:rPr>
-                <w:rFonts w:ascii="Times New Roman" w:hAnsi="Times New Roman" w:eastAsia="Times New Roman" w:cs="Times New Roman"/>
-                <w:sz w:val="17"/>
-                <w:szCs w:val="17"/>
-                <w:color w:val="77777F"/>
-              </w:rPr>
-              <w:t>[Доказательство / статус]</w:t>
-            </w:r>
-          </w:p>
-        </w:tc>
-      </w:tr>
-      <w:tr>
-        <w:trPr>
-          <w:cantSplit/>
-        </w:trPr>
-        <w:tc>
-          <w:tcPr>
-            <w:tcW w:w="550" w:type="dxa"/>
-            <w:vAlign w:val="center"/>
-            <w:shd w:val="clear" w:fill="F7F7F9"/>
-          </w:tcPr>
-          <w:p>
-            <w:pPr>
-              <w:jc w:val="center"/>
-              <w:spacing w:before="0" w:after="0" w:line="240" w:lineRule="auto"/>
-              <w:keepLines/>
-            </w:pPr>
-            <w:r>
-              <w:rPr>
-                <w:rFonts w:ascii="Times New Roman" w:hAnsi="Times New Roman" w:eastAsia="Times New Roman" w:cs="Times New Roman"/>
-                <w:sz w:val="17"/>
-                <w:szCs w:val="17"/>
-                <w:color w:val="1C1C1C"/>
-              </w:rPr>
-              <w:t>2</w:t>
-            </w:r>
-          </w:p>
-        </w:tc>
-        <w:tc>
-          <w:tcPr>
-            <w:tcW w:w="2000" w:type="dxa"/>
-            <w:vAlign w:val="center"/>
-            <w:shd w:val="clear" w:fill="F7F7F9"/>
-          </w:tcPr>
-          <w:p>
-            <w:pPr>
-              <w:jc w:val="left"/>
-              <w:spacing w:before="0" w:after="0" w:line="240" w:lineRule="auto"/>
-              <w:keepLines/>
-            </w:pPr>
-            <w:r>
-              <w:rPr>
-                <w:rFonts w:ascii="Times New Roman" w:hAnsi="Times New Roman" w:eastAsia="Times New Roman" w:cs="Times New Roman"/>
-                <w:sz w:val="17"/>
-                <w:szCs w:val="17"/>
-                <w:color w:val="77777F"/>
-              </w:rPr>
-              <w:t>[Что проверялось]</w:t>
-            </w:r>
-          </w:p>
-        </w:tc>
-        <w:tc>
-          <w:tcPr>
-            <w:tcW w:w="2050" w:type="dxa"/>
-            <w:vAlign w:val="center"/>
-            <w:shd w:val="clear" w:fill="F7F7F9"/>
-          </w:tcPr>
-          <w:p>
-            <w:pPr>
-              <w:jc w:val="left"/>
-              <w:spacing w:before="0" w:after="0" w:line="240" w:lineRule="auto"/>
-              <w:keepLines/>
-            </w:pPr>
-            <w:r>
-              <w:rPr>
-                <w:rFonts w:ascii="Times New Roman" w:hAnsi="Times New Roman" w:eastAsia="Times New Roman" w:cs="Times New Roman"/>
-                <w:sz w:val="17"/>
-                <w:szCs w:val="17"/>
-                <w:color w:val="77777F"/>
-              </w:rPr>
-              <w:t>[Ожидаемый признак]</w:t>
-            </w:r>
-          </w:p>
-        </w:tc>
-        <w:tc>
-          <w:tcPr>
-            <w:tcW w:w="2050" w:type="dxa"/>
-            <w:vAlign w:val="center"/>
-            <w:shd w:val="clear" w:fill="F7F7F9"/>
-          </w:tcPr>
-          <w:p>
-            <w:pPr>
-              <w:jc w:val="left"/>
-              <w:spacing w:before="0" w:after="0" w:line="240" w:lineRule="auto"/>
-              <w:keepLines/>
-            </w:pPr>
-            <w:r>
-              <w:rPr>
-                <w:rFonts w:ascii="Times New Roman" w:hAnsi="Times New Roman" w:eastAsia="Times New Roman" w:cs="Times New Roman"/>
-                <w:sz w:val="17"/>
-                <w:szCs w:val="17"/>
-                <w:color w:val="77777F"/>
-              </w:rPr>
-              <w:t>[Фактический результат]</w:t>
-            </w:r>
-          </w:p>
-        </w:tc>
-        <w:tc>
-          <w:tcPr>
-            <w:tcW w:w="2350" w:type="dxa"/>
-            <w:vAlign w:val="center"/>
-            <w:shd w:val="clear" w:fill="F7F7F9"/>
-          </w:tcPr>
-          <w:p>
-            <w:pPr>
-              <w:jc w:val="left"/>
-              <w:spacing w:before="0" w:after="0" w:line="240" w:lineRule="auto"/>
-              <w:keepLines/>
-            </w:pPr>
-            <w:r>
-              <w:rPr>
-                <w:rFonts w:ascii="Times New Roman" w:hAnsi="Times New Roman" w:eastAsia="Times New Roman" w:cs="Times New Roman"/>
-                <w:sz w:val="17"/>
-                <w:szCs w:val="17"/>
-                <w:color w:val="77777F"/>
-              </w:rPr>
-              <w:t>[Доказательство / статус]</w:t>
-            </w:r>
-          </w:p>
-        </w:tc>
-      </w:tr>
-      <w:tr>
-        <w:trPr>
-          <w:cantSplit/>
-        </w:trPr>
-        <w:tc>
-          <w:tcPr>
-            <w:tcW w:w="550" w:type="dxa"/>
-            <w:vAlign w:val="center"/>
-          </w:tcPr>
-          <w:p>
-            <w:pPr>
-              <w:jc w:val="center"/>
-              <w:spacing w:before="0" w:after="0" w:line="240" w:lineRule="auto"/>
-              <w:keepLines/>
-            </w:pPr>
-            <w:r>
-              <w:rPr>
-                <w:rFonts w:ascii="Times New Roman" w:hAnsi="Times New Roman" w:eastAsia="Times New Roman" w:cs="Times New Roman"/>
-                <w:sz w:val="17"/>
-                <w:szCs w:val="17"/>
-                <w:color w:val="1C1C1C"/>
-              </w:rPr>
-              <w:t>3</w:t>
-            </w:r>
-          </w:p>
-        </w:tc>
-        <w:tc>
-          <w:tcPr>
-            <w:tcW w:w="2000" w:type="dxa"/>
-            <w:vAlign w:val="center"/>
-          </w:tcPr>
-          <w:p>
-            <w:pPr>
-              <w:jc w:val="left"/>
-              <w:spacing w:before="0" w:after="0" w:line="240" w:lineRule="auto"/>
-              <w:keepLines/>
-            </w:pPr>
-            <w:r>
-              <w:rPr>
-                <w:rFonts w:ascii="Times New Roman" w:hAnsi="Times New Roman" w:eastAsia="Times New Roman" w:cs="Times New Roman"/>
-                <w:sz w:val="17"/>
-                <w:szCs w:val="17"/>
-                <w:color w:val="77777F"/>
-              </w:rPr>
-              <w:t>[Что проверялось]</w:t>
-            </w:r>
-          </w:p>
-        </w:tc>
-        <w:tc>
-          <w:tcPr>
-            <w:tcW w:w="2050" w:type="dxa"/>
-            <w:vAlign w:val="center"/>
-          </w:tcPr>
-          <w:p>
-            <w:pPr>
-              <w:jc w:val="left"/>
-              <w:spacing w:before="0" w:after="0" w:line="240" w:lineRule="auto"/>
-              <w:keepLines/>
-            </w:pPr>
-            <w:r>
-              <w:rPr>
-                <w:rFonts w:ascii="Times New Roman" w:hAnsi="Times New Roman" w:eastAsia="Times New Roman" w:cs="Times New Roman"/>
-                <w:sz w:val="17"/>
-                <w:szCs w:val="17"/>
-                <w:color w:val="77777F"/>
-              </w:rPr>
-              <w:t>[Ожидаемый признак]</w:t>
-            </w:r>
-          </w:p>
-        </w:tc>
-        <w:tc>
-          <w:tcPr>
-            <w:tcW w:w="2050" w:type="dxa"/>
-            <w:vAlign w:val="center"/>
-          </w:tcPr>
-          <w:p>
-            <w:pPr>
-              <w:jc w:val="left"/>
-              <w:spacing w:before="0" w:after="0" w:line="240" w:lineRule="auto"/>
-              <w:keepLines/>
-            </w:pPr>
-            <w:r>
-              <w:rPr>
-                <w:rFonts w:ascii="Times New Roman" w:hAnsi="Times New Roman" w:eastAsia="Times New Roman" w:cs="Times New Roman"/>
-                <w:sz w:val="17"/>
-                <w:szCs w:val="17"/>
-                <w:color w:val="77777F"/>
-              </w:rPr>
-              <w:t>[Фактический результат]</w:t>
-            </w:r>
-          </w:p>
-        </w:tc>
-        <w:tc>
-          <w:tcPr>
-            <w:tcW w:w="2350" w:type="dxa"/>
-            <w:vAlign w:val="center"/>
-          </w:tcPr>
-          <w:p>
-            <w:pPr>
-              <w:jc w:val="left"/>
-              <w:spacing w:before="0" w:after="0" w:line="240" w:lineRule="auto"/>
-              <w:keepLines/>
-            </w:pPr>
-            <w:r>
-              <w:rPr>
-                <w:rFonts w:ascii="Times New Roman" w:hAnsi="Times New Roman" w:eastAsia="Times New Roman" w:cs="Times New Roman"/>
-                <w:sz w:val="17"/>
-                <w:szCs w:val="17"/>
-                <w:color w:val="77777F"/>
-              </w:rPr>
-              <w:t>[Доказательство / статус]</w:t>
-            </w:r>
-          </w:p>
-        </w:tc>
-      </w:tr>
-      <w:tr>
-        <w:trPr>
-          <w:cantSplit/>
-        </w:trPr>
-        <w:tc>
-          <w:tcPr>
-            <w:tcW w:w="550" w:type="dxa"/>
-            <w:vAlign w:val="center"/>
-            <w:shd w:val="clear" w:fill="F7F7F9"/>
-          </w:tcPr>
-          <w:p>
-            <w:pPr>
-              <w:jc w:val="center"/>
-              <w:spacing w:before="0" w:after="0" w:line="240" w:lineRule="auto"/>
-              <w:keepLines/>
-            </w:pPr>
-            <w:r>
-              <w:rPr>
-                <w:rFonts w:ascii="Times New Roman" w:hAnsi="Times New Roman" w:eastAsia="Times New Roman" w:cs="Times New Roman"/>
-                <w:sz w:val="17"/>
-                <w:szCs w:val="17"/>
-                <w:color w:val="1C1C1C"/>
-              </w:rPr>
-              <w:t>4</w:t>
-            </w:r>
-          </w:p>
-        </w:tc>
-        <w:tc>
-          <w:tcPr>
-            <w:tcW w:w="2000" w:type="dxa"/>
-            <w:vAlign w:val="center"/>
-            <w:shd w:val="clear" w:fill="F7F7F9"/>
-          </w:tcPr>
-          <w:p>
-            <w:pPr>
-              <w:jc w:val="left"/>
-              <w:spacing w:before="0" w:after="0" w:line="240" w:lineRule="auto"/>
-              <w:keepLines/>
-            </w:pPr>
-            <w:r>
-              <w:rPr>
-                <w:rFonts w:ascii="Times New Roman" w:hAnsi="Times New Roman" w:eastAsia="Times New Roman" w:cs="Times New Roman"/>
-                <w:sz w:val="17"/>
-                <w:szCs w:val="17"/>
-                <w:color w:val="77777F"/>
-              </w:rPr>
-              <w:t>[Что проверялось]</w:t>
-            </w:r>
-          </w:p>
-        </w:tc>
-        <w:tc>
-          <w:tcPr>
-            <w:tcW w:w="2050" w:type="dxa"/>
-            <w:vAlign w:val="center"/>
-            <w:shd w:val="clear" w:fill="F7F7F9"/>
-          </w:tcPr>
-          <w:p>
-            <w:pPr>
-              <w:jc w:val="left"/>
-              <w:spacing w:before="0" w:after="0" w:line="240" w:lineRule="auto"/>
-              <w:keepLines/>
-            </w:pPr>
-            <w:r>
-              <w:rPr>
-                <w:rFonts w:ascii="Times New Roman" w:hAnsi="Times New Roman" w:eastAsia="Times New Roman" w:cs="Times New Roman"/>
-                <w:sz w:val="17"/>
-                <w:szCs w:val="17"/>
-                <w:color w:val="77777F"/>
-              </w:rPr>
-              <w:t>[Ожидаемый признак]</w:t>
-            </w:r>
-          </w:p>
-        </w:tc>
-        <w:tc>
-          <w:tcPr>
-            <w:tcW w:w="2050" w:type="dxa"/>
-            <w:vAlign w:val="center"/>
-            <w:shd w:val="clear" w:fill="F7F7F9"/>
-          </w:tcPr>
-          <w:p>
-            <w:pPr>
-              <w:jc w:val="left"/>
-              <w:spacing w:before="0" w:after="0" w:line="240" w:lineRule="auto"/>
-              <w:keepLines/>
-            </w:pPr>
-            <w:r>
-              <w:rPr>
-                <w:rFonts w:ascii="Times New Roman" w:hAnsi="Times New Roman" w:eastAsia="Times New Roman" w:cs="Times New Roman"/>
-                <w:sz w:val="17"/>
-                <w:szCs w:val="17"/>
-                <w:color w:val="77777F"/>
-              </w:rPr>
-              <w:t>[Фактический результат]</w:t>
-            </w:r>
-          </w:p>
-        </w:tc>
-        <w:tc>
-          <w:tcPr>
-            <w:tcW w:w="2350" w:type="dxa"/>
-            <w:vAlign w:val="center"/>
-            <w:shd w:val="clear" w:fill="F7F7F9"/>
-          </w:tcPr>
-          <w:p>
-            <w:pPr>
-              <w:jc w:val="left"/>
-              <w:spacing w:before="0" w:after="0" w:line="240" w:lineRule="auto"/>
-              <w:keepLines/>
-            </w:pPr>
-            <w:r>
-              <w:rPr>
-                <w:rFonts w:ascii="Times New Roman" w:hAnsi="Times New Roman" w:eastAsia="Times New Roman" w:cs="Times New Roman"/>
-                <w:sz w:val="17"/>
-                <w:szCs w:val="17"/>
-                <w:color w:val="77777F"/>
-              </w:rPr>
-              <w:t>[Доказательство / статус]</w:t>
-            </w:r>
-          </w:p>
-        </w:tc>
-      </w:tr>
-      <w:tr>
-        <w:trPr>
-          <w:cantSplit/>
-        </w:trPr>
-        <w:tc>
-          <w:tcPr>
-            <w:tcW w:w="550" w:type="dxa"/>
-            <w:vAlign w:val="center"/>
-          </w:tcPr>
-          <w:p>
-            <w:pPr>
-              <w:jc w:val="center"/>
-              <w:spacing w:before="0" w:after="0" w:line="240" w:lineRule="auto"/>
-              <w:keepLines/>
-            </w:pPr>
-            <w:r>
-              <w:rPr>
-                <w:rFonts w:ascii="Times New Roman" w:hAnsi="Times New Roman" w:eastAsia="Times New Roman" w:cs="Times New Roman"/>
-                <w:sz w:val="17"/>
-                <w:szCs w:val="17"/>
-                <w:color w:val="1C1C1C"/>
-              </w:rPr>
-              <w:t>5</w:t>
-            </w:r>
-          </w:p>
-        </w:tc>
-        <w:tc>
-          <w:tcPr>
-            <w:tcW w:w="2000" w:type="dxa"/>
-            <w:vAlign w:val="center"/>
-          </w:tcPr>
-          <w:p>
-            <w:pPr>
-              <w:jc w:val="left"/>
-              <w:spacing w:before="0" w:after="0" w:line="240" w:lineRule="auto"/>
-              <w:keepLines/>
-            </w:pPr>
-            <w:r>
-              <w:rPr>
-                <w:rFonts w:ascii="Times New Roman" w:hAnsi="Times New Roman" w:eastAsia="Times New Roman" w:cs="Times New Roman"/>
-                <w:sz w:val="17"/>
-                <w:szCs w:val="17"/>
-                <w:color w:val="77777F"/>
-              </w:rPr>
-              <w:t>[Что проверялось]</w:t>
-            </w:r>
-          </w:p>
-        </w:tc>
-        <w:tc>
-          <w:tcPr>
-            <w:tcW w:w="2050" w:type="dxa"/>
-            <w:vAlign w:val="center"/>
-          </w:tcPr>
-          <w:p>
-            <w:pPr>
-              <w:jc w:val="left"/>
-              <w:spacing w:before="0" w:after="0" w:line="240" w:lineRule="auto"/>
-              <w:keepLines/>
-            </w:pPr>
-            <w:r>
-              <w:rPr>
-                <w:rFonts w:ascii="Times New Roman" w:hAnsi="Times New Roman" w:eastAsia="Times New Roman" w:cs="Times New Roman"/>
-                <w:sz w:val="17"/>
-                <w:szCs w:val="17"/>
-                <w:color w:val="77777F"/>
-              </w:rPr>
-              <w:t>[Ожидаемый признак]</w:t>
-            </w:r>
-          </w:p>
-        </w:tc>
-        <w:tc>
-          <w:tcPr>
-            <w:tcW w:w="2050" w:type="dxa"/>
-            <w:vAlign w:val="center"/>
-          </w:tcPr>
-          <w:p>
-            <w:pPr>
-              <w:jc w:val="left"/>
-              <w:spacing w:before="0" w:after="0" w:line="240" w:lineRule="auto"/>
-              <w:keepLines/>
-            </w:pPr>
-            <w:r>
-              <w:rPr>
-                <w:rFonts w:ascii="Times New Roman" w:hAnsi="Times New Roman" w:eastAsia="Times New Roman" w:cs="Times New Roman"/>
-                <w:sz w:val="17"/>
-                <w:szCs w:val="17"/>
-                <w:color w:val="77777F"/>
-              </w:rPr>
-              <w:t>[Фактический результат]</w:t>
-            </w:r>
-          </w:p>
-        </w:tc>
-        <w:tc>
-          <w:tcPr>
-            <w:tcW w:w="2350" w:type="dxa"/>
-            <w:vAlign w:val="center"/>
-          </w:tcPr>
-          <w:p>
-            <w:pPr>
-              <w:jc w:val="left"/>
-              <w:spacing w:before="0" w:after="0" w:line="240" w:lineRule="auto"/>
-              <w:keepLines/>
-            </w:pPr>
-            <w:r>
-              <w:rPr>
-                <w:rFonts w:ascii="Times New Roman" w:hAnsi="Times New Roman" w:eastAsia="Times New Roman" w:cs="Times New Roman"/>
-                <w:sz w:val="17"/>
-                <w:szCs w:val="17"/>
-                <w:color w:val="77777F"/>
-              </w:rPr>
-              <w:t>[Доказательство / статус]</w:t>
-            </w:r>
-          </w:p>
-        </w:tc>
-      </w:tr>
-    </w:tbl>
-    <w:p>
-      <w:pPr>
-        <w:pStyle w:val="1"/>
-        <w:spacing w:before="180" w:after="90" w:line="276" w:lineRule="auto"/>
-        <w:keepNext/>
-        <w:keepLines/>
-      </w:pPr>
-      <w:r>
-        <w:rPr>
-          <w:rFonts w:ascii="Times New Roman" w:hAnsi="Times New Roman" w:eastAsia="Times New Roman" w:cs="Times New Roman"/>
-          <w:b/>
-          <w:bCs/>
-          <w:sz w:val="28"/>
-          <w:szCs w:val="28"/>
-          <w:color w:val="ED131C"/>
-        </w:rPr>
-        <w:t>7. Доказательства</w:t>
-      </w:r>
-    </w:p>
-    <w:p>
-      <w:pPr>
-        <w:spacing w:before="50" w:after="100" w:line="250" w:lineRule="auto"/>
-        <w:keepLines/>
-        <w:shd w:val="clear" w:fill="F1F1F4"/>
-        <w:pBdr>
-          <w:top w:val="single" w:sz="5" w:space="5" w:color="D2D3D8"/>
-          <w:left w:val="single" w:sz="5" w:space="5" w:color="D2D3D8"/>
-          <w:bottom w:val="single" w:sz="5" w:space="5" w:color="D2D3D8"/>
-          <w:right w:val="single" w:sz="5" w:space="5" w:color="D2D3D8"/>
-        </w:pBdr>
-      </w:pPr>
-      <w:r>
-        <w:rPr>
-          <w:rFonts w:ascii="Times New Roman" w:hAnsi="Times New Roman" w:eastAsia="Times New Roman" w:cs="Times New Roman"/>
-          <w:sz w:val="20"/>
-          <w:szCs w:val="20"/>
-          <w:color w:val="77777F"/>
-        </w:rPr>
-        <w:t>[Вставьте рисунок или скриншот 1. Должны быть читаемы ключевые значения, ID события, состояние или настройка. Не включайте лишние окна и персональные данные.]</w:t>
-      </w:r>
-      <w:r>
-        <w:br/>
-      </w:r>
-      <w:r>
-        <w:br/>
-      </w:r>
-    </w:p>
-    <w:p>
-      <w:pPr>
-        <w:spacing w:before="0" w:after="70" w:line="276" w:lineRule="auto"/>
-        <w:keepNext/>
-      </w:pPr>
-      <w:r>
-        <w:rPr>
-          <w:rFonts w:ascii="Times New Roman" w:hAnsi="Times New Roman" w:eastAsia="Times New Roman" w:cs="Times New Roman"/>
-          <w:i/>
-          <w:iCs/>
-          <w:sz w:val="18"/>
-          <w:szCs w:val="18"/>
-          <w:color w:val="55555C"/>
-        </w:rPr>
-        <w:t>Рисунок 1 — [Краткое название доказательства]</w:t>
-      </w:r>
-    </w:p>
-    <w:p>
-      <w:pPr>
-        <w:spacing w:before="50" w:after="100" w:line="250" w:lineRule="auto"/>
-        <w:keepLines/>
-        <w:shd w:val="clear" w:fill="F1F1F4"/>
-        <w:pBdr>
-          <w:top w:val="single" w:sz="5" w:space="5" w:color="D2D3D8"/>
-          <w:left w:val="single" w:sz="5" w:space="5" w:color="D2D3D8"/>
-          <w:bottom w:val="single" w:sz="5" w:space="5" w:color="D2D3D8"/>
-          <w:right w:val="single" w:sz="5" w:space="5" w:color="D2D3D8"/>
-        </w:pBdr>
-      </w:pPr>
-      <w:r>
-        <w:rPr>
-          <w:rFonts w:ascii="Times New Roman" w:hAnsi="Times New Roman" w:eastAsia="Times New Roman" w:cs="Times New Roman"/>
-          <w:sz w:val="20"/>
-          <w:szCs w:val="20"/>
-          <w:color w:val="77777F"/>
-        </w:rPr>
-        <w:t>[Вставьте рисунок, схему или скриншот 2, если он нужен для подтверждения результата. Если доказательство полностью табличное, удалите этот блок.]</w:t>
-      </w:r>
-      <w:r>
-        <w:br/>
-      </w:r>
-    </w:p>
-    <w:p>
-      <w:pPr>
-        <w:spacing w:before="0" w:after="70" w:line="276" w:lineRule="auto"/>
-        <w:keepNext/>
-      </w:pPr>
-      <w:r>
-        <w:rPr>
-          <w:rFonts w:ascii="Times New Roman" w:hAnsi="Times New Roman" w:eastAsia="Times New Roman" w:cs="Times New Roman"/>
-          <w:i/>
-          <w:iCs/>
-          <w:sz w:val="18"/>
-          <w:szCs w:val="18"/>
-          <w:color w:val="55555C"/>
-        </w:rPr>
-        <w:t>Рисунок 2 — [Краткое название доказательства]</w:t>
-      </w:r>
-    </w:p>
-    <w:p>
-      <w:pPr>
-        <w:pStyle w:val="1"/>
-        <w:spacing w:before="180" w:after="90" w:line="276" w:lineRule="auto"/>
-        <w:keepNext/>
-        <w:keepLines/>
-      </w:pPr>
-      <w:r>
-        <w:rPr>
-          <w:rFonts w:ascii="Times New Roman" w:hAnsi="Times New Roman" w:eastAsia="Times New Roman" w:cs="Times New Roman"/>
-          <w:b/>
-          <w:bCs/>
-          <w:sz w:val="28"/>
-          <w:szCs w:val="28"/>
-          <w:color w:val="ED131C"/>
-        </w:rPr>
-        <w:t>8. Обнаруженные ошибки или ограничения</w:t>
-      </w:r>
-    </w:p>
-    <w:tbl>
-      <w:tblPr>
-        <w:tblW w:w="9000" w:type="dxa"/>
-        <w:tblInd w:w="120" w:type="dxa"/>
-        <w:tblLayout w:type="fixed"/>
-        <w:tblCellMar>
-          <w:top w:w="90" w:type="dxa"/>
-          <w:start w:w="120" w:type="dxa"/>
-          <w:bottom w:w="90" w:type="dxa"/>
-          <w:end w:w="120" w:type="dxa"/>
-        </w:tblCellMar>
-        <w:tblBorders>
-          <w:top w:val="single" w:sz="6" w:space="0" w:color="C7C8CD"/>
-          <w:start w:val="single" w:sz="6" w:space="0" w:color="C7C8CD"/>
-          <w:bottom w:val="single" w:sz="6" w:space="0" w:color="C7C8CD"/>
-          <w:end w:val="single" w:sz="6" w:space="0" w:color="C7C8CD"/>
-          <w:insideH w:val="single" w:sz="6" w:space="0" w:color="C7C8CD"/>
-          <w:insideV w:val="single" w:sz="6" w:space="0" w:color="C7C8CD"/>
-        </w:tblBorders>
-      </w:tblPr>
-      <w:tblGrid>
-        <w:gridCol w:w="550"/>
-        <w:gridCol w:w="2300"/>
-        <w:gridCol w:w="2000"/>
-        <w:gridCol w:w="1700"/>
-        <w:gridCol w:w="2450"/>
-      </w:tblGrid>
-      <w:tr>
-        <w:trPr>
-          <w:cantSplit/>
-          <w:tblHeader/>
-        </w:trPr>
-        <w:tc>
-          <w:tcPr>
-            <w:tcW w:w="550" w:type="dxa"/>
-            <w:vAlign w:val="center"/>
-            <w:shd w:val="clear" w:fill="1C1C1C"/>
-          </w:tcPr>
-          <w:p>
-            <w:pPr>
-              <w:jc w:val="center"/>
-              <w:spacing w:before="0" w:after="0" w:line="240" w:lineRule="auto"/>
-              <w:keepLines/>
-            </w:pPr>
-            <w:r>
-              <w:rPr>
-                <w:rFonts w:ascii="Times New Roman" w:hAnsi="Times New Roman" w:eastAsia="Times New Roman" w:cs="Times New Roman"/>
-                <w:b/>
-                <w:bCs/>
-                <w:sz w:val="17"/>
-                <w:szCs w:val="17"/>
-                <w:color w:val="FFFFFF"/>
-              </w:rPr>
-              <w:t>№</w:t>
-            </w:r>
-          </w:p>
-        </w:tc>
-        <w:tc>
-          <w:tcPr>
-            <w:tcW w:w="2300" w:type="dxa"/>
-            <w:vAlign w:val="center"/>
-            <w:shd w:val="clear" w:fill="1C1C1C"/>
-          </w:tcPr>
-          <w:p>
-            <w:pPr>
-              <w:jc w:val="center"/>
-              <w:spacing w:before="0" w:after="0" w:line="240" w:lineRule="auto"/>
-              <w:keepLines/>
-            </w:pPr>
-            <w:r>
-              <w:rPr>
-                <w:rFonts w:ascii="Times New Roman" w:hAnsi="Times New Roman" w:eastAsia="Times New Roman" w:cs="Times New Roman"/>
-                <w:b/>
-                <w:bCs/>
-                <w:sz w:val="17"/>
-                <w:szCs w:val="17"/>
-                <w:color w:val="FFFFFF"/>
-              </w:rPr>
-              <w:t>Факт</w:t>
-            </w:r>
-          </w:p>
-        </w:tc>
-        <w:tc>
-          <w:tcPr>
-            <w:tcW w:w="2000" w:type="dxa"/>
-            <w:vAlign w:val="center"/>
-            <w:shd w:val="clear" w:fill="1C1C1C"/>
-          </w:tcPr>
-          <w:p>
-            <w:pPr>
-              <w:jc w:val="center"/>
-              <w:spacing w:before="0" w:after="0" w:line="240" w:lineRule="auto"/>
-              <w:keepLines/>
-            </w:pPr>
-            <w:r>
-              <w:rPr>
-                <w:rFonts w:ascii="Times New Roman" w:hAnsi="Times New Roman" w:eastAsia="Times New Roman" w:cs="Times New Roman"/>
-                <w:b/>
-                <w:bCs/>
-                <w:sz w:val="17"/>
-                <w:szCs w:val="17"/>
-                <w:color w:val="FFFFFF"/>
-              </w:rPr>
-              <w:t>Обнаружение</w:t>
-            </w:r>
-          </w:p>
-        </w:tc>
-        <w:tc>
-          <w:tcPr>
-            <w:tcW w:w="1700" w:type="dxa"/>
-            <w:vAlign w:val="center"/>
-            <w:shd w:val="clear" w:fill="1C1C1C"/>
-          </w:tcPr>
-          <w:p>
-            <w:pPr>
-              <w:jc w:val="center"/>
-              <w:spacing w:before="0" w:after="0" w:line="240" w:lineRule="auto"/>
-              <w:keepLines/>
-            </w:pPr>
-            <w:r>
-              <w:rPr>
-                <w:rFonts w:ascii="Times New Roman" w:hAnsi="Times New Roman" w:eastAsia="Times New Roman" w:cs="Times New Roman"/>
-                <w:b/>
-                <w:bCs/>
-                <w:sz w:val="17"/>
-                <w:szCs w:val="17"/>
-                <w:color w:val="FFFFFF"/>
-              </w:rPr>
-              <w:t>Влияние</w:t>
-            </w:r>
-          </w:p>
-        </w:tc>
-        <w:tc>
-          <w:tcPr>
-            <w:tcW w:w="2450" w:type="dxa"/>
-            <w:vAlign w:val="center"/>
-            <w:shd w:val="clear" w:fill="1C1C1C"/>
-          </w:tcPr>
-          <w:p>
-            <w:pPr>
-              <w:jc w:val="center"/>
-              <w:spacing w:before="0" w:after="0" w:line="240" w:lineRule="auto"/>
-              <w:keepLines/>
-            </w:pPr>
-            <w:r>
-              <w:rPr>
-                <w:rFonts w:ascii="Times New Roman" w:hAnsi="Times New Roman" w:eastAsia="Times New Roman" w:cs="Times New Roman"/>
-                <w:b/>
-                <w:bCs/>
-                <w:sz w:val="17"/>
-                <w:szCs w:val="17"/>
-                <w:color w:val="FFFFFF"/>
-              </w:rPr>
-              <w:t>Действие</w:t>
-            </w:r>
-          </w:p>
-        </w:tc>
-      </w:tr>
-      <w:tr>
-        <w:trPr>
-          <w:cantSplit/>
-        </w:trPr>
-        <w:tc>
-          <w:tcPr>
-            <w:tcW w:w="550" w:type="dxa"/>
-            <w:vAlign w:val="center"/>
-          </w:tcPr>
-          <w:p>
-            <w:pPr>
-              <w:jc w:val="center"/>
-              <w:spacing w:before="0" w:after="0" w:line="240" w:lineRule="auto"/>
-              <w:keepLines/>
-            </w:pPr>
-            <w:r>
-              <w:rPr>
-                <w:rFonts w:ascii="Times New Roman" w:hAnsi="Times New Roman" w:eastAsia="Times New Roman" w:cs="Times New Roman"/>
-                <w:sz w:val="17"/>
-                <w:szCs w:val="17"/>
-                <w:color w:val="1C1C1C"/>
-              </w:rPr>
-              <w:t>1</w:t>
-            </w:r>
-          </w:p>
-        </w:tc>
-        <w:tc>
-          <w:tcPr>
-            <w:tcW w:w="2300" w:type="dxa"/>
-            <w:vAlign w:val="center"/>
-          </w:tcPr>
-          <w:p>
-            <w:pPr>
-              <w:jc w:val="left"/>
-              <w:spacing w:before="0" w:after="0" w:line="240" w:lineRule="auto"/>
-              <w:keepLines/>
-            </w:pPr>
-            <w:r>
-              <w:rPr>
-                <w:rFonts w:ascii="Times New Roman" w:hAnsi="Times New Roman" w:eastAsia="Times New Roman" w:cs="Times New Roman"/>
-                <w:sz w:val="17"/>
-                <w:szCs w:val="17"/>
-                <w:color w:val="77777F"/>
-              </w:rPr>
-              <w:t>[Ошибка / ограничение]</w:t>
-            </w:r>
-          </w:p>
-        </w:tc>
-        <w:tc>
-          <w:tcPr>
-            <w:tcW w:w="2000" w:type="dxa"/>
-            <w:vAlign w:val="center"/>
-          </w:tcPr>
-          <w:p>
-            <w:pPr>
-              <w:jc w:val="left"/>
-              <w:spacing w:before="0" w:after="0" w:line="240" w:lineRule="auto"/>
-              <w:keepLines/>
-            </w:pPr>
-            <w:r>
-              <w:rPr>
-                <w:rFonts w:ascii="Times New Roman" w:hAnsi="Times New Roman" w:eastAsia="Times New Roman" w:cs="Times New Roman"/>
-                <w:sz w:val="17"/>
-                <w:szCs w:val="17"/>
-                <w:color w:val="77777F"/>
-              </w:rPr>
-              <w:t>[Как обнаружено]</w:t>
-            </w:r>
-          </w:p>
-        </w:tc>
-        <w:tc>
-          <w:tcPr>
-            <w:tcW w:w="1700" w:type="dxa"/>
-            <w:vAlign w:val="center"/>
-          </w:tcPr>
-          <w:p>
-            <w:pPr>
-              <w:jc w:val="left"/>
-              <w:spacing w:before="0" w:after="0" w:line="240" w:lineRule="auto"/>
-              <w:keepLines/>
-            </w:pPr>
-            <w:r>
-              <w:rPr>
-                <w:rFonts w:ascii="Times New Roman" w:hAnsi="Times New Roman" w:eastAsia="Times New Roman" w:cs="Times New Roman"/>
-                <w:sz w:val="17"/>
-                <w:szCs w:val="17"/>
-                <w:color w:val="77777F"/>
-              </w:rPr>
-              <w:t>[Влияние]</w:t>
-            </w:r>
-          </w:p>
-        </w:tc>
-        <w:tc>
-          <w:tcPr>
-            <w:tcW w:w="2450" w:type="dxa"/>
-            <w:vAlign w:val="center"/>
-          </w:tcPr>
-          <w:p>
-            <w:pPr>
-              <w:jc w:val="left"/>
-              <w:spacing w:before="0" w:after="0" w:line="240" w:lineRule="auto"/>
-              <w:keepLines/>
-            </w:pPr>
-            <w:r>
-              <w:rPr>
-                <w:rFonts w:ascii="Times New Roman" w:hAnsi="Times New Roman" w:eastAsia="Times New Roman" w:cs="Times New Roman"/>
-                <w:sz w:val="17"/>
-                <w:szCs w:val="17"/>
-                <w:color w:val="77777F"/>
-              </w:rPr>
-              <w:t>[Корректирующее действие / статус]</w:t>
-            </w:r>
-          </w:p>
-        </w:tc>
-      </w:tr>
-      <w:tr>
-        <w:trPr>
-          <w:cantSplit/>
-        </w:trPr>
-        <w:tc>
-          <w:tcPr>
-            <w:tcW w:w="550" w:type="dxa"/>
-            <w:vAlign w:val="center"/>
-            <w:shd w:val="clear" w:fill="F7F7F9"/>
-          </w:tcPr>
-          <w:p>
-            <w:pPr>
-              <w:jc w:val="center"/>
-              <w:spacing w:before="0" w:after="0" w:line="240" w:lineRule="auto"/>
-              <w:keepLines/>
-            </w:pPr>
-            <w:r>
-              <w:rPr>
-                <w:rFonts w:ascii="Times New Roman" w:hAnsi="Times New Roman" w:eastAsia="Times New Roman" w:cs="Times New Roman"/>
-                <w:sz w:val="17"/>
-                <w:szCs w:val="17"/>
-                <w:color w:val="1C1C1C"/>
-              </w:rPr>
-              <w:t>2</w:t>
-            </w:r>
-          </w:p>
-        </w:tc>
-        <w:tc>
-          <w:tcPr>
-            <w:tcW w:w="2300" w:type="dxa"/>
-            <w:vAlign w:val="center"/>
-            <w:shd w:val="clear" w:fill="F7F7F9"/>
-          </w:tcPr>
-          <w:p>
-            <w:pPr>
-              <w:jc w:val="left"/>
-              <w:spacing w:before="0" w:after="0" w:line="240" w:lineRule="auto"/>
-              <w:keepLines/>
-            </w:pPr>
-            <w:r>
-              <w:rPr>
-                <w:rFonts w:ascii="Times New Roman" w:hAnsi="Times New Roman" w:eastAsia="Times New Roman" w:cs="Times New Roman"/>
-                <w:sz w:val="17"/>
-                <w:szCs w:val="17"/>
-                <w:color w:val="77777F"/>
-              </w:rPr>
-              <w:t>[Ошибка / ограничение]</w:t>
-            </w:r>
-          </w:p>
-        </w:tc>
-        <w:tc>
-          <w:tcPr>
-            <w:tcW w:w="2000" w:type="dxa"/>
-            <w:vAlign w:val="center"/>
-            <w:shd w:val="clear" w:fill="F7F7F9"/>
-          </w:tcPr>
-          <w:p>
-            <w:pPr>
-              <w:jc w:val="left"/>
-              <w:spacing w:before="0" w:after="0" w:line="240" w:lineRule="auto"/>
-              <w:keepLines/>
-            </w:pPr>
-            <w:r>
-              <w:rPr>
-                <w:rFonts w:ascii="Times New Roman" w:hAnsi="Times New Roman" w:eastAsia="Times New Roman" w:cs="Times New Roman"/>
-                <w:sz w:val="17"/>
-                <w:szCs w:val="17"/>
-                <w:color w:val="77777F"/>
-              </w:rPr>
-              <w:t>[Как обнаружено]</w:t>
-            </w:r>
-          </w:p>
-        </w:tc>
-        <w:tc>
-          <w:tcPr>
-            <w:tcW w:w="1700" w:type="dxa"/>
-            <w:vAlign w:val="center"/>
-            <w:shd w:val="clear" w:fill="F7F7F9"/>
-          </w:tcPr>
-          <w:p>
-            <w:pPr>
-              <w:jc w:val="left"/>
-              <w:spacing w:before="0" w:after="0" w:line="240" w:lineRule="auto"/>
-              <w:keepLines/>
-            </w:pPr>
-            <w:r>
-              <w:rPr>
-                <w:rFonts w:ascii="Times New Roman" w:hAnsi="Times New Roman" w:eastAsia="Times New Roman" w:cs="Times New Roman"/>
-                <w:sz w:val="17"/>
-                <w:szCs w:val="17"/>
-                <w:color w:val="77777F"/>
-              </w:rPr>
-              <w:t>[Влияние]</w:t>
-            </w:r>
-          </w:p>
-        </w:tc>
-        <w:tc>
-          <w:tcPr>
-            <w:tcW w:w="2450" w:type="dxa"/>
-            <w:vAlign w:val="center"/>
-            <w:shd w:val="clear" w:fill="F7F7F9"/>
-          </w:tcPr>
-          <w:p>
-            <w:pPr>
-              <w:jc w:val="left"/>
-              <w:spacing w:before="0" w:after="0" w:line="240" w:lineRule="auto"/>
-              <w:keepLines/>
-            </w:pPr>
-            <w:r>
-              <w:rPr>
-                <w:rFonts w:ascii="Times New Roman" w:hAnsi="Times New Roman" w:eastAsia="Times New Roman" w:cs="Times New Roman"/>
-                <w:sz w:val="17"/>
-                <w:szCs w:val="17"/>
-                <w:color w:val="77777F"/>
-              </w:rPr>
-              <w:t>[Корректирующее действие / статус]</w:t>
-            </w:r>
-          </w:p>
-        </w:tc>
-      </w:tr>
-      <w:tr>
-        <w:trPr>
-          <w:cantSplit/>
-        </w:trPr>
-        <w:tc>
-          <w:tcPr>
-            <w:tcW w:w="550" w:type="dxa"/>
-            <w:vAlign w:val="center"/>
-          </w:tcPr>
-          <w:p>
-            <w:pPr>
-              <w:jc w:val="center"/>
-              <w:spacing w:before="0" w:after="0" w:line="240" w:lineRule="auto"/>
-              <w:keepLines/>
-            </w:pPr>
-            <w:r>
-              <w:rPr>
-                <w:rFonts w:ascii="Times New Roman" w:hAnsi="Times New Roman" w:eastAsia="Times New Roman" w:cs="Times New Roman"/>
-                <w:sz w:val="17"/>
-                <w:szCs w:val="17"/>
-                <w:color w:val="1C1C1C"/>
-              </w:rPr>
-              <w:t>3</w:t>
-            </w:r>
-          </w:p>
-        </w:tc>
-        <w:tc>
-          <w:tcPr>
-            <w:tcW w:w="2300" w:type="dxa"/>
-            <w:vAlign w:val="center"/>
-          </w:tcPr>
-          <w:p>
-            <w:pPr>
-              <w:jc w:val="left"/>
-              <w:spacing w:before="0" w:after="0" w:line="240" w:lineRule="auto"/>
-              <w:keepLines/>
-            </w:pPr>
-            <w:r>
-              <w:rPr>
-                <w:rFonts w:ascii="Times New Roman" w:hAnsi="Times New Roman" w:eastAsia="Times New Roman" w:cs="Times New Roman"/>
-                <w:sz w:val="17"/>
-                <w:szCs w:val="17"/>
-                <w:color w:val="77777F"/>
-              </w:rPr>
-              <w:t>[Ошибка / ограничение]</w:t>
-            </w:r>
-          </w:p>
-        </w:tc>
-        <w:tc>
-          <w:tcPr>
-            <w:tcW w:w="2000" w:type="dxa"/>
-            <w:vAlign w:val="center"/>
-          </w:tcPr>
-          <w:p>
-            <w:pPr>
-              <w:jc w:val="left"/>
-              <w:spacing w:before="0" w:after="0" w:line="240" w:lineRule="auto"/>
-              <w:keepLines/>
-            </w:pPr>
-            <w:r>
-              <w:rPr>
-                <w:rFonts w:ascii="Times New Roman" w:hAnsi="Times New Roman" w:eastAsia="Times New Roman" w:cs="Times New Roman"/>
-                <w:sz w:val="17"/>
-                <w:szCs w:val="17"/>
-                <w:color w:val="77777F"/>
-              </w:rPr>
-              <w:t>[Как обнаружено]</w:t>
-            </w:r>
-          </w:p>
-        </w:tc>
-        <w:tc>
-          <w:tcPr>
-            <w:tcW w:w="1700" w:type="dxa"/>
-            <w:vAlign w:val="center"/>
-          </w:tcPr>
-          <w:p>
-            <w:pPr>
-              <w:jc w:val="left"/>
-              <w:spacing w:before="0" w:after="0" w:line="240" w:lineRule="auto"/>
-              <w:keepLines/>
-            </w:pPr>
-            <w:r>
-              <w:rPr>
-                <w:rFonts w:ascii="Times New Roman" w:hAnsi="Times New Roman" w:eastAsia="Times New Roman" w:cs="Times New Roman"/>
-                <w:sz w:val="17"/>
-                <w:szCs w:val="17"/>
-                <w:color w:val="77777F"/>
-              </w:rPr>
-              <w:t>[Влияние]</w:t>
-            </w:r>
-          </w:p>
-        </w:tc>
-        <w:tc>
-          <w:tcPr>
-            <w:tcW w:w="2450" w:type="dxa"/>
-            <w:vAlign w:val="center"/>
-          </w:tcPr>
-          <w:p>
-            <w:pPr>
-              <w:jc w:val="left"/>
-              <w:spacing w:before="0" w:after="0" w:line="240" w:lineRule="auto"/>
-              <w:keepLines/>
-            </w:pPr>
-            <w:r>
-              <w:rPr>
-                <w:rFonts w:ascii="Times New Roman" w:hAnsi="Times New Roman" w:eastAsia="Times New Roman" w:cs="Times New Roman"/>
-                <w:sz w:val="17"/>
-                <w:szCs w:val="17"/>
-                <w:color w:val="77777F"/>
-              </w:rPr>
-              <w:t>[Корректирующее действие / статус]</w:t>
-            </w:r>
-          </w:p>
-        </w:tc>
-      </w:tr>
-      <w:tr>
-        <w:trPr>
-          <w:cantSplit/>
-        </w:trPr>
-        <w:tc>
-          <w:tcPr>
-            <w:tcW w:w="550" w:type="dxa"/>
-            <w:vAlign w:val="center"/>
-            <w:shd w:val="clear" w:fill="F7F7F9"/>
-          </w:tcPr>
-          <w:p>
-            <w:pPr>
-              <w:jc w:val="center"/>
-              <w:spacing w:before="0" w:after="0" w:line="240" w:lineRule="auto"/>
-              <w:keepLines/>
-            </w:pPr>
-            <w:r>
-              <w:rPr>
-                <w:rFonts w:ascii="Times New Roman" w:hAnsi="Times New Roman" w:eastAsia="Times New Roman" w:cs="Times New Roman"/>
-                <w:sz w:val="17"/>
-                <w:szCs w:val="17"/>
-                <w:color w:val="1C1C1C"/>
-              </w:rPr>
-              <w:t>4</w:t>
-            </w:r>
-          </w:p>
-        </w:tc>
-        <w:tc>
-          <w:tcPr>
-            <w:tcW w:w="2300" w:type="dxa"/>
-            <w:vAlign w:val="center"/>
-            <w:shd w:val="clear" w:fill="F7F7F9"/>
-          </w:tcPr>
-          <w:p>
-            <w:pPr>
-              <w:jc w:val="left"/>
-              <w:spacing w:before="0" w:after="0" w:line="240" w:lineRule="auto"/>
-              <w:keepLines/>
-            </w:pPr>
-            <w:r>
-              <w:rPr>
-                <w:rFonts w:ascii="Times New Roman" w:hAnsi="Times New Roman" w:eastAsia="Times New Roman" w:cs="Times New Roman"/>
-                <w:sz w:val="17"/>
-                <w:szCs w:val="17"/>
-                <w:color w:val="77777F"/>
-              </w:rPr>
-              <w:t>[Ошибка / ограничение]</w:t>
-            </w:r>
-          </w:p>
-        </w:tc>
-        <w:tc>
-          <w:tcPr>
-            <w:tcW w:w="2000" w:type="dxa"/>
-            <w:vAlign w:val="center"/>
-            <w:shd w:val="clear" w:fill="F7F7F9"/>
-          </w:tcPr>
-          <w:p>
-            <w:pPr>
-              <w:jc w:val="left"/>
-              <w:spacing w:before="0" w:after="0" w:line="240" w:lineRule="auto"/>
-              <w:keepLines/>
-            </w:pPr>
-            <w:r>
-              <w:rPr>
-                <w:rFonts w:ascii="Times New Roman" w:hAnsi="Times New Roman" w:eastAsia="Times New Roman" w:cs="Times New Roman"/>
-                <w:sz w:val="17"/>
-                <w:szCs w:val="17"/>
-                <w:color w:val="77777F"/>
-              </w:rPr>
-              <w:t>[Как обнаружено]</w:t>
-            </w:r>
-          </w:p>
-        </w:tc>
-        <w:tc>
-          <w:tcPr>
-            <w:tcW w:w="1700" w:type="dxa"/>
-            <w:vAlign w:val="center"/>
-            <w:shd w:val="clear" w:fill="F7F7F9"/>
-          </w:tcPr>
-          <w:p>
-            <w:pPr>
-              <w:jc w:val="left"/>
-              <w:spacing w:before="0" w:after="0" w:line="240" w:lineRule="auto"/>
-              <w:keepLines/>
-            </w:pPr>
-            <w:r>
-              <w:rPr>
-                <w:rFonts w:ascii="Times New Roman" w:hAnsi="Times New Roman" w:eastAsia="Times New Roman" w:cs="Times New Roman"/>
-                <w:sz w:val="17"/>
-                <w:szCs w:val="17"/>
-                <w:color w:val="77777F"/>
-              </w:rPr>
-              <w:t>[Влияние]</w:t>
-            </w:r>
-          </w:p>
-        </w:tc>
-        <w:tc>
-          <w:tcPr>
-            <w:tcW w:w="2450" w:type="dxa"/>
-            <w:vAlign w:val="center"/>
-            <w:shd w:val="clear" w:fill="F7F7F9"/>
-          </w:tcPr>
-          <w:p>
-            <w:pPr>
-              <w:jc w:val="left"/>
-              <w:spacing w:before="0" w:after="0" w:line="240" w:lineRule="auto"/>
-              <w:keepLines/>
-            </w:pPr>
-            <w:r>
-              <w:rPr>
-                <w:rFonts w:ascii="Times New Roman" w:hAnsi="Times New Roman" w:eastAsia="Times New Roman" w:cs="Times New Roman"/>
-                <w:sz w:val="17"/>
-                <w:szCs w:val="17"/>
-                <w:color w:val="77777F"/>
-              </w:rPr>
-              <w:t>[Корректирующее действие / статус]</w:t>
-            </w:r>
-          </w:p>
-        </w:tc>
-      </w:tr>
-    </w:tbl>
-    <w:p>
-      <w:pPr>
-        <w:pStyle w:val="1"/>
-        <w:spacing w:before="180" w:after="90" w:line="276" w:lineRule="auto"/>
-        <w:keepNext/>
-        <w:keepLines/>
-      </w:pPr>
-      <w:r>
-        <w:rPr>
-          <w:rFonts w:ascii="Times New Roman" w:hAnsi="Times New Roman" w:eastAsia="Times New Roman" w:cs="Times New Roman"/>
-          <w:b/>
-          <w:bCs/>
-          <w:sz w:val="28"/>
-          <w:szCs w:val="28"/>
-          <w:color w:val="ED131C"/>
-        </w:rPr>
-        <w:t>9. Самопроверка</w:t>
-      </w:r>
-    </w:p>
-    <w:tbl>
-      <w:tblPr>
-        <w:tblW w:w="9000" w:type="dxa"/>
-        <w:tblInd w:w="120" w:type="dxa"/>
-        <w:tblLayout w:type="fixed"/>
-        <w:tblCellMar>
-          <w:top w:w="90" w:type="dxa"/>
-          <w:start w:w="120" w:type="dxa"/>
-          <w:bottom w:w="90" w:type="dxa"/>
-          <w:end w:w="120" w:type="dxa"/>
-        </w:tblCellMar>
-        <w:tblBorders>
-          <w:top w:val="single" w:sz="6" w:space="0" w:color="C7C8CD"/>
-          <w:start w:val="single" w:sz="6" w:space="0" w:color="C7C8CD"/>
-          <w:bottom w:val="single" w:sz="6" w:space="0" w:color="C7C8CD"/>
-          <w:end w:val="single" w:sz="6" w:space="0" w:color="C7C8CD"/>
-          <w:insideH w:val="single" w:sz="6" w:space="0" w:color="C7C8CD"/>
-          <w:insideV w:val="single" w:sz="6" w:space="0" w:color="C7C8CD"/>
-        </w:tblBorders>
-      </w:tblPr>
-      <w:tblGrid>
-        <w:gridCol w:w="1000"/>
-        <w:gridCol w:w="5000"/>
-        <w:gridCol w:w="3000"/>
-      </w:tblGrid>
-      <w:tr>
-        <w:trPr>
-          <w:cantSplit/>
-          <w:tblHeader/>
-        </w:trPr>
-        <w:tc>
-          <w:tcPr>
-            <w:tcW w:w="1000" w:type="dxa"/>
-            <w:vAlign w:val="center"/>
-            <w:shd w:val="clear" w:fill="1C1C1C"/>
-          </w:tcPr>
-          <w:p>
-            <w:pPr>
-              <w:jc w:val="center"/>
-              <w:spacing w:before="0" w:after="0" w:line="240" w:lineRule="auto"/>
-              <w:keepLines/>
-            </w:pPr>
-            <w:r>
-              <w:rPr>
-                <w:rFonts w:ascii="Times New Roman" w:hAnsi="Times New Roman" w:eastAsia="Times New Roman" w:cs="Times New Roman"/>
-                <w:b/>
-                <w:bCs/>
-                <w:sz w:val="17"/>
-                <w:szCs w:val="17"/>
-                <w:color w:val="FFFFFF"/>
-              </w:rPr>
-              <w:t>Отметка</w:t>
-            </w:r>
-          </w:p>
-        </w:tc>
-        <w:tc>
-          <w:tcPr>
-            <w:tcW w:w="5000" w:type="dxa"/>
-            <w:vAlign w:val="center"/>
-            <w:shd w:val="clear" w:fill="1C1C1C"/>
-          </w:tcPr>
-          <w:p>
-            <w:pPr>
-              <w:jc w:val="center"/>
-              <w:spacing w:before="0" w:after="0" w:line="240" w:lineRule="auto"/>
-              <w:keepLines/>
-            </w:pPr>
-            <w:r>
-              <w:rPr>
-                <w:rFonts w:ascii="Times New Roman" w:hAnsi="Times New Roman" w:eastAsia="Times New Roman" w:cs="Times New Roman"/>
-                <w:b/>
-                <w:bCs/>
-                <w:sz w:val="17"/>
-                <w:szCs w:val="17"/>
-                <w:color w:val="FFFFFF"/>
-              </w:rPr>
-              <w:t>Проверяемое утверждение</w:t>
-            </w:r>
-          </w:p>
-        </w:tc>
-        <w:tc>
-          <w:tcPr>
-            <w:tcW w:w="3000" w:type="dxa"/>
-            <w:vAlign w:val="center"/>
-            <w:shd w:val="clear" w:fill="1C1C1C"/>
-          </w:tcPr>
-          <w:p>
-            <w:pPr>
-              <w:jc w:val="center"/>
-              <w:spacing w:before="0" w:after="0" w:line="240" w:lineRule="auto"/>
-              <w:keepLines/>
-            </w:pPr>
-            <w:r>
-              <w:rPr>
-                <w:rFonts w:ascii="Times New Roman" w:hAnsi="Times New Roman" w:eastAsia="Times New Roman" w:cs="Times New Roman"/>
-                <w:b/>
-                <w:bCs/>
-                <w:sz w:val="17"/>
-                <w:szCs w:val="17"/>
-                <w:color w:val="FFFFFF"/>
-              </w:rPr>
-              <w:t>Комментарий</w:t>
-            </w:r>
-          </w:p>
-        </w:tc>
-      </w:tr>
-      <w:tr>
-        <w:trPr>
-          <w:cantSplit/>
-        </w:trPr>
-        <w:tc>
-          <w:tcPr>
-            <w:tcW w:w="1000" w:type="dxa"/>
-            <w:vAlign w:val="center"/>
-          </w:tcPr>
-          <w:p>
-            <w:pPr>
-              <w:jc w:val="center"/>
-              <w:spacing w:before="0" w:after="0" w:line="240" w:lineRule="auto"/>
-              <w:keepLines/>
-            </w:pPr>
-            <w:r>
-              <w:rPr>
-                <w:rFonts w:ascii="Times New Roman" w:hAnsi="Times New Roman" w:eastAsia="Times New Roman" w:cs="Times New Roman"/>
-                <w:sz w:val="17"/>
-                <w:szCs w:val="17"/>
-                <w:color w:val="1C1C1C"/>
-              </w:rPr>
-              <w:t>☐</w:t>
-            </w:r>
-          </w:p>
-        </w:tc>
-        <w:tc>
-          <w:tcPr>
-            <w:tcW w:w="5000" w:type="dxa"/>
-            <w:vAlign w:val="center"/>
-          </w:tcPr>
-          <w:p>
-            <w:pPr>
-              <w:jc w:val="left"/>
-              <w:spacing w:before="0" w:after="0" w:line="240" w:lineRule="auto"/>
-              <w:keepLines/>
-            </w:pPr>
-            <w:r>
-              <w:rPr>
-                <w:rFonts w:ascii="Times New Roman" w:hAnsi="Times New Roman" w:eastAsia="Times New Roman" w:cs="Times New Roman"/>
-                <w:sz w:val="17"/>
-                <w:szCs w:val="17"/>
-                <w:color w:val="1C1C1C"/>
-              </w:rPr>
-              <w:t>Все R01–R08 сформулированы как возможные события с последствиями.</w:t>
-            </w:r>
-          </w:p>
-        </w:tc>
-        <w:tc>
-          <w:tcPr>
-            <w:tcW w:w="3000" w:type="dxa"/>
-            <w:vAlign w:val="center"/>
-          </w:tcPr>
-          <w:p>
-            <w:pPr>
-              <w:jc w:val="left"/>
-              <w:spacing w:before="0" w:after="0" w:line="240" w:lineRule="auto"/>
-              <w:keepLines/>
-            </w:pPr>
-            <w:r>
-              <w:rPr>
-                <w:rFonts w:ascii="Times New Roman" w:hAnsi="Times New Roman" w:eastAsia="Times New Roman" w:cs="Times New Roman"/>
-                <w:sz w:val="17"/>
-                <w:szCs w:val="17"/>
-                <w:color w:val="77777F"/>
-              </w:rPr>
-              <w:t>[Примечание при необходимости]</w:t>
-            </w:r>
-          </w:p>
-        </w:tc>
-      </w:tr>
-      <w:tr>
-        <w:trPr>
-          <w:cantSplit/>
-        </w:trPr>
-        <w:tc>
-          <w:tcPr>
-            <w:tcW w:w="1000" w:type="dxa"/>
-            <w:vAlign w:val="center"/>
-            <w:shd w:val="clear" w:fill="F7F7F9"/>
-          </w:tcPr>
-          <w:p>
-            <w:pPr>
-              <w:jc w:val="center"/>
-              <w:spacing w:before="0" w:after="0" w:line="240" w:lineRule="auto"/>
-              <w:keepLines/>
-            </w:pPr>
-            <w:r>
-              <w:rPr>
-                <w:rFonts w:ascii="Times New Roman" w:hAnsi="Times New Roman" w:eastAsia="Times New Roman" w:cs="Times New Roman"/>
-                <w:sz w:val="17"/>
-                <w:szCs w:val="17"/>
-                <w:color w:val="1C1C1C"/>
-              </w:rPr>
-              <w:t>☐</w:t>
-            </w:r>
-          </w:p>
-        </w:tc>
-        <w:tc>
-          <w:tcPr>
-            <w:tcW w:w="5000" w:type="dxa"/>
-            <w:vAlign w:val="center"/>
-            <w:shd w:val="clear" w:fill="F7F7F9"/>
-          </w:tcPr>
-          <w:p>
-            <w:pPr>
-              <w:jc w:val="left"/>
-              <w:spacing w:before="0" w:after="0" w:line="240" w:lineRule="auto"/>
-              <w:keepLines/>
-            </w:pPr>
-            <w:r>
-              <w:rPr>
-                <w:rFonts w:ascii="Times New Roman" w:hAnsi="Times New Roman" w:eastAsia="Times New Roman" w:cs="Times New Roman"/>
-                <w:sz w:val="17"/>
-                <w:szCs w:val="17"/>
-                <w:color w:val="1C1C1C"/>
-              </w:rPr>
-              <w:t>Для каждой оценки P и I указано основание из шкалы.</w:t>
-            </w:r>
-          </w:p>
-        </w:tc>
-        <w:tc>
-          <w:tcPr>
-            <w:tcW w:w="3000" w:type="dxa"/>
-            <w:vAlign w:val="center"/>
-            <w:shd w:val="clear" w:fill="F7F7F9"/>
-          </w:tcPr>
-          <w:p>
-            <w:pPr>
-              <w:jc w:val="left"/>
-              <w:spacing w:before="0" w:after="0" w:line="240" w:lineRule="auto"/>
-              <w:keepLines/>
-            </w:pPr>
-            <w:r>
-              <w:rPr>
-                <w:rFonts w:ascii="Times New Roman" w:hAnsi="Times New Roman" w:eastAsia="Times New Roman" w:cs="Times New Roman"/>
-                <w:sz w:val="17"/>
-                <w:szCs w:val="17"/>
-                <w:color w:val="77777F"/>
-              </w:rPr>
-              <w:t>[Примечание при необходимости]</w:t>
-            </w:r>
-          </w:p>
-        </w:tc>
-      </w:tr>
-      <w:tr>
-        <w:trPr>
-          <w:cantSplit/>
-        </w:trPr>
-        <w:tc>
-          <w:tcPr>
-            <w:tcW w:w="1000" w:type="dxa"/>
-            <w:vAlign w:val="center"/>
-          </w:tcPr>
-          <w:p>
-            <w:pPr>
-              <w:jc w:val="center"/>
-              <w:spacing w:before="0" w:after="0" w:line="240" w:lineRule="auto"/>
-              <w:keepLines/>
-            </w:pPr>
-            <w:r>
-              <w:rPr>
-                <w:rFonts w:ascii="Times New Roman" w:hAnsi="Times New Roman" w:eastAsia="Times New Roman" w:cs="Times New Roman"/>
-                <w:sz w:val="17"/>
-                <w:szCs w:val="17"/>
-                <w:color w:val="1C1C1C"/>
-              </w:rPr>
-              <w:t>☐</w:t>
-            </w:r>
-          </w:p>
-        </w:tc>
-        <w:tc>
-          <w:tcPr>
-            <w:tcW w:w="5000" w:type="dxa"/>
-            <w:vAlign w:val="center"/>
-          </w:tcPr>
-          <w:p>
-            <w:pPr>
-              <w:jc w:val="left"/>
-              <w:spacing w:before="0" w:after="0" w:line="240" w:lineRule="auto"/>
-              <w:keepLines/>
-            </w:pPr>
-            <w:r>
-              <w:rPr>
-                <w:rFonts w:ascii="Times New Roman" w:hAnsi="Times New Roman" w:eastAsia="Times New Roman" w:cs="Times New Roman"/>
-                <w:sz w:val="17"/>
-                <w:szCs w:val="17"/>
-                <w:color w:val="1C1C1C"/>
-              </w:rPr>
-              <w:t>Уровень каждого риска совпадает с произведением P×I.</w:t>
-            </w:r>
-          </w:p>
-        </w:tc>
-        <w:tc>
-          <w:tcPr>
-            <w:tcW w:w="3000" w:type="dxa"/>
-            <w:vAlign w:val="center"/>
-          </w:tcPr>
-          <w:p>
-            <w:pPr>
-              <w:jc w:val="left"/>
-              <w:spacing w:before="0" w:after="0" w:line="240" w:lineRule="auto"/>
-              <w:keepLines/>
-            </w:pPr>
-            <w:r>
-              <w:rPr>
-                <w:rFonts w:ascii="Times New Roman" w:hAnsi="Times New Roman" w:eastAsia="Times New Roman" w:cs="Times New Roman"/>
-                <w:sz w:val="17"/>
-                <w:szCs w:val="17"/>
-                <w:color w:val="77777F"/>
-              </w:rPr>
-              <w:t>[Примечание при необходимости]</w:t>
-            </w:r>
-          </w:p>
-        </w:tc>
-      </w:tr>
-      <w:tr>
-        <w:trPr>
-          <w:cantSplit/>
-        </w:trPr>
-        <w:tc>
-          <w:tcPr>
-            <w:tcW w:w="1000" w:type="dxa"/>
-            <w:vAlign w:val="center"/>
-            <w:shd w:val="clear" w:fill="F7F7F9"/>
-          </w:tcPr>
-          <w:p>
-            <w:pPr>
-              <w:jc w:val="center"/>
-              <w:spacing w:before="0" w:after="0" w:line="240" w:lineRule="auto"/>
-              <w:keepLines/>
-            </w:pPr>
-            <w:r>
-              <w:rPr>
-                <w:rFonts w:ascii="Times New Roman" w:hAnsi="Times New Roman" w:eastAsia="Times New Roman" w:cs="Times New Roman"/>
-                <w:sz w:val="17"/>
-                <w:szCs w:val="17"/>
-                <w:color w:val="1C1C1C"/>
-              </w:rPr>
-              <w:t>☐</w:t>
-            </w:r>
-          </w:p>
-        </w:tc>
-        <w:tc>
-          <w:tcPr>
-            <w:tcW w:w="5000" w:type="dxa"/>
-            <w:vAlign w:val="center"/>
-            <w:shd w:val="clear" w:fill="F7F7F9"/>
-          </w:tcPr>
-          <w:p>
-            <w:pPr>
-              <w:jc w:val="left"/>
-              <w:spacing w:before="0" w:after="0" w:line="240" w:lineRule="auto"/>
-              <w:keepLines/>
-            </w:pPr>
-            <w:r>
-              <w:rPr>
-                <w:rFonts w:ascii="Times New Roman" w:hAnsi="Times New Roman" w:eastAsia="Times New Roman" w:cs="Times New Roman"/>
-                <w:sz w:val="17"/>
-                <w:szCs w:val="17"/>
-                <w:color w:val="1C1C1C"/>
-              </w:rPr>
-              <w:t>Суммарная стоимость выбранных мер не превышает 10 единиц.</w:t>
-            </w:r>
-          </w:p>
-        </w:tc>
-        <w:tc>
-          <w:tcPr>
-            <w:tcW w:w="3000" w:type="dxa"/>
-            <w:vAlign w:val="center"/>
-            <w:shd w:val="clear" w:fill="F7F7F9"/>
-          </w:tcPr>
-          <w:p>
-            <w:pPr>
-              <w:jc w:val="left"/>
-              <w:spacing w:before="0" w:after="0" w:line="240" w:lineRule="auto"/>
-              <w:keepLines/>
-            </w:pPr>
-            <w:r>
-              <w:rPr>
-                <w:rFonts w:ascii="Times New Roman" w:hAnsi="Times New Roman" w:eastAsia="Times New Roman" w:cs="Times New Roman"/>
-                <w:sz w:val="17"/>
-                <w:szCs w:val="17"/>
-                <w:color w:val="77777F"/>
-              </w:rPr>
-              <w:t>[Примечание при необходимости]</w:t>
-            </w:r>
-          </w:p>
-        </w:tc>
-      </w:tr>
-      <w:tr>
-        <w:trPr>
-          <w:cantSplit/>
-        </w:trPr>
-        <w:tc>
-          <w:tcPr>
-            <w:tcW w:w="1000" w:type="dxa"/>
-            <w:vAlign w:val="center"/>
-          </w:tcPr>
-          <w:p>
-            <w:pPr>
-              <w:jc w:val="center"/>
-              <w:spacing w:before="0" w:after="0" w:line="240" w:lineRule="auto"/>
-              <w:keepLines/>
-            </w:pPr>
-            <w:r>
-              <w:rPr>
-                <w:rFonts w:ascii="Times New Roman" w:hAnsi="Times New Roman" w:eastAsia="Times New Roman" w:cs="Times New Roman"/>
-                <w:sz w:val="17"/>
-                <w:szCs w:val="17"/>
-                <w:color w:val="1C1C1C"/>
-              </w:rPr>
-              <w:t>☐</w:t>
-            </w:r>
-          </w:p>
-        </w:tc>
-        <w:tc>
-          <w:tcPr>
-            <w:tcW w:w="5000" w:type="dxa"/>
-            <w:vAlign w:val="center"/>
-          </w:tcPr>
-          <w:p>
-            <w:pPr>
-              <w:jc w:val="left"/>
-              <w:spacing w:before="0" w:after="0" w:line="240" w:lineRule="auto"/>
-              <w:keepLines/>
-            </w:pPr>
-            <w:r>
-              <w:rPr>
-                <w:rFonts w:ascii="Times New Roman" w:hAnsi="Times New Roman" w:eastAsia="Times New Roman" w:cs="Times New Roman"/>
-                <w:sz w:val="17"/>
-                <w:szCs w:val="17"/>
-                <w:color w:val="1C1C1C"/>
-              </w:rPr>
-              <w:t>Остаточные показатели изменены только там, где это допускает модельный эффект.</w:t>
-            </w:r>
-          </w:p>
-        </w:tc>
-        <w:tc>
-          <w:tcPr>
-            <w:tcW w:w="3000" w:type="dxa"/>
-            <w:vAlign w:val="center"/>
-          </w:tcPr>
-          <w:p>
-            <w:pPr>
-              <w:jc w:val="left"/>
-              <w:spacing w:before="0" w:after="0" w:line="240" w:lineRule="auto"/>
-              <w:keepLines/>
-            </w:pPr>
-            <w:r>
-              <w:rPr>
-                <w:rFonts w:ascii="Times New Roman" w:hAnsi="Times New Roman" w:eastAsia="Times New Roman" w:cs="Times New Roman"/>
-                <w:sz w:val="17"/>
-                <w:szCs w:val="17"/>
-                <w:color w:val="77777F"/>
-              </w:rPr>
-              <w:t>[Примечание при необходимости]</w:t>
-            </w:r>
-          </w:p>
-        </w:tc>
-      </w:tr>
-      <w:tr>
-        <w:trPr>
-          <w:cantSplit/>
-        </w:trPr>
-        <w:tc>
-          <w:tcPr>
-            <w:tcW w:w="1000" w:type="dxa"/>
-            <w:vAlign w:val="center"/>
-            <w:shd w:val="clear" w:fill="F7F7F9"/>
-          </w:tcPr>
-          <w:p>
-            <w:pPr>
-              <w:jc w:val="center"/>
-              <w:spacing w:before="0" w:after="0" w:line="240" w:lineRule="auto"/>
-              <w:keepLines/>
-            </w:pPr>
-            <w:r>
-              <w:rPr>
-                <w:rFonts w:ascii="Times New Roman" w:hAnsi="Times New Roman" w:eastAsia="Times New Roman" w:cs="Times New Roman"/>
-                <w:sz w:val="17"/>
-                <w:szCs w:val="17"/>
-                <w:color w:val="1C1C1C"/>
-              </w:rPr>
-              <w:t>☐</w:t>
-            </w:r>
-          </w:p>
-        </w:tc>
-        <w:tc>
-          <w:tcPr>
-            <w:tcW w:w="5000" w:type="dxa"/>
-            <w:vAlign w:val="center"/>
-            <w:shd w:val="clear" w:fill="F7F7F9"/>
-          </w:tcPr>
-          <w:p>
-            <w:pPr>
-              <w:jc w:val="left"/>
-              <w:spacing w:before="0" w:after="0" w:line="240" w:lineRule="auto"/>
-              <w:keepLines/>
-            </w:pPr>
-            <w:r>
-              <w:rPr>
-                <w:rFonts w:ascii="Times New Roman" w:hAnsi="Times New Roman" w:eastAsia="Times New Roman" w:cs="Times New Roman"/>
-                <w:sz w:val="17"/>
-                <w:szCs w:val="17"/>
-                <w:color w:val="1C1C1C"/>
-              </w:rPr>
-              <w:t>У каждого риска есть измеримый триггер, реакция и ответственная роль.</w:t>
-            </w:r>
-          </w:p>
-        </w:tc>
-        <w:tc>
-          <w:tcPr>
-            <w:tcW w:w="3000" w:type="dxa"/>
-            <w:vAlign w:val="center"/>
-            <w:shd w:val="clear" w:fill="F7F7F9"/>
-          </w:tcPr>
-          <w:p>
-            <w:pPr>
-              <w:jc w:val="left"/>
-              <w:spacing w:before="0" w:after="0" w:line="240" w:lineRule="auto"/>
-              <w:keepLines/>
-            </w:pPr>
-            <w:r>
-              <w:rPr>
-                <w:rFonts w:ascii="Times New Roman" w:hAnsi="Times New Roman" w:eastAsia="Times New Roman" w:cs="Times New Roman"/>
-                <w:sz w:val="17"/>
-                <w:szCs w:val="17"/>
-                <w:color w:val="77777F"/>
-              </w:rPr>
-              <w:t>[Примечание при необходимости]</w:t>
-            </w:r>
-          </w:p>
-        </w:tc>
-      </w:tr>
-      <w:tr>
-        <w:trPr>
-          <w:cantSplit/>
-        </w:trPr>
-        <w:tc>
-          <w:tcPr>
-            <w:tcW w:w="1000" w:type="dxa"/>
-            <w:vAlign w:val="center"/>
-          </w:tcPr>
-          <w:p>
-            <w:pPr>
-              <w:jc w:val="center"/>
-              <w:spacing w:before="0" w:after="0" w:line="240" w:lineRule="auto"/>
-              <w:keepLines/>
-            </w:pPr>
-            <w:r>
-              <w:rPr>
-                <w:rFonts w:ascii="Times New Roman" w:hAnsi="Times New Roman" w:eastAsia="Times New Roman" w:cs="Times New Roman"/>
-                <w:sz w:val="17"/>
-                <w:szCs w:val="17"/>
-                <w:color w:val="1C1C1C"/>
-              </w:rPr>
-              <w:t>☐</w:t>
-            </w:r>
-          </w:p>
-        </w:tc>
-        <w:tc>
-          <w:tcPr>
-            <w:tcW w:w="5000" w:type="dxa"/>
-            <w:vAlign w:val="center"/>
-          </w:tcPr>
-          <w:p>
-            <w:pPr>
-              <w:jc w:val="left"/>
-              <w:spacing w:before="0" w:after="0" w:line="240" w:lineRule="auto"/>
-              <w:keepLines/>
-            </w:pPr>
-            <w:r>
-              <w:rPr>
-                <w:rFonts w:ascii="Times New Roman" w:hAnsi="Times New Roman" w:eastAsia="Times New Roman" w:cs="Times New Roman"/>
-                <w:sz w:val="17"/>
-                <w:szCs w:val="17"/>
-                <w:color w:val="1C1C1C"/>
-              </w:rPr>
-              <w:t>Принятый остаточный риск назван явно.</w:t>
-            </w:r>
-          </w:p>
-        </w:tc>
-        <w:tc>
-          <w:tcPr>
-            <w:tcW w:w="3000" w:type="dxa"/>
-            <w:vAlign w:val="center"/>
-          </w:tcPr>
-          <w:p>
-            <w:pPr>
-              <w:jc w:val="left"/>
-              <w:spacing w:before="0" w:after="0" w:line="240" w:lineRule="auto"/>
-              <w:keepLines/>
-            </w:pPr>
-            <w:r>
-              <w:rPr>
-                <w:rFonts w:ascii="Times New Roman" w:hAnsi="Times New Roman" w:eastAsia="Times New Roman" w:cs="Times New Roman"/>
-                <w:sz w:val="17"/>
-                <w:szCs w:val="17"/>
-                <w:color w:val="77777F"/>
-              </w:rPr>
-              <w:t>[Примечание при необходимости]</w:t>
-            </w:r>
-          </w:p>
-        </w:tc>
-      </w:tr>
-    </w:tbl>
-    <w:p>
-      <w:pPr>
-        <w:pStyle w:val="1"/>
-        <w:spacing w:before="180" w:after="90" w:line="276" w:lineRule="auto"/>
-        <w:keepNext/>
-        <w:keepLines/>
-      </w:pPr>
-      <w:r>
-        <w:rPr>
-          <w:rFonts w:ascii="Times New Roman" w:hAnsi="Times New Roman" w:eastAsia="Times New Roman" w:cs="Times New Roman"/>
-          <w:b/>
-          <w:bCs/>
-          <w:sz w:val="28"/>
-          <w:szCs w:val="28"/>
-          <w:color w:val="ED131C"/>
-        </w:rPr>
-        <w:t>10. Краткий вывод</w:t>
-      </w:r>
-    </w:p>
-    <w:p>
-      <w:pPr>
-        <w:spacing w:before="50" w:after="100" w:line="250" w:lineRule="auto"/>
-        <w:keepLines/>
-        <w:shd w:val="clear" w:fill="F1F1F4"/>
-        <w:pBdr>
-          <w:top w:val="single" w:sz="5" w:space="5" w:color="D2D3D8"/>
-          <w:left w:val="single" w:sz="5" w:space="5" w:color="D2D3D8"/>
-          <w:bottom w:val="single" w:sz="5" w:space="5" w:color="D2D3D8"/>
-          <w:right w:val="single" w:sz="5" w:space="5" w:color="D2D3D8"/>
-        </w:pBdr>
-      </w:pPr>
-      <w:r>
-        <w:rPr>
-          <w:rFonts w:ascii="Times New Roman" w:hAnsi="Times New Roman" w:eastAsia="Times New Roman" w:cs="Times New Roman"/>
-          <w:sz w:val="20"/>
-          <w:szCs w:val="20"/>
-          <w:color w:val="77777F"/>
-        </w:rPr>
-        <w:t>[Сформулируйте профессиональный вывод: что установлено, соответствует ли результат требованию, какое решение принято и на каких доказательствах оно основано. Не пересказывайте теорию.]</w:t>
-      </w:r>
-      <w:r>
-        <w:br/>
-      </w:r>
-    </w:p>
-    <w:p>
-      <w:pPr>
-        <w:spacing w:before="120" w:after="60" w:line="276" w:lineRule="auto"/>
-        <w:keepNext/>
-      </w:pPr>
-      <w:r>
-        <w:rPr>
-          <w:rFonts w:ascii="Times New Roman" w:hAnsi="Times New Roman" w:eastAsia="Times New Roman" w:cs="Times New Roman"/>
-          <w:b/>
-          <w:bCs/>
-          <w:sz w:val="22"/>
-          <w:szCs w:val="22"/>
-          <w:color w:val="ED131C"/>
-        </w:rPr>
-        <w:t>Перед сдачей</w:t>
-      </w:r>
-    </w:p>
-    <w:p>
-      <w:pPr>
-        <w:spacing w:before="0" w:after="80" w:line="276" w:lineRule="auto"/>
-      </w:pPr>
-      <w:r>
-        <w:rPr>
-          <w:rFonts w:ascii="Times New Roman" w:hAnsi="Times New Roman" w:eastAsia="Times New Roman" w:cs="Times New Roman"/>
-          <w:sz w:val="20"/>
-          <w:szCs w:val="20"/>
-          <w:color w:val="000000"/>
-        </w:rPr>
-        <w:t>Удалите серые подсказки, проверьте подписи и читаемость доказательств. Сохраните один файл: Фамилия_Группа_МДК0402_ЛР10.docx. Затем перейдите в LMS, прикрепите его к заданию лабораторной работы № 10 и убедитесь, что отправка завершена.</w:t>
-      </w:r>
-    </w:p>
     <w:sectPr>
       <w:pgSz w:w="11906" w:h="16838"/>
       <w:pgMar w:top="1134" w:right="850" w:bottom="1134" w:left="1701" w:header="708" w:footer="708" w:gutter="0"/>
@@ -7257,6 +3327,32 @@
     </w:p>
   </w:footnote>
 </w:footnotes>
+</file>
+
+<file path=word/numbering.xml><?xml version="1.0" encoding="utf-8"?>
+<w:numbering xmlns:wpc="http://schemas.microsoft.com/office/word/2010/wordprocessingCanvas" xmlns:cx="http://schemas.microsoft.com/office/drawing/2014/chartex" xmlns:cx1="http://schemas.microsoft.com/office/drawing/2015/9/8/chartex" xmlns:cx2="http://schemas.microsoft.com/office/drawing/2015/10/21/chartex" xmlns:cx3="http://schemas.microsoft.com/office/drawing/2016/5/9/chartex" xmlns:cx4="http://schemas.microsoft.com/office/drawing/2016/5/10/chartex" xmlns:cx5="http://schemas.microsoft.com/office/drawing/2016/5/11/chartex" xmlns:cx6="http://schemas.microsoft.com/office/drawing/2016/5/12/chartex" xmlns:cx7="http://schemas.microsoft.com/office/drawing/2016/5/13/chartex" xmlns:cx8="http://schemas.microsoft.com/office/drawing/2016/5/14/chartex" xmlns:mc="http://schemas.openxmlformats.org/markup-compatibility/2006" xmlns:aink="http://schemas.microsoft.com/office/drawing/2016/ink" xmlns:am3d="http://schemas.microsoft.com/office/drawing/2017/model3d" xmlns:o="urn:schemas-microsoft-com:office:office" xmlns:r="http://schemas.openxmlformats.org/officeDocument/2006/relationships" xmlns:m="http://schemas.openxmlformats.org/officeDocument/2006/math" xmlns:v="urn:schemas-microsoft-com:vml" xmlns:wp14="http://schemas.microsoft.com/office/word/2010/wordprocessingDrawing" xmlns:wp="http://schemas.openxmlformats.org/drawingml/2006/wordprocessingDrawing" xmlns:w10="urn:schemas-microsoft-com:office:word" xmlns:w="http://schemas.openxmlformats.org/wordprocessingml/2006/main" xmlns:w14="http://schemas.microsoft.com/office/word/2010/wordml" xmlns:w15="http://schemas.microsoft.com/office/word/2012/wordml" xmlns:w16cex="http://schemas.microsoft.com/office/word/2018/wordml/cex" xmlns:w16cid="http://schemas.microsoft.com/office/word/2016/wordml/cid" xmlns:w16="http://schemas.microsoft.com/office/word/2018/wordml" xmlns:w16sdtdh="http://schemas.microsoft.com/office/word/2020/wordml/sdtdatahash" xmlns:w16se="http://schemas.microsoft.com/office/word/2015/wordml/symex" xmlns:wpg="http://schemas.microsoft.com/office/word/2010/wordprocessingGroup" xmlns:wpi="http://schemas.microsoft.com/office/word/2010/wordprocessingInk" xmlns:wne="http://schemas.microsoft.com/office/word/2006/wordml" xmlns:wps="http://schemas.microsoft.com/office/word/2010/wordprocessingShape" mc:Ignorable="w14 w15 w16se w16cid w16 w16cex w16sdtdh wp14">
+  <w:abstractNum w:abstractNumId="0" w15:restartNumberingAfterBreak="0">
+    <w:nsid w:val="11297B65"/>
+    <w:multiLevelType w:val="singleLevel"/>
+    <w:tmpl w:val="2D9ADDA4"/>
+    <w:lvl w:ilvl="0">
+      <w:start w:val="1"/>
+      <w:numFmt w:val="bullet"/>
+      <w:pStyle w:val="PIDISBullet"/>
+      <w:lvlText w:val="•"/>
+      <w:lvlJc w:val="left"/>
+      <w:pPr>
+        <w:tabs>
+          <w:tab w:val="num" w:pos="720"/>
+        </w:tabs>
+        <w:ind w:left="720" w:hanging="360"/>
+      </w:pPr>
+    </w:lvl>
+  </w:abstractNum>
+  <w:num w:numId="1">
+    <w:abstractNumId w:val="0"/>
+  </w:num>
+</w:numbering>
 </file>
 
 <file path=word/styles.xml><?xml version="1.0" encoding="utf-8"?>
@@ -7657,8 +3753,13 @@
   <w:style w:type="paragraph" w:default="1" w:styleId="a">
     <w:name w:val="Normal"/>
     <w:qFormat/>
-    <w:rPr>
-      <w:rFonts w:ascii="Calibri" w:eastAsia="Calibri" w:hAnsi="Calibri" w:cs="Times New Roman"/>
+    <w:pPr>
+      <w:spacing w:after="100"/>
+    </w:pPr>
+    <w:rPr>
+      <w:rFonts w:ascii="Times New Roman" w:eastAsia="Calibri" w:hAnsi="Times New Roman" w:cs="Times New Roman"/>
+      <w:color w:val="000000"/>
+      <w:sz w:val="24"/>
     </w:rPr>
   </w:style>
   <w:style w:type="paragraph" w:styleId="1">
@@ -7671,12 +3772,14 @@
     <w:pPr>
       <w:keepNext/>
       <w:keepLines/>
-      <w:spacing w:before="480" w:after="200"/>
+      <w:spacing w:before="240"/>
       <w:outlineLvl w:val="0"/>
     </w:pPr>
     <w:rPr>
-      <w:rFonts w:ascii="Arial" w:eastAsia="Arial" w:hAnsi="Arial" w:cs="Arial"/>
-      <w:sz w:val="40"/>
+      <w:rFonts w:eastAsia="Arial" w:cs="Arial" w:ascii="Times New Roman" w:hAnsi="Times New Roman"/>
+      <w:b/>
+      <w:color w:val="000000"/>
+      <w:sz w:val="24"/>
       <w:szCs w:val="40"/>
     </w:rPr>
   </w:style>
@@ -7691,12 +3794,14 @@
     <w:pPr>
       <w:keepNext/>
       <w:keepLines/>
-      <w:spacing w:before="360" w:after="200"/>
+      <w:spacing w:before="160" w:after="60"/>
       <w:outlineLvl w:val="1"/>
     </w:pPr>
     <w:rPr>
-      <w:rFonts w:ascii="Arial" w:eastAsia="Arial" w:hAnsi="Arial" w:cs="Arial"/>
-      <w:sz w:val="34"/>
+      <w:rFonts w:eastAsia="Arial" w:cs="Arial" w:ascii="Times New Roman" w:hAnsi="Times New Roman"/>
+      <w:b/>
+      <w:color w:val="000000"/>
+      <w:sz w:val="24"/>
     </w:rPr>
   </w:style>
   <w:style w:type="paragraph" w:styleId="3">
@@ -7710,12 +3815,14 @@
     <w:pPr>
       <w:keepNext/>
       <w:keepLines/>
-      <w:spacing w:before="320" w:after="200"/>
+      <w:spacing w:before="120" w:after="40"/>
       <w:outlineLvl w:val="2"/>
     </w:pPr>
     <w:rPr>
-      <w:rFonts w:ascii="Arial" w:eastAsia="Arial" w:hAnsi="Arial" w:cs="Arial"/>
-      <w:sz w:val="30"/>
+      <w:rFonts w:eastAsia="Arial" w:cs="Arial" w:ascii="Times New Roman" w:hAnsi="Times New Roman"/>
+      <w:b/>
+      <w:color w:val="000000"/>
+      <w:sz w:val="24"/>
       <w:szCs w:val="30"/>
     </w:rPr>
   </w:style>
@@ -7734,10 +3841,11 @@
       <w:outlineLvl w:val="3"/>
     </w:pPr>
     <w:rPr>
-      <w:rFonts w:ascii="Arial" w:eastAsia="Arial" w:hAnsi="Arial" w:cs="Arial"/>
+      <w:rFonts w:ascii="Times New Roman" w:eastAsia="Arial" w:hAnsi="Times New Roman" w:cs="Arial"/>
       <w:b/>
       <w:bCs/>
-      <w:sz w:val="26"/>
+      <w:color w:val="000000"/>
+      <w:sz w:val="24"/>
       <w:szCs w:val="26"/>
     </w:rPr>
   </w:style>
@@ -7756,9 +3864,10 @@
       <w:outlineLvl w:val="4"/>
     </w:pPr>
     <w:rPr>
-      <w:rFonts w:ascii="Arial" w:eastAsia="Arial" w:hAnsi="Arial" w:cs="Arial"/>
+      <w:rFonts w:ascii="Times New Roman" w:eastAsia="Arial" w:hAnsi="Times New Roman" w:cs="Arial"/>
       <w:b/>
       <w:bCs/>
+      <w:color w:val="000000"/>
       <w:sz w:val="24"/>
       <w:szCs w:val="24"/>
     </w:rPr>
@@ -7778,9 +3887,11 @@
       <w:outlineLvl w:val="5"/>
     </w:pPr>
     <w:rPr>
-      <w:rFonts w:ascii="Arial" w:eastAsia="Arial" w:hAnsi="Arial" w:cs="Arial"/>
+      <w:rFonts w:ascii="Times New Roman" w:eastAsia="Arial" w:hAnsi="Times New Roman" w:cs="Arial"/>
       <w:b/>
       <w:bCs/>
+      <w:color w:val="000000"/>
+      <w:sz w:val="24"/>
     </w:rPr>
   </w:style>
   <w:style w:type="paragraph" w:styleId="7">
@@ -7798,11 +3909,13 @@
       <w:outlineLvl w:val="6"/>
     </w:pPr>
     <w:rPr>
-      <w:rFonts w:ascii="Arial" w:eastAsia="Arial" w:hAnsi="Arial" w:cs="Arial"/>
+      <w:rFonts w:ascii="Times New Roman" w:eastAsia="Arial" w:hAnsi="Times New Roman" w:cs="Arial"/>
       <w:b/>
       <w:bCs/>
       <w:i/>
       <w:iCs/>
+      <w:color w:val="000000"/>
+      <w:sz w:val="24"/>
     </w:rPr>
   </w:style>
   <w:style w:type="paragraph" w:styleId="8">
@@ -7820,9 +3933,11 @@
       <w:outlineLvl w:val="7"/>
     </w:pPr>
     <w:rPr>
-      <w:rFonts w:ascii="Arial" w:eastAsia="Arial" w:hAnsi="Arial" w:cs="Arial"/>
+      <w:rFonts w:ascii="Times New Roman" w:eastAsia="Arial" w:hAnsi="Times New Roman" w:cs="Arial"/>
       <w:i/>
       <w:iCs/>
+      <w:color w:val="000000"/>
+      <w:sz w:val="24"/>
     </w:rPr>
   </w:style>
   <w:style w:type="paragraph" w:styleId="9">
@@ -7840,10 +3955,11 @@
       <w:outlineLvl w:val="8"/>
     </w:pPr>
     <w:rPr>
-      <w:rFonts w:ascii="Arial" w:eastAsia="Arial" w:hAnsi="Arial" w:cs="Arial"/>
+      <w:rFonts w:ascii="Times New Roman" w:eastAsia="Arial" w:hAnsi="Times New Roman" w:cs="Arial"/>
       <w:i/>
       <w:iCs/>
-      <w:sz w:val="21"/>
+      <w:color w:val="000000"/>
+      <w:sz w:val="24"/>
       <w:szCs w:val="21"/>
     </w:rPr>
   </w:style>
@@ -7852,12 +3968,22 @@
     <w:uiPriority w:val="1"/>
     <w:semiHidden/>
     <w:unhideWhenUsed/>
+    <w:rPr>
+      <w:rFonts w:ascii="Times New Roman" w:hAnsi="Times New Roman"/>
+      <w:color w:val="000000"/>
+      <w:sz w:val="24"/>
+    </w:rPr>
   </w:style>
   <w:style w:type="table" w:default="1" w:styleId="a1">
     <w:name w:val="Normal Table"/>
     <w:uiPriority w:val="99"/>
     <w:semiHidden/>
     <w:unhideWhenUsed/>
+    <w:rPr>
+      <w:rFonts w:ascii="Times New Roman" w:hAnsi="Times New Roman"/>
+      <w:color w:val="000000"/>
+      <w:sz w:val="24"/>
+    </w:rPr>
     <w:tblPr>
       <w:tblInd w:w="0" w:type="dxa"/>
       <w:tblCellMar>
@@ -7880,8 +4006,9 @@
     <w:link w:val="1"/>
     <w:uiPriority w:val="9"/>
     <w:rPr>
-      <w:rFonts w:ascii="Arial" w:eastAsia="Arial" w:hAnsi="Arial" w:cs="Arial"/>
-      <w:sz w:val="40"/>
+      <w:rFonts w:ascii="Times New Roman" w:eastAsia="Arial" w:hAnsi="Times New Roman" w:cs="Arial"/>
+      <w:color w:val="000000"/>
+      <w:sz w:val="24"/>
       <w:szCs w:val="40"/>
     </w:rPr>
   </w:style>
@@ -7891,8 +4018,9 @@
     <w:link w:val="2"/>
     <w:uiPriority w:val="9"/>
     <w:rPr>
-      <w:rFonts w:ascii="Arial" w:eastAsia="Arial" w:hAnsi="Arial" w:cs="Arial"/>
-      <w:sz w:val="34"/>
+      <w:rFonts w:ascii="Times New Roman" w:eastAsia="Arial" w:hAnsi="Times New Roman" w:cs="Arial"/>
+      <w:color w:val="000000"/>
+      <w:sz w:val="24"/>
     </w:rPr>
   </w:style>
   <w:style w:type="character" w:customStyle="1" w:styleId="30">
@@ -7901,8 +4029,9 @@
     <w:link w:val="3"/>
     <w:uiPriority w:val="9"/>
     <w:rPr>
-      <w:rFonts w:ascii="Arial" w:eastAsia="Arial" w:hAnsi="Arial" w:cs="Arial"/>
-      <w:sz w:val="30"/>
+      <w:rFonts w:ascii="Times New Roman" w:eastAsia="Arial" w:hAnsi="Times New Roman" w:cs="Arial"/>
+      <w:color w:val="000000"/>
+      <w:sz w:val="24"/>
       <w:szCs w:val="30"/>
     </w:rPr>
   </w:style>
@@ -7912,10 +4041,11 @@
     <w:link w:val="4"/>
     <w:uiPriority w:val="9"/>
     <w:rPr>
-      <w:rFonts w:ascii="Arial" w:eastAsia="Arial" w:hAnsi="Arial" w:cs="Arial"/>
+      <w:rFonts w:ascii="Times New Roman" w:eastAsia="Arial" w:hAnsi="Times New Roman" w:cs="Arial"/>
       <w:b/>
       <w:bCs/>
-      <w:sz w:val="26"/>
+      <w:color w:val="000000"/>
+      <w:sz w:val="24"/>
       <w:szCs w:val="26"/>
     </w:rPr>
   </w:style>
@@ -7925,9 +4055,10 @@
     <w:link w:val="5"/>
     <w:uiPriority w:val="9"/>
     <w:rPr>
-      <w:rFonts w:ascii="Arial" w:eastAsia="Arial" w:hAnsi="Arial" w:cs="Arial"/>
+      <w:rFonts w:ascii="Times New Roman" w:eastAsia="Arial" w:hAnsi="Times New Roman" w:cs="Arial"/>
       <w:b/>
       <w:bCs/>
+      <w:color w:val="000000"/>
       <w:sz w:val="24"/>
       <w:szCs w:val="24"/>
     </w:rPr>
@@ -7938,10 +4069,11 @@
     <w:link w:val="6"/>
     <w:uiPriority w:val="9"/>
     <w:rPr>
-      <w:rFonts w:ascii="Arial" w:eastAsia="Arial" w:hAnsi="Arial" w:cs="Arial"/>
+      <w:rFonts w:ascii="Times New Roman" w:eastAsia="Arial" w:hAnsi="Times New Roman" w:cs="Arial"/>
       <w:b/>
       <w:bCs/>
-      <w:sz w:val="22"/>
+      <w:color w:val="000000"/>
+      <w:sz w:val="24"/>
       <w:szCs w:val="22"/>
     </w:rPr>
   </w:style>
@@ -7951,12 +4083,13 @@
     <w:link w:val="7"/>
     <w:uiPriority w:val="9"/>
     <w:rPr>
-      <w:rFonts w:ascii="Arial" w:eastAsia="Arial" w:hAnsi="Arial" w:cs="Arial"/>
+      <w:rFonts w:ascii="Times New Roman" w:eastAsia="Arial" w:hAnsi="Times New Roman" w:cs="Arial"/>
       <w:b/>
       <w:bCs/>
       <w:i/>
       <w:iCs/>
-      <w:sz w:val="22"/>
+      <w:color w:val="000000"/>
+      <w:sz w:val="24"/>
       <w:szCs w:val="22"/>
     </w:rPr>
   </w:style>
@@ -7966,10 +4099,11 @@
     <w:link w:val="8"/>
     <w:uiPriority w:val="9"/>
     <w:rPr>
-      <w:rFonts w:ascii="Arial" w:eastAsia="Arial" w:hAnsi="Arial" w:cs="Arial"/>
+      <w:rFonts w:ascii="Times New Roman" w:eastAsia="Arial" w:hAnsi="Times New Roman" w:cs="Arial"/>
       <w:i/>
       <w:iCs/>
-      <w:sz w:val="22"/>
+      <w:color w:val="000000"/>
+      <w:sz w:val="24"/>
       <w:szCs w:val="22"/>
     </w:rPr>
   </w:style>
@@ -7979,10 +4113,11 @@
     <w:link w:val="9"/>
     <w:uiPriority w:val="9"/>
     <w:rPr>
-      <w:rFonts w:ascii="Arial" w:eastAsia="Arial" w:hAnsi="Arial" w:cs="Arial"/>
+      <w:rFonts w:ascii="Times New Roman" w:eastAsia="Arial" w:hAnsi="Times New Roman" w:cs="Arial"/>
       <w:i/>
       <w:iCs/>
-      <w:sz w:val="21"/>
+      <w:color w:val="000000"/>
+      <w:sz w:val="24"/>
       <w:szCs w:val="21"/>
     </w:rPr>
   </w:style>
@@ -7995,6 +4130,11 @@
       <w:ind w:left="720"/>
       <w:contextualSpacing/>
     </w:pPr>
+    <w:rPr>
+      <w:rFonts w:ascii="Times New Roman" w:hAnsi="Times New Roman"/>
+      <w:color w:val="000000"/>
+      <w:sz w:val="24"/>
+    </w:rPr>
   </w:style>
   <w:style w:type="paragraph" w:styleId="a4">
     <w:name w:val="No Spacing"/>
@@ -8003,6 +4143,11 @@
     <w:pPr>
       <w:spacing w:after="0" w:line="240" w:lineRule="auto"/>
     </w:pPr>
+    <w:rPr>
+      <w:rFonts w:ascii="Times New Roman" w:hAnsi="Times New Roman"/>
+      <w:color w:val="000000"/>
+      <w:sz w:val="24"/>
+    </w:rPr>
   </w:style>
   <w:style w:type="paragraph" w:styleId="a5">
     <w:name w:val="Title"/>
@@ -8012,11 +4157,15 @@
     <w:uiPriority w:val="10"/>
     <w:qFormat/>
     <w:pPr>
-      <w:spacing w:before="300" w:after="200"/>
+      <w:keepNext/>
+      <w:spacing w:after="160"/>
       <w:contextualSpacing/>
     </w:pPr>
     <w:rPr>
-      <w:sz w:val="48"/>
+      <w:rFonts w:ascii="Times New Roman" w:hAnsi="Times New Roman"/>
+      <w:b/>
+      <w:color w:val="000000"/>
+      <w:sz w:val="24"/>
       <w:szCs w:val="48"/>
     </w:rPr>
   </w:style>
@@ -8026,7 +4175,9 @@
     <w:link w:val="a5"/>
     <w:uiPriority w:val="10"/>
     <w:rPr>
-      <w:sz w:val="48"/>
+      <w:rFonts w:ascii="Times New Roman" w:hAnsi="Times New Roman"/>
+      <w:color w:val="000000"/>
+      <w:sz w:val="24"/>
       <w:szCs w:val="48"/>
     </w:rPr>
   </w:style>
@@ -8041,6 +4192,8 @@
       <w:spacing w:before="200" w:after="200"/>
     </w:pPr>
     <w:rPr>
+      <w:rFonts w:ascii="Times New Roman" w:hAnsi="Times New Roman"/>
+      <w:color w:val="000000"/>
       <w:sz w:val="24"/>
       <w:szCs w:val="24"/>
     </w:rPr>
@@ -8051,6 +4204,8 @@
     <w:link w:val="a7"/>
     <w:uiPriority w:val="11"/>
     <w:rPr>
+      <w:rFonts w:ascii="Times New Roman" w:hAnsi="Times New Roman"/>
+      <w:color w:val="000000"/>
       <w:sz w:val="24"/>
       <w:szCs w:val="24"/>
     </w:rPr>
@@ -8066,7 +4221,10 @@
       <w:ind w:left="720" w:right="720"/>
     </w:pPr>
     <w:rPr>
+      <w:rFonts w:ascii="Times New Roman" w:hAnsi="Times New Roman"/>
       <w:i/>
+      <w:color w:val="000000"/>
+      <w:sz w:val="24"/>
     </w:rPr>
   </w:style>
   <w:style w:type="character" w:customStyle="1" w:styleId="22">
@@ -8074,7 +4232,10 @@
     <w:link w:val="21"/>
     <w:uiPriority w:val="29"/>
     <w:rPr>
+      <w:rFonts w:ascii="Times New Roman" w:hAnsi="Times New Roman"/>
       <w:i/>
+      <w:color w:val="000000"/>
+      <w:sz w:val="24"/>
     </w:rPr>
   </w:style>
   <w:style w:type="paragraph" w:styleId="a9">
@@ -8095,7 +4256,10 @@
       <w:ind w:left="720" w:right="720"/>
     </w:pPr>
     <w:rPr>
+      <w:rFonts w:ascii="Times New Roman" w:hAnsi="Times New Roman"/>
       <w:i/>
+      <w:color w:val="000000"/>
+      <w:sz w:val="24"/>
     </w:rPr>
   </w:style>
   <w:style w:type="character" w:customStyle="1" w:styleId="aa">
@@ -8103,7 +4267,10 @@
     <w:link w:val="a9"/>
     <w:uiPriority w:val="30"/>
     <w:rPr>
+      <w:rFonts w:ascii="Times New Roman" w:hAnsi="Times New Roman"/>
       <w:i/>
+      <w:color w:val="000000"/>
+      <w:sz w:val="24"/>
     </w:rPr>
   </w:style>
   <w:style w:type="paragraph" w:styleId="ab">
@@ -8119,12 +4286,22 @@
       </w:tabs>
       <w:spacing w:after="0" w:line="240" w:lineRule="auto"/>
     </w:pPr>
+    <w:rPr>
+      <w:rFonts w:ascii="Times New Roman" w:hAnsi="Times New Roman"/>
+      <w:color w:val="000000"/>
+      <w:sz w:val="24"/>
+    </w:rPr>
   </w:style>
   <w:style w:type="character" w:customStyle="1" w:styleId="ac">
     <w:name w:val="Верхний колонтитул Знак"/>
     <w:basedOn w:val="a0"/>
     <w:link w:val="ab"/>
     <w:uiPriority w:val="99"/>
+    <w:rPr>
+      <w:rFonts w:ascii="Times New Roman" w:hAnsi="Times New Roman"/>
+      <w:color w:val="000000"/>
+      <w:sz w:val="24"/>
+    </w:rPr>
   </w:style>
   <w:style w:type="paragraph" w:styleId="ad">
     <w:name w:val="footer"/>
@@ -8139,11 +4316,21 @@
       </w:tabs>
       <w:spacing w:after="0" w:line="240" w:lineRule="auto"/>
     </w:pPr>
+    <w:rPr>
+      <w:rFonts w:ascii="Times New Roman" w:hAnsi="Times New Roman"/>
+      <w:color w:val="000000"/>
+      <w:sz w:val="24"/>
+    </w:rPr>
   </w:style>
   <w:style w:type="character" w:customStyle="1" w:styleId="FooterChar">
     <w:name w:val="Footer Char"/>
     <w:basedOn w:val="a0"/>
     <w:uiPriority w:val="99"/>
+    <w:rPr>
+      <w:rFonts w:ascii="Times New Roman" w:hAnsi="Times New Roman"/>
+      <w:color w:val="000000"/>
+      <w:sz w:val="24"/>
+    </w:rPr>
   </w:style>
   <w:style w:type="paragraph" w:styleId="af">
     <w:name w:val="caption"/>
@@ -8157,10 +4344,11 @@
       <w:spacing w:line="276" w:lineRule="auto"/>
     </w:pPr>
     <w:rPr>
+      <w:rFonts w:ascii="Times New Roman" w:hAnsi="Times New Roman"/>
       <w:b/>
       <w:bCs/>
-      <w:color w:val="5B9BD5" w:themeColor="accent1"/>
-      <w:sz w:val="18"/>
+      <w:color w:val="000000"/>
+      <w:sz w:val="24"/>
       <w:szCs w:val="18"/>
     </w:rPr>
   </w:style>
@@ -8168,6 +4356,11 @@
     <w:name w:val="Нижний колонтитул Знак"/>
     <w:link w:val="ad"/>
     <w:uiPriority w:val="99"/>
+    <w:rPr>
+      <w:rFonts w:ascii="Times New Roman" w:hAnsi="Times New Roman"/>
+      <w:color w:val="000000"/>
+      <w:sz w:val="24"/>
+    </w:rPr>
   </w:style>
   <w:style w:type="table" w:styleId="af0">
     <w:name w:val="Table Grid"/>
@@ -8176,6 +4369,11 @@
     <w:pPr>
       <w:spacing w:after="0" w:line="240" w:lineRule="auto"/>
     </w:pPr>
+    <w:rPr>
+      <w:rFonts w:ascii="Times New Roman" w:hAnsi="Times New Roman"/>
+      <w:color w:val="000000"/>
+      <w:sz w:val="24"/>
+    </w:rPr>
     <w:tblPr>
       <w:tblBorders>
         <w:top w:val="single" w:sz="4" w:space="0" w:color="000000"/>
@@ -8194,6 +4392,11 @@
     <w:pPr>
       <w:spacing w:after="0" w:line="240" w:lineRule="auto"/>
     </w:pPr>
+    <w:rPr>
+      <w:rFonts w:ascii="Times New Roman" w:hAnsi="Times New Roman"/>
+      <w:color w:val="000000"/>
+      <w:sz w:val="24"/>
+    </w:rPr>
     <w:tblPr>
       <w:tblBorders>
         <w:top w:val="single" w:sz="4" w:space="0" w:color="AFAFAF" w:themeColor="text1" w:themeTint="50"/>
@@ -8212,6 +4415,11 @@
     <w:pPr>
       <w:spacing w:after="0" w:line="240" w:lineRule="auto"/>
     </w:pPr>
+    <w:rPr>
+      <w:rFonts w:ascii="Times New Roman" w:hAnsi="Times New Roman"/>
+      <w:color w:val="000000"/>
+      <w:sz w:val="24"/>
+    </w:rPr>
     <w:tblPr>
       <w:tblBorders>
         <w:top w:val="single" w:sz="4" w:space="0" w:color="AFAFAF" w:themeColor="text1" w:themeTint="50"/>
@@ -8274,6 +4482,11 @@
     <w:pPr>
       <w:spacing w:after="0" w:line="240" w:lineRule="auto"/>
     </w:pPr>
+    <w:rPr>
+      <w:rFonts w:ascii="Times New Roman" w:hAnsi="Times New Roman"/>
+      <w:color w:val="000000"/>
+      <w:sz w:val="24"/>
+    </w:rPr>
     <w:tblPr>
       <w:tblBorders>
         <w:top w:val="single" w:sz="4" w:space="0" w:color="000000" w:themeColor="text1"/>
@@ -8356,6 +4569,11 @@
     <w:pPr>
       <w:spacing w:after="0" w:line="240" w:lineRule="auto"/>
     </w:pPr>
+    <w:rPr>
+      <w:rFonts w:ascii="Times New Roman" w:hAnsi="Times New Roman"/>
+      <w:color w:val="000000"/>
+      <w:sz w:val="24"/>
+    </w:rPr>
     <w:tblPr>
       <w:tblStyleRowBandSize w:val="1"/>
       <w:tblStyleColBandSize w:val="1"/>
@@ -8436,6 +4654,11 @@
     <w:pPr>
       <w:spacing w:after="0" w:line="240" w:lineRule="auto"/>
     </w:pPr>
+    <w:rPr>
+      <w:rFonts w:ascii="Times New Roman" w:hAnsi="Times New Roman"/>
+      <w:color w:val="000000"/>
+      <w:sz w:val="24"/>
+    </w:rPr>
     <w:tblPr>
       <w:tblStyleRowBandSize w:val="1"/>
       <w:tblStyleColBandSize w:val="1"/>
@@ -8494,6 +4717,11 @@
     <w:pPr>
       <w:spacing w:after="0" w:line="240" w:lineRule="auto"/>
     </w:pPr>
+    <w:rPr>
+      <w:rFonts w:ascii="Times New Roman" w:hAnsi="Times New Roman"/>
+      <w:color w:val="000000"/>
+      <w:sz w:val="24"/>
+    </w:rPr>
     <w:tblPr>
       <w:tblStyleRowBandSize w:val="1"/>
       <w:tblStyleColBandSize w:val="1"/>
@@ -8587,6 +4815,11 @@
     <w:pPr>
       <w:spacing w:after="0" w:line="240" w:lineRule="auto"/>
     </w:pPr>
+    <w:rPr>
+      <w:rFonts w:ascii="Times New Roman" w:hAnsi="Times New Roman"/>
+      <w:color w:val="000000"/>
+      <w:sz w:val="24"/>
+    </w:rPr>
     <w:tblPr>
       <w:tblStyleRowBandSize w:val="1"/>
       <w:tblStyleColBandSize w:val="1"/>
@@ -8653,6 +4886,11 @@
     <w:pPr>
       <w:spacing w:after="0" w:line="240" w:lineRule="auto"/>
     </w:pPr>
+    <w:rPr>
+      <w:rFonts w:ascii="Times New Roman" w:hAnsi="Times New Roman"/>
+      <w:color w:val="000000"/>
+      <w:sz w:val="24"/>
+    </w:rPr>
     <w:tblPr>
       <w:tblStyleRowBandSize w:val="1"/>
       <w:tblStyleColBandSize w:val="1"/>
@@ -8719,6 +4957,11 @@
     <w:pPr>
       <w:spacing w:after="0" w:line="240" w:lineRule="auto"/>
     </w:pPr>
+    <w:rPr>
+      <w:rFonts w:ascii="Times New Roman" w:hAnsi="Times New Roman"/>
+      <w:color w:val="000000"/>
+      <w:sz w:val="24"/>
+    </w:rPr>
     <w:tblPr>
       <w:tblStyleRowBandSize w:val="1"/>
       <w:tblStyleColBandSize w:val="1"/>
@@ -8785,6 +5028,11 @@
     <w:pPr>
       <w:spacing w:after="0" w:line="240" w:lineRule="auto"/>
     </w:pPr>
+    <w:rPr>
+      <w:rFonts w:ascii="Times New Roman" w:hAnsi="Times New Roman"/>
+      <w:color w:val="000000"/>
+      <w:sz w:val="24"/>
+    </w:rPr>
     <w:tblPr>
       <w:tblStyleRowBandSize w:val="1"/>
       <w:tblStyleColBandSize w:val="1"/>
@@ -8851,6 +5099,11 @@
     <w:pPr>
       <w:spacing w:after="0" w:line="240" w:lineRule="auto"/>
     </w:pPr>
+    <w:rPr>
+      <w:rFonts w:ascii="Times New Roman" w:hAnsi="Times New Roman"/>
+      <w:color w:val="000000"/>
+      <w:sz w:val="24"/>
+    </w:rPr>
     <w:tblPr>
       <w:tblStyleRowBandSize w:val="1"/>
       <w:tblStyleColBandSize w:val="1"/>
@@ -8917,6 +5170,11 @@
     <w:pPr>
       <w:spacing w:after="0" w:line="240" w:lineRule="auto"/>
     </w:pPr>
+    <w:rPr>
+      <w:rFonts w:ascii="Times New Roman" w:hAnsi="Times New Roman"/>
+      <w:color w:val="000000"/>
+      <w:sz w:val="24"/>
+    </w:rPr>
     <w:tblPr>
       <w:tblStyleRowBandSize w:val="1"/>
       <w:tblStyleColBandSize w:val="1"/>
@@ -8983,6 +5241,11 @@
     <w:pPr>
       <w:spacing w:after="0" w:line="240" w:lineRule="auto"/>
     </w:pPr>
+    <w:rPr>
+      <w:rFonts w:ascii="Times New Roman" w:hAnsi="Times New Roman"/>
+      <w:color w:val="000000"/>
+      <w:sz w:val="24"/>
+    </w:rPr>
     <w:tblPr>
       <w:tblStyleRowBandSize w:val="1"/>
       <w:tblStyleColBandSize w:val="1"/>
@@ -9049,6 +5312,11 @@
     <w:pPr>
       <w:spacing w:after="0" w:line="240" w:lineRule="auto"/>
     </w:pPr>
+    <w:rPr>
+      <w:rFonts w:ascii="Times New Roman" w:hAnsi="Times New Roman"/>
+      <w:color w:val="000000"/>
+      <w:sz w:val="24"/>
+    </w:rPr>
     <w:tblPr>
       <w:tblStyleRowBandSize w:val="1"/>
       <w:tblStyleColBandSize w:val="1"/>
@@ -9132,6 +5400,11 @@
     <w:pPr>
       <w:spacing w:after="0" w:line="240" w:lineRule="auto"/>
     </w:pPr>
+    <w:rPr>
+      <w:rFonts w:ascii="Times New Roman" w:hAnsi="Times New Roman"/>
+      <w:color w:val="000000"/>
+      <w:sz w:val="24"/>
+    </w:rPr>
     <w:tblPr>
       <w:tblStyleRowBandSize w:val="1"/>
       <w:tblStyleColBandSize w:val="1"/>
@@ -9215,6 +5488,11 @@
     <w:pPr>
       <w:spacing w:after="0" w:line="240" w:lineRule="auto"/>
     </w:pPr>
+    <w:rPr>
+      <w:rFonts w:ascii="Times New Roman" w:hAnsi="Times New Roman"/>
+      <w:color w:val="000000"/>
+      <w:sz w:val="24"/>
+    </w:rPr>
     <w:tblPr>
       <w:tblStyleRowBandSize w:val="1"/>
       <w:tblStyleColBandSize w:val="1"/>
@@ -9298,6 +5576,11 @@
     <w:pPr>
       <w:spacing w:after="0" w:line="240" w:lineRule="auto"/>
     </w:pPr>
+    <w:rPr>
+      <w:rFonts w:ascii="Times New Roman" w:hAnsi="Times New Roman"/>
+      <w:color w:val="000000"/>
+      <w:sz w:val="24"/>
+    </w:rPr>
     <w:tblPr>
       <w:tblStyleRowBandSize w:val="1"/>
       <w:tblStyleColBandSize w:val="1"/>
@@ -9381,6 +5664,11 @@
     <w:pPr>
       <w:spacing w:after="0" w:line="240" w:lineRule="auto"/>
     </w:pPr>
+    <w:rPr>
+      <w:rFonts w:ascii="Times New Roman" w:hAnsi="Times New Roman"/>
+      <w:color w:val="000000"/>
+      <w:sz w:val="24"/>
+    </w:rPr>
     <w:tblPr>
       <w:tblStyleRowBandSize w:val="1"/>
       <w:tblStyleColBandSize w:val="1"/>
@@ -9464,6 +5752,11 @@
     <w:pPr>
       <w:spacing w:after="0" w:line="240" w:lineRule="auto"/>
     </w:pPr>
+    <w:rPr>
+      <w:rFonts w:ascii="Times New Roman" w:hAnsi="Times New Roman"/>
+      <w:color w:val="000000"/>
+      <w:sz w:val="24"/>
+    </w:rPr>
     <w:tblPr>
       <w:tblStyleRowBandSize w:val="1"/>
       <w:tblStyleColBandSize w:val="1"/>
@@ -9547,6 +5840,11 @@
     <w:pPr>
       <w:spacing w:after="0" w:line="240" w:lineRule="auto"/>
     </w:pPr>
+    <w:rPr>
+      <w:rFonts w:ascii="Times New Roman" w:hAnsi="Times New Roman"/>
+      <w:color w:val="000000"/>
+      <w:sz w:val="24"/>
+    </w:rPr>
     <w:tblPr>
       <w:tblStyleRowBandSize w:val="1"/>
       <w:tblStyleColBandSize w:val="1"/>
@@ -9630,6 +5928,11 @@
     <w:pPr>
       <w:spacing w:after="0" w:line="240" w:lineRule="auto"/>
     </w:pPr>
+    <w:rPr>
+      <w:rFonts w:ascii="Times New Roman" w:hAnsi="Times New Roman"/>
+      <w:color w:val="000000"/>
+      <w:sz w:val="24"/>
+    </w:rPr>
     <w:tblPr>
       <w:tblStyleRowBandSize w:val="1"/>
       <w:tblStyleColBandSize w:val="1"/>
@@ -9736,6 +6039,11 @@
     <w:pPr>
       <w:spacing w:after="0" w:line="240" w:lineRule="auto"/>
     </w:pPr>
+    <w:rPr>
+      <w:rFonts w:ascii="Times New Roman" w:hAnsi="Times New Roman"/>
+      <w:color w:val="000000"/>
+      <w:sz w:val="24"/>
+    </w:rPr>
     <w:tblPr>
       <w:tblStyleRowBandSize w:val="1"/>
       <w:tblStyleColBandSize w:val="1"/>
@@ -9842,6 +6150,11 @@
     <w:pPr>
       <w:spacing w:after="0" w:line="240" w:lineRule="auto"/>
     </w:pPr>
+    <w:rPr>
+      <w:rFonts w:ascii="Times New Roman" w:hAnsi="Times New Roman"/>
+      <w:color w:val="000000"/>
+      <w:sz w:val="24"/>
+    </w:rPr>
     <w:tblPr>
       <w:tblStyleRowBandSize w:val="1"/>
       <w:tblStyleColBandSize w:val="1"/>
@@ -9948,6 +6261,11 @@
     <w:pPr>
       <w:spacing w:after="0" w:line="240" w:lineRule="auto"/>
     </w:pPr>
+    <w:rPr>
+      <w:rFonts w:ascii="Times New Roman" w:hAnsi="Times New Roman"/>
+      <w:color w:val="000000"/>
+      <w:sz w:val="24"/>
+    </w:rPr>
     <w:tblPr>
       <w:tblStyleRowBandSize w:val="1"/>
       <w:tblStyleColBandSize w:val="1"/>
@@ -10054,6 +6372,11 @@
     <w:pPr>
       <w:spacing w:after="0" w:line="240" w:lineRule="auto"/>
     </w:pPr>
+    <w:rPr>
+      <w:rFonts w:ascii="Times New Roman" w:hAnsi="Times New Roman"/>
+      <w:color w:val="000000"/>
+      <w:sz w:val="24"/>
+    </w:rPr>
     <w:tblPr>
       <w:tblStyleRowBandSize w:val="1"/>
       <w:tblStyleColBandSize w:val="1"/>
@@ -10160,6 +6483,11 @@
     <w:pPr>
       <w:spacing w:after="0" w:line="240" w:lineRule="auto"/>
     </w:pPr>
+    <w:rPr>
+      <w:rFonts w:ascii="Times New Roman" w:hAnsi="Times New Roman"/>
+      <w:color w:val="000000"/>
+      <w:sz w:val="24"/>
+    </w:rPr>
     <w:tblPr>
       <w:tblStyleRowBandSize w:val="1"/>
       <w:tblStyleColBandSize w:val="1"/>
@@ -10266,6 +6594,11 @@
     <w:pPr>
       <w:spacing w:after="0" w:line="240" w:lineRule="auto"/>
     </w:pPr>
+    <w:rPr>
+      <w:rFonts w:ascii="Times New Roman" w:hAnsi="Times New Roman"/>
+      <w:color w:val="000000"/>
+      <w:sz w:val="24"/>
+    </w:rPr>
     <w:tblPr>
       <w:tblStyleRowBandSize w:val="1"/>
       <w:tblStyleColBandSize w:val="1"/>
@@ -10372,6 +6705,11 @@
     <w:pPr>
       <w:spacing w:after="0" w:line="240" w:lineRule="auto"/>
     </w:pPr>
+    <w:rPr>
+      <w:rFonts w:ascii="Times New Roman" w:hAnsi="Times New Roman"/>
+      <w:color w:val="000000"/>
+      <w:sz w:val="24"/>
+    </w:rPr>
     <w:tblPr>
       <w:tblStyleRowBandSize w:val="1"/>
       <w:tblStyleColBandSize w:val="1"/>
@@ -10456,6 +6794,11 @@
     <w:pPr>
       <w:spacing w:after="0" w:line="240" w:lineRule="auto"/>
     </w:pPr>
+    <w:rPr>
+      <w:rFonts w:ascii="Times New Roman" w:hAnsi="Times New Roman"/>
+      <w:color w:val="000000"/>
+      <w:sz w:val="24"/>
+    </w:rPr>
     <w:tblPr>
       <w:tblStyleRowBandSize w:val="1"/>
       <w:tblStyleColBandSize w:val="1"/>
@@ -10540,6 +6883,11 @@
     <w:pPr>
       <w:spacing w:after="0" w:line="240" w:lineRule="auto"/>
     </w:pPr>
+    <w:rPr>
+      <w:rFonts w:ascii="Times New Roman" w:hAnsi="Times New Roman"/>
+      <w:color w:val="000000"/>
+      <w:sz w:val="24"/>
+    </w:rPr>
     <w:tblPr>
       <w:tblStyleRowBandSize w:val="1"/>
       <w:tblStyleColBandSize w:val="1"/>
@@ -10624,6 +6972,11 @@
     <w:pPr>
       <w:spacing w:after="0" w:line="240" w:lineRule="auto"/>
     </w:pPr>
+    <w:rPr>
+      <w:rFonts w:ascii="Times New Roman" w:hAnsi="Times New Roman"/>
+      <w:color w:val="000000"/>
+      <w:sz w:val="24"/>
+    </w:rPr>
     <w:tblPr>
       <w:tblStyleRowBandSize w:val="1"/>
       <w:tblStyleColBandSize w:val="1"/>
@@ -10708,6 +7061,11 @@
     <w:pPr>
       <w:spacing w:after="0" w:line="240" w:lineRule="auto"/>
     </w:pPr>
+    <w:rPr>
+      <w:rFonts w:ascii="Times New Roman" w:hAnsi="Times New Roman"/>
+      <w:color w:val="000000"/>
+      <w:sz w:val="24"/>
+    </w:rPr>
     <w:tblPr>
       <w:tblStyleRowBandSize w:val="1"/>
       <w:tblStyleColBandSize w:val="1"/>
@@ -10792,6 +7150,11 @@
     <w:pPr>
       <w:spacing w:after="0" w:line="240" w:lineRule="auto"/>
     </w:pPr>
+    <w:rPr>
+      <w:rFonts w:ascii="Times New Roman" w:hAnsi="Times New Roman"/>
+      <w:color w:val="000000"/>
+      <w:sz w:val="24"/>
+    </w:rPr>
     <w:tblPr>
       <w:tblStyleRowBandSize w:val="1"/>
       <w:tblStyleColBandSize w:val="1"/>
@@ -10876,6 +7239,11 @@
     <w:pPr>
       <w:spacing w:after="0" w:line="240" w:lineRule="auto"/>
     </w:pPr>
+    <w:rPr>
+      <w:rFonts w:ascii="Times New Roman" w:hAnsi="Times New Roman"/>
+      <w:color w:val="000000"/>
+      <w:sz w:val="24"/>
+    </w:rPr>
     <w:tblPr>
       <w:tblStyleRowBandSize w:val="1"/>
       <w:tblStyleColBandSize w:val="1"/>
@@ -10960,6 +7328,11 @@
     <w:pPr>
       <w:spacing w:after="0" w:line="240" w:lineRule="auto"/>
     </w:pPr>
+    <w:rPr>
+      <w:rFonts w:ascii="Times New Roman" w:hAnsi="Times New Roman"/>
+      <w:color w:val="000000"/>
+      <w:sz w:val="24"/>
+    </w:rPr>
     <w:tblPr>
       <w:tblStyleRowBandSize w:val="1"/>
       <w:tblStyleColBandSize w:val="1"/>
@@ -11044,6 +7417,11 @@
     <w:pPr>
       <w:spacing w:after="0" w:line="240" w:lineRule="auto"/>
     </w:pPr>
+    <w:rPr>
+      <w:rFonts w:ascii="Times New Roman" w:hAnsi="Times New Roman"/>
+      <w:color w:val="000000"/>
+      <w:sz w:val="24"/>
+    </w:rPr>
     <w:tblPr>
       <w:tblStyleRowBandSize w:val="1"/>
       <w:tblStyleColBandSize w:val="1"/>
@@ -11128,6 +7506,11 @@
     <w:pPr>
       <w:spacing w:after="0" w:line="240" w:lineRule="auto"/>
     </w:pPr>
+    <w:rPr>
+      <w:rFonts w:ascii="Times New Roman" w:hAnsi="Times New Roman"/>
+      <w:color w:val="000000"/>
+      <w:sz w:val="24"/>
+    </w:rPr>
     <w:tblPr>
       <w:tblStyleRowBandSize w:val="1"/>
       <w:tblStyleColBandSize w:val="1"/>
@@ -11212,6 +7595,11 @@
     <w:pPr>
       <w:spacing w:after="0" w:line="240" w:lineRule="auto"/>
     </w:pPr>
+    <w:rPr>
+      <w:rFonts w:ascii="Times New Roman" w:hAnsi="Times New Roman"/>
+      <w:color w:val="000000"/>
+      <w:sz w:val="24"/>
+    </w:rPr>
     <w:tblPr>
       <w:tblStyleRowBandSize w:val="1"/>
       <w:tblStyleColBandSize w:val="1"/>
@@ -11296,6 +7684,11 @@
     <w:pPr>
       <w:spacing w:after="0" w:line="240" w:lineRule="auto"/>
     </w:pPr>
+    <w:rPr>
+      <w:rFonts w:ascii="Times New Roman" w:hAnsi="Times New Roman"/>
+      <w:color w:val="000000"/>
+      <w:sz w:val="24"/>
+    </w:rPr>
     <w:tblPr>
       <w:tblStyleRowBandSize w:val="1"/>
       <w:tblStyleColBandSize w:val="1"/>
@@ -11380,6 +7773,11 @@
     <w:pPr>
       <w:spacing w:after="0" w:line="240" w:lineRule="auto"/>
     </w:pPr>
+    <w:rPr>
+      <w:rFonts w:ascii="Times New Roman" w:hAnsi="Times New Roman"/>
+      <w:color w:val="000000"/>
+      <w:sz w:val="24"/>
+    </w:rPr>
     <w:tblPr>
       <w:tblStyleRowBandSize w:val="1"/>
       <w:tblStyleColBandSize w:val="1"/>
@@ -11464,6 +7862,11 @@
     <w:pPr>
       <w:spacing w:after="0" w:line="240" w:lineRule="auto"/>
     </w:pPr>
+    <w:rPr>
+      <w:rFonts w:ascii="Times New Roman" w:hAnsi="Times New Roman"/>
+      <w:color w:val="000000"/>
+      <w:sz w:val="24"/>
+    </w:rPr>
     <w:tblPr>
       <w:tblStyleRowBandSize w:val="1"/>
       <w:tblStyleColBandSize w:val="1"/>
@@ -11548,6 +7951,11 @@
     <w:pPr>
       <w:spacing w:after="0" w:line="240" w:lineRule="auto"/>
     </w:pPr>
+    <w:rPr>
+      <w:rFonts w:ascii="Times New Roman" w:hAnsi="Times New Roman"/>
+      <w:color w:val="000000"/>
+      <w:sz w:val="24"/>
+    </w:rPr>
     <w:tblPr>
       <w:tblStyleRowBandSize w:val="1"/>
       <w:tblStyleColBandSize w:val="1"/>
@@ -11622,6 +8030,11 @@
     <w:pPr>
       <w:spacing w:after="0" w:line="240" w:lineRule="auto"/>
     </w:pPr>
+    <w:rPr>
+      <w:rFonts w:ascii="Times New Roman" w:hAnsi="Times New Roman"/>
+      <w:color w:val="000000"/>
+      <w:sz w:val="24"/>
+    </w:rPr>
     <w:tblPr>
       <w:tblStyleRowBandSize w:val="1"/>
       <w:tblStyleColBandSize w:val="1"/>
@@ -11696,6 +8109,11 @@
     <w:pPr>
       <w:spacing w:after="0" w:line="240" w:lineRule="auto"/>
     </w:pPr>
+    <w:rPr>
+      <w:rFonts w:ascii="Times New Roman" w:hAnsi="Times New Roman"/>
+      <w:color w:val="000000"/>
+      <w:sz w:val="24"/>
+    </w:rPr>
     <w:tblPr>
       <w:tblStyleRowBandSize w:val="1"/>
       <w:tblStyleColBandSize w:val="1"/>
@@ -11770,6 +8188,11 @@
     <w:pPr>
       <w:spacing w:after="0" w:line="240" w:lineRule="auto"/>
     </w:pPr>
+    <w:rPr>
+      <w:rFonts w:ascii="Times New Roman" w:hAnsi="Times New Roman"/>
+      <w:color w:val="000000"/>
+      <w:sz w:val="24"/>
+    </w:rPr>
     <w:tblPr>
       <w:tblStyleRowBandSize w:val="1"/>
       <w:tblStyleColBandSize w:val="1"/>
@@ -11844,6 +8267,11 @@
     <w:pPr>
       <w:spacing w:after="0" w:line="240" w:lineRule="auto"/>
     </w:pPr>
+    <w:rPr>
+      <w:rFonts w:ascii="Times New Roman" w:hAnsi="Times New Roman"/>
+      <w:color w:val="000000"/>
+      <w:sz w:val="24"/>
+    </w:rPr>
     <w:tblPr>
       <w:tblStyleRowBandSize w:val="1"/>
       <w:tblStyleColBandSize w:val="1"/>
@@ -11918,6 +8346,11 @@
     <w:pPr>
       <w:spacing w:after="0" w:line="240" w:lineRule="auto"/>
     </w:pPr>
+    <w:rPr>
+      <w:rFonts w:ascii="Times New Roman" w:hAnsi="Times New Roman"/>
+      <w:color w:val="000000"/>
+      <w:sz w:val="24"/>
+    </w:rPr>
     <w:tblPr>
       <w:tblStyleRowBandSize w:val="1"/>
       <w:tblStyleColBandSize w:val="1"/>
@@ -11992,6 +8425,11 @@
     <w:pPr>
       <w:spacing w:after="0" w:line="240" w:lineRule="auto"/>
     </w:pPr>
+    <w:rPr>
+      <w:rFonts w:ascii="Times New Roman" w:hAnsi="Times New Roman"/>
+      <w:color w:val="000000"/>
+      <w:sz w:val="24"/>
+    </w:rPr>
     <w:tblPr>
       <w:tblStyleRowBandSize w:val="1"/>
       <w:tblStyleColBandSize w:val="1"/>
@@ -12066,6 +8504,11 @@
     <w:pPr>
       <w:spacing w:after="0" w:line="240" w:lineRule="auto"/>
     </w:pPr>
+    <w:rPr>
+      <w:rFonts w:ascii="Times New Roman" w:hAnsi="Times New Roman"/>
+      <w:color w:val="000000"/>
+      <w:sz w:val="24"/>
+    </w:rPr>
     <w:tblPr>
       <w:tblStyleRowBandSize w:val="1"/>
       <w:tblStyleColBandSize w:val="1"/>
@@ -12183,6 +8626,11 @@
     <w:pPr>
       <w:spacing w:after="0" w:line="240" w:lineRule="auto"/>
     </w:pPr>
+    <w:rPr>
+      <w:rFonts w:ascii="Times New Roman" w:hAnsi="Times New Roman"/>
+      <w:color w:val="000000"/>
+      <w:sz w:val="24"/>
+    </w:rPr>
     <w:tblPr>
       <w:tblStyleRowBandSize w:val="1"/>
       <w:tblStyleColBandSize w:val="1"/>
@@ -12300,6 +8748,11 @@
     <w:pPr>
       <w:spacing w:after="0" w:line="240" w:lineRule="auto"/>
     </w:pPr>
+    <w:rPr>
+      <w:rFonts w:ascii="Times New Roman" w:hAnsi="Times New Roman"/>
+      <w:color w:val="000000"/>
+      <w:sz w:val="24"/>
+    </w:rPr>
     <w:tblPr>
       <w:tblStyleRowBandSize w:val="1"/>
       <w:tblStyleColBandSize w:val="1"/>
@@ -12417,6 +8870,11 @@
     <w:pPr>
       <w:spacing w:after="0" w:line="240" w:lineRule="auto"/>
     </w:pPr>
+    <w:rPr>
+      <w:rFonts w:ascii="Times New Roman" w:hAnsi="Times New Roman"/>
+      <w:color w:val="000000"/>
+      <w:sz w:val="24"/>
+    </w:rPr>
     <w:tblPr>
       <w:tblStyleRowBandSize w:val="1"/>
       <w:tblStyleColBandSize w:val="1"/>
@@ -12534,6 +8992,11 @@
     <w:pPr>
       <w:spacing w:after="0" w:line="240" w:lineRule="auto"/>
     </w:pPr>
+    <w:rPr>
+      <w:rFonts w:ascii="Times New Roman" w:hAnsi="Times New Roman"/>
+      <w:color w:val="000000"/>
+      <w:sz w:val="24"/>
+    </w:rPr>
     <w:tblPr>
       <w:tblStyleRowBandSize w:val="1"/>
       <w:tblStyleColBandSize w:val="1"/>
@@ -12651,6 +9114,11 @@
     <w:pPr>
       <w:spacing w:after="0" w:line="240" w:lineRule="auto"/>
     </w:pPr>
+    <w:rPr>
+      <w:rFonts w:ascii="Times New Roman" w:hAnsi="Times New Roman"/>
+      <w:color w:val="000000"/>
+      <w:sz w:val="24"/>
+    </w:rPr>
     <w:tblPr>
       <w:tblStyleRowBandSize w:val="1"/>
       <w:tblStyleColBandSize w:val="1"/>
@@ -12768,6 +9236,11 @@
     <w:pPr>
       <w:spacing w:after="0" w:line="240" w:lineRule="auto"/>
     </w:pPr>
+    <w:rPr>
+      <w:rFonts w:ascii="Times New Roman" w:hAnsi="Times New Roman"/>
+      <w:color w:val="000000"/>
+      <w:sz w:val="24"/>
+    </w:rPr>
     <w:tblPr>
       <w:tblStyleRowBandSize w:val="1"/>
       <w:tblStyleColBandSize w:val="1"/>
@@ -12885,6 +9358,11 @@
     <w:pPr>
       <w:spacing w:after="0" w:line="240" w:lineRule="auto"/>
     </w:pPr>
+    <w:rPr>
+      <w:rFonts w:ascii="Times New Roman" w:hAnsi="Times New Roman"/>
+      <w:color w:val="000000"/>
+      <w:sz w:val="24"/>
+    </w:rPr>
     <w:tblPr>
       <w:tblStyleRowBandSize w:val="1"/>
       <w:tblStyleColBandSize w:val="1"/>
@@ -12951,6 +9429,11 @@
     <w:pPr>
       <w:spacing w:after="0" w:line="240" w:lineRule="auto"/>
     </w:pPr>
+    <w:rPr>
+      <w:rFonts w:ascii="Times New Roman" w:hAnsi="Times New Roman"/>
+      <w:color w:val="000000"/>
+      <w:sz w:val="24"/>
+    </w:rPr>
     <w:tblPr>
       <w:tblStyleRowBandSize w:val="1"/>
       <w:tblStyleColBandSize w:val="1"/>
@@ -13017,6 +9500,11 @@
     <w:pPr>
       <w:spacing w:after="0" w:line="240" w:lineRule="auto"/>
     </w:pPr>
+    <w:rPr>
+      <w:rFonts w:ascii="Times New Roman" w:hAnsi="Times New Roman"/>
+      <w:color w:val="000000"/>
+      <w:sz w:val="24"/>
+    </w:rPr>
     <w:tblPr>
       <w:tblStyleRowBandSize w:val="1"/>
       <w:tblStyleColBandSize w:val="1"/>
@@ -13083,6 +9571,11 @@
     <w:pPr>
       <w:spacing w:after="0" w:line="240" w:lineRule="auto"/>
     </w:pPr>
+    <w:rPr>
+      <w:rFonts w:ascii="Times New Roman" w:hAnsi="Times New Roman"/>
+      <w:color w:val="000000"/>
+      <w:sz w:val="24"/>
+    </w:rPr>
     <w:tblPr>
       <w:tblStyleRowBandSize w:val="1"/>
       <w:tblStyleColBandSize w:val="1"/>
@@ -13149,6 +9642,11 @@
     <w:pPr>
       <w:spacing w:after="0" w:line="240" w:lineRule="auto"/>
     </w:pPr>
+    <w:rPr>
+      <w:rFonts w:ascii="Times New Roman" w:hAnsi="Times New Roman"/>
+      <w:color w:val="000000"/>
+      <w:sz w:val="24"/>
+    </w:rPr>
     <w:tblPr>
       <w:tblStyleRowBandSize w:val="1"/>
       <w:tblStyleColBandSize w:val="1"/>
@@ -13215,6 +9713,11 @@
     <w:pPr>
       <w:spacing w:after="0" w:line="240" w:lineRule="auto"/>
     </w:pPr>
+    <w:rPr>
+      <w:rFonts w:ascii="Times New Roman" w:hAnsi="Times New Roman"/>
+      <w:color w:val="000000"/>
+      <w:sz w:val="24"/>
+    </w:rPr>
     <w:tblPr>
       <w:tblStyleRowBandSize w:val="1"/>
       <w:tblStyleColBandSize w:val="1"/>
@@ -13281,6 +9784,11 @@
     <w:pPr>
       <w:spacing w:after="0" w:line="240" w:lineRule="auto"/>
     </w:pPr>
+    <w:rPr>
+      <w:rFonts w:ascii="Times New Roman" w:hAnsi="Times New Roman"/>
+      <w:color w:val="000000"/>
+      <w:sz w:val="24"/>
+    </w:rPr>
     <w:tblPr>
       <w:tblStyleRowBandSize w:val="1"/>
       <w:tblStyleColBandSize w:val="1"/>
@@ -13347,6 +9855,11 @@
     <w:pPr>
       <w:spacing w:after="0" w:line="240" w:lineRule="auto"/>
     </w:pPr>
+    <w:rPr>
+      <w:rFonts w:ascii="Times New Roman" w:hAnsi="Times New Roman"/>
+      <w:color w:val="000000"/>
+      <w:sz w:val="24"/>
+    </w:rPr>
     <w:tblPr>
       <w:tblStyleRowBandSize w:val="1"/>
       <w:tblStyleColBandSize w:val="1"/>
@@ -13436,6 +9949,11 @@
     <w:pPr>
       <w:spacing w:after="0" w:line="240" w:lineRule="auto"/>
     </w:pPr>
+    <w:rPr>
+      <w:rFonts w:ascii="Times New Roman" w:hAnsi="Times New Roman"/>
+      <w:color w:val="000000"/>
+      <w:sz w:val="24"/>
+    </w:rPr>
     <w:tblPr>
       <w:tblStyleRowBandSize w:val="1"/>
       <w:tblStyleColBandSize w:val="1"/>
@@ -13525,6 +10043,11 @@
     <w:pPr>
       <w:spacing w:after="0" w:line="240" w:lineRule="auto"/>
     </w:pPr>
+    <w:rPr>
+      <w:rFonts w:ascii="Times New Roman" w:hAnsi="Times New Roman"/>
+      <w:color w:val="000000"/>
+      <w:sz w:val="24"/>
+    </w:rPr>
     <w:tblPr>
       <w:tblStyleRowBandSize w:val="1"/>
       <w:tblStyleColBandSize w:val="1"/>
@@ -13614,6 +10137,11 @@
     <w:pPr>
       <w:spacing w:after="0" w:line="240" w:lineRule="auto"/>
     </w:pPr>
+    <w:rPr>
+      <w:rFonts w:ascii="Times New Roman" w:hAnsi="Times New Roman"/>
+      <w:color w:val="000000"/>
+      <w:sz w:val="24"/>
+    </w:rPr>
     <w:tblPr>
       <w:tblStyleRowBandSize w:val="1"/>
       <w:tblStyleColBandSize w:val="1"/>
@@ -13703,6 +10231,11 @@
     <w:pPr>
       <w:spacing w:after="0" w:line="240" w:lineRule="auto"/>
     </w:pPr>
+    <w:rPr>
+      <w:rFonts w:ascii="Times New Roman" w:hAnsi="Times New Roman"/>
+      <w:color w:val="000000"/>
+      <w:sz w:val="24"/>
+    </w:rPr>
     <w:tblPr>
       <w:tblStyleRowBandSize w:val="1"/>
       <w:tblStyleColBandSize w:val="1"/>
@@ -13792,6 +10325,11 @@
     <w:pPr>
       <w:spacing w:after="0" w:line="240" w:lineRule="auto"/>
     </w:pPr>
+    <w:rPr>
+      <w:rFonts w:ascii="Times New Roman" w:hAnsi="Times New Roman"/>
+      <w:color w:val="000000"/>
+      <w:sz w:val="24"/>
+    </w:rPr>
     <w:tblPr>
       <w:tblStyleRowBandSize w:val="1"/>
       <w:tblStyleColBandSize w:val="1"/>
@@ -13881,6 +10419,11 @@
     <w:pPr>
       <w:spacing w:after="0" w:line="240" w:lineRule="auto"/>
     </w:pPr>
+    <w:rPr>
+      <w:rFonts w:ascii="Times New Roman" w:hAnsi="Times New Roman"/>
+      <w:color w:val="000000"/>
+      <w:sz w:val="24"/>
+    </w:rPr>
     <w:tblPr>
       <w:tblStyleRowBandSize w:val="1"/>
       <w:tblStyleColBandSize w:val="1"/>
@@ -13970,6 +10513,11 @@
     <w:pPr>
       <w:spacing w:after="0" w:line="240" w:lineRule="auto"/>
     </w:pPr>
+    <w:rPr>
+      <w:rFonts w:ascii="Times New Roman" w:hAnsi="Times New Roman"/>
+      <w:color w:val="000000"/>
+      <w:sz w:val="24"/>
+    </w:rPr>
     <w:tblPr>
       <w:tblStyleRowBandSize w:val="1"/>
       <w:tblStyleColBandSize w:val="1"/>
@@ -14046,6 +10594,11 @@
     <w:pPr>
       <w:spacing w:after="0" w:line="240" w:lineRule="auto"/>
     </w:pPr>
+    <w:rPr>
+      <w:rFonts w:ascii="Times New Roman" w:hAnsi="Times New Roman"/>
+      <w:color w:val="000000"/>
+      <w:sz w:val="24"/>
+    </w:rPr>
     <w:tblPr>
       <w:tblStyleRowBandSize w:val="1"/>
       <w:tblStyleColBandSize w:val="1"/>
@@ -14122,6 +10675,11 @@
     <w:pPr>
       <w:spacing w:after="0" w:line="240" w:lineRule="auto"/>
     </w:pPr>
+    <w:rPr>
+      <w:rFonts w:ascii="Times New Roman" w:hAnsi="Times New Roman"/>
+      <w:color w:val="000000"/>
+      <w:sz w:val="24"/>
+    </w:rPr>
     <w:tblPr>
       <w:tblStyleRowBandSize w:val="1"/>
       <w:tblStyleColBandSize w:val="1"/>
@@ -14198,6 +10756,11 @@
     <w:pPr>
       <w:spacing w:after="0" w:line="240" w:lineRule="auto"/>
     </w:pPr>
+    <w:rPr>
+      <w:rFonts w:ascii="Times New Roman" w:hAnsi="Times New Roman"/>
+      <w:color w:val="000000"/>
+      <w:sz w:val="24"/>
+    </w:rPr>
     <w:tblPr>
       <w:tblStyleRowBandSize w:val="1"/>
       <w:tblStyleColBandSize w:val="1"/>
@@ -14274,6 +10837,11 @@
     <w:pPr>
       <w:spacing w:after="0" w:line="240" w:lineRule="auto"/>
     </w:pPr>
+    <w:rPr>
+      <w:rFonts w:ascii="Times New Roman" w:hAnsi="Times New Roman"/>
+      <w:color w:val="000000"/>
+      <w:sz w:val="24"/>
+    </w:rPr>
     <w:tblPr>
       <w:tblStyleRowBandSize w:val="1"/>
       <w:tblStyleColBandSize w:val="1"/>
@@ -14350,6 +10918,11 @@
     <w:pPr>
       <w:spacing w:after="0" w:line="240" w:lineRule="auto"/>
     </w:pPr>
+    <w:rPr>
+      <w:rFonts w:ascii="Times New Roman" w:hAnsi="Times New Roman"/>
+      <w:color w:val="000000"/>
+      <w:sz w:val="24"/>
+    </w:rPr>
     <w:tblPr>
       <w:tblStyleRowBandSize w:val="1"/>
       <w:tblStyleColBandSize w:val="1"/>
@@ -14426,6 +10999,11 @@
     <w:pPr>
       <w:spacing w:after="0" w:line="240" w:lineRule="auto"/>
     </w:pPr>
+    <w:rPr>
+      <w:rFonts w:ascii="Times New Roman" w:hAnsi="Times New Roman"/>
+      <w:color w:val="000000"/>
+      <w:sz w:val="24"/>
+    </w:rPr>
     <w:tblPr>
       <w:tblStyleRowBandSize w:val="1"/>
       <w:tblStyleColBandSize w:val="1"/>
@@ -14502,6 +11080,11 @@
     <w:pPr>
       <w:spacing w:after="0" w:line="240" w:lineRule="auto"/>
     </w:pPr>
+    <w:rPr>
+      <w:rFonts w:ascii="Times New Roman" w:hAnsi="Times New Roman"/>
+      <w:color w:val="000000"/>
+      <w:sz w:val="24"/>
+    </w:rPr>
     <w:tblPr>
       <w:tblStyleRowBandSize w:val="1"/>
       <w:tblStyleColBandSize w:val="1"/>
@@ -14573,6 +11156,11 @@
     <w:pPr>
       <w:spacing w:after="0" w:line="240" w:lineRule="auto"/>
     </w:pPr>
+    <w:rPr>
+      <w:rFonts w:ascii="Times New Roman" w:hAnsi="Times New Roman"/>
+      <w:color w:val="000000"/>
+      <w:sz w:val="24"/>
+    </w:rPr>
     <w:tblPr>
       <w:tblStyleRowBandSize w:val="1"/>
       <w:tblStyleColBandSize w:val="1"/>
@@ -14644,6 +11232,11 @@
     <w:pPr>
       <w:spacing w:after="0" w:line="240" w:lineRule="auto"/>
     </w:pPr>
+    <w:rPr>
+      <w:rFonts w:ascii="Times New Roman" w:hAnsi="Times New Roman"/>
+      <w:color w:val="000000"/>
+      <w:sz w:val="24"/>
+    </w:rPr>
     <w:tblPr>
       <w:tblStyleRowBandSize w:val="1"/>
       <w:tblStyleColBandSize w:val="1"/>
@@ -14715,6 +11308,11 @@
     <w:pPr>
       <w:spacing w:after="0" w:line="240" w:lineRule="auto"/>
     </w:pPr>
+    <w:rPr>
+      <w:rFonts w:ascii="Times New Roman" w:hAnsi="Times New Roman"/>
+      <w:color w:val="000000"/>
+      <w:sz w:val="24"/>
+    </w:rPr>
     <w:tblPr>
       <w:tblStyleRowBandSize w:val="1"/>
       <w:tblStyleColBandSize w:val="1"/>
@@ -14786,6 +11384,11 @@
     <w:pPr>
       <w:spacing w:after="0" w:line="240" w:lineRule="auto"/>
     </w:pPr>
+    <w:rPr>
+      <w:rFonts w:ascii="Times New Roman" w:hAnsi="Times New Roman"/>
+      <w:color w:val="000000"/>
+      <w:sz w:val="24"/>
+    </w:rPr>
     <w:tblPr>
       <w:tblStyleRowBandSize w:val="1"/>
       <w:tblStyleColBandSize w:val="1"/>
@@ -14857,6 +11460,11 @@
     <w:pPr>
       <w:spacing w:after="0" w:line="240" w:lineRule="auto"/>
     </w:pPr>
+    <w:rPr>
+      <w:rFonts w:ascii="Times New Roman" w:hAnsi="Times New Roman"/>
+      <w:color w:val="000000"/>
+      <w:sz w:val="24"/>
+    </w:rPr>
     <w:tblPr>
       <w:tblStyleRowBandSize w:val="1"/>
       <w:tblStyleColBandSize w:val="1"/>
@@ -14928,6 +11536,11 @@
     <w:pPr>
       <w:spacing w:after="0" w:line="240" w:lineRule="auto"/>
     </w:pPr>
+    <w:rPr>
+      <w:rFonts w:ascii="Times New Roman" w:hAnsi="Times New Roman"/>
+      <w:color w:val="000000"/>
+      <w:sz w:val="24"/>
+    </w:rPr>
     <w:tblPr>
       <w:tblStyleRowBandSize w:val="1"/>
       <w:tblStyleColBandSize w:val="1"/>
@@ -14999,6 +11612,11 @@
     <w:pPr>
       <w:spacing w:after="0" w:line="240" w:lineRule="auto"/>
     </w:pPr>
+    <w:rPr>
+      <w:rFonts w:ascii="Times New Roman" w:hAnsi="Times New Roman"/>
+      <w:color w:val="000000"/>
+      <w:sz w:val="24"/>
+    </w:rPr>
     <w:tblPr>
       <w:tblStyleRowBandSize w:val="1"/>
       <w:tblStyleColBandSize w:val="1"/>
@@ -15105,6 +11723,11 @@
     <w:pPr>
       <w:spacing w:after="0" w:line="240" w:lineRule="auto"/>
     </w:pPr>
+    <w:rPr>
+      <w:rFonts w:ascii="Times New Roman" w:hAnsi="Times New Roman"/>
+      <w:color w:val="000000"/>
+      <w:sz w:val="24"/>
+    </w:rPr>
     <w:tblPr>
       <w:tblStyleRowBandSize w:val="1"/>
       <w:tblStyleColBandSize w:val="1"/>
@@ -15211,6 +11834,11 @@
     <w:pPr>
       <w:spacing w:after="0" w:line="240" w:lineRule="auto"/>
     </w:pPr>
+    <w:rPr>
+      <w:rFonts w:ascii="Times New Roman" w:hAnsi="Times New Roman"/>
+      <w:color w:val="000000"/>
+      <w:sz w:val="24"/>
+    </w:rPr>
     <w:tblPr>
       <w:tblStyleRowBandSize w:val="1"/>
       <w:tblStyleColBandSize w:val="1"/>
@@ -15317,6 +11945,11 @@
     <w:pPr>
       <w:spacing w:after="0" w:line="240" w:lineRule="auto"/>
     </w:pPr>
+    <w:rPr>
+      <w:rFonts w:ascii="Times New Roman" w:hAnsi="Times New Roman"/>
+      <w:color w:val="000000"/>
+      <w:sz w:val="24"/>
+    </w:rPr>
     <w:tblPr>
       <w:tblStyleRowBandSize w:val="1"/>
       <w:tblStyleColBandSize w:val="1"/>
@@ -15423,6 +12056,11 @@
     <w:pPr>
       <w:spacing w:after="0" w:line="240" w:lineRule="auto"/>
     </w:pPr>
+    <w:rPr>
+      <w:rFonts w:ascii="Times New Roman" w:hAnsi="Times New Roman"/>
+      <w:color w:val="000000"/>
+      <w:sz w:val="24"/>
+    </w:rPr>
     <w:tblPr>
       <w:tblStyleRowBandSize w:val="1"/>
       <w:tblStyleColBandSize w:val="1"/>
@@ -15529,6 +12167,11 @@
     <w:pPr>
       <w:spacing w:after="0" w:line="240" w:lineRule="auto"/>
     </w:pPr>
+    <w:rPr>
+      <w:rFonts w:ascii="Times New Roman" w:hAnsi="Times New Roman"/>
+      <w:color w:val="000000"/>
+      <w:sz w:val="24"/>
+    </w:rPr>
     <w:tblPr>
       <w:tblStyleRowBandSize w:val="1"/>
       <w:tblStyleColBandSize w:val="1"/>
@@ -15635,6 +12278,11 @@
     <w:pPr>
       <w:spacing w:after="0" w:line="240" w:lineRule="auto"/>
     </w:pPr>
+    <w:rPr>
+      <w:rFonts w:ascii="Times New Roman" w:hAnsi="Times New Roman"/>
+      <w:color w:val="000000"/>
+      <w:sz w:val="24"/>
+    </w:rPr>
     <w:tblPr>
       <w:tblStyleRowBandSize w:val="1"/>
       <w:tblStyleColBandSize w:val="1"/>
@@ -15741,6 +12389,11 @@
     <w:pPr>
       <w:spacing w:after="0" w:line="240" w:lineRule="auto"/>
     </w:pPr>
+    <w:rPr>
+      <w:rFonts w:ascii="Times New Roman" w:hAnsi="Times New Roman"/>
+      <w:color w:val="000000"/>
+      <w:sz w:val="24"/>
+    </w:rPr>
     <w:tblPr>
       <w:tblStyleRowBandSize w:val="1"/>
       <w:tblStyleColBandSize w:val="1"/>
@@ -15817,6 +12470,11 @@
     <w:pPr>
       <w:spacing w:after="0" w:line="240" w:lineRule="auto"/>
     </w:pPr>
+    <w:rPr>
+      <w:rFonts w:ascii="Times New Roman" w:hAnsi="Times New Roman"/>
+      <w:color w:val="000000"/>
+      <w:sz w:val="24"/>
+    </w:rPr>
     <w:tblPr>
       <w:tblStyleRowBandSize w:val="1"/>
       <w:tblStyleColBandSize w:val="1"/>
@@ -15893,6 +12551,11 @@
     <w:pPr>
       <w:spacing w:after="0" w:line="240" w:lineRule="auto"/>
     </w:pPr>
+    <w:rPr>
+      <w:rFonts w:ascii="Times New Roman" w:hAnsi="Times New Roman"/>
+      <w:color w:val="000000"/>
+      <w:sz w:val="24"/>
+    </w:rPr>
     <w:tblPr>
       <w:tblStyleRowBandSize w:val="1"/>
       <w:tblStyleColBandSize w:val="1"/>
@@ -15969,6 +12632,11 @@
     <w:pPr>
       <w:spacing w:after="0" w:line="240" w:lineRule="auto"/>
     </w:pPr>
+    <w:rPr>
+      <w:rFonts w:ascii="Times New Roman" w:hAnsi="Times New Roman"/>
+      <w:color w:val="000000"/>
+      <w:sz w:val="24"/>
+    </w:rPr>
     <w:tblPr>
       <w:tblStyleRowBandSize w:val="1"/>
       <w:tblStyleColBandSize w:val="1"/>
@@ -16045,6 +12713,11 @@
     <w:pPr>
       <w:spacing w:after="0" w:line="240" w:lineRule="auto"/>
     </w:pPr>
+    <w:rPr>
+      <w:rFonts w:ascii="Times New Roman" w:hAnsi="Times New Roman"/>
+      <w:color w:val="000000"/>
+      <w:sz w:val="24"/>
+    </w:rPr>
     <w:tblPr>
       <w:tblStyleRowBandSize w:val="1"/>
       <w:tblStyleColBandSize w:val="1"/>
@@ -16121,6 +12794,11 @@
     <w:pPr>
       <w:spacing w:after="0" w:line="240" w:lineRule="auto"/>
     </w:pPr>
+    <w:rPr>
+      <w:rFonts w:ascii="Times New Roman" w:hAnsi="Times New Roman"/>
+      <w:color w:val="000000"/>
+      <w:sz w:val="24"/>
+    </w:rPr>
     <w:tblPr>
       <w:tblStyleRowBandSize w:val="1"/>
       <w:tblStyleColBandSize w:val="1"/>
@@ -16197,6 +12875,11 @@
     <w:pPr>
       <w:spacing w:after="0" w:line="240" w:lineRule="auto"/>
     </w:pPr>
+    <w:rPr>
+      <w:rFonts w:ascii="Times New Roman" w:hAnsi="Times New Roman"/>
+      <w:color w:val="000000"/>
+      <w:sz w:val="24"/>
+    </w:rPr>
     <w:tblPr>
       <w:tblStyleRowBandSize w:val="1"/>
       <w:tblStyleColBandSize w:val="1"/>
@@ -16273,6 +12956,11 @@
     <w:pPr>
       <w:spacing w:after="0" w:line="240" w:lineRule="auto"/>
     </w:pPr>
+    <w:rPr>
+      <w:rFonts w:ascii="Times New Roman" w:hAnsi="Times New Roman"/>
+      <w:color w:val="000000"/>
+      <w:sz w:val="24"/>
+    </w:rPr>
     <w:tblPr>
       <w:tblStyleRowBandSize w:val="1"/>
       <w:tblStyleColBandSize w:val="1"/>
@@ -16387,6 +13075,11 @@
     <w:pPr>
       <w:spacing w:after="0" w:line="240" w:lineRule="auto"/>
     </w:pPr>
+    <w:rPr>
+      <w:rFonts w:ascii="Times New Roman" w:hAnsi="Times New Roman"/>
+      <w:color w:val="000000"/>
+      <w:sz w:val="24"/>
+    </w:rPr>
     <w:tblPr>
       <w:tblStyleRowBandSize w:val="1"/>
       <w:tblStyleColBandSize w:val="1"/>
@@ -16501,6 +13194,11 @@
     <w:pPr>
       <w:spacing w:after="0" w:line="240" w:lineRule="auto"/>
     </w:pPr>
+    <w:rPr>
+      <w:rFonts w:ascii="Times New Roman" w:hAnsi="Times New Roman"/>
+      <w:color w:val="000000"/>
+      <w:sz w:val="24"/>
+    </w:rPr>
     <w:tblPr>
       <w:tblStyleRowBandSize w:val="1"/>
       <w:tblStyleColBandSize w:val="1"/>
@@ -16615,6 +13313,11 @@
     <w:pPr>
       <w:spacing w:after="0" w:line="240" w:lineRule="auto"/>
     </w:pPr>
+    <w:rPr>
+      <w:rFonts w:ascii="Times New Roman" w:hAnsi="Times New Roman"/>
+      <w:color w:val="000000"/>
+      <w:sz w:val="24"/>
+    </w:rPr>
     <w:tblPr>
       <w:tblStyleRowBandSize w:val="1"/>
       <w:tblStyleColBandSize w:val="1"/>
@@ -16729,6 +13432,11 @@
     <w:pPr>
       <w:spacing w:after="0" w:line="240" w:lineRule="auto"/>
     </w:pPr>
+    <w:rPr>
+      <w:rFonts w:ascii="Times New Roman" w:hAnsi="Times New Roman"/>
+      <w:color w:val="000000"/>
+      <w:sz w:val="24"/>
+    </w:rPr>
     <w:tblPr>
       <w:tblStyleRowBandSize w:val="1"/>
       <w:tblStyleColBandSize w:val="1"/>
@@ -16843,6 +13551,11 @@
     <w:pPr>
       <w:spacing w:after="0" w:line="240" w:lineRule="auto"/>
     </w:pPr>
+    <w:rPr>
+      <w:rFonts w:ascii="Times New Roman" w:hAnsi="Times New Roman"/>
+      <w:color w:val="000000"/>
+      <w:sz w:val="24"/>
+    </w:rPr>
     <w:tblPr>
       <w:tblStyleRowBandSize w:val="1"/>
       <w:tblStyleColBandSize w:val="1"/>
@@ -16957,6 +13670,11 @@
     <w:pPr>
       <w:spacing w:after="0" w:line="240" w:lineRule="auto"/>
     </w:pPr>
+    <w:rPr>
+      <w:rFonts w:ascii="Times New Roman" w:hAnsi="Times New Roman"/>
+      <w:color w:val="000000"/>
+      <w:sz w:val="24"/>
+    </w:rPr>
     <w:tblPr>
       <w:tblStyleRowBandSize w:val="1"/>
       <w:tblStyleColBandSize w:val="1"/>
@@ -17072,8 +13790,9 @@
       <w:spacing w:after="0" w:line="240" w:lineRule="auto"/>
     </w:pPr>
     <w:rPr>
-      <w:color w:val="404040"/>
-      <w:sz w:val="20"/>
+      <w:rFonts w:ascii="Times New Roman" w:hAnsi="Times New Roman"/>
+      <w:color w:val="000000"/>
+      <w:sz w:val="24"/>
       <w:szCs w:val="20"/>
       <w:lang w:eastAsia="ru-RU"/>
     </w:rPr>
@@ -17170,8 +13889,9 @@
       <w:spacing w:after="0" w:line="240" w:lineRule="auto"/>
     </w:pPr>
     <w:rPr>
-      <w:color w:val="404040"/>
-      <w:sz w:val="20"/>
+      <w:rFonts w:ascii="Times New Roman" w:hAnsi="Times New Roman"/>
+      <w:color w:val="000000"/>
+      <w:sz w:val="24"/>
       <w:szCs w:val="20"/>
       <w:lang w:eastAsia="ru-RU"/>
     </w:rPr>
@@ -17268,8 +13988,9 @@
       <w:spacing w:after="0" w:line="240" w:lineRule="auto"/>
     </w:pPr>
     <w:rPr>
-      <w:color w:val="404040"/>
-      <w:sz w:val="20"/>
+      <w:rFonts w:ascii="Times New Roman" w:hAnsi="Times New Roman"/>
+      <w:color w:val="000000"/>
+      <w:sz w:val="24"/>
       <w:szCs w:val="20"/>
       <w:lang w:eastAsia="ru-RU"/>
     </w:rPr>
@@ -17366,8 +14087,9 @@
       <w:spacing w:after="0" w:line="240" w:lineRule="auto"/>
     </w:pPr>
     <w:rPr>
-      <w:color w:val="404040"/>
-      <w:sz w:val="20"/>
+      <w:rFonts w:ascii="Times New Roman" w:hAnsi="Times New Roman"/>
+      <w:color w:val="000000"/>
+      <w:sz w:val="24"/>
       <w:szCs w:val="20"/>
       <w:lang w:eastAsia="ru-RU"/>
     </w:rPr>
@@ -17464,8 +14186,9 @@
       <w:spacing w:after="0" w:line="240" w:lineRule="auto"/>
     </w:pPr>
     <w:rPr>
-      <w:color w:val="404040"/>
-      <w:sz w:val="20"/>
+      <w:rFonts w:ascii="Times New Roman" w:hAnsi="Times New Roman"/>
+      <w:color w:val="000000"/>
+      <w:sz w:val="24"/>
       <w:szCs w:val="20"/>
       <w:lang w:eastAsia="ru-RU"/>
     </w:rPr>
@@ -17562,8 +14285,9 @@
       <w:spacing w:after="0" w:line="240" w:lineRule="auto"/>
     </w:pPr>
     <w:rPr>
-      <w:color w:val="404040"/>
-      <w:sz w:val="20"/>
+      <w:rFonts w:ascii="Times New Roman" w:hAnsi="Times New Roman"/>
+      <w:color w:val="000000"/>
+      <w:sz w:val="24"/>
       <w:szCs w:val="20"/>
       <w:lang w:eastAsia="ru-RU"/>
     </w:rPr>
@@ -17660,8 +14384,9 @@
       <w:spacing w:after="0" w:line="240" w:lineRule="auto"/>
     </w:pPr>
     <w:rPr>
-      <w:color w:val="404040"/>
-      <w:sz w:val="20"/>
+      <w:rFonts w:ascii="Times New Roman" w:hAnsi="Times New Roman"/>
+      <w:color w:val="000000"/>
+      <w:sz w:val="24"/>
       <w:szCs w:val="20"/>
       <w:lang w:eastAsia="ru-RU"/>
     </w:rPr>
@@ -17758,8 +14483,9 @@
       <w:spacing w:after="0" w:line="240" w:lineRule="auto"/>
     </w:pPr>
     <w:rPr>
-      <w:color w:val="404040"/>
-      <w:sz w:val="20"/>
+      <w:rFonts w:ascii="Times New Roman" w:hAnsi="Times New Roman"/>
+      <w:color w:val="000000"/>
+      <w:sz w:val="24"/>
       <w:szCs w:val="20"/>
       <w:lang w:eastAsia="ru-RU"/>
     </w:rPr>
@@ -17864,8 +14590,9 @@
       <w:spacing w:after="0" w:line="240" w:lineRule="auto"/>
     </w:pPr>
     <w:rPr>
-      <w:color w:val="404040"/>
-      <w:sz w:val="20"/>
+      <w:rFonts w:ascii="Times New Roman" w:hAnsi="Times New Roman"/>
+      <w:color w:val="000000"/>
+      <w:sz w:val="24"/>
       <w:szCs w:val="20"/>
       <w:lang w:eastAsia="ru-RU"/>
     </w:rPr>
@@ -17970,8 +14697,9 @@
       <w:spacing w:after="0" w:line="240" w:lineRule="auto"/>
     </w:pPr>
     <w:rPr>
-      <w:color w:val="404040"/>
-      <w:sz w:val="20"/>
+      <w:rFonts w:ascii="Times New Roman" w:hAnsi="Times New Roman"/>
+      <w:color w:val="000000"/>
+      <w:sz w:val="24"/>
       <w:szCs w:val="20"/>
       <w:lang w:eastAsia="ru-RU"/>
     </w:rPr>
@@ -18076,8 +14804,9 @@
       <w:spacing w:after="0" w:line="240" w:lineRule="auto"/>
     </w:pPr>
     <w:rPr>
-      <w:color w:val="404040"/>
-      <w:sz w:val="20"/>
+      <w:rFonts w:ascii="Times New Roman" w:hAnsi="Times New Roman"/>
+      <w:color w:val="000000"/>
+      <w:sz w:val="24"/>
       <w:szCs w:val="20"/>
       <w:lang w:eastAsia="ru-RU"/>
     </w:rPr>
@@ -18182,8 +14911,9 @@
       <w:spacing w:after="0" w:line="240" w:lineRule="auto"/>
     </w:pPr>
     <w:rPr>
-      <w:color w:val="404040"/>
-      <w:sz w:val="20"/>
+      <w:rFonts w:ascii="Times New Roman" w:hAnsi="Times New Roman"/>
+      <w:color w:val="000000"/>
+      <w:sz w:val="24"/>
       <w:szCs w:val="20"/>
       <w:lang w:eastAsia="ru-RU"/>
     </w:rPr>
@@ -18288,8 +15018,9 @@
       <w:spacing w:after="0" w:line="240" w:lineRule="auto"/>
     </w:pPr>
     <w:rPr>
-      <w:color w:val="404040"/>
-      <w:sz w:val="20"/>
+      <w:rFonts w:ascii="Times New Roman" w:hAnsi="Times New Roman"/>
+      <w:color w:val="000000"/>
+      <w:sz w:val="24"/>
       <w:szCs w:val="20"/>
       <w:lang w:eastAsia="ru-RU"/>
     </w:rPr>
@@ -18394,8 +15125,9 @@
       <w:spacing w:after="0" w:line="240" w:lineRule="auto"/>
     </w:pPr>
     <w:rPr>
-      <w:color w:val="404040"/>
-      <w:sz w:val="20"/>
+      <w:rFonts w:ascii="Times New Roman" w:hAnsi="Times New Roman"/>
+      <w:color w:val="000000"/>
+      <w:sz w:val="24"/>
       <w:szCs w:val="20"/>
       <w:lang w:eastAsia="ru-RU"/>
     </w:rPr>
@@ -18499,6 +15231,11 @@
     <w:pPr>
       <w:spacing w:after="0" w:line="240" w:lineRule="auto"/>
     </w:pPr>
+    <w:rPr>
+      <w:rFonts w:ascii="Times New Roman" w:hAnsi="Times New Roman"/>
+      <w:color w:val="000000"/>
+      <w:sz w:val="24"/>
+    </w:rPr>
     <w:tblPr>
       <w:tblStyleRowBandSize w:val="1"/>
       <w:tblStyleColBandSize w:val="1"/>
@@ -18581,6 +15318,11 @@
     <w:pPr>
       <w:spacing w:after="0" w:line="240" w:lineRule="auto"/>
     </w:pPr>
+    <w:rPr>
+      <w:rFonts w:ascii="Times New Roman" w:hAnsi="Times New Roman"/>
+      <w:color w:val="000000"/>
+      <w:sz w:val="24"/>
+    </w:rPr>
     <w:tblPr>
       <w:tblStyleRowBandSize w:val="1"/>
       <w:tblStyleColBandSize w:val="1"/>
@@ -18663,6 +15405,11 @@
     <w:pPr>
       <w:spacing w:after="0" w:line="240" w:lineRule="auto"/>
     </w:pPr>
+    <w:rPr>
+      <w:rFonts w:ascii="Times New Roman" w:hAnsi="Times New Roman"/>
+      <w:color w:val="000000"/>
+      <w:sz w:val="24"/>
+    </w:rPr>
     <w:tblPr>
       <w:tblStyleRowBandSize w:val="1"/>
       <w:tblStyleColBandSize w:val="1"/>
@@ -18745,6 +15492,11 @@
     <w:pPr>
       <w:spacing w:after="0" w:line="240" w:lineRule="auto"/>
     </w:pPr>
+    <w:rPr>
+      <w:rFonts w:ascii="Times New Roman" w:hAnsi="Times New Roman"/>
+      <w:color w:val="000000"/>
+      <w:sz w:val="24"/>
+    </w:rPr>
     <w:tblPr>
       <w:tblStyleRowBandSize w:val="1"/>
       <w:tblStyleColBandSize w:val="1"/>
@@ -18827,6 +15579,11 @@
     <w:pPr>
       <w:spacing w:after="0" w:line="240" w:lineRule="auto"/>
     </w:pPr>
+    <w:rPr>
+      <w:rFonts w:ascii="Times New Roman" w:hAnsi="Times New Roman"/>
+      <w:color w:val="000000"/>
+      <w:sz w:val="24"/>
+    </w:rPr>
     <w:tblPr>
       <w:tblStyleRowBandSize w:val="1"/>
       <w:tblStyleColBandSize w:val="1"/>
@@ -18909,6 +15666,11 @@
     <w:pPr>
       <w:spacing w:after="0" w:line="240" w:lineRule="auto"/>
     </w:pPr>
+    <w:rPr>
+      <w:rFonts w:ascii="Times New Roman" w:hAnsi="Times New Roman"/>
+      <w:color w:val="000000"/>
+      <w:sz w:val="24"/>
+    </w:rPr>
     <w:tblPr>
       <w:tblStyleRowBandSize w:val="1"/>
       <w:tblStyleColBandSize w:val="1"/>
@@ -18991,6 +15753,11 @@
     <w:pPr>
       <w:spacing w:after="0" w:line="240" w:lineRule="auto"/>
     </w:pPr>
+    <w:rPr>
+      <w:rFonts w:ascii="Times New Roman" w:hAnsi="Times New Roman"/>
+      <w:color w:val="000000"/>
+      <w:sz w:val="24"/>
+    </w:rPr>
     <w:tblPr>
       <w:tblStyleRowBandSize w:val="1"/>
       <w:tblStyleColBandSize w:val="1"/>
@@ -19071,7 +15838,9 @@
     <w:uiPriority w:val="99"/>
     <w:unhideWhenUsed/>
     <w:rPr>
-      <w:color w:val="0563C1" w:themeColor="hyperlink"/>
+      <w:rFonts w:ascii="Times New Roman" w:hAnsi="Times New Roman"/>
+      <w:color w:val="000000"/>
+      <w:sz w:val="24"/>
       <w:u w:val="single"/>
     </w:rPr>
   </w:style>
@@ -19086,7 +15855,9 @@
       <w:spacing w:after="40" w:line="240" w:lineRule="auto"/>
     </w:pPr>
     <w:rPr>
-      <w:sz w:val="18"/>
+      <w:rFonts w:ascii="Times New Roman" w:hAnsi="Times New Roman"/>
+      <w:color w:val="000000"/>
+      <w:sz w:val="24"/>
     </w:rPr>
   </w:style>
   <w:style w:type="character" w:customStyle="1" w:styleId="af3">
@@ -19094,7 +15865,9 @@
     <w:link w:val="af2"/>
     <w:uiPriority w:val="99"/>
     <w:rPr>
-      <w:sz w:val="18"/>
+      <w:rFonts w:ascii="Times New Roman" w:hAnsi="Times New Roman"/>
+      <w:color w:val="000000"/>
+      <w:sz w:val="24"/>
     </w:rPr>
   </w:style>
   <w:style w:type="character" w:styleId="af4">
@@ -19103,6 +15876,9 @@
     <w:uiPriority w:val="99"/>
     <w:unhideWhenUsed/>
     <w:rPr>
+      <w:rFonts w:ascii="Times New Roman" w:hAnsi="Times New Roman"/>
+      <w:color w:val="000000"/>
+      <w:sz w:val="24"/>
       <w:vertAlign w:val="superscript"/>
     </w:rPr>
   </w:style>
@@ -19117,7 +15893,9 @@
       <w:spacing w:after="0" w:line="240" w:lineRule="auto"/>
     </w:pPr>
     <w:rPr>
-      <w:sz w:val="20"/>
+      <w:rFonts w:ascii="Times New Roman" w:hAnsi="Times New Roman"/>
+      <w:color w:val="000000"/>
+      <w:sz w:val="24"/>
     </w:rPr>
   </w:style>
   <w:style w:type="character" w:customStyle="1" w:styleId="af6">
@@ -19125,7 +15903,9 @@
     <w:link w:val="af5"/>
     <w:uiPriority w:val="99"/>
     <w:rPr>
-      <w:sz w:val="20"/>
+      <w:rFonts w:ascii="Times New Roman" w:hAnsi="Times New Roman"/>
+      <w:color w:val="000000"/>
+      <w:sz w:val="24"/>
     </w:rPr>
   </w:style>
   <w:style w:type="character" w:styleId="af7">
@@ -19135,6 +15915,9 @@
     <w:semiHidden/>
     <w:unhideWhenUsed/>
     <w:rPr>
+      <w:rFonts w:ascii="Times New Roman" w:hAnsi="Times New Roman"/>
+      <w:color w:val="000000"/>
+      <w:sz w:val="24"/>
       <w:vertAlign w:val="superscript"/>
     </w:rPr>
   </w:style>
@@ -19147,6 +15930,11 @@
     <w:pPr>
       <w:spacing w:after="57"/>
     </w:pPr>
+    <w:rPr>
+      <w:rFonts w:ascii="Times New Roman" w:hAnsi="Times New Roman"/>
+      <w:color w:val="000000"/>
+      <w:sz w:val="24"/>
+    </w:rPr>
   </w:style>
   <w:style w:type="paragraph" w:styleId="24">
     <w:name w:val="toc 2"/>
@@ -19158,6 +15946,11 @@
       <w:spacing w:after="57"/>
       <w:ind w:left="283"/>
     </w:pPr>
+    <w:rPr>
+      <w:rFonts w:ascii="Times New Roman" w:hAnsi="Times New Roman"/>
+      <w:color w:val="000000"/>
+      <w:sz w:val="24"/>
+    </w:rPr>
   </w:style>
   <w:style w:type="paragraph" w:styleId="32">
     <w:name w:val="toc 3"/>
@@ -19169,6 +15962,11 @@
       <w:spacing w:after="57"/>
       <w:ind w:left="567"/>
     </w:pPr>
+    <w:rPr>
+      <w:rFonts w:ascii="Times New Roman" w:hAnsi="Times New Roman"/>
+      <w:color w:val="000000"/>
+      <w:sz w:val="24"/>
+    </w:rPr>
   </w:style>
   <w:style w:type="paragraph" w:styleId="42">
     <w:name w:val="toc 4"/>
@@ -19180,6 +15978,11 @@
       <w:spacing w:after="57"/>
       <w:ind w:left="850"/>
     </w:pPr>
+    <w:rPr>
+      <w:rFonts w:ascii="Times New Roman" w:hAnsi="Times New Roman"/>
+      <w:color w:val="000000"/>
+      <w:sz w:val="24"/>
+    </w:rPr>
   </w:style>
   <w:style w:type="paragraph" w:styleId="52">
     <w:name w:val="toc 5"/>
@@ -19191,6 +15994,11 @@
       <w:spacing w:after="57"/>
       <w:ind w:left="1134"/>
     </w:pPr>
+    <w:rPr>
+      <w:rFonts w:ascii="Times New Roman" w:hAnsi="Times New Roman"/>
+      <w:color w:val="000000"/>
+      <w:sz w:val="24"/>
+    </w:rPr>
   </w:style>
   <w:style w:type="paragraph" w:styleId="61">
     <w:name w:val="toc 6"/>
@@ -19202,6 +16010,11 @@
       <w:spacing w:after="57"/>
       <w:ind w:left="1417"/>
     </w:pPr>
+    <w:rPr>
+      <w:rFonts w:ascii="Times New Roman" w:hAnsi="Times New Roman"/>
+      <w:color w:val="000000"/>
+      <w:sz w:val="24"/>
+    </w:rPr>
   </w:style>
   <w:style w:type="paragraph" w:styleId="71">
     <w:name w:val="toc 7"/>
@@ -19213,6 +16026,11 @@
       <w:spacing w:after="57"/>
       <w:ind w:left="1701"/>
     </w:pPr>
+    <w:rPr>
+      <w:rFonts w:ascii="Times New Roman" w:hAnsi="Times New Roman"/>
+      <w:color w:val="000000"/>
+      <w:sz w:val="24"/>
+    </w:rPr>
   </w:style>
   <w:style w:type="paragraph" w:styleId="81">
     <w:name w:val="toc 8"/>
@@ -19224,6 +16042,11 @@
       <w:spacing w:after="57"/>
       <w:ind w:left="1984"/>
     </w:pPr>
+    <w:rPr>
+      <w:rFonts w:ascii="Times New Roman" w:hAnsi="Times New Roman"/>
+      <w:color w:val="000000"/>
+      <w:sz w:val="24"/>
+    </w:rPr>
   </w:style>
   <w:style w:type="paragraph" w:styleId="91">
     <w:name w:val="toc 9"/>
@@ -19235,11 +16058,21 @@
       <w:spacing w:after="57"/>
       <w:ind w:left="2268"/>
     </w:pPr>
+    <w:rPr>
+      <w:rFonts w:ascii="Times New Roman" w:hAnsi="Times New Roman"/>
+      <w:color w:val="000000"/>
+      <w:sz w:val="24"/>
+    </w:rPr>
   </w:style>
   <w:style w:type="paragraph" w:styleId="af8">
     <w:name w:val="TOC Heading"/>
     <w:uiPriority w:val="39"/>
     <w:unhideWhenUsed/>
+    <w:rPr>
+      <w:rFonts w:ascii="Times New Roman" w:hAnsi="Times New Roman"/>
+      <w:color w:val="000000"/>
+      <w:sz w:val="24"/>
+    </w:rPr>
   </w:style>
   <w:style w:type="paragraph" w:styleId="af9">
     <w:name w:val="table of figures"/>
@@ -19250,6 +16083,11 @@
     <w:pPr>
       <w:spacing w:after="0"/>
     </w:pPr>
+    <w:rPr>
+      <w:rFonts w:ascii="Times New Roman" w:hAnsi="Times New Roman"/>
+      <w:color w:val="000000"/>
+      <w:sz w:val="24"/>
+    </w:rPr>
   </w:style>
   <w:style w:type="paragraph" w:styleId="afa">
     <w:name w:val="Body Text"/>
@@ -19261,7 +16099,8 @@
       <w:spacing w:after="120" w:line="240" w:lineRule="auto"/>
     </w:pPr>
     <w:rPr>
-      <w:rFonts w:ascii="Times New Roman" w:eastAsia="Times New Roman" w:hAnsi="Times New Roman"/>
+      <w:rFonts w:eastAsia="Times New Roman" w:ascii="Times New Roman" w:hAnsi="Times New Roman"/>
+      <w:color w:val="000000"/>
       <w:sz w:val="24"/>
       <w:szCs w:val="24"/>
       <w:lang w:eastAsia="ru-RU"/>
@@ -19274,6 +16113,7 @@
     <w:uiPriority w:val="99"/>
     <w:rPr>
       <w:rFonts w:ascii="Times New Roman" w:eastAsia="Times New Roman" w:hAnsi="Times New Roman" w:cs="Times New Roman"/>
+      <w:color w:val="000000"/>
       <w:sz w:val="24"/>
       <w:szCs w:val="24"/>
       <w:lang w:eastAsia="ru-RU"/>
@@ -19291,7 +16131,8 @@
     </w:pPr>
     <w:rPr>
       <w:rFonts w:ascii="Times New Roman" w:hAnsi="Times New Roman"/>
-      <w:sz w:val="28"/>
+      <w:color w:val="000000"/>
+      <w:sz w:val="24"/>
       <w:szCs w:val="28"/>
     </w:rPr>
   </w:style>
@@ -19302,7 +16143,8 @@
     <w:rsid w:val="00FF22EB"/>
     <w:rPr>
       <w:rFonts w:ascii="Times New Roman" w:eastAsia="Calibri" w:hAnsi="Times New Roman" w:cs="Times New Roman"/>
-      <w:sz w:val="28"/>
+      <w:color w:val="000000"/>
+      <w:sz w:val="24"/>
       <w:szCs w:val="28"/>
     </w:rPr>
   </w:style>
@@ -19316,7 +16158,9 @@
       <w:spacing w:before="180" w:after="180"/>
     </w:pPr>
     <w:rPr>
-      <w:rFonts w:asciiTheme="minorHAnsi" w:eastAsiaTheme="minorHAnsi" w:hAnsiTheme="minorHAnsi" w:cstheme="minorBidi"/>
+      <w:rFonts w:asciiTheme="minorHAnsi" w:eastAsiaTheme="minorHAnsi" w:hAnsiTheme="minorHAnsi" w:cstheme="minorBidi" w:ascii="Times New Roman" w:hAnsi="Times New Roman"/>
+      <w:color w:val="000000"/>
+      <w:sz w:val="24"/>
       <w:lang w:val="en-US" w:eastAsia="en-US"/>
     </w:rPr>
   </w:style>
@@ -19329,7 +16173,9 @@
       <w:spacing w:before="36" w:after="36"/>
     </w:pPr>
     <w:rPr>
-      <w:rFonts w:asciiTheme="minorHAnsi" w:eastAsiaTheme="minorHAnsi" w:hAnsiTheme="minorHAnsi" w:cstheme="minorBidi"/>
+      <w:rFonts w:asciiTheme="minorHAnsi" w:eastAsiaTheme="minorHAnsi" w:hAnsiTheme="minorHAnsi" w:cstheme="minorBidi" w:ascii="Times New Roman" w:hAnsi="Times New Roman"/>
+      <w:color w:val="000000"/>
+      <w:sz w:val="24"/>
       <w:lang w:val="en-US" w:eastAsia="en-US"/>
     </w:rPr>
   </w:style>
@@ -19343,6 +16189,8 @@
       <w:spacing w:after="200" w:line="240" w:lineRule="auto"/>
     </w:pPr>
     <w:rPr>
+      <w:rFonts w:ascii="Times New Roman" w:hAnsi="Times New Roman"/>
+      <w:color w:val="000000"/>
       <w:sz w:val="24"/>
       <w:szCs w:val="24"/>
       <w:lang w:val="en-US" w:eastAsia="ru-RU"/>
@@ -19370,6 +16218,20 @@
         <w:vAlign w:val="bottom"/>
       </w:tcPr>
     </w:tblStylePr>
+  </w:style>
+  <w:style w:type="paragraph" w:customStyle="1" w:styleId="PIDISBullet">
+    <w:name w:val="PIDIS Bullet"/>
+    <w:pPr>
+      <w:numPr>
+        <w:numId w:val="1"/>
+      </w:numPr>
+      <w:spacing w:after="60"/>
+    </w:pPr>
+    <w:rPr>
+      <w:rFonts w:ascii="Times New Roman" w:hAnsi="Times New Roman"/>
+      <w:color w:val="000000"/>
+      <w:sz w:val="24"/>
+    </w:rPr>
   </w:style>
 </w:styles>
 </file>
